--- a/Hotel_Management_System_Report.docx
+++ b/Hotel_Management_System_Report.docx
@@ -4,6 +4,7 @@
   <w:body>
     <w:p>
       <w:pPr>
+        <w:spacing w:after="220" w:line="293" w:lineRule="auto"/>
         <w:jc w:val="center"/>
       </w:pPr>
       <w:r>
@@ -20,6 +21,7 @@
     </w:p>
     <w:p>
       <w:pPr>
+        <w:spacing w:after="220" w:line="293" w:lineRule="auto"/>
         <w:jc w:val="center"/>
       </w:pPr>
       <w:r>
@@ -32,6 +34,7 @@
     </w:p>
     <w:p>
       <w:pPr>
+        <w:spacing w:after="220" w:line="293" w:lineRule="auto"/>
         <w:jc w:val="center"/>
       </w:pPr>
       <w:r>
@@ -223,6 +226,9 @@
       </w:tr>
     </w:tbl>
     <w:p>
+      <w:pPr>
+        <w:spacing w:after="220" w:line="293" w:lineRule="auto"/>
+      </w:pPr>
       <w:r>
         <w:br w:type="page"/>
       </w:r>
@@ -231,12 +237,16 @@
       <w:pPr>
         <w:pStyle w:val="Heading1"/>
         <w:keepNext/>
+        <w:spacing w:before="360" w:after="180"/>
       </w:pPr>
       <w:r>
         <w:t>1. Introduction</w:t>
       </w:r>
     </w:p>
     <w:p>
+      <w:pPr>
+        <w:spacing w:after="220" w:line="293" w:lineRule="auto"/>
+      </w:pPr>
       <w:r>
         <w:t>The Hotel Management System is a relational database project developed in SQL Server to manage core hotel operations. It organizes information about hotels, branches, floors, rooms, guests, reservations, check-in/check-out, employees, invoices and payments. The database uses primary keys, foreign keys and integrity constraints to maintain reliable relationships between entities.</w:t>
       </w:r>
@@ -244,6 +254,7 @@
     <w:p>
       <w:pPr>
         <w:pStyle w:val="Heading1"/>
+        <w:spacing w:before="360" w:after="180"/>
       </w:pPr>
       <w:r>
         <w:t>2. Objectives</w:t>
@@ -252,6 +263,7 @@
     <w:p>
       <w:pPr>
         <w:pStyle w:val="ListBullet"/>
+        <w:spacing w:after="120" w:line="274" w:lineRule="auto"/>
       </w:pPr>
       <w:r>
         <w:t>Manage hotel, branch, floor and room information.</w:t>
@@ -260,6 +272,7 @@
     <w:p>
       <w:pPr>
         <w:pStyle w:val="ListBullet"/>
+        <w:spacing w:after="120" w:line="274" w:lineRule="auto"/>
       </w:pPr>
       <w:r>
         <w:t>Manage room types, amenities, room statuses and maintenance.</w:t>
@@ -268,6 +281,7 @@
     <w:p>
       <w:pPr>
         <w:pStyle w:val="ListBullet"/>
+        <w:spacing w:after="120" w:line="274" w:lineRule="auto"/>
       </w:pPr>
       <w:r>
         <w:t>Store guest and address information.</w:t>
@@ -276,6 +290,7 @@
     <w:p>
       <w:pPr>
         <w:pStyle w:val="ListBullet"/>
+        <w:spacing w:after="120" w:line="274" w:lineRule="auto"/>
       </w:pPr>
       <w:r>
         <w:t>Manage reservations, guests, rooms and special requests.</w:t>
@@ -284,6 +299,7 @@
     <w:p>
       <w:pPr>
         <w:pStyle w:val="ListBullet"/>
+        <w:spacing w:after="120" w:line="274" w:lineRule="auto"/>
       </w:pPr>
       <w:r>
         <w:t>Record check-in and check-out activities.</w:t>
@@ -292,6 +308,7 @@
     <w:p>
       <w:pPr>
         <w:pStyle w:val="ListBullet"/>
+        <w:spacing w:after="120" w:line="274" w:lineRule="auto"/>
       </w:pPr>
       <w:r>
         <w:t>Maintain employee information.</w:t>
@@ -300,6 +317,7 @@
     <w:p>
       <w:pPr>
         <w:pStyle w:val="ListBullet"/>
+        <w:spacing w:after="120" w:line="274" w:lineRule="auto"/>
       </w:pPr>
       <w:r>
         <w:t>Manage invoices and payments.</w:t>
@@ -308,6 +326,7 @@
     <w:p>
       <w:pPr>
         <w:pStyle w:val="ListBullet"/>
+        <w:spacing w:after="120" w:line="274" w:lineRule="auto"/>
       </w:pPr>
       <w:r>
         <w:t>Demonstrate selected advanced database features including views, stored procedures, functions, triggers, CTEs and indexes.</w:t>
@@ -316,12 +335,16 @@
     <w:p>
       <w:pPr>
         <w:pStyle w:val="Heading1"/>
+        <w:spacing w:before="360" w:after="180"/>
       </w:pPr>
       <w:r>
         <w:t>3. Scope</w:t>
       </w:r>
     </w:p>
     <w:p>
+      <w:pPr>
+        <w:spacing w:after="220" w:line="293" w:lineRule="auto"/>
+      </w:pPr>
       <w:r>
         <w:t>The system covers the main database operations required by a hotel: room management, guest registration, reservations, arrival and departure records, employee management and billing. The project focuses on the database layer and demonstrates how related hotel data can be stored, connected and retrieved.</w:t>
       </w:r>
@@ -329,12 +352,16 @@
     <w:p>
       <w:pPr>
         <w:pStyle w:val="Heading1"/>
+        <w:spacing w:before="360" w:after="180"/>
       </w:pPr>
       <w:r>
         <w:t>4. Database Design</w:t>
       </w:r>
     </w:p>
     <w:p>
+      <w:pPr>
+        <w:spacing w:after="220" w:line="293" w:lineRule="auto"/>
+      </w:pPr>
       <w:r>
         <w:t>The final implementation contains 27 tables. Each major entity is separated into its own table to reduce unnecessary duplication. Primary keys uniquely identify records and foreign keys establish relationships between related tables. UNIQUE, CHECK, NOT NULL and DEFAULT constraints are used to improve data integrity.</w:t>
       </w:r>
@@ -342,6 +369,7 @@
     <w:p>
       <w:pPr>
         <w:pStyle w:val="Heading1"/>
+        <w:spacing w:before="360" w:after="180"/>
       </w:pPr>
       <w:r>
         <w:t>5. Tables and Their Purpose</w:t>
@@ -1887,6 +1915,9 @@
       </w:tr>
     </w:tbl>
     <w:p>
+      <w:pPr>
+        <w:spacing w:after="220" w:line="293" w:lineRule="auto"/>
+      </w:pPr>
       <w:r>
         <w:br w:type="page"/>
       </w:r>
@@ -1894,6 +1925,7 @@
     <w:p>
       <w:pPr>
         <w:pStyle w:val="Heading1"/>
+        <w:spacing w:before="360" w:after="180"/>
       </w:pPr>
       <w:r>
         <w:t>6. Main Relationships</w:t>
@@ -1902,6 +1934,7 @@
     <w:p>
       <w:pPr>
         <w:pStyle w:val="ListBullet"/>
+        <w:spacing w:after="120" w:line="274" w:lineRule="auto"/>
       </w:pPr>
       <w:r>
         <w:t>Hotels → HotelBranches → HotelFloors → Rooms</w:t>
@@ -1910,6 +1943,7 @@
     <w:p>
       <w:pPr>
         <w:pStyle w:val="ListBullet"/>
+        <w:spacing w:after="120" w:line="274" w:lineRule="auto"/>
       </w:pPr>
       <w:r>
         <w:t>RoomTypes → Rooms</w:t>
@@ -1918,6 +1952,7 @@
     <w:p>
       <w:pPr>
         <w:pStyle w:val="ListBullet"/>
+        <w:spacing w:after="120" w:line="274" w:lineRule="auto"/>
       </w:pPr>
       <w:r>
         <w:t>Rooms ↔ Amenities through RoomAmenities</w:t>
@@ -1926,6 +1961,7 @@
     <w:p>
       <w:pPr>
         <w:pStyle w:val="ListBullet"/>
+        <w:spacing w:after="120" w:line="274" w:lineRule="auto"/>
       </w:pPr>
       <w:r>
         <w:t>RoomStatuses → Rooms</w:t>
@@ -1934,6 +1970,7 @@
     <w:p>
       <w:pPr>
         <w:pStyle w:val="ListBullet"/>
+        <w:spacing w:after="120" w:line="274" w:lineRule="auto"/>
       </w:pPr>
       <w:r>
         <w:t>Rooms → RoomMaintenance</w:t>
@@ -1942,6 +1979,7 @@
     <w:p>
       <w:pPr>
         <w:pStyle w:val="ListBullet"/>
+        <w:spacing w:after="120" w:line="274" w:lineRule="auto"/>
       </w:pPr>
       <w:r>
         <w:t>Guests → GuestAddresses</w:t>
@@ -1950,6 +1988,7 @@
     <w:p>
       <w:pPr>
         <w:pStyle w:val="ListBullet"/>
+        <w:spacing w:after="120" w:line="274" w:lineRule="auto"/>
       </w:pPr>
       <w:r>
         <w:t>Guests → Reservations</w:t>
@@ -1958,6 +1997,7 @@
     <w:p>
       <w:pPr>
         <w:pStyle w:val="ListBullet"/>
+        <w:spacing w:after="120" w:line="274" w:lineRule="auto"/>
       </w:pPr>
       <w:r>
         <w:t>ReservationStatuses → Reservations</w:t>
@@ -1966,6 +2006,7 @@
     <w:p>
       <w:pPr>
         <w:pStyle w:val="ListBullet"/>
+        <w:spacing w:after="120" w:line="274" w:lineRule="auto"/>
       </w:pPr>
       <w:r>
         <w:t>Reservations ↔ Guests through ReservationGuests</w:t>
@@ -1974,6 +2015,7 @@
     <w:p>
       <w:pPr>
         <w:pStyle w:val="ListBullet"/>
+        <w:spacing w:after="120" w:line="274" w:lineRule="auto"/>
       </w:pPr>
       <w:r>
         <w:t>Reservations ↔ Rooms through ReservationRooms</w:t>
@@ -1982,6 +2024,7 @@
     <w:p>
       <w:pPr>
         <w:pStyle w:val="ListBullet"/>
+        <w:spacing w:after="120" w:line="274" w:lineRule="auto"/>
       </w:pPr>
       <w:r>
         <w:t>Reservations ↔ SpecialRequests through ReservationSpecialRequests</w:t>
@@ -1990,6 +2033,7 @@
     <w:p>
       <w:pPr>
         <w:pStyle w:val="ListBullet"/>
+        <w:spacing w:after="120" w:line="274" w:lineRule="auto"/>
       </w:pPr>
       <w:r>
         <w:t>Reservations → CheckIns and CheckOuts</w:t>
@@ -1998,6 +2042,7 @@
     <w:p>
       <w:pPr>
         <w:pStyle w:val="ListBullet"/>
+        <w:spacing w:after="120" w:line="274" w:lineRule="auto"/>
       </w:pPr>
       <w:r>
         <w:t>Departments → Employees and JobPositions → Employees</w:t>
@@ -2006,25 +2051,98 @@
     <w:p>
       <w:pPr>
         <w:pStyle w:val="ListBullet"/>
+        <w:spacing w:after="120" w:line="274" w:lineRule="auto"/>
       </w:pPr>
       <w:r>
         <w:t>Reservations → Invoices → Payments</w:t>
       </w:r>
     </w:p>
     <w:p>
+      <w:pPr>
+        <w:spacing w:after="220" w:line="293" w:lineRule="auto"/>
+      </w:pPr>
       <w:r>
         <w:t>Junction tables handle many-to-many relationships. For example, ReservationGuests connects multiple guests with reservations, while ReservationRooms connects reservations with booked rooms.</w:t>
       </w:r>
     </w:p>
     <w:p>
       <w:pPr>
+        <w:jc w:val="center"/>
+      </w:pPr>
+      <w:r>
+        <w:rPr>
+          <w:i/>
+          <w:sz w:val="18"/>
+        </w:rPr>
+        <w:t>The diagram highlights the primary operational relationships and the junction tables used for many-to-many associations.</w:t>
+      </w:r>
+    </w:p>
+    <w:p>
+      <w:pPr>
+        <w:spacing w:after="240"/>
+        <w:jc w:val="center"/>
+      </w:pPr>
+      <w:r>
+        <w:drawing>
+          <wp:inline xmlns:a="http://schemas.openxmlformats.org/drawingml/2006/main" xmlns:pic="http://schemas.openxmlformats.org/drawingml/2006/picture">
+            <wp:extent cx="6400800" cy="4196080"/>
+            <wp:docPr id="1" name="Picture 1"/>
+            <wp:cNvGraphicFramePr>
+              <a:graphicFrameLocks noChangeAspect="1"/>
+            </wp:cNvGraphicFramePr>
+            <a:graphic>
+              <a:graphicData uri="http://schemas.openxmlformats.org/drawingml/2006/picture">
+                <pic:pic>
+                  <pic:nvPicPr>
+                    <pic:cNvPr id="0" name="ER_Diagram.png"/>
+                    <pic:cNvPicPr/>
+                  </pic:nvPicPr>
+                  <pic:blipFill>
+                    <a:blip r:embed="rId11"/>
+                    <a:stretch>
+                      <a:fillRect/>
+                    </a:stretch>
+                  </pic:blipFill>
+                  <pic:spPr>
+                    <a:xfrm>
+                      <a:off x="0" y="0"/>
+                      <a:ext cx="6400800" cy="4196080"/>
+                    </a:xfrm>
+                    <a:prstGeom prst="rect"/>
+                  </pic:spPr>
+                </pic:pic>
+              </a:graphicData>
+            </a:graphic>
+          </wp:inline>
+        </w:drawing>
+      </w:r>
+    </w:p>
+    <w:p>
+      <w:pPr>
+        <w:spacing w:after="240"/>
+        <w:jc w:val="center"/>
+      </w:pPr>
+      <w:r>
+        <w:rPr>
+          <w:b/>
+          <w:sz w:val="20"/>
+        </w:rPr>
+        <w:t>Figure 1. Entity-Relationship Diagram of the Hotel Management System</w:t>
+      </w:r>
+    </w:p>
+    <w:p>
+      <w:pPr>
         <w:pStyle w:val="Heading1"/>
+        <w:spacing w:before="360" w:after="180"/>
       </w:pPr>
       <w:r>
         <w:t>7. Data Integrity and Constraints</w:t>
       </w:r>
     </w:p>
     <w:p>
+      <w:pPr>
+        <w:spacing w:after="220" w:line="293" w:lineRule="auto"/>
+      </w:pPr>
       <w:r>
         <w:t>PRIMARY KEY constraints uniquely identify records. FOREIGN KEY constraints maintain referential integrity between related tables. UNIQUE constraints prevent duplicate values where required. CHECK constraints restrict invalid values such as negative prices, invalid star ratings and checkout dates that are not after check-in. NOT NULL ensures required information is provided, while DEFAULT supplies automatic values such as creation dates and active status.</w:t>
       </w:r>
@@ -2032,6 +2150,7 @@
     <w:p>
       <w:pPr>
         <w:pStyle w:val="Heading1"/>
+        <w:spacing w:before="360" w:after="180"/>
       </w:pPr>
       <w:r>
         <w:t>8. Advanced Features Implemented</w:t>
@@ -2040,12 +2159,16 @@
     <w:p>
       <w:pPr>
         <w:pStyle w:val="Heading2"/>
+        <w:spacing w:before="220" w:after="180"/>
       </w:pPr>
       <w:r>
         <w:t>8.1 Views</w:t>
       </w:r>
     </w:p>
     <w:p>
+      <w:pPr>
+        <w:spacing w:after="220" w:line="293" w:lineRule="auto"/>
+      </w:pPr>
       <w:r>
         <w:t>vw_AvailableRooms displays available rooms with room type, price and status. vw_GuestReservations combines guest, reservation, branch and reservation-status information.</w:t>
       </w:r>
@@ -2053,12 +2176,16 @@
     <w:p>
       <w:pPr>
         <w:pStyle w:val="Heading2"/>
+        <w:spacing w:before="220" w:after="180"/>
       </w:pPr>
       <w:r>
         <w:t>8.2 Stored Procedures</w:t>
       </w:r>
     </w:p>
     <w:p>
+      <w:pPr>
+        <w:spacing w:after="220" w:line="293" w:lineRule="auto"/>
+      </w:pPr>
       <w:r>
         <w:t>sp_GetGuestReservations accepts a GuestID parameter and returns that guest's reservation information. A reusable available-room procedure is also present in the current SQL implementation.</w:t>
       </w:r>
@@ -2066,12 +2193,16 @@
     <w:p>
       <w:pPr>
         <w:pStyle w:val="Heading2"/>
+        <w:spacing w:before="220" w:after="180"/>
       </w:pPr>
       <w:r>
         <w:t>8.3 Function</w:t>
       </w:r>
     </w:p>
     <w:p>
+      <w:pPr>
+        <w:spacing w:after="220" w:line="293" w:lineRule="auto"/>
+      </w:pPr>
       <w:r>
         <w:t>fn_CalculateNights accepts check-in and check-out dates and returns the number of nights using DATEDIFF.</w:t>
       </w:r>
@@ -2079,12 +2210,16 @@
     <w:p>
       <w:pPr>
         <w:pStyle w:val="Heading2"/>
+        <w:spacing w:before="220" w:after="180"/>
       </w:pPr>
       <w:r>
         <w:t>8.4 Trigger</w:t>
       </w:r>
     </w:p>
     <w:p>
+      <w:pPr>
+        <w:spacing w:after="220" w:line="293" w:lineRule="auto"/>
+      </w:pPr>
       <w:r>
         <w:t>trg_UpdateInvoiceStatus is attached to Payments. After a payment is inserted, it checks the payment amount against the related invoice total and can update the invoice status to Paid when the full amount is received.</w:t>
       </w:r>
@@ -2092,12 +2227,16 @@
     <w:p>
       <w:pPr>
         <w:pStyle w:val="Heading2"/>
+        <w:spacing w:before="220" w:after="180"/>
       </w:pPr>
       <w:r>
         <w:t>8.5 Aggregate Query and CTE</w:t>
       </w:r>
     </w:p>
     <w:p>
+      <w:pPr>
+        <w:spacing w:after="220" w:line="293" w:lineRule="auto"/>
+      </w:pPr>
       <w:r>
         <w:t>A GROUP BY query counts reservations by status. The GuestBookings CTE calculates the total number of reservations for each guest.</w:t>
       </w:r>
@@ -2105,12 +2244,16 @@
     <w:p>
       <w:pPr>
         <w:pStyle w:val="Heading2"/>
+        <w:spacing w:before="220" w:after="180"/>
       </w:pPr>
       <w:r>
         <w:t>8.6 Index</w:t>
       </w:r>
     </w:p>
     <w:p>
+      <w:pPr>
+        <w:spacing w:after="220" w:line="293" w:lineRule="auto"/>
+      </w:pPr>
       <w:r>
         <w:t>IX_Guests_Email is created on Guests.Email to support efficient email-based searches.</w:t>
       </w:r>
@@ -2118,6 +2261,7 @@
     <w:p>
       <w:pPr>
         <w:pStyle w:val="Heading1"/>
+        <w:spacing w:before="360" w:after="180"/>
       </w:pPr>
       <w:r>
         <w:t>9. Example SQL Operations</w:t>
@@ -2126,6 +2270,7 @@
     <w:p>
       <w:pPr>
         <w:pStyle w:val="SQLCode"/>
+        <w:spacing w:after="0" w:line="240" w:lineRule="auto"/>
       </w:pPr>
       <w:r>
         <w:t>SELECT * FROM vw_AvailableRooms;</w:t>
@@ -2134,6 +2279,7 @@
     <w:p>
       <w:pPr>
         <w:pStyle w:val="SQLCode"/>
+        <w:spacing w:after="0" w:line="240" w:lineRule="auto"/>
       </w:pPr>
       <w:r>
         <w:t>EXEC sp_GetGuestReservations @GuestID = 1;</w:t>
@@ -2142,6 +2288,7 @@
     <w:p>
       <w:pPr>
         <w:pStyle w:val="SQLCode"/>
+        <w:spacing w:after="0" w:line="240" w:lineRule="auto"/>
       </w:pPr>
       <w:r>
         <w:t>SELECT dbo.fn_CalculateNights('2026-09-10', '2026-09-13') AS NumberOfNights;</w:t>
@@ -2150,6 +2297,7 @@
     <w:p>
       <w:pPr>
         <w:pStyle w:val="SQLCode"/>
+        <w:spacing w:after="0" w:line="240" w:lineRule="auto"/>
       </w:pPr>
       <w:r>
         <w:t>SELECT StatusID, COUNT(*) AS TotalReservations FROM Reservations GROUP BY StatusID;</w:t>
@@ -2158,12 +2306,16 @@
     <w:p>
       <w:pPr>
         <w:pStyle w:val="Heading1"/>
+        <w:spacing w:before="360" w:after="180"/>
       </w:pPr>
       <w:r>
         <w:t>10. Security and Future Enhancements</w:t>
       </w:r>
     </w:p>
     <w:p>
+      <w:pPr>
+        <w:spacing w:after="220" w:line="293" w:lineRule="auto"/>
+      </w:pPr>
       <w:r>
         <w:t>The current database provides the relational foundation for additional ADBMS security and optimization work. In a production deployment, role-based access control can be implemented using SQL Server roles with GRANT, REVOKE and DENY permissions. Sensitive data can be protected using suitable encryption mechanisms. Execution plans and additional indexes can be used for query optimization. Distributed deployment may use replication, fragmentation, distributed transactions and concurrency control.</w:t>
       </w:r>
@@ -2171,12 +2323,16 @@
     <w:p>
       <w:pPr>
         <w:pStyle w:val="Heading1"/>
+        <w:spacing w:before="360" w:after="180"/>
       </w:pPr>
       <w:r>
         <w:t>11. SQL and NoSQL Consideration</w:t>
       </w:r>
     </w:p>
     <w:p>
+      <w:pPr>
+        <w:spacing w:after="220" w:line="293" w:lineRule="auto"/>
+      </w:pPr>
       <w:r>
         <w:t>The current system uses SQL because hotel entities have clear relationships and require strong referential integrity. NoSQL databases can be considered for flexible or semi-structured data, such as changing guest preferences or application logs. SQL and NoSQL can therefore complement each other for different requirements.</w:t>
       </w:r>
@@ -2184,12 +2340,16 @@
     <w:p>
       <w:pPr>
         <w:pStyle w:val="Heading1"/>
+        <w:spacing w:before="360" w:after="180"/>
       </w:pPr>
       <w:r>
         <w:t>12. Conclusion</w:t>
       </w:r>
     </w:p>
     <w:p>
+      <w:pPr>
+        <w:spacing w:after="220" w:line="293" w:lineRule="auto"/>
+      </w:pPr>
       <w:r>
         <w:t>The Hotel Management System provides a structured database for core hotel operations. Its 27-table design separates major entities and establishes relationships using primary and foreign keys. The project also demonstrates views, stored procedures, a function, a trigger, aggregate queries, a CTE and indexing. The system can be extended with stronger security, optimization and distributed database capabilities.</w:t>
       </w:r>
@@ -2197,14 +2357,16 @@
     <w:p>
       <w:pPr>
         <w:pStyle w:val="Heading1"/>
-      </w:pPr>
-      <w:r>
-        <w:t>13. Appendix: Screenshots to Add</w:t>
+        <w:spacing w:before="360" w:after="180"/>
+      </w:pPr>
+      <w:r>
+        <w:t>13. Appendix: Evidence and Screenshots</w:t>
       </w:r>
     </w:p>
     <w:p>
       <w:pPr>
         <w:pStyle w:val="ListBullet"/>
+        <w:spacing w:after="120" w:line="274" w:lineRule="auto"/>
       </w:pPr>
       <w:r>
         <w:t>SQL Server database/tables list</w:t>
@@ -2213,6 +2375,7 @@
     <w:p>
       <w:pPr>
         <w:pStyle w:val="ListBullet"/>
+        <w:spacing w:after="120" w:line="274" w:lineRule="auto"/>
       </w:pPr>
       <w:r>
         <w:t>Hotels and HotelBranches data</w:t>
@@ -2221,6 +2384,7 @@
     <w:p>
       <w:pPr>
         <w:pStyle w:val="ListBullet"/>
+        <w:spacing w:after="120" w:line="274" w:lineRule="auto"/>
       </w:pPr>
       <w:r>
         <w:t>Rooms and RoomTypes data</w:t>
@@ -2229,6 +2393,7 @@
     <w:p>
       <w:pPr>
         <w:pStyle w:val="ListBullet"/>
+        <w:spacing w:after="120" w:line="274" w:lineRule="auto"/>
       </w:pPr>
       <w:r>
         <w:t>Guests and Reservations data</w:t>
@@ -2237,6 +2402,7 @@
     <w:p>
       <w:pPr>
         <w:pStyle w:val="ListBullet"/>
+        <w:spacing w:after="120" w:line="274" w:lineRule="auto"/>
       </w:pPr>
       <w:r>
         <w:t>ReservationRooms / ReservationGuests results</w:t>
@@ -2245,6 +2411,7 @@
     <w:p>
       <w:pPr>
         <w:pStyle w:val="ListBullet"/>
+        <w:spacing w:after="120" w:line="274" w:lineRule="auto"/>
       </w:pPr>
       <w:r>
         <w:t>CheckIns / CheckOuts</w:t>
@@ -2253,6 +2420,7 @@
     <w:p>
       <w:pPr>
         <w:pStyle w:val="ListBullet"/>
+        <w:spacing w:after="120" w:line="274" w:lineRule="auto"/>
       </w:pPr>
       <w:r>
         <w:t>Employees</w:t>
@@ -2261,6 +2429,7 @@
     <w:p>
       <w:pPr>
         <w:pStyle w:val="ListBullet"/>
+        <w:spacing w:after="120" w:line="274" w:lineRule="auto"/>
       </w:pPr>
       <w:r>
         <w:t>Invoices / Payments</w:t>
@@ -2269,6 +2438,7 @@
     <w:p>
       <w:pPr>
         <w:pStyle w:val="ListBullet"/>
+        <w:spacing w:after="120" w:line="274" w:lineRule="auto"/>
       </w:pPr>
       <w:r>
         <w:t>vw_AvailableRooms result</w:t>
@@ -2277,6 +2447,7 @@
     <w:p>
       <w:pPr>
         <w:pStyle w:val="ListBullet"/>
+        <w:spacing w:after="120" w:line="274" w:lineRule="auto"/>
       </w:pPr>
       <w:r>
         <w:t>vw_GuestReservations result</w:t>
@@ -2285,6 +2456,7 @@
     <w:p>
       <w:pPr>
         <w:pStyle w:val="ListBullet"/>
+        <w:spacing w:after="120" w:line="274" w:lineRule="auto"/>
       </w:pPr>
       <w:r>
         <w:t>Stored Procedure execution result</w:t>
@@ -2293,6 +2465,7 @@
     <w:p>
       <w:pPr>
         <w:pStyle w:val="ListBullet"/>
+        <w:spacing w:after="120" w:line="274" w:lineRule="auto"/>
       </w:pPr>
       <w:r>
         <w:t>Function result</w:t>
@@ -2301,6 +2474,7 @@
     <w:p>
       <w:pPr>
         <w:pStyle w:val="ListBullet"/>
+        <w:spacing w:after="120" w:line="274" w:lineRule="auto"/>
       </w:pPr>
       <w:r>
         <w:t>Trigger test result</w:t>
@@ -2309,6 +2483,7 @@
     <w:p>
       <w:pPr>
         <w:pStyle w:val="ListBullet"/>
+        <w:spacing w:after="120" w:line="274" w:lineRule="auto"/>
       </w:pPr>
       <w:r>
         <w:t>GROUP BY result</w:t>
@@ -2317,6 +2492,7 @@
     <w:p>
       <w:pPr>
         <w:pStyle w:val="ListBullet"/>
+        <w:spacing w:after="120" w:line="274" w:lineRule="auto"/>
       </w:pPr>
       <w:r>
         <w:t>CTE result</w:t>
@@ -2325,6 +2501,7 @@
     <w:p>
       <w:pPr>
         <w:pStyle w:val="ListBullet"/>
+        <w:spacing w:after="120" w:line="274" w:lineRule="auto"/>
       </w:pPr>
       <w:r>
         <w:t>Index creation/search result</w:t>
@@ -2333,6 +2510,7 @@
     <w:p>
       <w:pPr>
         <w:pStyle w:val="ListBullet"/>
+        <w:spacing w:after="120" w:line="274" w:lineRule="auto"/>
       </w:pPr>
       <w:r>
         <w:t>ER Diagram</w:t>
@@ -2342,12 +2520,16 @@
       <w:pPr>
         <w:br w:type="page"/>
         <w:pStyle w:val="Heading1"/>
+        <w:spacing w:before="360" w:after="180"/>
       </w:pPr>
       <w:r>
         <w:t>Appendix A. Full SQL Implementation</w:t>
       </w:r>
     </w:p>
     <w:p>
+      <w:pPr>
+        <w:spacing w:after="220" w:line="293" w:lineRule="auto"/>
+      </w:pPr>
       <w:r>
         <w:rPr>
           <w:i/>
@@ -2358,6 +2540,7 @@
     <w:p>
       <w:pPr>
         <w:pStyle w:val="SQLCode"/>
+        <w:spacing w:after="0" w:line="240" w:lineRule="auto"/>
       </w:pPr>
       <w:r>
         <w:t>CREATE TABLE Hotels</w:t>
@@ -2366,6 +2549,7 @@
     <w:p>
       <w:pPr>
         <w:pStyle w:val="SQLCode"/>
+        <w:spacing w:after="0" w:line="240" w:lineRule="auto"/>
       </w:pPr>
       <w:r>
         <w:t>(</w:t>
@@ -2374,6 +2558,7 @@
     <w:p>
       <w:pPr>
         <w:pStyle w:val="SQLCode"/>
+        <w:spacing w:after="0" w:line="240" w:lineRule="auto"/>
       </w:pPr>
       <w:r>
         <w:t xml:space="preserve">    HotelID INT IDENTITY(1,1) PRIMARY KEY,</w:t>
@@ -2382,6 +2567,7 @@
     <w:p>
       <w:pPr>
         <w:pStyle w:val="SQLCode"/>
+        <w:spacing w:after="0" w:line="240" w:lineRule="auto"/>
       </w:pPr>
       <w:r>
         <w:t xml:space="preserve">    HotelName VARCHAR(100) NOT NULL,</w:t>
@@ -2390,6 +2576,7 @@
     <w:p>
       <w:pPr>
         <w:pStyle w:val="SQLCode"/>
+        <w:spacing w:after="0" w:line="240" w:lineRule="auto"/>
       </w:pPr>
       <w:r>
         <w:t xml:space="preserve">    HotelEmail VARCHAR(100) UNIQUE,</w:t>
@@ -2398,6 +2585,7 @@
     <w:p>
       <w:pPr>
         <w:pStyle w:val="SQLCode"/>
+        <w:spacing w:after="0" w:line="240" w:lineRule="auto"/>
       </w:pPr>
       <w:r>
         <w:t xml:space="preserve">    Phone VARCHAR(20),</w:t>
@@ -2406,6 +2594,7 @@
     <w:p>
       <w:pPr>
         <w:pStyle w:val="SQLCode"/>
+        <w:spacing w:after="0" w:line="240" w:lineRule="auto"/>
       </w:pPr>
       <w:r>
         <w:t xml:space="preserve">    StarRating INT CHECK (StarRating BETWEEN 1 AND 5),</w:t>
@@ -2414,6 +2603,7 @@
     <w:p>
       <w:pPr>
         <w:pStyle w:val="SQLCode"/>
+        <w:spacing w:after="0" w:line="240" w:lineRule="auto"/>
       </w:pPr>
       <w:r>
         <w:t xml:space="preserve">    CreatedAt DATETIME DEFAULT GETDATE()</w:t>
@@ -2422,6 +2612,7 @@
     <w:p>
       <w:pPr>
         <w:pStyle w:val="SQLCode"/>
+        <w:spacing w:after="0" w:line="240" w:lineRule="auto"/>
       </w:pPr>
       <w:r>
         <w:t>);</w:t>
@@ -2430,6 +2621,7 @@
     <w:p>
       <w:pPr>
         <w:pStyle w:val="SQLCode"/>
+        <w:spacing w:after="0" w:line="240" w:lineRule="auto"/>
       </w:pPr>
       <w:r>
         <w:t xml:space="preserve"> </w:t>
@@ -2438,6 +2630,7 @@
     <w:p>
       <w:pPr>
         <w:pStyle w:val="SQLCode"/>
+        <w:spacing w:after="0" w:line="240" w:lineRule="auto"/>
       </w:pPr>
       <w:r>
         <w:t>INSERT INTO Hotels</w:t>
@@ -2446,6 +2639,7 @@
     <w:p>
       <w:pPr>
         <w:pStyle w:val="SQLCode"/>
+        <w:spacing w:after="0" w:line="240" w:lineRule="auto"/>
       </w:pPr>
       <w:r>
         <w:t>(</w:t>
@@ -2454,6 +2648,7 @@
     <w:p>
       <w:pPr>
         <w:pStyle w:val="SQLCode"/>
+        <w:spacing w:after="0" w:line="240" w:lineRule="auto"/>
       </w:pPr>
       <w:r>
         <w:t xml:space="preserve">    HotelName,</w:t>
@@ -2462,6 +2657,7 @@
     <w:p>
       <w:pPr>
         <w:pStyle w:val="SQLCode"/>
+        <w:spacing w:after="0" w:line="240" w:lineRule="auto"/>
       </w:pPr>
       <w:r>
         <w:t xml:space="preserve">    HotelEmail,</w:t>
@@ -2470,6 +2666,7 @@
     <w:p>
       <w:pPr>
         <w:pStyle w:val="SQLCode"/>
+        <w:spacing w:after="0" w:line="240" w:lineRule="auto"/>
       </w:pPr>
       <w:r>
         <w:t xml:space="preserve">    Phone,</w:t>
@@ -2478,6 +2675,7 @@
     <w:p>
       <w:pPr>
         <w:pStyle w:val="SQLCode"/>
+        <w:spacing w:after="0" w:line="240" w:lineRule="auto"/>
       </w:pPr>
       <w:r>
         <w:t xml:space="preserve">    StarRating</w:t>
@@ -2486,6 +2684,7 @@
     <w:p>
       <w:pPr>
         <w:pStyle w:val="SQLCode"/>
+        <w:spacing w:after="0" w:line="240" w:lineRule="auto"/>
       </w:pPr>
       <w:r>
         <w:t>)</w:t>
@@ -2494,6 +2693,7 @@
     <w:p>
       <w:pPr>
         <w:pStyle w:val="SQLCode"/>
+        <w:spacing w:after="0" w:line="240" w:lineRule="auto"/>
       </w:pPr>
       <w:r>
         <w:t>VALUES</w:t>
@@ -2502,6 +2702,7 @@
     <w:p>
       <w:pPr>
         <w:pStyle w:val="SQLCode"/>
+        <w:spacing w:after="0" w:line="240" w:lineRule="auto"/>
       </w:pPr>
       <w:r>
         <w:t>(</w:t>
@@ -2510,6 +2711,7 @@
     <w:p>
       <w:pPr>
         <w:pStyle w:val="SQLCode"/>
+        <w:spacing w:after="0" w:line="240" w:lineRule="auto"/>
       </w:pPr>
       <w:r>
         <w:t xml:space="preserve">    'Grand Palace Hotel',</w:t>
@@ -2518,6 +2720,7 @@
     <w:p>
       <w:pPr>
         <w:pStyle w:val="SQLCode"/>
+        <w:spacing w:after="0" w:line="240" w:lineRule="auto"/>
       </w:pPr>
       <w:r>
         <w:t xml:space="preserve">    'info@grandpalace.com',</w:t>
@@ -2526,6 +2729,7 @@
     <w:p>
       <w:pPr>
         <w:pStyle w:val="SQLCode"/>
+        <w:spacing w:after="0" w:line="240" w:lineRule="auto"/>
       </w:pPr>
       <w:r>
         <w:t xml:space="preserve">    '021-1234567',</w:t>
@@ -2534,6 +2738,7 @@
     <w:p>
       <w:pPr>
         <w:pStyle w:val="SQLCode"/>
+        <w:spacing w:after="0" w:line="240" w:lineRule="auto"/>
       </w:pPr>
       <w:r>
         <w:t xml:space="preserve">    5</w:t>
@@ -2542,6 +2747,7 @@
     <w:p>
       <w:pPr>
         <w:pStyle w:val="SQLCode"/>
+        <w:spacing w:after="0" w:line="240" w:lineRule="auto"/>
       </w:pPr>
       <w:r>
         <w:t>);</w:t>
@@ -2550,6 +2756,7 @@
     <w:p>
       <w:pPr>
         <w:pStyle w:val="SQLCode"/>
+        <w:spacing w:after="0" w:line="240" w:lineRule="auto"/>
       </w:pPr>
       <w:r>
         <w:t xml:space="preserve"> </w:t>
@@ -2558,6 +2765,7 @@
     <w:p>
       <w:pPr>
         <w:pStyle w:val="SQLCode"/>
+        <w:spacing w:after="0" w:line="240" w:lineRule="auto"/>
       </w:pPr>
       <w:r>
         <w:t>INSERT INTO Hotels</w:t>
@@ -2566,6 +2774,7 @@
     <w:p>
       <w:pPr>
         <w:pStyle w:val="SQLCode"/>
+        <w:spacing w:after="0" w:line="240" w:lineRule="auto"/>
       </w:pPr>
       <w:r>
         <w:t>(</w:t>
@@ -2574,6 +2783,7 @@
     <w:p>
       <w:pPr>
         <w:pStyle w:val="SQLCode"/>
+        <w:spacing w:after="0" w:line="240" w:lineRule="auto"/>
       </w:pPr>
       <w:r>
         <w:t xml:space="preserve">    HotelName,</w:t>
@@ -2582,6 +2792,7 @@
     <w:p>
       <w:pPr>
         <w:pStyle w:val="SQLCode"/>
+        <w:spacing w:after="0" w:line="240" w:lineRule="auto"/>
       </w:pPr>
       <w:r>
         <w:t xml:space="preserve">    HotelEmail,</w:t>
@@ -2590,6 +2801,7 @@
     <w:p>
       <w:pPr>
         <w:pStyle w:val="SQLCode"/>
+        <w:spacing w:after="0" w:line="240" w:lineRule="auto"/>
       </w:pPr>
       <w:r>
         <w:t xml:space="preserve">    Phone,</w:t>
@@ -2598,6 +2810,7 @@
     <w:p>
       <w:pPr>
         <w:pStyle w:val="SQLCode"/>
+        <w:spacing w:after="0" w:line="240" w:lineRule="auto"/>
       </w:pPr>
       <w:r>
         <w:t xml:space="preserve">    StarRating</w:t>
@@ -2606,6 +2819,7 @@
     <w:p>
       <w:pPr>
         <w:pStyle w:val="SQLCode"/>
+        <w:spacing w:after="0" w:line="240" w:lineRule="auto"/>
       </w:pPr>
       <w:r>
         <w:t>)</w:t>
@@ -2614,6 +2828,7 @@
     <w:p>
       <w:pPr>
         <w:pStyle w:val="SQLCode"/>
+        <w:spacing w:after="0" w:line="240" w:lineRule="auto"/>
       </w:pPr>
       <w:r>
         <w:t>VALUES</w:t>
@@ -2622,6 +2837,7 @@
     <w:p>
       <w:pPr>
         <w:pStyle w:val="SQLCode"/>
+        <w:spacing w:after="0" w:line="240" w:lineRule="auto"/>
       </w:pPr>
       <w:r>
         <w:t>(</w:t>
@@ -2630,6 +2846,7 @@
     <w:p>
       <w:pPr>
         <w:pStyle w:val="SQLCode"/>
+        <w:spacing w:after="0" w:line="240" w:lineRule="auto"/>
       </w:pPr>
       <w:r>
         <w:t xml:space="preserve">    'Royal View Hotel',</w:t>
@@ -2638,6 +2855,7 @@
     <w:p>
       <w:pPr>
         <w:pStyle w:val="SQLCode"/>
+        <w:spacing w:after="0" w:line="240" w:lineRule="auto"/>
       </w:pPr>
       <w:r>
         <w:t xml:space="preserve">    'info@royalview.com',</w:t>
@@ -2646,6 +2864,7 @@
     <w:p>
       <w:pPr>
         <w:pStyle w:val="SQLCode"/>
+        <w:spacing w:after="0" w:line="240" w:lineRule="auto"/>
       </w:pPr>
       <w:r>
         <w:t xml:space="preserve">    '021-7654321',</w:t>
@@ -2654,6 +2873,7 @@
     <w:p>
       <w:pPr>
         <w:pStyle w:val="SQLCode"/>
+        <w:spacing w:after="0" w:line="240" w:lineRule="auto"/>
       </w:pPr>
       <w:r>
         <w:t xml:space="preserve">    4</w:t>
@@ -2662,6 +2882,7 @@
     <w:p>
       <w:pPr>
         <w:pStyle w:val="SQLCode"/>
+        <w:spacing w:after="0" w:line="240" w:lineRule="auto"/>
       </w:pPr>
       <w:r>
         <w:t>);</w:t>
@@ -2670,6 +2891,7 @@
     <w:p>
       <w:pPr>
         <w:pStyle w:val="SQLCode"/>
+        <w:spacing w:after="0" w:line="240" w:lineRule="auto"/>
       </w:pPr>
       <w:r>
         <w:t xml:space="preserve"> </w:t>
@@ -2678,6 +2900,7 @@
     <w:p>
       <w:pPr>
         <w:pStyle w:val="SQLCode"/>
+        <w:spacing w:after="0" w:line="240" w:lineRule="auto"/>
       </w:pPr>
       <w:r>
         <w:t>SELECT * FROM Hotels;</w:t>
@@ -2686,6 +2909,7 @@
     <w:p>
       <w:pPr>
         <w:pStyle w:val="SQLCode"/>
+        <w:spacing w:after="0" w:line="240" w:lineRule="auto"/>
       </w:pPr>
       <w:r>
         <w:t xml:space="preserve"> </w:t>
@@ -2694,6 +2918,7 @@
     <w:p>
       <w:pPr>
         <w:pStyle w:val="SQLCode"/>
+        <w:spacing w:after="0" w:line="240" w:lineRule="auto"/>
       </w:pPr>
       <w:r>
         <w:t>CREATE TABLE HotelBranches</w:t>
@@ -2702,6 +2927,7 @@
     <w:p>
       <w:pPr>
         <w:pStyle w:val="SQLCode"/>
+        <w:spacing w:after="0" w:line="240" w:lineRule="auto"/>
       </w:pPr>
       <w:r>
         <w:t>(</w:t>
@@ -2710,6 +2936,7 @@
     <w:p>
       <w:pPr>
         <w:pStyle w:val="SQLCode"/>
+        <w:spacing w:after="0" w:line="240" w:lineRule="auto"/>
       </w:pPr>
       <w:r>
         <w:t xml:space="preserve">    BranchID INT IDENTITY(1,1) PRIMARY KEY,</w:t>
@@ -2718,6 +2945,7 @@
     <w:p>
       <w:pPr>
         <w:pStyle w:val="SQLCode"/>
+        <w:spacing w:after="0" w:line="240" w:lineRule="auto"/>
       </w:pPr>
       <w:r>
         <w:t xml:space="preserve">    HotelID INT NOT NULL,</w:t>
@@ -2726,6 +2954,7 @@
     <w:p>
       <w:pPr>
         <w:pStyle w:val="SQLCode"/>
+        <w:spacing w:after="0" w:line="240" w:lineRule="auto"/>
       </w:pPr>
       <w:r>
         <w:t xml:space="preserve">    BranchName VARCHAR(100) NOT NULL,</w:t>
@@ -2734,6 +2963,7 @@
     <w:p>
       <w:pPr>
         <w:pStyle w:val="SQLCode"/>
+        <w:spacing w:after="0" w:line="240" w:lineRule="auto"/>
       </w:pPr>
       <w:r>
         <w:t xml:space="preserve">    City VARCHAR(50) NOT NULL,</w:t>
@@ -2742,6 +2972,7 @@
     <w:p>
       <w:pPr>
         <w:pStyle w:val="SQLCode"/>
+        <w:spacing w:after="0" w:line="240" w:lineRule="auto"/>
       </w:pPr>
       <w:r>
         <w:t xml:space="preserve">    Address VARCHAR(200),</w:t>
@@ -2750,6 +2981,7 @@
     <w:p>
       <w:pPr>
         <w:pStyle w:val="SQLCode"/>
+        <w:spacing w:after="0" w:line="240" w:lineRule="auto"/>
       </w:pPr>
       <w:r>
         <w:t xml:space="preserve">    Phone VARCHAR(20),</w:t>
@@ -2758,6 +2990,7 @@
     <w:p>
       <w:pPr>
         <w:pStyle w:val="SQLCode"/>
+        <w:spacing w:after="0" w:line="240" w:lineRule="auto"/>
       </w:pPr>
       <w:r>
         <w:t xml:space="preserve">    IsActive BIT DEFAULT 1,</w:t>
@@ -2766,6 +2999,7 @@
     <w:p>
       <w:pPr>
         <w:pStyle w:val="SQLCode"/>
+        <w:spacing w:after="0" w:line="240" w:lineRule="auto"/>
       </w:pPr>
       <w:r>
         <w:t xml:space="preserve">    FOREIGN KEY (HotelID)</w:t>
@@ -2774,6 +3008,7 @@
     <w:p>
       <w:pPr>
         <w:pStyle w:val="SQLCode"/>
+        <w:spacing w:after="0" w:line="240" w:lineRule="auto"/>
       </w:pPr>
       <w:r>
         <w:t xml:space="preserve">    REFERENCES Hotels(HotelID)</w:t>
@@ -2782,6 +3017,7 @@
     <w:p>
       <w:pPr>
         <w:pStyle w:val="SQLCode"/>
+        <w:spacing w:after="0" w:line="240" w:lineRule="auto"/>
       </w:pPr>
       <w:r>
         <w:t>);</w:t>
@@ -2790,6 +3026,7 @@
     <w:p>
       <w:pPr>
         <w:pStyle w:val="SQLCode"/>
+        <w:spacing w:after="0" w:line="240" w:lineRule="auto"/>
       </w:pPr>
       <w:r>
         <w:t xml:space="preserve"> </w:t>
@@ -2798,6 +3035,7 @@
     <w:p>
       <w:pPr>
         <w:pStyle w:val="SQLCode"/>
+        <w:spacing w:after="0" w:line="240" w:lineRule="auto"/>
       </w:pPr>
       <w:r>
         <w:t>INSERT INTO HotelBranches</w:t>
@@ -2806,6 +3044,7 @@
     <w:p>
       <w:pPr>
         <w:pStyle w:val="SQLCode"/>
+        <w:spacing w:after="0" w:line="240" w:lineRule="auto"/>
       </w:pPr>
       <w:r>
         <w:t>(HotelID, BranchName, City, Address, Phone)</w:t>
@@ -2814,6 +3053,7 @@
     <w:p>
       <w:pPr>
         <w:pStyle w:val="SQLCode"/>
+        <w:spacing w:after="0" w:line="240" w:lineRule="auto"/>
       </w:pPr>
       <w:r>
         <w:t>VALUES</w:t>
@@ -2822,6 +3062,7 @@
     <w:p>
       <w:pPr>
         <w:pStyle w:val="SQLCode"/>
+        <w:spacing w:after="0" w:line="240" w:lineRule="auto"/>
       </w:pPr>
       <w:r>
         <w:t>(1, 'Karachi Branch', 'Karachi', 'Clifton, Karachi', '021-1234567'),</w:t>
@@ -2830,6 +3071,7 @@
     <w:p>
       <w:pPr>
         <w:pStyle w:val="SQLCode"/>
+        <w:spacing w:after="0" w:line="240" w:lineRule="auto"/>
       </w:pPr>
       <w:r>
         <w:t>(1, 'Lahore Branch', 'Lahore', 'Gulberg, Lahore', '042-1234567'),</w:t>
@@ -2838,6 +3080,7 @@
     <w:p>
       <w:pPr>
         <w:pStyle w:val="SQLCode"/>
+        <w:spacing w:after="0" w:line="240" w:lineRule="auto"/>
       </w:pPr>
       <w:r>
         <w:t>(2, 'Karachi Branch', 'Karachi', 'DHA, Karachi', '021-7654321');</w:t>
@@ -2846,6 +3089,7 @@
     <w:p>
       <w:pPr>
         <w:pStyle w:val="SQLCode"/>
+        <w:spacing w:after="0" w:line="240" w:lineRule="auto"/>
       </w:pPr>
       <w:r>
         <w:t xml:space="preserve"> </w:t>
@@ -2854,6 +3098,7 @@
     <w:p>
       <w:pPr>
         <w:pStyle w:val="SQLCode"/>
+        <w:spacing w:after="0" w:line="240" w:lineRule="auto"/>
       </w:pPr>
       <w:r>
         <w:t>select * from HotelBranches</w:t>
@@ -2862,6 +3107,7 @@
     <w:p>
       <w:pPr>
         <w:pStyle w:val="SQLCode"/>
+        <w:spacing w:after="0" w:line="240" w:lineRule="auto"/>
       </w:pPr>
       <w:r>
         <w:t xml:space="preserve"> </w:t>
@@ -2870,6 +3116,7 @@
     <w:p>
       <w:pPr>
         <w:pStyle w:val="SQLCode"/>
+        <w:spacing w:after="0" w:line="240" w:lineRule="auto"/>
       </w:pPr>
       <w:r>
         <w:t>CREATE TABLE HotelFloors</w:t>
@@ -2878,6 +3125,7 @@
     <w:p>
       <w:pPr>
         <w:pStyle w:val="SQLCode"/>
+        <w:spacing w:after="0" w:line="240" w:lineRule="auto"/>
       </w:pPr>
       <w:r>
         <w:t>(</w:t>
@@ -2886,6 +3134,7 @@
     <w:p>
       <w:pPr>
         <w:pStyle w:val="SQLCode"/>
+        <w:spacing w:after="0" w:line="240" w:lineRule="auto"/>
       </w:pPr>
       <w:r>
         <w:t xml:space="preserve">    FloorID INT IDENTITY(1,1) PRIMARY KEY,</w:t>
@@ -2894,6 +3143,7 @@
     <w:p>
       <w:pPr>
         <w:pStyle w:val="SQLCode"/>
+        <w:spacing w:after="0" w:line="240" w:lineRule="auto"/>
       </w:pPr>
       <w:r>
         <w:t xml:space="preserve">    BranchID INT NOT NULL,</w:t>
@@ -2902,6 +3152,7 @@
     <w:p>
       <w:pPr>
         <w:pStyle w:val="SQLCode"/>
+        <w:spacing w:after="0" w:line="240" w:lineRule="auto"/>
       </w:pPr>
       <w:r>
         <w:t xml:space="preserve">    FloorNumber INT NOT NULL CHECK (FloorNumber &gt;= 0),</w:t>
@@ -2910,6 +3161,7 @@
     <w:p>
       <w:pPr>
         <w:pStyle w:val="SQLCode"/>
+        <w:spacing w:after="0" w:line="240" w:lineRule="auto"/>
       </w:pPr>
       <w:r>
         <w:t xml:space="preserve">    FloorName VARCHAR(50),</w:t>
@@ -2918,6 +3170,7 @@
     <w:p>
       <w:pPr>
         <w:pStyle w:val="SQLCode"/>
+        <w:spacing w:after="0" w:line="240" w:lineRule="auto"/>
       </w:pPr>
       <w:r>
         <w:t xml:space="preserve">    CreatedAt DATETIME DEFAULT GETDATE(),</w:t>
@@ -2926,6 +3179,7 @@
     <w:p>
       <w:pPr>
         <w:pStyle w:val="SQLCode"/>
+        <w:spacing w:after="0" w:line="240" w:lineRule="auto"/>
       </w:pPr>
       <w:r>
         <w:t xml:space="preserve">    FOREIGN KEY (BranchID) REFERENCES HotelBranches(BranchID),</w:t>
@@ -2934,6 +3188,7 @@
     <w:p>
       <w:pPr>
         <w:pStyle w:val="SQLCode"/>
+        <w:spacing w:after="0" w:line="240" w:lineRule="auto"/>
       </w:pPr>
       <w:r>
         <w:t xml:space="preserve">    CONSTRAINT UQ_Floor_Branch UNIQUE (BranchID, FloorNumber)</w:t>
@@ -2942,6 +3197,7 @@
     <w:p>
       <w:pPr>
         <w:pStyle w:val="SQLCode"/>
+        <w:spacing w:after="0" w:line="240" w:lineRule="auto"/>
       </w:pPr>
       <w:r>
         <w:t>);</w:t>
@@ -2950,6 +3206,7 @@
     <w:p>
       <w:pPr>
         <w:pStyle w:val="SQLCode"/>
+        <w:spacing w:after="0" w:line="240" w:lineRule="auto"/>
       </w:pPr>
       <w:r>
         <w:t xml:space="preserve"> </w:t>
@@ -2958,6 +3215,7 @@
     <w:p>
       <w:pPr>
         <w:pStyle w:val="SQLCode"/>
+        <w:spacing w:after="0" w:line="240" w:lineRule="auto"/>
       </w:pPr>
       <w:r>
         <w:t>INSERT INTO HotelFloors (BranchID, FloorNumber, FloorName)</w:t>
@@ -2966,6 +3224,7 @@
     <w:p>
       <w:pPr>
         <w:pStyle w:val="SQLCode"/>
+        <w:spacing w:after="0" w:line="240" w:lineRule="auto"/>
       </w:pPr>
       <w:r>
         <w:t>VALUES (1, 1, 'First Floor'), (1, 2, 'Second Floor'), (2, 1, 'First Floor');</w:t>
@@ -2974,6 +3233,7 @@
     <w:p>
       <w:pPr>
         <w:pStyle w:val="SQLCode"/>
+        <w:spacing w:after="0" w:line="240" w:lineRule="auto"/>
       </w:pPr>
       <w:r>
         <w:t xml:space="preserve"> </w:t>
@@ -2982,6 +3242,7 @@
     <w:p>
       <w:pPr>
         <w:pStyle w:val="SQLCode"/>
+        <w:spacing w:after="0" w:line="240" w:lineRule="auto"/>
       </w:pPr>
       <w:r>
         <w:t>INSERT INTO HotelFloors (BranchID, FloorNumber, FloorName)</w:t>
@@ -2990,6 +3251,7 @@
     <w:p>
       <w:pPr>
         <w:pStyle w:val="SQLCode"/>
+        <w:spacing w:after="0" w:line="240" w:lineRule="auto"/>
       </w:pPr>
       <w:r>
         <w:t>VALUES (3, 1, 'First Floor');</w:t>
@@ -2998,6 +3260,7 @@
     <w:p>
       <w:pPr>
         <w:pStyle w:val="SQLCode"/>
+        <w:spacing w:after="0" w:line="240" w:lineRule="auto"/>
       </w:pPr>
       <w:r>
         <w:t xml:space="preserve"> </w:t>
@@ -3006,6 +3269,7 @@
     <w:p>
       <w:pPr>
         <w:pStyle w:val="SQLCode"/>
+        <w:spacing w:after="0" w:line="240" w:lineRule="auto"/>
       </w:pPr>
       <w:r>
         <w:t>select * from HotelFloors</w:t>
@@ -3014,6 +3278,7 @@
     <w:p>
       <w:pPr>
         <w:pStyle w:val="SQLCode"/>
+        <w:spacing w:after="0" w:line="240" w:lineRule="auto"/>
       </w:pPr>
       <w:r>
         <w:t xml:space="preserve"> </w:t>
@@ -3022,6 +3287,7 @@
     <w:p>
       <w:pPr>
         <w:pStyle w:val="SQLCode"/>
+        <w:spacing w:after="0" w:line="240" w:lineRule="auto"/>
       </w:pPr>
       <w:r>
         <w:t>CREATE TABLE RoomTypes</w:t>
@@ -3030,6 +3296,7 @@
     <w:p>
       <w:pPr>
         <w:pStyle w:val="SQLCode"/>
+        <w:spacing w:after="0" w:line="240" w:lineRule="auto"/>
       </w:pPr>
       <w:r>
         <w:t>(</w:t>
@@ -3038,6 +3305,7 @@
     <w:p>
       <w:pPr>
         <w:pStyle w:val="SQLCode"/>
+        <w:spacing w:after="0" w:line="240" w:lineRule="auto"/>
       </w:pPr>
       <w:r>
         <w:t xml:space="preserve">    RoomTypeID INT IDENTITY(1,1) PRIMARY KEY,</w:t>
@@ -3046,6 +3314,7 @@
     <w:p>
       <w:pPr>
         <w:pStyle w:val="SQLCode"/>
+        <w:spacing w:after="0" w:line="240" w:lineRule="auto"/>
       </w:pPr>
       <w:r>
         <w:t xml:space="preserve">    TypeName VARCHAR(50) NOT NULL UNIQUE,</w:t>
@@ -3054,6 +3323,7 @@
     <w:p>
       <w:pPr>
         <w:pStyle w:val="SQLCode"/>
+        <w:spacing w:after="0" w:line="240" w:lineRule="auto"/>
       </w:pPr>
       <w:r>
         <w:t xml:space="preserve">    Description VARCHAR(255),</w:t>
@@ -3062,6 +3332,7 @@
     <w:p>
       <w:pPr>
         <w:pStyle w:val="SQLCode"/>
+        <w:spacing w:after="0" w:line="240" w:lineRule="auto"/>
       </w:pPr>
       <w:r>
         <w:t xml:space="preserve">    PricePerNight DECIMAL(10,2) NOT NULL CHECK (PricePerNight &gt; 0),</w:t>
@@ -3070,6 +3341,7 @@
     <w:p>
       <w:pPr>
         <w:pStyle w:val="SQLCode"/>
+        <w:spacing w:after="0" w:line="240" w:lineRule="auto"/>
       </w:pPr>
       <w:r>
         <w:t xml:space="preserve">    MaxOccupancy INT NOT NULL CHECK (MaxOccupancy &gt; 0),</w:t>
@@ -3078,6 +3350,7 @@
     <w:p>
       <w:pPr>
         <w:pStyle w:val="SQLCode"/>
+        <w:spacing w:after="0" w:line="240" w:lineRule="auto"/>
       </w:pPr>
       <w:r>
         <w:t xml:space="preserve">    CreatedAt DATETIME DEFAULT GETDATE()</w:t>
@@ -3086,6 +3359,7 @@
     <w:p>
       <w:pPr>
         <w:pStyle w:val="SQLCode"/>
+        <w:spacing w:after="0" w:line="240" w:lineRule="auto"/>
       </w:pPr>
       <w:r>
         <w:t>);</w:t>
@@ -3094,6 +3368,7 @@
     <w:p>
       <w:pPr>
         <w:pStyle w:val="SQLCode"/>
+        <w:spacing w:after="0" w:line="240" w:lineRule="auto"/>
       </w:pPr>
       <w:r>
         <w:t xml:space="preserve"> </w:t>
@@ -3102,6 +3377,7 @@
     <w:p>
       <w:pPr>
         <w:pStyle w:val="SQLCode"/>
+        <w:spacing w:after="0" w:line="240" w:lineRule="auto"/>
       </w:pPr>
       <w:r>
         <w:t>INSERT INTO RoomTypes (TypeName, Description, PricePerNight, MaxOccupancy)</w:t>
@@ -3110,6 +3386,7 @@
     <w:p>
       <w:pPr>
         <w:pStyle w:val="SQLCode"/>
+        <w:spacing w:after="0" w:line="240" w:lineRule="auto"/>
       </w:pPr>
       <w:r>
         <w:t>VALUES</w:t>
@@ -3118,6 +3395,7 @@
     <w:p>
       <w:pPr>
         <w:pStyle w:val="SQLCode"/>
+        <w:spacing w:after="0" w:line="240" w:lineRule="auto"/>
       </w:pPr>
       <w:r>
         <w:t>('Standard', 'Comfortable room with basic facilities', 10000.00, 2),</w:t>
@@ -3126,6 +3404,7 @@
     <w:p>
       <w:pPr>
         <w:pStyle w:val="SQLCode"/>
+        <w:spacing w:after="0" w:line="240" w:lineRule="auto"/>
       </w:pPr>
       <w:r>
         <w:t>('Deluxe', 'Spacious room with premium facilities', 15000.00, 3),</w:t>
@@ -3134,6 +3413,7 @@
     <w:p>
       <w:pPr>
         <w:pStyle w:val="SQLCode"/>
+        <w:spacing w:after="0" w:line="240" w:lineRule="auto"/>
       </w:pPr>
       <w:r>
         <w:t>('Executive', 'Luxury room suitable for business travelers', 20000.00, 3),</w:t>
@@ -3142,6 +3422,7 @@
     <w:p>
       <w:pPr>
         <w:pStyle w:val="SQLCode"/>
+        <w:spacing w:after="0" w:line="240" w:lineRule="auto"/>
       </w:pPr>
       <w:r>
         <w:t>('Suite', 'Large luxury room with separate living area', 30000.00, 4),</w:t>
@@ -3150,6 +3431,7 @@
     <w:p>
       <w:pPr>
         <w:pStyle w:val="SQLCode"/>
+        <w:spacing w:after="0" w:line="240" w:lineRule="auto"/>
       </w:pPr>
       <w:r>
         <w:t>('Presidential', 'Premium suite with luxury facilities', 50000.00, 6);</w:t>
@@ -3158,6 +3440,7 @@
     <w:p>
       <w:pPr>
         <w:pStyle w:val="SQLCode"/>
+        <w:spacing w:after="0" w:line="240" w:lineRule="auto"/>
       </w:pPr>
       <w:r>
         <w:t xml:space="preserve"> </w:t>
@@ -3166,6 +3449,7 @@
     <w:p>
       <w:pPr>
         <w:pStyle w:val="SQLCode"/>
+        <w:spacing w:after="0" w:line="240" w:lineRule="auto"/>
       </w:pPr>
       <w:r>
         <w:t>select * from RoomTypes</w:t>
@@ -3174,6 +3458,7 @@
     <w:p>
       <w:pPr>
         <w:pStyle w:val="SQLCode"/>
+        <w:spacing w:after="0" w:line="240" w:lineRule="auto"/>
       </w:pPr>
       <w:r>
         <w:t xml:space="preserve"> </w:t>
@@ -3182,6 +3467,7 @@
     <w:p>
       <w:pPr>
         <w:pStyle w:val="SQLCode"/>
+        <w:spacing w:after="0" w:line="240" w:lineRule="auto"/>
       </w:pPr>
       <w:r>
         <w:t>CREATE TABLE Rooms</w:t>
@@ -3190,6 +3476,7 @@
     <w:p>
       <w:pPr>
         <w:pStyle w:val="SQLCode"/>
+        <w:spacing w:after="0" w:line="240" w:lineRule="auto"/>
       </w:pPr>
       <w:r>
         <w:t>(</w:t>
@@ -3198,6 +3485,7 @@
     <w:p>
       <w:pPr>
         <w:pStyle w:val="SQLCode"/>
+        <w:spacing w:after="0" w:line="240" w:lineRule="auto"/>
       </w:pPr>
       <w:r>
         <w:t xml:space="preserve">    RoomID INT IDENTITY(1,1) PRIMARY KEY,</w:t>
@@ -3206,6 +3494,7 @@
     <w:p>
       <w:pPr>
         <w:pStyle w:val="SQLCode"/>
+        <w:spacing w:after="0" w:line="240" w:lineRule="auto"/>
       </w:pPr>
       <w:r>
         <w:t xml:space="preserve">    FloorID INT NOT NULL,</w:t>
@@ -3214,6 +3503,7 @@
     <w:p>
       <w:pPr>
         <w:pStyle w:val="SQLCode"/>
+        <w:spacing w:after="0" w:line="240" w:lineRule="auto"/>
       </w:pPr>
       <w:r>
         <w:t xml:space="preserve">    RoomTypeID INT NOT NULL,</w:t>
@@ -3222,6 +3512,7 @@
     <w:p>
       <w:pPr>
         <w:pStyle w:val="SQLCode"/>
+        <w:spacing w:after="0" w:line="240" w:lineRule="auto"/>
       </w:pPr>
       <w:r>
         <w:t xml:space="preserve">    RoomNumber VARCHAR(10) NOT NULL,</w:t>
@@ -3230,6 +3521,7 @@
     <w:p>
       <w:pPr>
         <w:pStyle w:val="SQLCode"/>
+        <w:spacing w:after="0" w:line="240" w:lineRule="auto"/>
       </w:pPr>
       <w:r>
         <w:t xml:space="preserve">    RoomName VARCHAR(50),</w:t>
@@ -3238,6 +3530,7 @@
     <w:p>
       <w:pPr>
         <w:pStyle w:val="SQLCode"/>
+        <w:spacing w:after="0" w:line="240" w:lineRule="auto"/>
       </w:pPr>
       <w:r>
         <w:t xml:space="preserve">    IsActive BIT DEFAULT 1,</w:t>
@@ -3246,6 +3539,7 @@
     <w:p>
       <w:pPr>
         <w:pStyle w:val="SQLCode"/>
+        <w:spacing w:after="0" w:line="240" w:lineRule="auto"/>
       </w:pPr>
       <w:r>
         <w:t xml:space="preserve">    FOREIGN KEY (FloorID) REFERENCES HotelFloors(FloorID),</w:t>
@@ -3254,6 +3548,7 @@
     <w:p>
       <w:pPr>
         <w:pStyle w:val="SQLCode"/>
+        <w:spacing w:after="0" w:line="240" w:lineRule="auto"/>
       </w:pPr>
       <w:r>
         <w:t xml:space="preserve">    FOREIGN KEY (RoomTypeID) REFERENCES RoomTypes(RoomTypeID),</w:t>
@@ -3262,6 +3557,7 @@
     <w:p>
       <w:pPr>
         <w:pStyle w:val="SQLCode"/>
+        <w:spacing w:after="0" w:line="240" w:lineRule="auto"/>
       </w:pPr>
       <w:r>
         <w:t xml:space="preserve">    CONSTRAINT UQ_RoomNumber UNIQUE (FloorID, RoomNumber)</w:t>
@@ -3270,6 +3566,7 @@
     <w:p>
       <w:pPr>
         <w:pStyle w:val="SQLCode"/>
+        <w:spacing w:after="0" w:line="240" w:lineRule="auto"/>
       </w:pPr>
       <w:r>
         <w:t>);</w:t>
@@ -3278,6 +3575,7 @@
     <w:p>
       <w:pPr>
         <w:pStyle w:val="SQLCode"/>
+        <w:spacing w:after="0" w:line="240" w:lineRule="auto"/>
       </w:pPr>
       <w:r>
         <w:t xml:space="preserve"> </w:t>
@@ -3286,6 +3584,7 @@
     <w:p>
       <w:pPr>
         <w:pStyle w:val="SQLCode"/>
+        <w:spacing w:after="0" w:line="240" w:lineRule="auto"/>
       </w:pPr>
       <w:r>
         <w:t>INSERT INTO Rooms (FloorID, RoomTypeID, RoomNumber, RoomName)</w:t>
@@ -3294,6 +3593,7 @@
     <w:p>
       <w:pPr>
         <w:pStyle w:val="SQLCode"/>
+        <w:spacing w:after="0" w:line="240" w:lineRule="auto"/>
       </w:pPr>
       <w:r>
         <w:t>VALUES</w:t>
@@ -3302,6 +3602,7 @@
     <w:p>
       <w:pPr>
         <w:pStyle w:val="SQLCode"/>
+        <w:spacing w:after="0" w:line="240" w:lineRule="auto"/>
       </w:pPr>
       <w:r>
         <w:t>(1, 1, '101', 'Standard Room'),</w:t>
@@ -3310,6 +3611,7 @@
     <w:p>
       <w:pPr>
         <w:pStyle w:val="SQLCode"/>
+        <w:spacing w:after="0" w:line="240" w:lineRule="auto"/>
       </w:pPr>
       <w:r>
         <w:t>(1, 2, '102', 'Deluxe Room'),</w:t>
@@ -3318,6 +3620,7 @@
     <w:p>
       <w:pPr>
         <w:pStyle w:val="SQLCode"/>
+        <w:spacing w:after="0" w:line="240" w:lineRule="auto"/>
       </w:pPr>
       <w:r>
         <w:t>(1, 2, '103', 'Deluxe Room'),</w:t>
@@ -3326,6 +3629,7 @@
     <w:p>
       <w:pPr>
         <w:pStyle w:val="SQLCode"/>
+        <w:spacing w:after="0" w:line="240" w:lineRule="auto"/>
       </w:pPr>
       <w:r>
         <w:t>(2, 3, '201', 'Executive Room'),</w:t>
@@ -3334,6 +3638,7 @@
     <w:p>
       <w:pPr>
         <w:pStyle w:val="SQLCode"/>
+        <w:spacing w:after="0" w:line="240" w:lineRule="auto"/>
       </w:pPr>
       <w:r>
         <w:t>(2, 4, '202', 'Suite'),</w:t>
@@ -3342,6 +3647,7 @@
     <w:p>
       <w:pPr>
         <w:pStyle w:val="SQLCode"/>
+        <w:spacing w:after="0" w:line="240" w:lineRule="auto"/>
       </w:pPr>
       <w:r>
         <w:t>(3, 1, '101', 'Standard Room'),</w:t>
@@ -3350,6 +3656,7 @@
     <w:p>
       <w:pPr>
         <w:pStyle w:val="SQLCode"/>
+        <w:spacing w:after="0" w:line="240" w:lineRule="auto"/>
       </w:pPr>
       <w:r>
         <w:t>(3, 2, '102', 'Deluxe Room'),</w:t>
@@ -3358,6 +3665,7 @@
     <w:p>
       <w:pPr>
         <w:pStyle w:val="SQLCode"/>
+        <w:spacing w:after="0" w:line="240" w:lineRule="auto"/>
       </w:pPr>
       <w:r>
         <w:t>(4, 4, '101', 'Suite'),</w:t>
@@ -3366,6 +3674,7 @@
     <w:p>
       <w:pPr>
         <w:pStyle w:val="SQLCode"/>
+        <w:spacing w:after="0" w:line="240" w:lineRule="auto"/>
       </w:pPr>
       <w:r>
         <w:t>(4, 5, '102', 'Presidential Room');</w:t>
@@ -3374,6 +3683,7 @@
     <w:p>
       <w:pPr>
         <w:pStyle w:val="SQLCode"/>
+        <w:spacing w:after="0" w:line="240" w:lineRule="auto"/>
       </w:pPr>
       <w:r>
         <w:t xml:space="preserve"> </w:t>
@@ -3382,6 +3692,7 @@
     <w:p>
       <w:pPr>
         <w:pStyle w:val="SQLCode"/>
+        <w:spacing w:after="0" w:line="240" w:lineRule="auto"/>
       </w:pPr>
       <w:r>
         <w:t>SELECT * FROM Rooms;</w:t>
@@ -3390,6 +3701,7 @@
     <w:p>
       <w:pPr>
         <w:pStyle w:val="SQLCode"/>
+        <w:spacing w:after="0" w:line="240" w:lineRule="auto"/>
       </w:pPr>
       <w:r>
         <w:t xml:space="preserve"> </w:t>
@@ -3398,6 +3710,7 @@
     <w:p>
       <w:pPr>
         <w:pStyle w:val="SQLCode"/>
+        <w:spacing w:after="0" w:line="240" w:lineRule="auto"/>
       </w:pPr>
       <w:r>
         <w:t>CREATE TABLE Amenities</w:t>
@@ -3406,6 +3719,7 @@
     <w:p>
       <w:pPr>
         <w:pStyle w:val="SQLCode"/>
+        <w:spacing w:after="0" w:line="240" w:lineRule="auto"/>
       </w:pPr>
       <w:r>
         <w:t>(</w:t>
@@ -3414,6 +3728,7 @@
     <w:p>
       <w:pPr>
         <w:pStyle w:val="SQLCode"/>
+        <w:spacing w:after="0" w:line="240" w:lineRule="auto"/>
       </w:pPr>
       <w:r>
         <w:t xml:space="preserve">    AmenityID INT IDENTITY(1,1) PRIMARY KEY,</w:t>
@@ -3422,6 +3737,7 @@
     <w:p>
       <w:pPr>
         <w:pStyle w:val="SQLCode"/>
+        <w:spacing w:after="0" w:line="240" w:lineRule="auto"/>
       </w:pPr>
       <w:r>
         <w:t xml:space="preserve">    AmenityName VARCHAR(100) NOT NULL UNIQUE,</w:t>
@@ -3430,6 +3746,7 @@
     <w:p>
       <w:pPr>
         <w:pStyle w:val="SQLCode"/>
+        <w:spacing w:after="0" w:line="240" w:lineRule="auto"/>
       </w:pPr>
       <w:r>
         <w:t xml:space="preserve">    Description VARCHAR(255),</w:t>
@@ -3438,6 +3755,7 @@
     <w:p>
       <w:pPr>
         <w:pStyle w:val="SQLCode"/>
+        <w:spacing w:after="0" w:line="240" w:lineRule="auto"/>
       </w:pPr>
       <w:r>
         <w:t xml:space="preserve">    IsActive BIT DEFAULT 1</w:t>
@@ -3446,6 +3764,7 @@
     <w:p>
       <w:pPr>
         <w:pStyle w:val="SQLCode"/>
+        <w:spacing w:after="0" w:line="240" w:lineRule="auto"/>
       </w:pPr>
       <w:r>
         <w:t>);</w:t>
@@ -3454,6 +3773,7 @@
     <w:p>
       <w:pPr>
         <w:pStyle w:val="SQLCode"/>
+        <w:spacing w:after="0" w:line="240" w:lineRule="auto"/>
       </w:pPr>
       <w:r>
         <w:t xml:space="preserve"> </w:t>
@@ -3462,6 +3782,7 @@
     <w:p>
       <w:pPr>
         <w:pStyle w:val="SQLCode"/>
+        <w:spacing w:after="0" w:line="240" w:lineRule="auto"/>
       </w:pPr>
       <w:r>
         <w:t>INSERT INTO Amenities (AmenityName, Description)</w:t>
@@ -3470,6 +3791,7 @@
     <w:p>
       <w:pPr>
         <w:pStyle w:val="SQLCode"/>
+        <w:spacing w:after="0" w:line="240" w:lineRule="auto"/>
       </w:pPr>
       <w:r>
         <w:t>VALUES</w:t>
@@ -3478,6 +3800,7 @@
     <w:p>
       <w:pPr>
         <w:pStyle w:val="SQLCode"/>
+        <w:spacing w:after="0" w:line="240" w:lineRule="auto"/>
       </w:pPr>
       <w:r>
         <w:t>('WiFi', 'High-speed wireless internet'),</w:t>
@@ -3486,6 +3809,7 @@
     <w:p>
       <w:pPr>
         <w:pStyle w:val="SQLCode"/>
+        <w:spacing w:after="0" w:line="240" w:lineRule="auto"/>
       </w:pPr>
       <w:r>
         <w:t>('Air Conditioning', 'Central air conditioning'),</w:t>
@@ -3494,6 +3818,7 @@
     <w:p>
       <w:pPr>
         <w:pStyle w:val="SQLCode"/>
+        <w:spacing w:after="0" w:line="240" w:lineRule="auto"/>
       </w:pPr>
       <w:r>
         <w:t>('Television', 'Smart LED television'),</w:t>
@@ -3502,6 +3827,7 @@
     <w:p>
       <w:pPr>
         <w:pStyle w:val="SQLCode"/>
+        <w:spacing w:after="0" w:line="240" w:lineRule="auto"/>
       </w:pPr>
       <w:r>
         <w:t>('Mini Bar', 'Mini refrigerator with refreshments'),</w:t>
@@ -3510,6 +3836,7 @@
     <w:p>
       <w:pPr>
         <w:pStyle w:val="SQLCode"/>
+        <w:spacing w:after="0" w:line="240" w:lineRule="auto"/>
       </w:pPr>
       <w:r>
         <w:t>('Room Service', '24-hour room service'),</w:t>
@@ -3518,6 +3845,7 @@
     <w:p>
       <w:pPr>
         <w:pStyle w:val="SQLCode"/>
+        <w:spacing w:after="0" w:line="240" w:lineRule="auto"/>
       </w:pPr>
       <w:r>
         <w:t>('Breakfast', 'Complimentary breakfast'),</w:t>
@@ -3526,6 +3854,7 @@
     <w:p>
       <w:pPr>
         <w:pStyle w:val="SQLCode"/>
+        <w:spacing w:after="0" w:line="240" w:lineRule="auto"/>
       </w:pPr>
       <w:r>
         <w:t>('Parking', 'Free hotel parking');</w:t>
@@ -3534,6 +3863,7 @@
     <w:p>
       <w:pPr>
         <w:pStyle w:val="SQLCode"/>
+        <w:spacing w:after="0" w:line="240" w:lineRule="auto"/>
       </w:pPr>
       <w:r>
         <w:t xml:space="preserve"> </w:t>
@@ -3542,6 +3872,7 @@
     <w:p>
       <w:pPr>
         <w:pStyle w:val="SQLCode"/>
+        <w:spacing w:after="0" w:line="240" w:lineRule="auto"/>
       </w:pPr>
       <w:r>
         <w:t>select * from Amenities</w:t>
@@ -3550,6 +3881,7 @@
     <w:p>
       <w:pPr>
         <w:pStyle w:val="SQLCode"/>
+        <w:spacing w:after="0" w:line="240" w:lineRule="auto"/>
       </w:pPr>
       <w:r>
         <w:t xml:space="preserve"> </w:t>
@@ -3558,6 +3890,7 @@
     <w:p>
       <w:pPr>
         <w:pStyle w:val="SQLCode"/>
+        <w:spacing w:after="0" w:line="240" w:lineRule="auto"/>
       </w:pPr>
       <w:r>
         <w:t>CREATE TABLE RoomAmenities</w:t>
@@ -3566,6 +3899,7 @@
     <w:p>
       <w:pPr>
         <w:pStyle w:val="SQLCode"/>
+        <w:spacing w:after="0" w:line="240" w:lineRule="auto"/>
       </w:pPr>
       <w:r>
         <w:t>(</w:t>
@@ -3574,6 +3908,7 @@
     <w:p>
       <w:pPr>
         <w:pStyle w:val="SQLCode"/>
+        <w:spacing w:after="0" w:line="240" w:lineRule="auto"/>
       </w:pPr>
       <w:r>
         <w:t xml:space="preserve">    RoomID INT NOT NULL,</w:t>
@@ -3582,6 +3917,7 @@
     <w:p>
       <w:pPr>
         <w:pStyle w:val="SQLCode"/>
+        <w:spacing w:after="0" w:line="240" w:lineRule="auto"/>
       </w:pPr>
       <w:r>
         <w:t xml:space="preserve">    AmenityID INT NOT NULL,</w:t>
@@ -3590,6 +3926,7 @@
     <w:p>
       <w:pPr>
         <w:pStyle w:val="SQLCode"/>
+        <w:spacing w:after="0" w:line="240" w:lineRule="auto"/>
       </w:pPr>
       <w:r>
         <w:t xml:space="preserve">    PRIMARY KEY (RoomID, AmenityID),</w:t>
@@ -3598,6 +3935,7 @@
     <w:p>
       <w:pPr>
         <w:pStyle w:val="SQLCode"/>
+        <w:spacing w:after="0" w:line="240" w:lineRule="auto"/>
       </w:pPr>
       <w:r>
         <w:t xml:space="preserve">    FOREIGN KEY (RoomID) REFERENCES Rooms(RoomID),</w:t>
@@ -3606,6 +3944,7 @@
     <w:p>
       <w:pPr>
         <w:pStyle w:val="SQLCode"/>
+        <w:spacing w:after="0" w:line="240" w:lineRule="auto"/>
       </w:pPr>
       <w:r>
         <w:t xml:space="preserve">    FOREIGN KEY (AmenityID) REFERENCES Amenities(AmenityID)</w:t>
@@ -3614,6 +3953,7 @@
     <w:p>
       <w:pPr>
         <w:pStyle w:val="SQLCode"/>
+        <w:spacing w:after="0" w:line="240" w:lineRule="auto"/>
       </w:pPr>
       <w:r>
         <w:t>);</w:t>
@@ -3622,6 +3962,7 @@
     <w:p>
       <w:pPr>
         <w:pStyle w:val="SQLCode"/>
+        <w:spacing w:after="0" w:line="240" w:lineRule="auto"/>
       </w:pPr>
       <w:r>
         <w:t xml:space="preserve"> </w:t>
@@ -3630,6 +3971,7 @@
     <w:p>
       <w:pPr>
         <w:pStyle w:val="SQLCode"/>
+        <w:spacing w:after="0" w:line="240" w:lineRule="auto"/>
       </w:pPr>
       <w:r>
         <w:t>INSERT INTO RoomAmenities (RoomID, AmenityID)</w:t>
@@ -3638,6 +3980,7 @@
     <w:p>
       <w:pPr>
         <w:pStyle w:val="SQLCode"/>
+        <w:spacing w:after="0" w:line="240" w:lineRule="auto"/>
       </w:pPr>
       <w:r>
         <w:t>VALUES</w:t>
@@ -3646,6 +3989,7 @@
     <w:p>
       <w:pPr>
         <w:pStyle w:val="SQLCode"/>
+        <w:spacing w:after="0" w:line="240" w:lineRule="auto"/>
       </w:pPr>
       <w:r>
         <w:t>(1, 1), -- Room 101 → WiFi</w:t>
@@ -3654,6 +3998,7 @@
     <w:p>
       <w:pPr>
         <w:pStyle w:val="SQLCode"/>
+        <w:spacing w:after="0" w:line="240" w:lineRule="auto"/>
       </w:pPr>
       <w:r>
         <w:t>(1, 2), -- Room 101 → AC</w:t>
@@ -3662,6 +4007,7 @@
     <w:p>
       <w:pPr>
         <w:pStyle w:val="SQLCode"/>
+        <w:spacing w:after="0" w:line="240" w:lineRule="auto"/>
       </w:pPr>
       <w:r>
         <w:t>(1, 3), -- Room 101 → TV</w:t>
@@ -3670,6 +4016,7 @@
     <w:p>
       <w:pPr>
         <w:pStyle w:val="SQLCode"/>
+        <w:spacing w:after="0" w:line="240" w:lineRule="auto"/>
       </w:pPr>
       <w:r>
         <w:t>(1, 4), -- Room 101 → Mini Bar</w:t>
@@ -3678,6 +4025,7 @@
     <w:p>
       <w:pPr>
         <w:pStyle w:val="SQLCode"/>
+        <w:spacing w:after="0" w:line="240" w:lineRule="auto"/>
       </w:pPr>
       <w:r>
         <w:t>(2, 1), -- Room 102 → WiFi</w:t>
@@ -3686,6 +4034,7 @@
     <w:p>
       <w:pPr>
         <w:pStyle w:val="SQLCode"/>
+        <w:spacing w:after="0" w:line="240" w:lineRule="auto"/>
       </w:pPr>
       <w:r>
         <w:t>(2, 2), -- Room 102 → AC</w:t>
@@ -3694,6 +4043,7 @@
     <w:p>
       <w:pPr>
         <w:pStyle w:val="SQLCode"/>
+        <w:spacing w:after="0" w:line="240" w:lineRule="auto"/>
       </w:pPr>
       <w:r>
         <w:t>(2, 3), -- Room 102 → TV</w:t>
@@ -3702,6 +4052,7 @@
     <w:p>
       <w:pPr>
         <w:pStyle w:val="SQLCode"/>
+        <w:spacing w:after="0" w:line="240" w:lineRule="auto"/>
       </w:pPr>
       <w:r>
         <w:t>(3, 1), -- Room 103 → WiFi</w:t>
@@ -3710,6 +4061,7 @@
     <w:p>
       <w:pPr>
         <w:pStyle w:val="SQLCode"/>
+        <w:spacing w:after="0" w:line="240" w:lineRule="auto"/>
       </w:pPr>
       <w:r>
         <w:t>(4, 1), -- Room 201 → WiFi</w:t>
@@ -3718,6 +4070,7 @@
     <w:p>
       <w:pPr>
         <w:pStyle w:val="SQLCode"/>
+        <w:spacing w:after="0" w:line="240" w:lineRule="auto"/>
       </w:pPr>
       <w:r>
         <w:t>(4, 3); -- Room 201 → TV</w:t>
@@ -3726,6 +4079,7 @@
     <w:p>
       <w:pPr>
         <w:pStyle w:val="SQLCode"/>
+        <w:spacing w:after="0" w:line="240" w:lineRule="auto"/>
       </w:pPr>
       <w:r>
         <w:t xml:space="preserve"> </w:t>
@@ -3734,6 +4088,7 @@
     <w:p>
       <w:pPr>
         <w:pStyle w:val="SQLCode"/>
+        <w:spacing w:after="0" w:line="240" w:lineRule="auto"/>
       </w:pPr>
       <w:r>
         <w:t>CREATE TABLE RoomStatuses</w:t>
@@ -3742,6 +4097,7 @@
     <w:p>
       <w:pPr>
         <w:pStyle w:val="SQLCode"/>
+        <w:spacing w:after="0" w:line="240" w:lineRule="auto"/>
       </w:pPr>
       <w:r>
         <w:t>(</w:t>
@@ -3750,6 +4106,7 @@
     <w:p>
       <w:pPr>
         <w:pStyle w:val="SQLCode"/>
+        <w:spacing w:after="0" w:line="240" w:lineRule="auto"/>
       </w:pPr>
       <w:r>
         <w:t xml:space="preserve">    StatusID INT IDENTITY(1,1) PRIMARY KEY,</w:t>
@@ -3758,6 +4115,7 @@
     <w:p>
       <w:pPr>
         <w:pStyle w:val="SQLCode"/>
+        <w:spacing w:after="0" w:line="240" w:lineRule="auto"/>
       </w:pPr>
       <w:r>
         <w:t xml:space="preserve">    StatusName VARCHAR(50) NOT NULL UNIQUE,</w:t>
@@ -3766,6 +4124,7 @@
     <w:p>
       <w:pPr>
         <w:pStyle w:val="SQLCode"/>
+        <w:spacing w:after="0" w:line="240" w:lineRule="auto"/>
       </w:pPr>
       <w:r>
         <w:t xml:space="preserve">    Description VARCHAR(255),</w:t>
@@ -3774,6 +4133,7 @@
     <w:p>
       <w:pPr>
         <w:pStyle w:val="SQLCode"/>
+        <w:spacing w:after="0" w:line="240" w:lineRule="auto"/>
       </w:pPr>
       <w:r>
         <w:t xml:space="preserve">    IsActive BIT DEFAULT 1</w:t>
@@ -3782,6 +4142,7 @@
     <w:p>
       <w:pPr>
         <w:pStyle w:val="SQLCode"/>
+        <w:spacing w:after="0" w:line="240" w:lineRule="auto"/>
       </w:pPr>
       <w:r>
         <w:t>);</w:t>
@@ -3790,6 +4151,7 @@
     <w:p>
       <w:pPr>
         <w:pStyle w:val="SQLCode"/>
+        <w:spacing w:after="0" w:line="240" w:lineRule="auto"/>
       </w:pPr>
       <w:r>
         <w:t xml:space="preserve"> </w:t>
@@ -3798,6 +4160,7 @@
     <w:p>
       <w:pPr>
         <w:pStyle w:val="SQLCode"/>
+        <w:spacing w:after="0" w:line="240" w:lineRule="auto"/>
       </w:pPr>
       <w:r>
         <w:t>INSERT INTO RoomStatuses (StatusName, Description)</w:t>
@@ -3806,6 +4169,7 @@
     <w:p>
       <w:pPr>
         <w:pStyle w:val="SQLCode"/>
+        <w:spacing w:after="0" w:line="240" w:lineRule="auto"/>
       </w:pPr>
       <w:r>
         <w:t>VALUES</w:t>
@@ -3814,6 +4178,7 @@
     <w:p>
       <w:pPr>
         <w:pStyle w:val="SQLCode"/>
+        <w:spacing w:after="0" w:line="240" w:lineRule="auto"/>
       </w:pPr>
       <w:r>
         <w:t>('Available', 'Room is available for booking'),</w:t>
@@ -3822,6 +4187,7 @@
     <w:p>
       <w:pPr>
         <w:pStyle w:val="SQLCode"/>
+        <w:spacing w:after="0" w:line="240" w:lineRule="auto"/>
       </w:pPr>
       <w:r>
         <w:t>('Occupied', 'Guest is currently staying in the room'),</w:t>
@@ -3830,6 +4196,7 @@
     <w:p>
       <w:pPr>
         <w:pStyle w:val="SQLCode"/>
+        <w:spacing w:after="0" w:line="240" w:lineRule="auto"/>
       </w:pPr>
       <w:r>
         <w:t>('Reserved', 'Room has been reserved'),</w:t>
@@ -3838,6 +4205,7 @@
     <w:p>
       <w:pPr>
         <w:pStyle w:val="SQLCode"/>
+        <w:spacing w:after="0" w:line="240" w:lineRule="auto"/>
       </w:pPr>
       <w:r>
         <w:t>('Maintenance', 'Room is under maintenance'),</w:t>
@@ -3846,6 +4214,7 @@
     <w:p>
       <w:pPr>
         <w:pStyle w:val="SQLCode"/>
+        <w:spacing w:after="0" w:line="240" w:lineRule="auto"/>
       </w:pPr>
       <w:r>
         <w:t>('Cleaning', 'Room is being cleaned');</w:t>
@@ -3854,6 +4223,7 @@
     <w:p>
       <w:pPr>
         <w:pStyle w:val="SQLCode"/>
+        <w:spacing w:after="0" w:line="240" w:lineRule="auto"/>
       </w:pPr>
       <w:r>
         <w:t xml:space="preserve"> </w:t>
@@ -3862,6 +4232,7 @@
     <w:p>
       <w:pPr>
         <w:pStyle w:val="SQLCode"/>
+        <w:spacing w:after="0" w:line="240" w:lineRule="auto"/>
       </w:pPr>
       <w:r>
         <w:t>ALTER TABLE Rooms</w:t>
@@ -3870,6 +4241,7 @@
     <w:p>
       <w:pPr>
         <w:pStyle w:val="SQLCode"/>
+        <w:spacing w:after="0" w:line="240" w:lineRule="auto"/>
       </w:pPr>
       <w:r>
         <w:t>ADD StatusID INT NOT NULL CONSTRAINT DF_Rooms_StatusID DEFAULT 1;</w:t>
@@ -3878,6 +4250,7 @@
     <w:p>
       <w:pPr>
         <w:pStyle w:val="SQLCode"/>
+        <w:spacing w:after="0" w:line="240" w:lineRule="auto"/>
       </w:pPr>
       <w:r>
         <w:t xml:space="preserve"> </w:t>
@@ -3886,6 +4259,7 @@
     <w:p>
       <w:pPr>
         <w:pStyle w:val="SQLCode"/>
+        <w:spacing w:after="0" w:line="240" w:lineRule="auto"/>
       </w:pPr>
       <w:r>
         <w:t>ALTER TABLE Rooms</w:t>
@@ -3894,6 +4268,7 @@
     <w:p>
       <w:pPr>
         <w:pStyle w:val="SQLCode"/>
+        <w:spacing w:after="0" w:line="240" w:lineRule="auto"/>
       </w:pPr>
       <w:r>
         <w:t>ADD CONSTRAINT FK_Rooms_RoomStatuses</w:t>
@@ -3902,6 +4277,7 @@
     <w:p>
       <w:pPr>
         <w:pStyle w:val="SQLCode"/>
+        <w:spacing w:after="0" w:line="240" w:lineRule="auto"/>
       </w:pPr>
       <w:r>
         <w:t>FOREIGN KEY (StatusID) REFERENCES RoomStatuses(StatusID);</w:t>
@@ -3910,6 +4286,7 @@
     <w:p>
       <w:pPr>
         <w:pStyle w:val="SQLCode"/>
+        <w:spacing w:after="0" w:line="240" w:lineRule="auto"/>
       </w:pPr>
       <w:r>
         <w:t xml:space="preserve"> </w:t>
@@ -3918,6 +4295,7 @@
     <w:p>
       <w:pPr>
         <w:pStyle w:val="SQLCode"/>
+        <w:spacing w:after="0" w:line="240" w:lineRule="auto"/>
       </w:pPr>
       <w:r>
         <w:t>select * from RoomStatuses</w:t>
@@ -3926,6 +4304,7 @@
     <w:p>
       <w:pPr>
         <w:pStyle w:val="SQLCode"/>
+        <w:spacing w:after="0" w:line="240" w:lineRule="auto"/>
       </w:pPr>
       <w:r>
         <w:t xml:space="preserve"> </w:t>
@@ -3934,6 +4313,7 @@
     <w:p>
       <w:pPr>
         <w:pStyle w:val="SQLCode"/>
+        <w:spacing w:after="0" w:line="240" w:lineRule="auto"/>
       </w:pPr>
       <w:r>
         <w:t>CREATE TABLE RoomMaintenance</w:t>
@@ -3942,6 +4322,7 @@
     <w:p>
       <w:pPr>
         <w:pStyle w:val="SQLCode"/>
+        <w:spacing w:after="0" w:line="240" w:lineRule="auto"/>
       </w:pPr>
       <w:r>
         <w:t>(</w:t>
@@ -3950,6 +4331,7 @@
     <w:p>
       <w:pPr>
         <w:pStyle w:val="SQLCode"/>
+        <w:spacing w:after="0" w:line="240" w:lineRule="auto"/>
       </w:pPr>
       <w:r>
         <w:t xml:space="preserve">    MaintenanceID INT IDENTITY(1,1) PRIMARY KEY,</w:t>
@@ -3958,6 +4340,7 @@
     <w:p>
       <w:pPr>
         <w:pStyle w:val="SQLCode"/>
+        <w:spacing w:after="0" w:line="240" w:lineRule="auto"/>
       </w:pPr>
       <w:r>
         <w:t xml:space="preserve">    RoomID INT NOT NULL,</w:t>
@@ -3966,6 +4349,7 @@
     <w:p>
       <w:pPr>
         <w:pStyle w:val="SQLCode"/>
+        <w:spacing w:after="0" w:line="240" w:lineRule="auto"/>
       </w:pPr>
       <w:r>
         <w:t xml:space="preserve">    MaintenanceDate DATE NOT NULL,</w:t>
@@ -3974,6 +4358,7 @@
     <w:p>
       <w:pPr>
         <w:pStyle w:val="SQLCode"/>
+        <w:spacing w:after="0" w:line="240" w:lineRule="auto"/>
       </w:pPr>
       <w:r>
         <w:t xml:space="preserve">    IssueDescription VARCHAR(255) NOT NULL,</w:t>
@@ -3982,6 +4367,7 @@
     <w:p>
       <w:pPr>
         <w:pStyle w:val="SQLCode"/>
+        <w:spacing w:after="0" w:line="240" w:lineRule="auto"/>
       </w:pPr>
       <w:r>
         <w:t xml:space="preserve">    MaintenanceCost DECIMAL(10,2) DEFAULT 0 CHECK (MaintenanceCost &gt;= 0),</w:t>
@@ -3990,6 +4376,7 @@
     <w:p>
       <w:pPr>
         <w:pStyle w:val="SQLCode"/>
+        <w:spacing w:after="0" w:line="240" w:lineRule="auto"/>
       </w:pPr>
       <w:r>
         <w:t xml:space="preserve">    Status VARCHAR(30) DEFAULT 'Pending',</w:t>
@@ -3998,6 +4385,7 @@
     <w:p>
       <w:pPr>
         <w:pStyle w:val="SQLCode"/>
+        <w:spacing w:after="0" w:line="240" w:lineRule="auto"/>
       </w:pPr>
       <w:r>
         <w:t xml:space="preserve">    CompletedDate DATE,</w:t>
@@ -4006,6 +4394,7 @@
     <w:p>
       <w:pPr>
         <w:pStyle w:val="SQLCode"/>
+        <w:spacing w:after="0" w:line="240" w:lineRule="auto"/>
       </w:pPr>
       <w:r>
         <w:t xml:space="preserve">    FOREIGN KEY (RoomID) REFERENCES Rooms(RoomID)</w:t>
@@ -4014,6 +4403,7 @@
     <w:p>
       <w:pPr>
         <w:pStyle w:val="SQLCode"/>
+        <w:spacing w:after="0" w:line="240" w:lineRule="auto"/>
       </w:pPr>
       <w:r>
         <w:t>);</w:t>
@@ -4022,6 +4412,7 @@
     <w:p>
       <w:pPr>
         <w:pStyle w:val="SQLCode"/>
+        <w:spacing w:after="0" w:line="240" w:lineRule="auto"/>
       </w:pPr>
       <w:r>
         <w:t xml:space="preserve"> </w:t>
@@ -4030,6 +4421,7 @@
     <w:p>
       <w:pPr>
         <w:pStyle w:val="SQLCode"/>
+        <w:spacing w:after="0" w:line="240" w:lineRule="auto"/>
       </w:pPr>
       <w:r>
         <w:t>INSERT INTO RoomMaintenance</w:t>
@@ -4038,6 +4430,7 @@
     <w:p>
       <w:pPr>
         <w:pStyle w:val="SQLCode"/>
+        <w:spacing w:after="0" w:line="240" w:lineRule="auto"/>
       </w:pPr>
       <w:r>
         <w:t>(RoomID, MaintenanceDate, IssueDescription, MaintenanceCost, Status, CompletedDate)</w:t>
@@ -4046,6 +4439,7 @@
     <w:p>
       <w:pPr>
         <w:pStyle w:val="SQLCode"/>
+        <w:spacing w:after="0" w:line="240" w:lineRule="auto"/>
       </w:pPr>
       <w:r>
         <w:t>VALUES</w:t>
@@ -4054,6 +4448,7 @@
     <w:p>
       <w:pPr>
         <w:pStyle w:val="SQLCode"/>
+        <w:spacing w:after="0" w:line="240" w:lineRule="auto"/>
       </w:pPr>
       <w:r>
         <w:t>(1, '2026-09-08', 'Air conditioner not working', 5000, 'Completed', '2026-09-08'),</w:t>
@@ -4062,6 +4457,7 @@
     <w:p>
       <w:pPr>
         <w:pStyle w:val="SQLCode"/>
+        <w:spacing w:after="0" w:line="240" w:lineRule="auto"/>
       </w:pPr>
       <w:r>
         <w:t>(2, '2026-09-08', 'TV screen damaged', 8000, 'Pending', NULL),</w:t>
@@ -4070,6 +4466,7 @@
     <w:p>
       <w:pPr>
         <w:pStyle w:val="SQLCode"/>
+        <w:spacing w:after="0" w:line="240" w:lineRule="auto"/>
       </w:pPr>
       <w:r>
         <w:t>(4, '2026-09-09', 'Water leakage', 3000, 'In Progress', NULL);</w:t>
@@ -4078,6 +4475,7 @@
     <w:p>
       <w:pPr>
         <w:pStyle w:val="SQLCode"/>
+        <w:spacing w:after="0" w:line="240" w:lineRule="auto"/>
       </w:pPr>
       <w:r>
         <w:t xml:space="preserve"> </w:t>
@@ -4086,6 +4484,7 @@
     <w:p>
       <w:pPr>
         <w:pStyle w:val="SQLCode"/>
+        <w:spacing w:after="0" w:line="240" w:lineRule="auto"/>
       </w:pPr>
       <w:r>
         <w:t>select * from RoomMaintenance</w:t>
@@ -4094,6 +4493,7 @@
     <w:p>
       <w:pPr>
         <w:pStyle w:val="SQLCode"/>
+        <w:spacing w:after="0" w:line="240" w:lineRule="auto"/>
       </w:pPr>
       <w:r>
         <w:t xml:space="preserve"> </w:t>
@@ -4102,6 +4502,7 @@
     <w:p>
       <w:pPr>
         <w:pStyle w:val="SQLCode"/>
+        <w:spacing w:after="0" w:line="240" w:lineRule="auto"/>
       </w:pPr>
       <w:r>
         <w:t>CREATE TABLE HotelPolicies</w:t>
@@ -4110,6 +4511,7 @@
     <w:p>
       <w:pPr>
         <w:pStyle w:val="SQLCode"/>
+        <w:spacing w:after="0" w:line="240" w:lineRule="auto"/>
       </w:pPr>
       <w:r>
         <w:t>(</w:t>
@@ -4118,6 +4520,7 @@
     <w:p>
       <w:pPr>
         <w:pStyle w:val="SQLCode"/>
+        <w:spacing w:after="0" w:line="240" w:lineRule="auto"/>
       </w:pPr>
       <w:r>
         <w:t xml:space="preserve">    PolicyID INT IDENTITY(1,1) PRIMARY KEY,</w:t>
@@ -4126,6 +4529,7 @@
     <w:p>
       <w:pPr>
         <w:pStyle w:val="SQLCode"/>
+        <w:spacing w:after="0" w:line="240" w:lineRule="auto"/>
       </w:pPr>
       <w:r>
         <w:t xml:space="preserve">    HotelID INT NOT NULL,</w:t>
@@ -4134,6 +4538,7 @@
     <w:p>
       <w:pPr>
         <w:pStyle w:val="SQLCode"/>
+        <w:spacing w:after="0" w:line="240" w:lineRule="auto"/>
       </w:pPr>
       <w:r>
         <w:t xml:space="preserve">    PolicyName VARCHAR(100) NOT NULL,</w:t>
@@ -4142,6 +4547,7 @@
     <w:p>
       <w:pPr>
         <w:pStyle w:val="SQLCode"/>
+        <w:spacing w:after="0" w:line="240" w:lineRule="auto"/>
       </w:pPr>
       <w:r>
         <w:t xml:space="preserve">    PolicyDescription VARCHAR(500),</w:t>
@@ -4150,6 +4556,7 @@
     <w:p>
       <w:pPr>
         <w:pStyle w:val="SQLCode"/>
+        <w:spacing w:after="0" w:line="240" w:lineRule="auto"/>
       </w:pPr>
       <w:r>
         <w:t xml:space="preserve">    FOREIGN KEY (HotelID) REFERENCES Hotels(HotelID)</w:t>
@@ -4158,6 +4565,7 @@
     <w:p>
       <w:pPr>
         <w:pStyle w:val="SQLCode"/>
+        <w:spacing w:after="0" w:line="240" w:lineRule="auto"/>
       </w:pPr>
       <w:r>
         <w:t>);</w:t>
@@ -4166,6 +4574,7 @@
     <w:p>
       <w:pPr>
         <w:pStyle w:val="SQLCode"/>
+        <w:spacing w:after="0" w:line="240" w:lineRule="auto"/>
       </w:pPr>
       <w:r>
         <w:t xml:space="preserve"> </w:t>
@@ -4174,6 +4583,7 @@
     <w:p>
       <w:pPr>
         <w:pStyle w:val="SQLCode"/>
+        <w:spacing w:after="0" w:line="240" w:lineRule="auto"/>
       </w:pPr>
       <w:r>
         <w:t>INSERT INTO HotelPolicies</w:t>
@@ -4182,6 +4592,7 @@
     <w:p>
       <w:pPr>
         <w:pStyle w:val="SQLCode"/>
+        <w:spacing w:after="0" w:line="240" w:lineRule="auto"/>
       </w:pPr>
       <w:r>
         <w:t>(HotelID, PolicyName, PolicyDescription)</w:t>
@@ -4190,6 +4601,7 @@
     <w:p>
       <w:pPr>
         <w:pStyle w:val="SQLCode"/>
+        <w:spacing w:after="0" w:line="240" w:lineRule="auto"/>
       </w:pPr>
       <w:r>
         <w:t>VALUES</w:t>
@@ -4198,6 +4610,7 @@
     <w:p>
       <w:pPr>
         <w:pStyle w:val="SQLCode"/>
+        <w:spacing w:after="0" w:line="240" w:lineRule="auto"/>
       </w:pPr>
       <w:r>
         <w:t>(1, 'Check-in Policy', 'Check-in time is 2:00 PM'),</w:t>
@@ -4206,6 +4619,7 @@
     <w:p>
       <w:pPr>
         <w:pStyle w:val="SQLCode"/>
+        <w:spacing w:after="0" w:line="240" w:lineRule="auto"/>
       </w:pPr>
       <w:r>
         <w:t>(1, 'Check-out Policy', 'Check-out time is 12:00 PM'),</w:t>
@@ -4214,6 +4628,7 @@
     <w:p>
       <w:pPr>
         <w:pStyle w:val="SQLCode"/>
+        <w:spacing w:after="0" w:line="240" w:lineRule="auto"/>
       </w:pPr>
       <w:r>
         <w:t>(1, 'Cancellation Policy', 'Free cancellation before 24 hours'),</w:t>
@@ -4222,6 +4637,7 @@
     <w:p>
       <w:pPr>
         <w:pStyle w:val="SQLCode"/>
+        <w:spacing w:after="0" w:line="240" w:lineRule="auto"/>
       </w:pPr>
       <w:r>
         <w:t>(2, 'Check-in Policy', 'Check-in time is 2:00 PM'),</w:t>
@@ -4230,6 +4646,7 @@
     <w:p>
       <w:pPr>
         <w:pStyle w:val="SQLCode"/>
+        <w:spacing w:after="0" w:line="240" w:lineRule="auto"/>
       </w:pPr>
       <w:r>
         <w:t>(2, 'Pet Policy', 'Pets are not allowed');</w:t>
@@ -4238,6 +4655,7 @@
     <w:p>
       <w:pPr>
         <w:pStyle w:val="SQLCode"/>
+        <w:spacing w:after="0" w:line="240" w:lineRule="auto"/>
       </w:pPr>
       <w:r>
         <w:t xml:space="preserve"> </w:t>
@@ -4246,6 +4664,7 @@
     <w:p>
       <w:pPr>
         <w:pStyle w:val="SQLCode"/>
+        <w:spacing w:after="0" w:line="240" w:lineRule="auto"/>
       </w:pPr>
       <w:r>
         <w:t>select * from HotelPolicies</w:t>
@@ -4254,6 +4673,7 @@
     <w:p>
       <w:pPr>
         <w:pStyle w:val="SQLCode"/>
+        <w:spacing w:after="0" w:line="240" w:lineRule="auto"/>
       </w:pPr>
       <w:r>
         <w:t xml:space="preserve"> </w:t>
@@ -4262,6 +4682,7 @@
     <w:p>
       <w:pPr>
         <w:pStyle w:val="SQLCode"/>
+        <w:spacing w:after="0" w:line="240" w:lineRule="auto"/>
       </w:pPr>
       <w:r>
         <w:t>CREATE TABLE Guests</w:t>
@@ -4270,6 +4691,7 @@
     <w:p>
       <w:pPr>
         <w:pStyle w:val="SQLCode"/>
+        <w:spacing w:after="0" w:line="240" w:lineRule="auto"/>
       </w:pPr>
       <w:r>
         <w:t>(</w:t>
@@ -4278,6 +4700,7 @@
     <w:p>
       <w:pPr>
         <w:pStyle w:val="SQLCode"/>
+        <w:spacing w:after="0" w:line="240" w:lineRule="auto"/>
       </w:pPr>
       <w:r>
         <w:t xml:space="preserve">    GuestID INT IDENTITY(1,1) PRIMARY KEY,</w:t>
@@ -4286,6 +4709,7 @@
     <w:p>
       <w:pPr>
         <w:pStyle w:val="SQLCode"/>
+        <w:spacing w:after="0" w:line="240" w:lineRule="auto"/>
       </w:pPr>
       <w:r>
         <w:t xml:space="preserve">    FirstName VARCHAR(50) NOT NULL,</w:t>
@@ -4294,6 +4718,7 @@
     <w:p>
       <w:pPr>
         <w:pStyle w:val="SQLCode"/>
+        <w:spacing w:after="0" w:line="240" w:lineRule="auto"/>
       </w:pPr>
       <w:r>
         <w:t xml:space="preserve">    LastName VARCHAR(50) NOT NULL,</w:t>
@@ -4302,6 +4727,7 @@
     <w:p>
       <w:pPr>
         <w:pStyle w:val="SQLCode"/>
+        <w:spacing w:after="0" w:line="240" w:lineRule="auto"/>
       </w:pPr>
       <w:r>
         <w:t xml:space="preserve">    Email VARCHAR(100) UNIQUE,</w:t>
@@ -4310,6 +4736,7 @@
     <w:p>
       <w:pPr>
         <w:pStyle w:val="SQLCode"/>
+        <w:spacing w:after="0" w:line="240" w:lineRule="auto"/>
       </w:pPr>
       <w:r>
         <w:t xml:space="preserve">    Phone VARCHAR(20),</w:t>
@@ -4318,6 +4745,7 @@
     <w:p>
       <w:pPr>
         <w:pStyle w:val="SQLCode"/>
+        <w:spacing w:after="0" w:line="240" w:lineRule="auto"/>
       </w:pPr>
       <w:r>
         <w:t xml:space="preserve">    DateOfBirth DATE,</w:t>
@@ -4326,6 +4754,7 @@
     <w:p>
       <w:pPr>
         <w:pStyle w:val="SQLCode"/>
+        <w:spacing w:after="0" w:line="240" w:lineRule="auto"/>
       </w:pPr>
       <w:r>
         <w:t xml:space="preserve">    Gender VARCHAR(20),</w:t>
@@ -4334,6 +4763,7 @@
     <w:p>
       <w:pPr>
         <w:pStyle w:val="SQLCode"/>
+        <w:spacing w:after="0" w:line="240" w:lineRule="auto"/>
       </w:pPr>
       <w:r>
         <w:t xml:space="preserve">    Nationality VARCHAR(50),</w:t>
@@ -4342,6 +4772,7 @@
     <w:p>
       <w:pPr>
         <w:pStyle w:val="SQLCode"/>
+        <w:spacing w:after="0" w:line="240" w:lineRule="auto"/>
       </w:pPr>
       <w:r>
         <w:t xml:space="preserve">    CreatedAt DATETIME DEFAULT GETDATE()</w:t>
@@ -4350,6 +4781,7 @@
     <w:p>
       <w:pPr>
         <w:pStyle w:val="SQLCode"/>
+        <w:spacing w:after="0" w:line="240" w:lineRule="auto"/>
       </w:pPr>
       <w:r>
         <w:t>);</w:t>
@@ -4358,6 +4790,7 @@
     <w:p>
       <w:pPr>
         <w:pStyle w:val="SQLCode"/>
+        <w:spacing w:after="0" w:line="240" w:lineRule="auto"/>
       </w:pPr>
       <w:r>
         <w:t xml:space="preserve"> </w:t>
@@ -4366,6 +4799,7 @@
     <w:p>
       <w:pPr>
         <w:pStyle w:val="SQLCode"/>
+        <w:spacing w:after="0" w:line="240" w:lineRule="auto"/>
       </w:pPr>
       <w:r>
         <w:t>INSERT INTO Guests</w:t>
@@ -4374,6 +4808,7 @@
     <w:p>
       <w:pPr>
         <w:pStyle w:val="SQLCode"/>
+        <w:spacing w:after="0" w:line="240" w:lineRule="auto"/>
       </w:pPr>
       <w:r>
         <w:t>(FirstName, LastName, Email, Phone, DateOfBirth, Gender, Nationality)</w:t>
@@ -4382,6 +4817,7 @@
     <w:p>
       <w:pPr>
         <w:pStyle w:val="SQLCode"/>
+        <w:spacing w:after="0" w:line="240" w:lineRule="auto"/>
       </w:pPr>
       <w:r>
         <w:t>VALUES</w:t>
@@ -4390,6 +4826,7 @@
     <w:p>
       <w:pPr>
         <w:pStyle w:val="SQLCode"/>
+        <w:spacing w:after="0" w:line="240" w:lineRule="auto"/>
       </w:pPr>
       <w:r>
         <w:t>('Ali', 'Khan', 'ali.khan@email.com', '03001234567', '1998-05-12', 'Male', 'Pakistani'),</w:t>
@@ -4398,6 +4835,7 @@
     <w:p>
       <w:pPr>
         <w:pStyle w:val="SQLCode"/>
+        <w:spacing w:after="0" w:line="240" w:lineRule="auto"/>
       </w:pPr>
       <w:r>
         <w:t>('Sara', 'Ahmed', 'sara.ahmed@email.com', '03111234567', '1995-08-20', 'Female', 'Pakistani'),</w:t>
@@ -4406,6 +4844,7 @@
     <w:p>
       <w:pPr>
         <w:pStyle w:val="SQLCode"/>
+        <w:spacing w:after="0" w:line="240" w:lineRule="auto"/>
       </w:pPr>
       <w:r>
         <w:t>('John', 'Smith', 'john.smith@email.com', '447700900123', '1990-03-15', 'Male', 'British'),</w:t>
@@ -4414,6 +4853,7 @@
     <w:p>
       <w:pPr>
         <w:pStyle w:val="SQLCode"/>
+        <w:spacing w:after="0" w:line="240" w:lineRule="auto"/>
       </w:pPr>
       <w:r>
         <w:t>('Ayesha', 'Malik', 'ayesha.malik@email.com', '03221234567', '2000-11-05', 'Female', 'Pakistani'),</w:t>
@@ -4422,6 +4862,7 @@
     <w:p>
       <w:pPr>
         <w:pStyle w:val="SQLCode"/>
+        <w:spacing w:after="0" w:line="240" w:lineRule="auto"/>
       </w:pPr>
       <w:r>
         <w:t>('David', 'Wilson', 'david.wilson@email.com', '14155552671', '1988-07-25', 'Male', 'American');</w:t>
@@ -4430,6 +4871,7 @@
     <w:p>
       <w:pPr>
         <w:pStyle w:val="SQLCode"/>
+        <w:spacing w:after="0" w:line="240" w:lineRule="auto"/>
       </w:pPr>
       <w:r>
         <w:t xml:space="preserve"> </w:t>
@@ -4438,6 +4880,7 @@
     <w:p>
       <w:pPr>
         <w:pStyle w:val="SQLCode"/>
+        <w:spacing w:after="0" w:line="240" w:lineRule="auto"/>
       </w:pPr>
       <w:r>
         <w:t>select * from Guests</w:t>
@@ -4446,6 +4889,7 @@
     <w:p>
       <w:pPr>
         <w:pStyle w:val="SQLCode"/>
+        <w:spacing w:after="0" w:line="240" w:lineRule="auto"/>
       </w:pPr>
       <w:r>
         <w:t xml:space="preserve"> </w:t>
@@ -4454,6 +4898,7 @@
     <w:p>
       <w:pPr>
         <w:pStyle w:val="SQLCode"/>
+        <w:spacing w:after="0" w:line="240" w:lineRule="auto"/>
       </w:pPr>
       <w:r>
         <w:t>CREATE TABLE GuestAddresses</w:t>
@@ -4462,6 +4907,7 @@
     <w:p>
       <w:pPr>
         <w:pStyle w:val="SQLCode"/>
+        <w:spacing w:after="0" w:line="240" w:lineRule="auto"/>
       </w:pPr>
       <w:r>
         <w:t>(</w:t>
@@ -4470,6 +4916,7 @@
     <w:p>
       <w:pPr>
         <w:pStyle w:val="SQLCode"/>
+        <w:spacing w:after="0" w:line="240" w:lineRule="auto"/>
       </w:pPr>
       <w:r>
         <w:t xml:space="preserve">    AddressID INT IDENTITY(1,1) PRIMARY KEY,</w:t>
@@ -4478,6 +4925,7 @@
     <w:p>
       <w:pPr>
         <w:pStyle w:val="SQLCode"/>
+        <w:spacing w:after="0" w:line="240" w:lineRule="auto"/>
       </w:pPr>
       <w:r>
         <w:t xml:space="preserve">    GuestID INT NOT NULL,</w:t>
@@ -4486,6 +4934,7 @@
     <w:p>
       <w:pPr>
         <w:pStyle w:val="SQLCode"/>
+        <w:spacing w:after="0" w:line="240" w:lineRule="auto"/>
       </w:pPr>
       <w:r>
         <w:t xml:space="preserve">    AddressLine VARCHAR(200) NOT NULL,</w:t>
@@ -4494,6 +4943,7 @@
     <w:p>
       <w:pPr>
         <w:pStyle w:val="SQLCode"/>
+        <w:spacing w:after="0" w:line="240" w:lineRule="auto"/>
       </w:pPr>
       <w:r>
         <w:t xml:space="preserve">    City VARCHAR(50) NOT NULL,</w:t>
@@ -4502,6 +4952,7 @@
     <w:p>
       <w:pPr>
         <w:pStyle w:val="SQLCode"/>
+        <w:spacing w:after="0" w:line="240" w:lineRule="auto"/>
       </w:pPr>
       <w:r>
         <w:t xml:space="preserve">    Country VARCHAR(50) NOT NULL,</w:t>
@@ -4510,6 +4961,7 @@
     <w:p>
       <w:pPr>
         <w:pStyle w:val="SQLCode"/>
+        <w:spacing w:after="0" w:line="240" w:lineRule="auto"/>
       </w:pPr>
       <w:r>
         <w:t xml:space="preserve">    PostalCode VARCHAR(20),</w:t>
@@ -4518,6 +4970,7 @@
     <w:p>
       <w:pPr>
         <w:pStyle w:val="SQLCode"/>
+        <w:spacing w:after="0" w:line="240" w:lineRule="auto"/>
       </w:pPr>
       <w:r>
         <w:t xml:space="preserve">    FOREIGN KEY (GuestID) REFERENCES Guests(GuestID)</w:t>
@@ -4526,6 +4979,7 @@
     <w:p>
       <w:pPr>
         <w:pStyle w:val="SQLCode"/>
+        <w:spacing w:after="0" w:line="240" w:lineRule="auto"/>
       </w:pPr>
       <w:r>
         <w:t>);</w:t>
@@ -4534,6 +4988,7 @@
     <w:p>
       <w:pPr>
         <w:pStyle w:val="SQLCode"/>
+        <w:spacing w:after="0" w:line="240" w:lineRule="auto"/>
       </w:pPr>
       <w:r>
         <w:t xml:space="preserve"> </w:t>
@@ -4542,6 +4997,7 @@
     <w:p>
       <w:pPr>
         <w:pStyle w:val="SQLCode"/>
+        <w:spacing w:after="0" w:line="240" w:lineRule="auto"/>
       </w:pPr>
       <w:r>
         <w:t>INSERT INTO GuestAddresses</w:t>
@@ -4550,6 +5006,7 @@
     <w:p>
       <w:pPr>
         <w:pStyle w:val="SQLCode"/>
+        <w:spacing w:after="0" w:line="240" w:lineRule="auto"/>
       </w:pPr>
       <w:r>
         <w:t>(GuestID, AddressLine, City, Country, PostalCode)</w:t>
@@ -4558,6 +5015,7 @@
     <w:p>
       <w:pPr>
         <w:pStyle w:val="SQLCode"/>
+        <w:spacing w:after="0" w:line="240" w:lineRule="auto"/>
       </w:pPr>
       <w:r>
         <w:t>VALUES</w:t>
@@ -4566,6 +5024,7 @@
     <w:p>
       <w:pPr>
         <w:pStyle w:val="SQLCode"/>
+        <w:spacing w:after="0" w:line="240" w:lineRule="auto"/>
       </w:pPr>
       <w:r>
         <w:t>(1, 'House 12, Street 5', 'Karachi', 'Pakistan', '74000'),</w:t>
@@ -4574,6 +5033,7 @@
     <w:p>
       <w:pPr>
         <w:pStyle w:val="SQLCode"/>
+        <w:spacing w:after="0" w:line="240" w:lineRule="auto"/>
       </w:pPr>
       <w:r>
         <w:t>(2, 'House 25, Block B', 'Lahore', 'Pakistan', '54000'),</w:t>
@@ -4582,6 +5042,7 @@
     <w:p>
       <w:pPr>
         <w:pStyle w:val="SQLCode"/>
+        <w:spacing w:after="0" w:line="240" w:lineRule="auto"/>
       </w:pPr>
       <w:r>
         <w:t>(3, '25 Oxford Street', 'London', 'United Kingdom', 'W1D 2LT'),</w:t>
@@ -4590,6 +5051,7 @@
     <w:p>
       <w:pPr>
         <w:pStyle w:val="SQLCode"/>
+        <w:spacing w:after="0" w:line="240" w:lineRule="auto"/>
       </w:pPr>
       <w:r>
         <w:t>(4, 'House 18, Gulberg', 'Lahore', 'Pakistan', '54660'),</w:t>
@@ -4598,6 +5060,7 @@
     <w:p>
       <w:pPr>
         <w:pStyle w:val="SQLCode"/>
+        <w:spacing w:after="0" w:line="240" w:lineRule="auto"/>
       </w:pPr>
       <w:r>
         <w:t>(5, '120 Main Street', 'New York', 'United States', '10001');</w:t>
@@ -4606,6 +5069,7 @@
     <w:p>
       <w:pPr>
         <w:pStyle w:val="SQLCode"/>
+        <w:spacing w:after="0" w:line="240" w:lineRule="auto"/>
       </w:pPr>
       <w:r>
         <w:t xml:space="preserve"> </w:t>
@@ -4614,6 +5078,7 @@
     <w:p>
       <w:pPr>
         <w:pStyle w:val="SQLCode"/>
+        <w:spacing w:after="0" w:line="240" w:lineRule="auto"/>
       </w:pPr>
       <w:r>
         <w:t>select * from GuestAddresses</w:t>
@@ -4622,6 +5087,7 @@
     <w:p>
       <w:pPr>
         <w:pStyle w:val="SQLCode"/>
+        <w:spacing w:after="0" w:line="240" w:lineRule="auto"/>
       </w:pPr>
       <w:r>
         <w:t xml:space="preserve"> </w:t>
@@ -4630,6 +5096,7 @@
     <w:p>
       <w:pPr>
         <w:pStyle w:val="SQLCode"/>
+        <w:spacing w:after="0" w:line="240" w:lineRule="auto"/>
       </w:pPr>
       <w:r>
         <w:t>CREATE TABLE ReservationStatuses</w:t>
@@ -4638,6 +5105,7 @@
     <w:p>
       <w:pPr>
         <w:pStyle w:val="SQLCode"/>
+        <w:spacing w:after="0" w:line="240" w:lineRule="auto"/>
       </w:pPr>
       <w:r>
         <w:t>(</w:t>
@@ -4646,6 +5114,7 @@
     <w:p>
       <w:pPr>
         <w:pStyle w:val="SQLCode"/>
+        <w:spacing w:after="0" w:line="240" w:lineRule="auto"/>
       </w:pPr>
       <w:r>
         <w:t xml:space="preserve">    StatusID INT IDENTITY(1,1) PRIMARY KEY,</w:t>
@@ -4654,6 +5123,7 @@
     <w:p>
       <w:pPr>
         <w:pStyle w:val="SQLCode"/>
+        <w:spacing w:after="0" w:line="240" w:lineRule="auto"/>
       </w:pPr>
       <w:r>
         <w:t xml:space="preserve">    StatusName VARCHAR(50) NOT NULL UNIQUE,</w:t>
@@ -4662,6 +5132,7 @@
     <w:p>
       <w:pPr>
         <w:pStyle w:val="SQLCode"/>
+        <w:spacing w:after="0" w:line="240" w:lineRule="auto"/>
       </w:pPr>
       <w:r>
         <w:t xml:space="preserve">    Description VARCHAR(200),</w:t>
@@ -4670,6 +5141,7 @@
     <w:p>
       <w:pPr>
         <w:pStyle w:val="SQLCode"/>
+        <w:spacing w:after="0" w:line="240" w:lineRule="auto"/>
       </w:pPr>
       <w:r>
         <w:t xml:space="preserve">    IsActive BIT DEFAULT 1</w:t>
@@ -4678,6 +5150,7 @@
     <w:p>
       <w:pPr>
         <w:pStyle w:val="SQLCode"/>
+        <w:spacing w:after="0" w:line="240" w:lineRule="auto"/>
       </w:pPr>
       <w:r>
         <w:t>);</w:t>
@@ -4686,6 +5159,7 @@
     <w:p>
       <w:pPr>
         <w:pStyle w:val="SQLCode"/>
+        <w:spacing w:after="0" w:line="240" w:lineRule="auto"/>
       </w:pPr>
       <w:r>
         <w:t xml:space="preserve"> </w:t>
@@ -4694,6 +5168,7 @@
     <w:p>
       <w:pPr>
         <w:pStyle w:val="SQLCode"/>
+        <w:spacing w:after="0" w:line="240" w:lineRule="auto"/>
       </w:pPr>
       <w:r>
         <w:t>INSERT INTO ReservationStatuses (StatusName, Description)</w:t>
@@ -4702,6 +5177,7 @@
     <w:p>
       <w:pPr>
         <w:pStyle w:val="SQLCode"/>
+        <w:spacing w:after="0" w:line="240" w:lineRule="auto"/>
       </w:pPr>
       <w:r>
         <w:t>VALUES</w:t>
@@ -4710,6 +5186,7 @@
     <w:p>
       <w:pPr>
         <w:pStyle w:val="SQLCode"/>
+        <w:spacing w:after="0" w:line="240" w:lineRule="auto"/>
       </w:pPr>
       <w:r>
         <w:t>('Pending', 'Reservation is waiting for confirmation'),</w:t>
@@ -4718,6 +5195,7 @@
     <w:p>
       <w:pPr>
         <w:pStyle w:val="SQLCode"/>
+        <w:spacing w:after="0" w:line="240" w:lineRule="auto"/>
       </w:pPr>
       <w:r>
         <w:t>('Confirmed', 'Reservation has been confirmed'),</w:t>
@@ -4726,6 +5204,7 @@
     <w:p>
       <w:pPr>
         <w:pStyle w:val="SQLCode"/>
+        <w:spacing w:after="0" w:line="240" w:lineRule="auto"/>
       </w:pPr>
       <w:r>
         <w:t>('Checked-In', 'Guest has checked in'),</w:t>
@@ -4734,6 +5213,7 @@
     <w:p>
       <w:pPr>
         <w:pStyle w:val="SQLCode"/>
+        <w:spacing w:after="0" w:line="240" w:lineRule="auto"/>
       </w:pPr>
       <w:r>
         <w:t>('Completed', 'Reservation completed'),</w:t>
@@ -4742,6 +5222,7 @@
     <w:p>
       <w:pPr>
         <w:pStyle w:val="SQLCode"/>
+        <w:spacing w:after="0" w:line="240" w:lineRule="auto"/>
       </w:pPr>
       <w:r>
         <w:t>('Cancelled', 'Reservation cancelled');</w:t>
@@ -4750,6 +5231,7 @@
     <w:p>
       <w:pPr>
         <w:pStyle w:val="SQLCode"/>
+        <w:spacing w:after="0" w:line="240" w:lineRule="auto"/>
       </w:pPr>
       <w:r>
         <w:t xml:space="preserve"> </w:t>
@@ -4758,6 +5240,7 @@
     <w:p>
       <w:pPr>
         <w:pStyle w:val="SQLCode"/>
+        <w:spacing w:after="0" w:line="240" w:lineRule="auto"/>
       </w:pPr>
       <w:r>
         <w:t>select * from ReservationStatuses</w:t>
@@ -4766,6 +5249,7 @@
     <w:p>
       <w:pPr>
         <w:pStyle w:val="SQLCode"/>
+        <w:spacing w:after="0" w:line="240" w:lineRule="auto"/>
       </w:pPr>
       <w:r>
         <w:t xml:space="preserve"> </w:t>
@@ -4774,6 +5258,7 @@
     <w:p>
       <w:pPr>
         <w:pStyle w:val="SQLCode"/>
+        <w:spacing w:after="0" w:line="240" w:lineRule="auto"/>
       </w:pPr>
       <w:r>
         <w:t>CREATE TABLE Reservations</w:t>
@@ -4782,6 +5267,7 @@
     <w:p>
       <w:pPr>
         <w:pStyle w:val="SQLCode"/>
+        <w:spacing w:after="0" w:line="240" w:lineRule="auto"/>
       </w:pPr>
       <w:r>
         <w:t>(</w:t>
@@ -4790,6 +5276,7 @@
     <w:p>
       <w:pPr>
         <w:pStyle w:val="SQLCode"/>
+        <w:spacing w:after="0" w:line="240" w:lineRule="auto"/>
       </w:pPr>
       <w:r>
         <w:t xml:space="preserve">    ReservationID INT IDENTITY(1,1) PRIMARY KEY,</w:t>
@@ -4798,6 +5285,7 @@
     <w:p>
       <w:pPr>
         <w:pStyle w:val="SQLCode"/>
+        <w:spacing w:after="0" w:line="240" w:lineRule="auto"/>
       </w:pPr>
       <w:r>
         <w:t xml:space="preserve">    GuestID INT NOT NULL,</w:t>
@@ -4806,6 +5294,7 @@
     <w:p>
       <w:pPr>
         <w:pStyle w:val="SQLCode"/>
+        <w:spacing w:after="0" w:line="240" w:lineRule="auto"/>
       </w:pPr>
       <w:r>
         <w:t xml:space="preserve">    BranchID INT NOT NULL,</w:t>
@@ -4814,6 +5303,7 @@
     <w:p>
       <w:pPr>
         <w:pStyle w:val="SQLCode"/>
+        <w:spacing w:after="0" w:line="240" w:lineRule="auto"/>
       </w:pPr>
       <w:r>
         <w:t xml:space="preserve">    ReservationDate DATE NOT NULL DEFAULT GETDATE(),</w:t>
@@ -4822,6 +5312,7 @@
     <w:p>
       <w:pPr>
         <w:pStyle w:val="SQLCode"/>
+        <w:spacing w:after="0" w:line="240" w:lineRule="auto"/>
       </w:pPr>
       <w:r>
         <w:t xml:space="preserve">    CheckInDate DATE NOT NULL,</w:t>
@@ -4830,6 +5321,7 @@
     <w:p>
       <w:pPr>
         <w:pStyle w:val="SQLCode"/>
+        <w:spacing w:after="0" w:line="240" w:lineRule="auto"/>
       </w:pPr>
       <w:r>
         <w:t xml:space="preserve">    CheckOutDate DATE NOT NULL,</w:t>
@@ -4838,6 +5330,7 @@
     <w:p>
       <w:pPr>
         <w:pStyle w:val="SQLCode"/>
+        <w:spacing w:after="0" w:line="240" w:lineRule="auto"/>
       </w:pPr>
       <w:r>
         <w:t xml:space="preserve">    NumberOfGuests INT NOT NULL CHECK (NumberOfGuests &gt; 0),</w:t>
@@ -4846,6 +5339,7 @@
     <w:p>
       <w:pPr>
         <w:pStyle w:val="SQLCode"/>
+        <w:spacing w:after="0" w:line="240" w:lineRule="auto"/>
       </w:pPr>
       <w:r>
         <w:t xml:space="preserve">    StatusID INT NOT NULL,</w:t>
@@ -4854,6 +5348,7 @@
     <w:p>
       <w:pPr>
         <w:pStyle w:val="SQLCode"/>
+        <w:spacing w:after="0" w:line="240" w:lineRule="auto"/>
       </w:pPr>
       <w:r>
         <w:t xml:space="preserve">    FOREIGN KEY (GuestID) REFERENCES Guests(GuestID),</w:t>
@@ -4862,6 +5357,7 @@
     <w:p>
       <w:pPr>
         <w:pStyle w:val="SQLCode"/>
+        <w:spacing w:after="0" w:line="240" w:lineRule="auto"/>
       </w:pPr>
       <w:r>
         <w:t xml:space="preserve">    FOREIGN KEY (BranchID) REFERENCES HotelBranches(BranchID),</w:t>
@@ -4870,6 +5366,7 @@
     <w:p>
       <w:pPr>
         <w:pStyle w:val="SQLCode"/>
+        <w:spacing w:after="0" w:line="240" w:lineRule="auto"/>
       </w:pPr>
       <w:r>
         <w:t xml:space="preserve">    FOREIGN KEY (StatusID) REFERENCES ReservationStatuses(StatusID),</w:t>
@@ -4878,6 +5375,7 @@
     <w:p>
       <w:pPr>
         <w:pStyle w:val="SQLCode"/>
+        <w:spacing w:after="0" w:line="240" w:lineRule="auto"/>
       </w:pPr>
       <w:r>
         <w:t xml:space="preserve">    CHECK (CheckOutDate &gt; CheckInDate)</w:t>
@@ -4886,6 +5384,7 @@
     <w:p>
       <w:pPr>
         <w:pStyle w:val="SQLCode"/>
+        <w:spacing w:after="0" w:line="240" w:lineRule="auto"/>
       </w:pPr>
       <w:r>
         <w:t>);</w:t>
@@ -4894,6 +5393,7 @@
     <w:p>
       <w:pPr>
         <w:pStyle w:val="SQLCode"/>
+        <w:spacing w:after="0" w:line="240" w:lineRule="auto"/>
       </w:pPr>
       <w:r>
         <w:t xml:space="preserve"> </w:t>
@@ -4902,6 +5402,7 @@
     <w:p>
       <w:pPr>
         <w:pStyle w:val="SQLCode"/>
+        <w:spacing w:after="0" w:line="240" w:lineRule="auto"/>
       </w:pPr>
       <w:r>
         <w:t>INSERT INTO Reservations</w:t>
@@ -4910,6 +5411,7 @@
     <w:p>
       <w:pPr>
         <w:pStyle w:val="SQLCode"/>
+        <w:spacing w:after="0" w:line="240" w:lineRule="auto"/>
       </w:pPr>
       <w:r>
         <w:t>(GuestID, BranchID, CheckInDate, CheckOutDate, NumberOfGuests, StatusID)</w:t>
@@ -4918,6 +5420,7 @@
     <w:p>
       <w:pPr>
         <w:pStyle w:val="SQLCode"/>
+        <w:spacing w:after="0" w:line="240" w:lineRule="auto"/>
       </w:pPr>
       <w:r>
         <w:t>VALUES</w:t>
@@ -4926,6 +5429,7 @@
     <w:p>
       <w:pPr>
         <w:pStyle w:val="SQLCode"/>
+        <w:spacing w:after="0" w:line="240" w:lineRule="auto"/>
       </w:pPr>
       <w:r>
         <w:t>(1, 1, '2026-09-10', '2026-09-13', 2, 2),</w:t>
@@ -4934,6 +5438,7 @@
     <w:p>
       <w:pPr>
         <w:pStyle w:val="SQLCode"/>
+        <w:spacing w:after="0" w:line="240" w:lineRule="auto"/>
       </w:pPr>
       <w:r>
         <w:t>(2, 2, '2026-09-11', '2026-09-14', 1, 2),</w:t>
@@ -4942,6 +5447,7 @@
     <w:p>
       <w:pPr>
         <w:pStyle w:val="SQLCode"/>
+        <w:spacing w:after="0" w:line="240" w:lineRule="auto"/>
       </w:pPr>
       <w:r>
         <w:t>(3, 1, '2026-09-12', '2026-09-15', 2, 1),</w:t>
@@ -4950,6 +5456,7 @@
     <w:p>
       <w:pPr>
         <w:pStyle w:val="SQLCode"/>
+        <w:spacing w:after="0" w:line="240" w:lineRule="auto"/>
       </w:pPr>
       <w:r>
         <w:t>(4, 3, '2026-09-15', '2026-09-18', 3, 2),</w:t>
@@ -4958,6 +5465,7 @@
     <w:p>
       <w:pPr>
         <w:pStyle w:val="SQLCode"/>
+        <w:spacing w:after="0" w:line="240" w:lineRule="auto"/>
       </w:pPr>
       <w:r>
         <w:t>(5, 2, '2026-09-20', '2026-09-22', 2, 1);</w:t>
@@ -4966,6 +5474,7 @@
     <w:p>
       <w:pPr>
         <w:pStyle w:val="SQLCode"/>
+        <w:spacing w:after="0" w:line="240" w:lineRule="auto"/>
       </w:pPr>
       <w:r>
         <w:t xml:space="preserve"> </w:t>
@@ -4974,6 +5483,7 @@
     <w:p>
       <w:pPr>
         <w:pStyle w:val="SQLCode"/>
+        <w:spacing w:after="0" w:line="240" w:lineRule="auto"/>
       </w:pPr>
       <w:r>
         <w:t>SELECT * FROM Reservations;</w:t>
@@ -4982,6 +5492,7 @@
     <w:p>
       <w:pPr>
         <w:pStyle w:val="SQLCode"/>
+        <w:spacing w:after="0" w:line="240" w:lineRule="auto"/>
       </w:pPr>
       <w:r>
         <w:t xml:space="preserve"> </w:t>
@@ -4990,6 +5501,7 @@
     <w:p>
       <w:pPr>
         <w:pStyle w:val="SQLCode"/>
+        <w:spacing w:after="0" w:line="240" w:lineRule="auto"/>
       </w:pPr>
       <w:r>
         <w:t>CREATE TABLE ReservationGuests</w:t>
@@ -4998,6 +5510,7 @@
     <w:p>
       <w:pPr>
         <w:pStyle w:val="SQLCode"/>
+        <w:spacing w:after="0" w:line="240" w:lineRule="auto"/>
       </w:pPr>
       <w:r>
         <w:t>(</w:t>
@@ -5006,6 +5519,7 @@
     <w:p>
       <w:pPr>
         <w:pStyle w:val="SQLCode"/>
+        <w:spacing w:after="0" w:line="240" w:lineRule="auto"/>
       </w:pPr>
       <w:r>
         <w:t xml:space="preserve">    ReservationID INT NOT NULL,</w:t>
@@ -5014,6 +5528,7 @@
     <w:p>
       <w:pPr>
         <w:pStyle w:val="SQLCode"/>
+        <w:spacing w:after="0" w:line="240" w:lineRule="auto"/>
       </w:pPr>
       <w:r>
         <w:t xml:space="preserve">    GuestID INT NOT NULL,</w:t>
@@ -5022,6 +5537,7 @@
     <w:p>
       <w:pPr>
         <w:pStyle w:val="SQLCode"/>
+        <w:spacing w:after="0" w:line="240" w:lineRule="auto"/>
       </w:pPr>
       <w:r>
         <w:t xml:space="preserve">    GuestRole VARCHAR(50) DEFAULT 'Guest',</w:t>
@@ -5030,6 +5546,7 @@
     <w:p>
       <w:pPr>
         <w:pStyle w:val="SQLCode"/>
+        <w:spacing w:after="0" w:line="240" w:lineRule="auto"/>
       </w:pPr>
       <w:r>
         <w:t xml:space="preserve">    PRIMARY KEY (ReservationID, GuestID),</w:t>
@@ -5038,6 +5555,7 @@
     <w:p>
       <w:pPr>
         <w:pStyle w:val="SQLCode"/>
+        <w:spacing w:after="0" w:line="240" w:lineRule="auto"/>
       </w:pPr>
       <w:r>
         <w:t xml:space="preserve">    FOREIGN KEY (ReservationID) REFERENCES Reservations(ReservationID),</w:t>
@@ -5046,6 +5564,7 @@
     <w:p>
       <w:pPr>
         <w:pStyle w:val="SQLCode"/>
+        <w:spacing w:after="0" w:line="240" w:lineRule="auto"/>
       </w:pPr>
       <w:r>
         <w:t xml:space="preserve">    FOREIGN KEY (GuestID) REFERENCES Guests(GuestID)</w:t>
@@ -5054,6 +5573,7 @@
     <w:p>
       <w:pPr>
         <w:pStyle w:val="SQLCode"/>
+        <w:spacing w:after="0" w:line="240" w:lineRule="auto"/>
       </w:pPr>
       <w:r>
         <w:t>);</w:t>
@@ -5062,6 +5582,7 @@
     <w:p>
       <w:pPr>
         <w:pStyle w:val="SQLCode"/>
+        <w:spacing w:after="0" w:line="240" w:lineRule="auto"/>
       </w:pPr>
       <w:r>
         <w:t xml:space="preserve"> </w:t>
@@ -5070,6 +5591,7 @@
     <w:p>
       <w:pPr>
         <w:pStyle w:val="SQLCode"/>
+        <w:spacing w:after="0" w:line="240" w:lineRule="auto"/>
       </w:pPr>
       <w:r>
         <w:t>INSERT INTO ReservationGuests (ReservationID, GuestID, GuestRole)</w:t>
@@ -5078,6 +5600,7 @@
     <w:p>
       <w:pPr>
         <w:pStyle w:val="SQLCode"/>
+        <w:spacing w:after="0" w:line="240" w:lineRule="auto"/>
       </w:pPr>
       <w:r>
         <w:t>VALUES</w:t>
@@ -5086,6 +5609,7 @@
     <w:p>
       <w:pPr>
         <w:pStyle w:val="SQLCode"/>
+        <w:spacing w:after="0" w:line="240" w:lineRule="auto"/>
       </w:pPr>
       <w:r>
         <w:t>(1, 1, 'Primary Guest'),</w:t>
@@ -5094,6 +5618,7 @@
     <w:p>
       <w:pPr>
         <w:pStyle w:val="SQLCode"/>
+        <w:spacing w:after="0" w:line="240" w:lineRule="auto"/>
       </w:pPr>
       <w:r>
         <w:t>(1, 2, 'Guest'),</w:t>
@@ -5102,6 +5627,7 @@
     <w:p>
       <w:pPr>
         <w:pStyle w:val="SQLCode"/>
+        <w:spacing w:after="0" w:line="240" w:lineRule="auto"/>
       </w:pPr>
       <w:r>
         <w:t>(2, 2, 'Primary Guest'),</w:t>
@@ -5110,6 +5636,7 @@
     <w:p>
       <w:pPr>
         <w:pStyle w:val="SQLCode"/>
+        <w:spacing w:after="0" w:line="240" w:lineRule="auto"/>
       </w:pPr>
       <w:r>
         <w:t>(3, 3, 'Primary Guest'),</w:t>
@@ -5118,6 +5645,7 @@
     <w:p>
       <w:pPr>
         <w:pStyle w:val="SQLCode"/>
+        <w:spacing w:after="0" w:line="240" w:lineRule="auto"/>
       </w:pPr>
       <w:r>
         <w:t>(4, 4, 'Primary Guest'),</w:t>
@@ -5126,6 +5654,7 @@
     <w:p>
       <w:pPr>
         <w:pStyle w:val="SQLCode"/>
+        <w:spacing w:after="0" w:line="240" w:lineRule="auto"/>
       </w:pPr>
       <w:r>
         <w:t>(5, 5, 'Primary Guest');</w:t>
@@ -5134,6 +5663,7 @@
     <w:p>
       <w:pPr>
         <w:pStyle w:val="SQLCode"/>
+        <w:spacing w:after="0" w:line="240" w:lineRule="auto"/>
       </w:pPr>
       <w:r>
         <w:t xml:space="preserve"> </w:t>
@@ -5142,6 +5672,7 @@
     <w:p>
       <w:pPr>
         <w:pStyle w:val="SQLCode"/>
+        <w:spacing w:after="0" w:line="240" w:lineRule="auto"/>
       </w:pPr>
       <w:r>
         <w:t>SELECT * FROM ReservationGuests;</w:t>
@@ -5150,6 +5681,7 @@
     <w:p>
       <w:pPr>
         <w:pStyle w:val="SQLCode"/>
+        <w:spacing w:after="0" w:line="240" w:lineRule="auto"/>
       </w:pPr>
       <w:r>
         <w:t xml:space="preserve"> </w:t>
@@ -5158,6 +5690,7 @@
     <w:p>
       <w:pPr>
         <w:pStyle w:val="SQLCode"/>
+        <w:spacing w:after="0" w:line="240" w:lineRule="auto"/>
       </w:pPr>
       <w:r>
         <w:t>CREATE TABLE ReservationRooms</w:t>
@@ -5166,6 +5699,7 @@
     <w:p>
       <w:pPr>
         <w:pStyle w:val="SQLCode"/>
+        <w:spacing w:after="0" w:line="240" w:lineRule="auto"/>
       </w:pPr>
       <w:r>
         <w:t>(</w:t>
@@ -5174,6 +5708,7 @@
     <w:p>
       <w:pPr>
         <w:pStyle w:val="SQLCode"/>
+        <w:spacing w:after="0" w:line="240" w:lineRule="auto"/>
       </w:pPr>
       <w:r>
         <w:t xml:space="preserve">    ReservationRoomID INT IDENTITY(1,1) PRIMARY KEY,</w:t>
@@ -5182,6 +5717,7 @@
     <w:p>
       <w:pPr>
         <w:pStyle w:val="SQLCode"/>
+        <w:spacing w:after="0" w:line="240" w:lineRule="auto"/>
       </w:pPr>
       <w:r>
         <w:t xml:space="preserve">    ReservationID INT NOT NULL,</w:t>
@@ -5190,6 +5726,7 @@
     <w:p>
       <w:pPr>
         <w:pStyle w:val="SQLCode"/>
+        <w:spacing w:after="0" w:line="240" w:lineRule="auto"/>
       </w:pPr>
       <w:r>
         <w:t xml:space="preserve">    RoomID INT NOT NULL,</w:t>
@@ -5198,6 +5735,7 @@
     <w:p>
       <w:pPr>
         <w:pStyle w:val="SQLCode"/>
+        <w:spacing w:after="0" w:line="240" w:lineRule="auto"/>
       </w:pPr>
       <w:r>
         <w:t xml:space="preserve">    NumberOfNights INT NOT NULL CHECK (NumberOfNights &gt; 0),</w:t>
@@ -5206,6 +5744,7 @@
     <w:p>
       <w:pPr>
         <w:pStyle w:val="SQLCode"/>
+        <w:spacing w:after="0" w:line="240" w:lineRule="auto"/>
       </w:pPr>
       <w:r>
         <w:t xml:space="preserve">    RoomRate DECIMAL(10,2) NOT NULL CHECK (RoomRate &gt; 0),</w:t>
@@ -5214,6 +5753,7 @@
     <w:p>
       <w:pPr>
         <w:pStyle w:val="SQLCode"/>
+        <w:spacing w:after="0" w:line="240" w:lineRule="auto"/>
       </w:pPr>
       <w:r>
         <w:t xml:space="preserve">    FOREIGN KEY (ReservationID) REFERENCES Reservations(ReservationID),</w:t>
@@ -5222,6 +5762,7 @@
     <w:p>
       <w:pPr>
         <w:pStyle w:val="SQLCode"/>
+        <w:spacing w:after="0" w:line="240" w:lineRule="auto"/>
       </w:pPr>
       <w:r>
         <w:t xml:space="preserve">    FOREIGN KEY (RoomID) REFERENCES Rooms(RoomID)</w:t>
@@ -5230,6 +5771,7 @@
     <w:p>
       <w:pPr>
         <w:pStyle w:val="SQLCode"/>
+        <w:spacing w:after="0" w:line="240" w:lineRule="auto"/>
       </w:pPr>
       <w:r>
         <w:t>);</w:t>
@@ -5238,6 +5780,7 @@
     <w:p>
       <w:pPr>
         <w:pStyle w:val="SQLCode"/>
+        <w:spacing w:after="0" w:line="240" w:lineRule="auto"/>
       </w:pPr>
       <w:r>
         <w:t xml:space="preserve"> </w:t>
@@ -5246,6 +5789,7 @@
     <w:p>
       <w:pPr>
         <w:pStyle w:val="SQLCode"/>
+        <w:spacing w:after="0" w:line="240" w:lineRule="auto"/>
       </w:pPr>
       <w:r>
         <w:t>INSERT INTO ReservationRooms (ReservationID, RoomID, NumberOfNights, RoomRate)</w:t>
@@ -5254,6 +5798,7 @@
     <w:p>
       <w:pPr>
         <w:pStyle w:val="SQLCode"/>
+        <w:spacing w:after="0" w:line="240" w:lineRule="auto"/>
       </w:pPr>
       <w:r>
         <w:t>VALUES</w:t>
@@ -5262,6 +5807,7 @@
     <w:p>
       <w:pPr>
         <w:pStyle w:val="SQLCode"/>
+        <w:spacing w:after="0" w:line="240" w:lineRule="auto"/>
       </w:pPr>
       <w:r>
         <w:t>(1, 1, 3, 10000),</w:t>
@@ -5270,6 +5816,7 @@
     <w:p>
       <w:pPr>
         <w:pStyle w:val="SQLCode"/>
+        <w:spacing w:after="0" w:line="240" w:lineRule="auto"/>
       </w:pPr>
       <w:r>
         <w:t>(2, 4, 3, 20000),</w:t>
@@ -5278,6 +5825,7 @@
     <w:p>
       <w:pPr>
         <w:pStyle w:val="SQLCode"/>
+        <w:spacing w:after="0" w:line="240" w:lineRule="auto"/>
       </w:pPr>
       <w:r>
         <w:t>(3, 2, 3, 15000),</w:t>
@@ -5286,6 +5834,7 @@
     <w:p>
       <w:pPr>
         <w:pStyle w:val="SQLCode"/>
+        <w:spacing w:after="0" w:line="240" w:lineRule="auto"/>
       </w:pPr>
       <w:r>
         <w:t>(4, 8, 3, 30000),</w:t>
@@ -5294,6 +5843,7 @@
     <w:p>
       <w:pPr>
         <w:pStyle w:val="SQLCode"/>
+        <w:spacing w:after="0" w:line="240" w:lineRule="auto"/>
       </w:pPr>
       <w:r>
         <w:t>(5, 5, 2, 30000);</w:t>
@@ -5302,6 +5852,7 @@
     <w:p>
       <w:pPr>
         <w:pStyle w:val="SQLCode"/>
+        <w:spacing w:after="0" w:line="240" w:lineRule="auto"/>
       </w:pPr>
       <w:r>
         <w:t xml:space="preserve"> </w:t>
@@ -5310,6 +5861,7 @@
     <w:p>
       <w:pPr>
         <w:pStyle w:val="SQLCode"/>
+        <w:spacing w:after="0" w:line="240" w:lineRule="auto"/>
       </w:pPr>
       <w:r>
         <w:t>SELECT * FROM ReservationRooms;</w:t>
@@ -5318,6 +5870,7 @@
     <w:p>
       <w:pPr>
         <w:pStyle w:val="SQLCode"/>
+        <w:spacing w:after="0" w:line="240" w:lineRule="auto"/>
       </w:pPr>
       <w:r>
         <w:t xml:space="preserve"> </w:t>
@@ -5326,6 +5879,7 @@
     <w:p>
       <w:pPr>
         <w:pStyle w:val="SQLCode"/>
+        <w:spacing w:after="0" w:line="240" w:lineRule="auto"/>
       </w:pPr>
       <w:r>
         <w:t>CREATE TABLE BookingSources</w:t>
@@ -5334,6 +5888,7 @@
     <w:p>
       <w:pPr>
         <w:pStyle w:val="SQLCode"/>
+        <w:spacing w:after="0" w:line="240" w:lineRule="auto"/>
       </w:pPr>
       <w:r>
         <w:t>(</w:t>
@@ -5342,6 +5897,7 @@
     <w:p>
       <w:pPr>
         <w:pStyle w:val="SQLCode"/>
+        <w:spacing w:after="0" w:line="240" w:lineRule="auto"/>
       </w:pPr>
       <w:r>
         <w:t xml:space="preserve">    SourceID INT IDENTITY(1,1) PRIMARY KEY,</w:t>
@@ -5350,6 +5906,7 @@
     <w:p>
       <w:pPr>
         <w:pStyle w:val="SQLCode"/>
+        <w:spacing w:after="0" w:line="240" w:lineRule="auto"/>
       </w:pPr>
       <w:r>
         <w:t xml:space="preserve">    SourceName VARCHAR(50) NOT NULL UNIQUE,</w:t>
@@ -5358,6 +5915,7 @@
     <w:p>
       <w:pPr>
         <w:pStyle w:val="SQLCode"/>
+        <w:spacing w:after="0" w:line="240" w:lineRule="auto"/>
       </w:pPr>
       <w:r>
         <w:t xml:space="preserve">    Description VARCHAR(200)</w:t>
@@ -5366,6 +5924,7 @@
     <w:p>
       <w:pPr>
         <w:pStyle w:val="SQLCode"/>
+        <w:spacing w:after="0" w:line="240" w:lineRule="auto"/>
       </w:pPr>
       <w:r>
         <w:t>);</w:t>
@@ -5374,6 +5933,7 @@
     <w:p>
       <w:pPr>
         <w:pStyle w:val="SQLCode"/>
+        <w:spacing w:after="0" w:line="240" w:lineRule="auto"/>
       </w:pPr>
       <w:r>
         <w:t xml:space="preserve"> </w:t>
@@ -5382,6 +5942,7 @@
     <w:p>
       <w:pPr>
         <w:pStyle w:val="SQLCode"/>
+        <w:spacing w:after="0" w:line="240" w:lineRule="auto"/>
       </w:pPr>
       <w:r>
         <w:t>INSERT INTO BookingSources (SourceName, Description)</w:t>
@@ -5390,6 +5951,7 @@
     <w:p>
       <w:pPr>
         <w:pStyle w:val="SQLCode"/>
+        <w:spacing w:after="0" w:line="240" w:lineRule="auto"/>
       </w:pPr>
       <w:r>
         <w:t>VALUES</w:t>
@@ -5398,6 +5960,7 @@
     <w:p>
       <w:pPr>
         <w:pStyle w:val="SQLCode"/>
+        <w:spacing w:after="0" w:line="240" w:lineRule="auto"/>
       </w:pPr>
       <w:r>
         <w:t>('Website', 'Booking made through hotel website'),</w:t>
@@ -5406,6 +5969,7 @@
     <w:p>
       <w:pPr>
         <w:pStyle w:val="SQLCode"/>
+        <w:spacing w:after="0" w:line="240" w:lineRule="auto"/>
       </w:pPr>
       <w:r>
         <w:t>('Mobile App', 'Booking made through hotel mobile application'),</w:t>
@@ -5414,6 +5978,7 @@
     <w:p>
       <w:pPr>
         <w:pStyle w:val="SQLCode"/>
+        <w:spacing w:after="0" w:line="240" w:lineRule="auto"/>
       </w:pPr>
       <w:r>
         <w:t>('Walk-in', 'Guest booked directly at hotel'),</w:t>
@@ -5422,6 +5987,7 @@
     <w:p>
       <w:pPr>
         <w:pStyle w:val="SQLCode"/>
+        <w:spacing w:after="0" w:line="240" w:lineRule="auto"/>
       </w:pPr>
       <w:r>
         <w:t>('Phone', 'Booking made through phone call'),</w:t>
@@ -5430,6 +5996,7 @@
     <w:p>
       <w:pPr>
         <w:pStyle w:val="SQLCode"/>
+        <w:spacing w:after="0" w:line="240" w:lineRule="auto"/>
       </w:pPr>
       <w:r>
         <w:t>('Travel Agent', 'Booking made through travel agent');</w:t>
@@ -5438,6 +6005,7 @@
     <w:p>
       <w:pPr>
         <w:pStyle w:val="SQLCode"/>
+        <w:spacing w:after="0" w:line="240" w:lineRule="auto"/>
       </w:pPr>
       <w:r>
         <w:t xml:space="preserve"> </w:t>
@@ -5446,6 +6014,7 @@
     <w:p>
       <w:pPr>
         <w:pStyle w:val="SQLCode"/>
+        <w:spacing w:after="0" w:line="240" w:lineRule="auto"/>
       </w:pPr>
       <w:r>
         <w:t>select * from BookingSources</w:t>
@@ -5454,6 +6023,7 @@
     <w:p>
       <w:pPr>
         <w:pStyle w:val="SQLCode"/>
+        <w:spacing w:after="0" w:line="240" w:lineRule="auto"/>
       </w:pPr>
       <w:r>
         <w:t xml:space="preserve"> </w:t>
@@ -5462,6 +6032,7 @@
     <w:p>
       <w:pPr>
         <w:pStyle w:val="SQLCode"/>
+        <w:spacing w:after="0" w:line="240" w:lineRule="auto"/>
       </w:pPr>
       <w:r>
         <w:t>CREATE TABLE SpecialRequests</w:t>
@@ -5470,6 +6041,7 @@
     <w:p>
       <w:pPr>
         <w:pStyle w:val="SQLCode"/>
+        <w:spacing w:after="0" w:line="240" w:lineRule="auto"/>
       </w:pPr>
       <w:r>
         <w:t>(</w:t>
@@ -5478,6 +6050,7 @@
     <w:p>
       <w:pPr>
         <w:pStyle w:val="SQLCode"/>
+        <w:spacing w:after="0" w:line="240" w:lineRule="auto"/>
       </w:pPr>
       <w:r>
         <w:t xml:space="preserve">    RequestID INT IDENTITY(1,1) PRIMARY KEY,</w:t>
@@ -5486,6 +6059,7 @@
     <w:p>
       <w:pPr>
         <w:pStyle w:val="SQLCode"/>
+        <w:spacing w:after="0" w:line="240" w:lineRule="auto"/>
       </w:pPr>
       <w:r>
         <w:t xml:space="preserve">    RequestName VARCHAR(100) NOT NULL UNIQUE,</w:t>
@@ -5494,6 +6068,7 @@
     <w:p>
       <w:pPr>
         <w:pStyle w:val="SQLCode"/>
+        <w:spacing w:after="0" w:line="240" w:lineRule="auto"/>
       </w:pPr>
       <w:r>
         <w:t xml:space="preserve">    Description VARCHAR(255),</w:t>
@@ -5502,6 +6077,7 @@
     <w:p>
       <w:pPr>
         <w:pStyle w:val="SQLCode"/>
+        <w:spacing w:after="0" w:line="240" w:lineRule="auto"/>
       </w:pPr>
       <w:r>
         <w:t xml:space="preserve">    IsActive BIT DEFAULT 1</w:t>
@@ -5510,6 +6086,7 @@
     <w:p>
       <w:pPr>
         <w:pStyle w:val="SQLCode"/>
+        <w:spacing w:after="0" w:line="240" w:lineRule="auto"/>
       </w:pPr>
       <w:r>
         <w:t>);</w:t>
@@ -5518,6 +6095,7 @@
     <w:p>
       <w:pPr>
         <w:pStyle w:val="SQLCode"/>
+        <w:spacing w:after="0" w:line="240" w:lineRule="auto"/>
       </w:pPr>
       <w:r>
         <w:t xml:space="preserve"> </w:t>
@@ -5526,6 +6104,7 @@
     <w:p>
       <w:pPr>
         <w:pStyle w:val="SQLCode"/>
+        <w:spacing w:after="0" w:line="240" w:lineRule="auto"/>
       </w:pPr>
       <w:r>
         <w:t>INSERT INTO SpecialRequests (RequestName, Description)</w:t>
@@ -5534,6 +6113,7 @@
     <w:p>
       <w:pPr>
         <w:pStyle w:val="SQLCode"/>
+        <w:spacing w:after="0" w:line="240" w:lineRule="auto"/>
       </w:pPr>
       <w:r>
         <w:t>VALUES</w:t>
@@ -5542,6 +6122,7 @@
     <w:p>
       <w:pPr>
         <w:pStyle w:val="SQLCode"/>
+        <w:spacing w:after="0" w:line="240" w:lineRule="auto"/>
       </w:pPr>
       <w:r>
         <w:t>('Extra Bed', 'Guest requires an additional bed'),</w:t>
@@ -5550,6 +6131,7 @@
     <w:p>
       <w:pPr>
         <w:pStyle w:val="SQLCode"/>
+        <w:spacing w:after="0" w:line="240" w:lineRule="auto"/>
       </w:pPr>
       <w:r>
         <w:t>('Late Check-in', 'Guest will arrive after normal check-in time'),</w:t>
@@ -5558,6 +6140,7 @@
     <w:p>
       <w:pPr>
         <w:pStyle w:val="SQLCode"/>
+        <w:spacing w:after="0" w:line="240" w:lineRule="auto"/>
       </w:pPr>
       <w:r>
         <w:t>('Baby Crib', 'Baby crib required in the room'),</w:t>
@@ -5566,6 +6149,7 @@
     <w:p>
       <w:pPr>
         <w:pStyle w:val="SQLCode"/>
+        <w:spacing w:after="0" w:line="240" w:lineRule="auto"/>
       </w:pPr>
       <w:r>
         <w:t>('Extra Towels', 'Guest requires additional towels'),</w:t>
@@ -5574,6 +6158,7 @@
     <w:p>
       <w:pPr>
         <w:pStyle w:val="SQLCode"/>
+        <w:spacing w:after="0" w:line="240" w:lineRule="auto"/>
       </w:pPr>
       <w:r>
         <w:t>('Room Decoration', 'Special room decoration required');</w:t>
@@ -5582,6 +6167,7 @@
     <w:p>
       <w:pPr>
         <w:pStyle w:val="SQLCode"/>
+        <w:spacing w:after="0" w:line="240" w:lineRule="auto"/>
       </w:pPr>
       <w:r>
         <w:t xml:space="preserve"> </w:t>
@@ -5590,6 +6176,7 @@
     <w:p>
       <w:pPr>
         <w:pStyle w:val="SQLCode"/>
+        <w:spacing w:after="0" w:line="240" w:lineRule="auto"/>
       </w:pPr>
       <w:r>
         <w:t>SELECT * FROM SpecialRequests;</w:t>
@@ -5598,6 +6185,7 @@
     <w:p>
       <w:pPr>
         <w:pStyle w:val="SQLCode"/>
+        <w:spacing w:after="0" w:line="240" w:lineRule="auto"/>
       </w:pPr>
       <w:r>
         <w:t xml:space="preserve"> </w:t>
@@ -5606,6 +6194,7 @@
     <w:p>
       <w:pPr>
         <w:pStyle w:val="SQLCode"/>
+        <w:spacing w:after="0" w:line="240" w:lineRule="auto"/>
       </w:pPr>
       <w:r>
         <w:t>CREATE TABLE ReservationSpecialRequests</w:t>
@@ -5614,6 +6203,7 @@
     <w:p>
       <w:pPr>
         <w:pStyle w:val="SQLCode"/>
+        <w:spacing w:after="0" w:line="240" w:lineRule="auto"/>
       </w:pPr>
       <w:r>
         <w:t>(</w:t>
@@ -5622,6 +6212,7 @@
     <w:p>
       <w:pPr>
         <w:pStyle w:val="SQLCode"/>
+        <w:spacing w:after="0" w:line="240" w:lineRule="auto"/>
       </w:pPr>
       <w:r>
         <w:t xml:space="preserve">    ReservationID INT NOT NULL,</w:t>
@@ -5630,6 +6221,7 @@
     <w:p>
       <w:pPr>
         <w:pStyle w:val="SQLCode"/>
+        <w:spacing w:after="0" w:line="240" w:lineRule="auto"/>
       </w:pPr>
       <w:r>
         <w:t xml:space="preserve">    RequestID INT NOT NULL,</w:t>
@@ -5638,6 +6230,7 @@
     <w:p>
       <w:pPr>
         <w:pStyle w:val="SQLCode"/>
+        <w:spacing w:after="0" w:line="240" w:lineRule="auto"/>
       </w:pPr>
       <w:r>
         <w:t xml:space="preserve">    RequestNote VARCHAR(255),</w:t>
@@ -5646,6 +6239,7 @@
     <w:p>
       <w:pPr>
         <w:pStyle w:val="SQLCode"/>
+        <w:spacing w:after="0" w:line="240" w:lineRule="auto"/>
       </w:pPr>
       <w:r>
         <w:t xml:space="preserve">    PRIMARY KEY (ReservationID, RequestID),</w:t>
@@ -5654,6 +6248,7 @@
     <w:p>
       <w:pPr>
         <w:pStyle w:val="SQLCode"/>
+        <w:spacing w:after="0" w:line="240" w:lineRule="auto"/>
       </w:pPr>
       <w:r>
         <w:t xml:space="preserve">    FOREIGN KEY (ReservationID) REFERENCES Reservations(ReservationID),</w:t>
@@ -5662,6 +6257,7 @@
     <w:p>
       <w:pPr>
         <w:pStyle w:val="SQLCode"/>
+        <w:spacing w:after="0" w:line="240" w:lineRule="auto"/>
       </w:pPr>
       <w:r>
         <w:t xml:space="preserve">    FOREIGN KEY (RequestID) REFERENCES SpecialRequests(RequestID)</w:t>
@@ -5670,6 +6266,7 @@
     <w:p>
       <w:pPr>
         <w:pStyle w:val="SQLCode"/>
+        <w:spacing w:after="0" w:line="240" w:lineRule="auto"/>
       </w:pPr>
       <w:r>
         <w:t>);</w:t>
@@ -5678,6 +6275,7 @@
     <w:p>
       <w:pPr>
         <w:pStyle w:val="SQLCode"/>
+        <w:spacing w:after="0" w:line="240" w:lineRule="auto"/>
       </w:pPr>
       <w:r>
         <w:t xml:space="preserve"> </w:t>
@@ -5686,6 +6284,7 @@
     <w:p>
       <w:pPr>
         <w:pStyle w:val="SQLCode"/>
+        <w:spacing w:after="0" w:line="240" w:lineRule="auto"/>
       </w:pPr>
       <w:r>
         <w:t>INSERT INTO ReservationSpecialRequests (ReservationID, RequestID, RequestNote)</w:t>
@@ -5694,6 +6293,7 @@
     <w:p>
       <w:pPr>
         <w:pStyle w:val="SQLCode"/>
+        <w:spacing w:after="0" w:line="240" w:lineRule="auto"/>
       </w:pPr>
       <w:r>
         <w:t>VALUES</w:t>
@@ -5702,6 +6302,7 @@
     <w:p>
       <w:pPr>
         <w:pStyle w:val="SQLCode"/>
+        <w:spacing w:after="0" w:line="240" w:lineRule="auto"/>
       </w:pPr>
       <w:r>
         <w:t>(1, 1, 'Please arrange one extra bed'),</w:t>
@@ -5710,6 +6311,7 @@
     <w:p>
       <w:pPr>
         <w:pStyle w:val="SQLCode"/>
+        <w:spacing w:after="0" w:line="240" w:lineRule="auto"/>
       </w:pPr>
       <w:r>
         <w:t>(2, 2, 'Guest will arrive late'),</w:t>
@@ -5718,6 +6320,7 @@
     <w:p>
       <w:pPr>
         <w:pStyle w:val="SQLCode"/>
+        <w:spacing w:after="0" w:line="240" w:lineRule="auto"/>
       </w:pPr>
       <w:r>
         <w:t>(4, 3, 'Please arrange a baby crib'),</w:t>
@@ -5726,6 +6329,7 @@
     <w:p>
       <w:pPr>
         <w:pStyle w:val="SQLCode"/>
+        <w:spacing w:after="0" w:line="240" w:lineRule="auto"/>
       </w:pPr>
       <w:r>
         <w:t>(5, 4, 'Please provide two extra towels');</w:t>
@@ -5734,6 +6338,7 @@
     <w:p>
       <w:pPr>
         <w:pStyle w:val="SQLCode"/>
+        <w:spacing w:after="0" w:line="240" w:lineRule="auto"/>
       </w:pPr>
       <w:r>
         <w:t xml:space="preserve"> </w:t>
@@ -5742,6 +6347,7 @@
     <w:p>
       <w:pPr>
         <w:pStyle w:val="SQLCode"/>
+        <w:spacing w:after="0" w:line="240" w:lineRule="auto"/>
       </w:pPr>
       <w:r>
         <w:t>INSERT INTO ReservationSpecialRequests (ReservationID, RequestID, RequestNote)</w:t>
@@ -5750,6 +6356,7 @@
     <w:p>
       <w:pPr>
         <w:pStyle w:val="SQLCode"/>
+        <w:spacing w:after="0" w:line="240" w:lineRule="auto"/>
       </w:pPr>
       <w:r>
         <w:t>VALUES</w:t>
@@ -5758,6 +6365,7 @@
     <w:p>
       <w:pPr>
         <w:pStyle w:val="SQLCode"/>
+        <w:spacing w:after="0" w:line="240" w:lineRule="auto"/>
       </w:pPr>
       <w:r>
         <w:t>(3, 5, 'Please arrange room decoration');</w:t>
@@ -5766,6 +6374,7 @@
     <w:p>
       <w:pPr>
         <w:pStyle w:val="SQLCode"/>
+        <w:spacing w:after="0" w:line="240" w:lineRule="auto"/>
       </w:pPr>
       <w:r>
         <w:t xml:space="preserve"> </w:t>
@@ -5774,6 +6383,7 @@
     <w:p>
       <w:pPr>
         <w:pStyle w:val="SQLCode"/>
+        <w:spacing w:after="0" w:line="240" w:lineRule="auto"/>
       </w:pPr>
       <w:r>
         <w:t>select * from ReservationSpecialRequests</w:t>
@@ -5782,6 +6392,7 @@
     <w:p>
       <w:pPr>
         <w:pStyle w:val="SQLCode"/>
+        <w:spacing w:after="0" w:line="240" w:lineRule="auto"/>
       </w:pPr>
       <w:r>
         <w:t xml:space="preserve"> </w:t>
@@ -5790,6 +6401,7 @@
     <w:p>
       <w:pPr>
         <w:pStyle w:val="SQLCode"/>
+        <w:spacing w:after="0" w:line="240" w:lineRule="auto"/>
       </w:pPr>
       <w:r>
         <w:t>CREATE TABLE CheckIns</w:t>
@@ -5798,6 +6410,7 @@
     <w:p>
       <w:pPr>
         <w:pStyle w:val="SQLCode"/>
+        <w:spacing w:after="0" w:line="240" w:lineRule="auto"/>
       </w:pPr>
       <w:r>
         <w:t>(</w:t>
@@ -5806,6 +6419,7 @@
     <w:p>
       <w:pPr>
         <w:pStyle w:val="SQLCode"/>
+        <w:spacing w:after="0" w:line="240" w:lineRule="auto"/>
       </w:pPr>
       <w:r>
         <w:t xml:space="preserve">    CheckInID INT IDENTITY(1,1) PRIMARY KEY,</w:t>
@@ -5814,6 +6428,7 @@
     <w:p>
       <w:pPr>
         <w:pStyle w:val="SQLCode"/>
+        <w:spacing w:after="0" w:line="240" w:lineRule="auto"/>
       </w:pPr>
       <w:r>
         <w:t xml:space="preserve">    ReservationID INT NOT NULL,</w:t>
@@ -5822,6 +6437,7 @@
     <w:p>
       <w:pPr>
         <w:pStyle w:val="SQLCode"/>
+        <w:spacing w:after="0" w:line="240" w:lineRule="auto"/>
       </w:pPr>
       <w:r>
         <w:t xml:space="preserve">    CheckInDateTime DATETIME NOT NULL DEFAULT GETDATE(),</w:t>
@@ -5830,6 +6446,7 @@
     <w:p>
       <w:pPr>
         <w:pStyle w:val="SQLCode"/>
+        <w:spacing w:after="0" w:line="240" w:lineRule="auto"/>
       </w:pPr>
       <w:r>
         <w:t xml:space="preserve">    EmployeeID INT,</w:t>
@@ -5838,6 +6455,7 @@
     <w:p>
       <w:pPr>
         <w:pStyle w:val="SQLCode"/>
+        <w:spacing w:after="0" w:line="240" w:lineRule="auto"/>
       </w:pPr>
       <w:r>
         <w:t xml:space="preserve">    Notes VARCHAR(255),</w:t>
@@ -5846,6 +6464,7 @@
     <w:p>
       <w:pPr>
         <w:pStyle w:val="SQLCode"/>
+        <w:spacing w:after="0" w:line="240" w:lineRule="auto"/>
       </w:pPr>
       <w:r>
         <w:t xml:space="preserve">    FOREIGN KEY (ReservationID) REFERENCES Reservations(ReservationID)</w:t>
@@ -5854,6 +6473,7 @@
     <w:p>
       <w:pPr>
         <w:pStyle w:val="SQLCode"/>
+        <w:spacing w:after="0" w:line="240" w:lineRule="auto"/>
       </w:pPr>
       <w:r>
         <w:t>);</w:t>
@@ -5862,6 +6482,7 @@
     <w:p>
       <w:pPr>
         <w:pStyle w:val="SQLCode"/>
+        <w:spacing w:after="0" w:line="240" w:lineRule="auto"/>
       </w:pPr>
       <w:r>
         <w:t xml:space="preserve"> </w:t>
@@ -5870,6 +6491,7 @@
     <w:p>
       <w:pPr>
         <w:pStyle w:val="SQLCode"/>
+        <w:spacing w:after="0" w:line="240" w:lineRule="auto"/>
       </w:pPr>
       <w:r>
         <w:t>INSERT INTO CheckIns (ReservationID, CheckInDateTime, Notes)</w:t>
@@ -5878,6 +6500,7 @@
     <w:p>
       <w:pPr>
         <w:pStyle w:val="SQLCode"/>
+        <w:spacing w:after="0" w:line="240" w:lineRule="auto"/>
       </w:pPr>
       <w:r>
         <w:t>VALUES</w:t>
@@ -5886,6 +6509,7 @@
     <w:p>
       <w:pPr>
         <w:pStyle w:val="SQLCode"/>
+        <w:spacing w:after="0" w:line="240" w:lineRule="auto"/>
       </w:pPr>
       <w:r>
         <w:t>(1, '2026-09-10 14:15:00', 'Guest checked in successfully'),</w:t>
@@ -5894,6 +6518,7 @@
     <w:p>
       <w:pPr>
         <w:pStyle w:val="SQLCode"/>
+        <w:spacing w:after="0" w:line="240" w:lineRule="auto"/>
       </w:pPr>
       <w:r>
         <w:t>(2, '2026-09-11 14:30:00', 'Guest checked in successfully'),</w:t>
@@ -5902,6 +6527,7 @@
     <w:p>
       <w:pPr>
         <w:pStyle w:val="SQLCode"/>
+        <w:spacing w:after="0" w:line="240" w:lineRule="auto"/>
       </w:pPr>
       <w:r>
         <w:t>(3, '2026-09-12 15:00:00', 'Guest arrived on time');</w:t>
@@ -5910,6 +6536,7 @@
     <w:p>
       <w:pPr>
         <w:pStyle w:val="SQLCode"/>
+        <w:spacing w:after="0" w:line="240" w:lineRule="auto"/>
       </w:pPr>
       <w:r>
         <w:t xml:space="preserve"> </w:t>
@@ -5918,6 +6545,7 @@
     <w:p>
       <w:pPr>
         <w:pStyle w:val="SQLCode"/>
+        <w:spacing w:after="0" w:line="240" w:lineRule="auto"/>
       </w:pPr>
       <w:r>
         <w:t>SELECT * FROM CheckIns;</w:t>
@@ -5926,6 +6554,7 @@
     <w:p>
       <w:pPr>
         <w:pStyle w:val="SQLCode"/>
+        <w:spacing w:after="0" w:line="240" w:lineRule="auto"/>
       </w:pPr>
       <w:r>
         <w:t xml:space="preserve"> </w:t>
@@ -5934,6 +6563,7 @@
     <w:p>
       <w:pPr>
         <w:pStyle w:val="SQLCode"/>
+        <w:spacing w:after="0" w:line="240" w:lineRule="auto"/>
       </w:pPr>
       <w:r>
         <w:t>CREATE TABLE CheckOuts</w:t>
@@ -5942,6 +6572,7 @@
     <w:p>
       <w:pPr>
         <w:pStyle w:val="SQLCode"/>
+        <w:spacing w:after="0" w:line="240" w:lineRule="auto"/>
       </w:pPr>
       <w:r>
         <w:t>(</w:t>
@@ -5950,6 +6581,7 @@
     <w:p>
       <w:pPr>
         <w:pStyle w:val="SQLCode"/>
+        <w:spacing w:after="0" w:line="240" w:lineRule="auto"/>
       </w:pPr>
       <w:r>
         <w:t xml:space="preserve">    CheckOutID INT IDENTITY(1,1) PRIMARY KEY,</w:t>
@@ -5958,6 +6590,7 @@
     <w:p>
       <w:pPr>
         <w:pStyle w:val="SQLCode"/>
+        <w:spacing w:after="0" w:line="240" w:lineRule="auto"/>
       </w:pPr>
       <w:r>
         <w:t xml:space="preserve">    ReservationID INT NOT NULL,</w:t>
@@ -5966,6 +6599,7 @@
     <w:p>
       <w:pPr>
         <w:pStyle w:val="SQLCode"/>
+        <w:spacing w:after="0" w:line="240" w:lineRule="auto"/>
       </w:pPr>
       <w:r>
         <w:t xml:space="preserve">    CheckOutDateTime DATETIME NOT NULL DEFAULT GETDATE(),</w:t>
@@ -5974,6 +6608,7 @@
     <w:p>
       <w:pPr>
         <w:pStyle w:val="SQLCode"/>
+        <w:spacing w:after="0" w:line="240" w:lineRule="auto"/>
       </w:pPr>
       <w:r>
         <w:t xml:space="preserve">    EmployeeID INT,</w:t>
@@ -5982,6 +6617,7 @@
     <w:p>
       <w:pPr>
         <w:pStyle w:val="SQLCode"/>
+        <w:spacing w:after="0" w:line="240" w:lineRule="auto"/>
       </w:pPr>
       <w:r>
         <w:t xml:space="preserve">    Notes VARCHAR(255),</w:t>
@@ -5990,6 +6626,7 @@
     <w:p>
       <w:pPr>
         <w:pStyle w:val="SQLCode"/>
+        <w:spacing w:after="0" w:line="240" w:lineRule="auto"/>
       </w:pPr>
       <w:r>
         <w:t xml:space="preserve">    FOREIGN KEY (ReservationID) REFERENCES Reservations(ReservationID)</w:t>
@@ -5998,6 +6635,7 @@
     <w:p>
       <w:pPr>
         <w:pStyle w:val="SQLCode"/>
+        <w:spacing w:after="0" w:line="240" w:lineRule="auto"/>
       </w:pPr>
       <w:r>
         <w:t>);</w:t>
@@ -6006,6 +6644,7 @@
     <w:p>
       <w:pPr>
         <w:pStyle w:val="SQLCode"/>
+        <w:spacing w:after="0" w:line="240" w:lineRule="auto"/>
       </w:pPr>
       <w:r>
         <w:t xml:space="preserve"> </w:t>
@@ -6014,6 +6653,7 @@
     <w:p>
       <w:pPr>
         <w:pStyle w:val="SQLCode"/>
+        <w:spacing w:after="0" w:line="240" w:lineRule="auto"/>
       </w:pPr>
       <w:r>
         <w:t>INSERT INTO CheckOuts (ReservationID, CheckOutDateTime, Notes)</w:t>
@@ -6022,6 +6662,7 @@
     <w:p>
       <w:pPr>
         <w:pStyle w:val="SQLCode"/>
+        <w:spacing w:after="0" w:line="240" w:lineRule="auto"/>
       </w:pPr>
       <w:r>
         <w:t>VALUES</w:t>
@@ -6030,6 +6671,7 @@
     <w:p>
       <w:pPr>
         <w:pStyle w:val="SQLCode"/>
+        <w:spacing w:after="0" w:line="240" w:lineRule="auto"/>
       </w:pPr>
       <w:r>
         <w:t>(1, '2026-09-13 11:30:00', 'Guest checked out successfully'),</w:t>
@@ -6038,6 +6680,7 @@
     <w:p>
       <w:pPr>
         <w:pStyle w:val="SQLCode"/>
+        <w:spacing w:after="0" w:line="240" w:lineRule="auto"/>
       </w:pPr>
       <w:r>
         <w:t>(2, '2026-09-14 12:00:00', 'Guest checked out on time'),</w:t>
@@ -6046,6 +6689,7 @@
     <w:p>
       <w:pPr>
         <w:pStyle w:val="SQLCode"/>
+        <w:spacing w:after="0" w:line="240" w:lineRule="auto"/>
       </w:pPr>
       <w:r>
         <w:t>(3, '2026-09-15 12:30:00', 'Guest checked out successfully');</w:t>
@@ -6054,6 +6698,7 @@
     <w:p>
       <w:pPr>
         <w:pStyle w:val="SQLCode"/>
+        <w:spacing w:after="0" w:line="240" w:lineRule="auto"/>
       </w:pPr>
       <w:r>
         <w:t xml:space="preserve"> </w:t>
@@ -6062,6 +6707,7 @@
     <w:p>
       <w:pPr>
         <w:pStyle w:val="SQLCode"/>
+        <w:spacing w:after="0" w:line="240" w:lineRule="auto"/>
       </w:pPr>
       <w:r>
         <w:t>SELECT * FROM CheckOuts;</w:t>
@@ -6070,6 +6716,7 @@
     <w:p>
       <w:pPr>
         <w:pStyle w:val="SQLCode"/>
+        <w:spacing w:after="0" w:line="240" w:lineRule="auto"/>
       </w:pPr>
       <w:r>
         <w:t xml:space="preserve"> </w:t>
@@ -6078,6 +6725,7 @@
     <w:p>
       <w:pPr>
         <w:pStyle w:val="SQLCode"/>
+        <w:spacing w:after="0" w:line="240" w:lineRule="auto"/>
       </w:pPr>
       <w:r>
         <w:t>CREATE TABLE KeyCards</w:t>
@@ -6086,6 +6734,7 @@
     <w:p>
       <w:pPr>
         <w:pStyle w:val="SQLCode"/>
+        <w:spacing w:after="0" w:line="240" w:lineRule="auto"/>
       </w:pPr>
       <w:r>
         <w:t>(</w:t>
@@ -6094,6 +6743,7 @@
     <w:p>
       <w:pPr>
         <w:pStyle w:val="SQLCode"/>
+        <w:spacing w:after="0" w:line="240" w:lineRule="auto"/>
       </w:pPr>
       <w:r>
         <w:t xml:space="preserve">    KeyCardID INT IDENTITY(1,1) PRIMARY KEY,</w:t>
@@ -6102,6 +6752,7 @@
     <w:p>
       <w:pPr>
         <w:pStyle w:val="SQLCode"/>
+        <w:spacing w:after="0" w:line="240" w:lineRule="auto"/>
       </w:pPr>
       <w:r>
         <w:t xml:space="preserve">    CardNumber VARCHAR(50) NOT NULL UNIQUE,</w:t>
@@ -6110,6 +6761,7 @@
     <w:p>
       <w:pPr>
         <w:pStyle w:val="SQLCode"/>
+        <w:spacing w:after="0" w:line="240" w:lineRule="auto"/>
       </w:pPr>
       <w:r>
         <w:t xml:space="preserve">    CardStatus VARCHAR(30) NOT NULL DEFAULT 'Active',</w:t>
@@ -6118,6 +6770,7 @@
     <w:p>
       <w:pPr>
         <w:pStyle w:val="SQLCode"/>
+        <w:spacing w:after="0" w:line="240" w:lineRule="auto"/>
       </w:pPr>
       <w:r>
         <w:t xml:space="preserve">    IssuedDate DATE DEFAULT GETDATE()</w:t>
@@ -6126,6 +6779,7 @@
     <w:p>
       <w:pPr>
         <w:pStyle w:val="SQLCode"/>
+        <w:spacing w:after="0" w:line="240" w:lineRule="auto"/>
       </w:pPr>
       <w:r>
         <w:t>);</w:t>
@@ -6134,6 +6788,7 @@
     <w:p>
       <w:pPr>
         <w:pStyle w:val="SQLCode"/>
+        <w:spacing w:after="0" w:line="240" w:lineRule="auto"/>
       </w:pPr>
       <w:r>
         <w:t xml:space="preserve"> </w:t>
@@ -6142,6 +6797,7 @@
     <w:p>
       <w:pPr>
         <w:pStyle w:val="SQLCode"/>
+        <w:spacing w:after="0" w:line="240" w:lineRule="auto"/>
       </w:pPr>
       <w:r>
         <w:t>INSERT INTO KeyCards (CardNumber, CardStatus)</w:t>
@@ -6150,6 +6806,7 @@
     <w:p>
       <w:pPr>
         <w:pStyle w:val="SQLCode"/>
+        <w:spacing w:after="0" w:line="240" w:lineRule="auto"/>
       </w:pPr>
       <w:r>
         <w:t>VALUES</w:t>
@@ -6158,6 +6815,7 @@
     <w:p>
       <w:pPr>
         <w:pStyle w:val="SQLCode"/>
+        <w:spacing w:after="0" w:line="240" w:lineRule="auto"/>
       </w:pPr>
       <w:r>
         <w:t>('CARD-001', 'Active'),</w:t>
@@ -6166,6 +6824,7 @@
     <w:p>
       <w:pPr>
         <w:pStyle w:val="SQLCode"/>
+        <w:spacing w:after="0" w:line="240" w:lineRule="auto"/>
       </w:pPr>
       <w:r>
         <w:t>('CARD-002', 'Active'),</w:t>
@@ -6174,6 +6833,7 @@
     <w:p>
       <w:pPr>
         <w:pStyle w:val="SQLCode"/>
+        <w:spacing w:after="0" w:line="240" w:lineRule="auto"/>
       </w:pPr>
       <w:r>
         <w:t>('CARD-003', 'Active'),</w:t>
@@ -6182,6 +6842,7 @@
     <w:p>
       <w:pPr>
         <w:pStyle w:val="SQLCode"/>
+        <w:spacing w:after="0" w:line="240" w:lineRule="auto"/>
       </w:pPr>
       <w:r>
         <w:t>('CARD-004', 'Inactive'),</w:t>
@@ -6190,6 +6851,7 @@
     <w:p>
       <w:pPr>
         <w:pStyle w:val="SQLCode"/>
+        <w:spacing w:after="0" w:line="240" w:lineRule="auto"/>
       </w:pPr>
       <w:r>
         <w:t>('CARD-005', 'Active');</w:t>
@@ -6198,6 +6860,7 @@
     <w:p>
       <w:pPr>
         <w:pStyle w:val="SQLCode"/>
+        <w:spacing w:after="0" w:line="240" w:lineRule="auto"/>
       </w:pPr>
       <w:r>
         <w:t xml:space="preserve"> </w:t>
@@ -6206,6 +6869,7 @@
     <w:p>
       <w:pPr>
         <w:pStyle w:val="SQLCode"/>
+        <w:spacing w:after="0" w:line="240" w:lineRule="auto"/>
       </w:pPr>
       <w:r>
         <w:t>select * from KeyCards</w:t>
@@ -6214,6 +6878,7 @@
     <w:p>
       <w:pPr>
         <w:pStyle w:val="SQLCode"/>
+        <w:spacing w:after="0" w:line="240" w:lineRule="auto"/>
       </w:pPr>
       <w:r>
         <w:t xml:space="preserve"> </w:t>
@@ -6222,6 +6887,7 @@
     <w:p>
       <w:pPr>
         <w:pStyle w:val="SQLCode"/>
+        <w:spacing w:after="0" w:line="240" w:lineRule="auto"/>
       </w:pPr>
       <w:r>
         <w:t>CREATE TABLE Departments</w:t>
@@ -6230,6 +6896,7 @@
     <w:p>
       <w:pPr>
         <w:pStyle w:val="SQLCode"/>
+        <w:spacing w:after="0" w:line="240" w:lineRule="auto"/>
       </w:pPr>
       <w:r>
         <w:t>(</w:t>
@@ -6238,6 +6905,7 @@
     <w:p>
       <w:pPr>
         <w:pStyle w:val="SQLCode"/>
+        <w:spacing w:after="0" w:line="240" w:lineRule="auto"/>
       </w:pPr>
       <w:r>
         <w:t xml:space="preserve">    DepartmentID INT IDENTITY(1,1) PRIMARY KEY,</w:t>
@@ -6246,6 +6914,7 @@
     <w:p>
       <w:pPr>
         <w:pStyle w:val="SQLCode"/>
+        <w:spacing w:after="0" w:line="240" w:lineRule="auto"/>
       </w:pPr>
       <w:r>
         <w:t xml:space="preserve">    DepartmentName VARCHAR(100) NOT NULL UNIQUE,</w:t>
@@ -6254,6 +6923,7 @@
     <w:p>
       <w:pPr>
         <w:pStyle w:val="SQLCode"/>
+        <w:spacing w:after="0" w:line="240" w:lineRule="auto"/>
       </w:pPr>
       <w:r>
         <w:t xml:space="preserve">    Description VARCHAR(255),</w:t>
@@ -6262,6 +6932,7 @@
     <w:p>
       <w:pPr>
         <w:pStyle w:val="SQLCode"/>
+        <w:spacing w:after="0" w:line="240" w:lineRule="auto"/>
       </w:pPr>
       <w:r>
         <w:t xml:space="preserve">    IsActive BIT DEFAULT 1</w:t>
@@ -6270,6 +6941,7 @@
     <w:p>
       <w:pPr>
         <w:pStyle w:val="SQLCode"/>
+        <w:spacing w:after="0" w:line="240" w:lineRule="auto"/>
       </w:pPr>
       <w:r>
         <w:t>);</w:t>
@@ -6278,6 +6950,7 @@
     <w:p>
       <w:pPr>
         <w:pStyle w:val="SQLCode"/>
+        <w:spacing w:after="0" w:line="240" w:lineRule="auto"/>
       </w:pPr>
       <w:r>
         <w:t xml:space="preserve"> </w:t>
@@ -6286,6 +6959,7 @@
     <w:p>
       <w:pPr>
         <w:pStyle w:val="SQLCode"/>
+        <w:spacing w:after="0" w:line="240" w:lineRule="auto"/>
       </w:pPr>
       <w:r>
         <w:t>INSERT INTO Departments (DepartmentName, Description)</w:t>
@@ -6294,6 +6968,7 @@
     <w:p>
       <w:pPr>
         <w:pStyle w:val="SQLCode"/>
+        <w:spacing w:after="0" w:line="240" w:lineRule="auto"/>
       </w:pPr>
       <w:r>
         <w:t>VALUES</w:t>
@@ -6302,6 +6977,7 @@
     <w:p>
       <w:pPr>
         <w:pStyle w:val="SQLCode"/>
+        <w:spacing w:after="0" w:line="240" w:lineRule="auto"/>
       </w:pPr>
       <w:r>
         <w:t>('Front Office', 'Handles reservations and guest services'),</w:t>
@@ -6310,6 +6986,7 @@
     <w:p>
       <w:pPr>
         <w:pStyle w:val="SQLCode"/>
+        <w:spacing w:after="0" w:line="240" w:lineRule="auto"/>
       </w:pPr>
       <w:r>
         <w:t>('Housekeeping', 'Manages room cleaning and maintenance'),</w:t>
@@ -6318,6 +6995,7 @@
     <w:p>
       <w:pPr>
         <w:pStyle w:val="SQLCode"/>
+        <w:spacing w:after="0" w:line="240" w:lineRule="auto"/>
       </w:pPr>
       <w:r>
         <w:t>('Food &amp; Beverage', 'Handles restaurant and food services'),</w:t>
@@ -6326,6 +7004,7 @@
     <w:p>
       <w:pPr>
         <w:pStyle w:val="SQLCode"/>
+        <w:spacing w:after="0" w:line="240" w:lineRule="auto"/>
       </w:pPr>
       <w:r>
         <w:t>('Security', 'Handles hotel security'),</w:t>
@@ -6334,6 +7013,7 @@
     <w:p>
       <w:pPr>
         <w:pStyle w:val="SQLCode"/>
+        <w:spacing w:after="0" w:line="240" w:lineRule="auto"/>
       </w:pPr>
       <w:r>
         <w:t>('Finance', 'Handles billing and financial activities');</w:t>
@@ -6342,6 +7022,7 @@
     <w:p>
       <w:pPr>
         <w:pStyle w:val="SQLCode"/>
+        <w:spacing w:after="0" w:line="240" w:lineRule="auto"/>
       </w:pPr>
       <w:r>
         <w:t xml:space="preserve"> </w:t>
@@ -6350,6 +7031,7 @@
     <w:p>
       <w:pPr>
         <w:pStyle w:val="SQLCode"/>
+        <w:spacing w:after="0" w:line="240" w:lineRule="auto"/>
       </w:pPr>
       <w:r>
         <w:t>SELECT * FROM Departments;</w:t>
@@ -6358,6 +7040,7 @@
     <w:p>
       <w:pPr>
         <w:pStyle w:val="SQLCode"/>
+        <w:spacing w:after="0" w:line="240" w:lineRule="auto"/>
       </w:pPr>
       <w:r>
         <w:t xml:space="preserve"> </w:t>
@@ -6366,6 +7049,7 @@
     <w:p>
       <w:pPr>
         <w:pStyle w:val="SQLCode"/>
+        <w:spacing w:after="0" w:line="240" w:lineRule="auto"/>
       </w:pPr>
       <w:r>
         <w:t>CREATE TABLE JobPositions</w:t>
@@ -6374,6 +7058,7 @@
     <w:p>
       <w:pPr>
         <w:pStyle w:val="SQLCode"/>
+        <w:spacing w:after="0" w:line="240" w:lineRule="auto"/>
       </w:pPr>
       <w:r>
         <w:t>(</w:t>
@@ -6382,6 +7067,7 @@
     <w:p>
       <w:pPr>
         <w:pStyle w:val="SQLCode"/>
+        <w:spacing w:after="0" w:line="240" w:lineRule="auto"/>
       </w:pPr>
       <w:r>
         <w:t xml:space="preserve">    PositionID INT IDENTITY(1,1) PRIMARY KEY,</w:t>
@@ -6390,6 +7076,7 @@
     <w:p>
       <w:pPr>
         <w:pStyle w:val="SQLCode"/>
+        <w:spacing w:after="0" w:line="240" w:lineRule="auto"/>
       </w:pPr>
       <w:r>
         <w:t xml:space="preserve">    PositionName VARCHAR(100) NOT NULL UNIQUE,</w:t>
@@ -6398,6 +7085,7 @@
     <w:p>
       <w:pPr>
         <w:pStyle w:val="SQLCode"/>
+        <w:spacing w:after="0" w:line="240" w:lineRule="auto"/>
       </w:pPr>
       <w:r>
         <w:t xml:space="preserve">    Description VARCHAR(255),</w:t>
@@ -6406,6 +7094,7 @@
     <w:p>
       <w:pPr>
         <w:pStyle w:val="SQLCode"/>
+        <w:spacing w:after="0" w:line="240" w:lineRule="auto"/>
       </w:pPr>
       <w:r>
         <w:t xml:space="preserve">    IsActive BIT DEFAULT 1</w:t>
@@ -6414,6 +7103,7 @@
     <w:p>
       <w:pPr>
         <w:pStyle w:val="SQLCode"/>
+        <w:spacing w:after="0" w:line="240" w:lineRule="auto"/>
       </w:pPr>
       <w:r>
         <w:t>);</w:t>
@@ -6422,6 +7112,7 @@
     <w:p>
       <w:pPr>
         <w:pStyle w:val="SQLCode"/>
+        <w:spacing w:after="0" w:line="240" w:lineRule="auto"/>
       </w:pPr>
       <w:r>
         <w:t xml:space="preserve"> </w:t>
@@ -6430,6 +7121,7 @@
     <w:p>
       <w:pPr>
         <w:pStyle w:val="SQLCode"/>
+        <w:spacing w:after="0" w:line="240" w:lineRule="auto"/>
       </w:pPr>
       <w:r>
         <w:t>INSERT INTO JobPositions (PositionName, Description)</w:t>
@@ -6438,6 +7130,7 @@
     <w:p>
       <w:pPr>
         <w:pStyle w:val="SQLCode"/>
+        <w:spacing w:after="0" w:line="240" w:lineRule="auto"/>
       </w:pPr>
       <w:r>
         <w:t>VALUES</w:t>
@@ -6446,6 +7139,7 @@
     <w:p>
       <w:pPr>
         <w:pStyle w:val="SQLCode"/>
+        <w:spacing w:after="0" w:line="240" w:lineRule="auto"/>
       </w:pPr>
       <w:r>
         <w:t>('Hotel Manager', 'Manages overall hotel operations'),</w:t>
@@ -6454,6 +7148,7 @@
     <w:p>
       <w:pPr>
         <w:pStyle w:val="SQLCode"/>
+        <w:spacing w:after="0" w:line="240" w:lineRule="auto"/>
       </w:pPr>
       <w:r>
         <w:t>('Receptionist', 'Handles guests and reservations'),</w:t>
@@ -6462,6 +7157,7 @@
     <w:p>
       <w:pPr>
         <w:pStyle w:val="SQLCode"/>
+        <w:spacing w:after="0" w:line="240" w:lineRule="auto"/>
       </w:pPr>
       <w:r>
         <w:t>('Housekeeper', 'Handles room cleaning'),</w:t>
@@ -6470,6 +7166,7 @@
     <w:p>
       <w:pPr>
         <w:pStyle w:val="SQLCode"/>
+        <w:spacing w:after="0" w:line="240" w:lineRule="auto"/>
       </w:pPr>
       <w:r>
         <w:t>('Accountant', 'Handles hotel financial records'),</w:t>
@@ -6478,6 +7175,7 @@
     <w:p>
       <w:pPr>
         <w:pStyle w:val="SQLCode"/>
+        <w:spacing w:after="0" w:line="240" w:lineRule="auto"/>
       </w:pPr>
       <w:r>
         <w:t>('Security Officer', 'Handles hotel security');</w:t>
@@ -6486,6 +7184,7 @@
     <w:p>
       <w:pPr>
         <w:pStyle w:val="SQLCode"/>
+        <w:spacing w:after="0" w:line="240" w:lineRule="auto"/>
       </w:pPr>
       <w:r>
         <w:t xml:space="preserve"> </w:t>
@@ -6494,6 +7193,7 @@
     <w:p>
       <w:pPr>
         <w:pStyle w:val="SQLCode"/>
+        <w:spacing w:after="0" w:line="240" w:lineRule="auto"/>
       </w:pPr>
       <w:r>
         <w:t>SELECT * FROM JobPositions;</w:t>
@@ -6502,6 +7202,7 @@
     <w:p>
       <w:pPr>
         <w:pStyle w:val="SQLCode"/>
+        <w:spacing w:after="0" w:line="240" w:lineRule="auto"/>
       </w:pPr>
       <w:r>
         <w:t xml:space="preserve"> </w:t>
@@ -6510,6 +7211,7 @@
     <w:p>
       <w:pPr>
         <w:pStyle w:val="SQLCode"/>
+        <w:spacing w:after="0" w:line="240" w:lineRule="auto"/>
       </w:pPr>
       <w:r>
         <w:t>CREATE TABLE Employees</w:t>
@@ -6518,6 +7220,7 @@
     <w:p>
       <w:pPr>
         <w:pStyle w:val="SQLCode"/>
+        <w:spacing w:after="0" w:line="240" w:lineRule="auto"/>
       </w:pPr>
       <w:r>
         <w:t>(</w:t>
@@ -6526,6 +7229,7 @@
     <w:p>
       <w:pPr>
         <w:pStyle w:val="SQLCode"/>
+        <w:spacing w:after="0" w:line="240" w:lineRule="auto"/>
       </w:pPr>
       <w:r>
         <w:t xml:space="preserve">    EmployeeID INT IDENTITY(1,1) PRIMARY KEY,</w:t>
@@ -6534,6 +7238,7 @@
     <w:p>
       <w:pPr>
         <w:pStyle w:val="SQLCode"/>
+        <w:spacing w:after="0" w:line="240" w:lineRule="auto"/>
       </w:pPr>
       <w:r>
         <w:t xml:space="preserve">    DepartmentID INT NOT NULL,</w:t>
@@ -6542,6 +7247,7 @@
     <w:p>
       <w:pPr>
         <w:pStyle w:val="SQLCode"/>
+        <w:spacing w:after="0" w:line="240" w:lineRule="auto"/>
       </w:pPr>
       <w:r>
         <w:t xml:space="preserve">    PositionID INT NOT NULL,</w:t>
@@ -6550,6 +7256,7 @@
     <w:p>
       <w:pPr>
         <w:pStyle w:val="SQLCode"/>
+        <w:spacing w:after="0" w:line="240" w:lineRule="auto"/>
       </w:pPr>
       <w:r>
         <w:t xml:space="preserve">    FirstName VARCHAR(50) NOT NULL,</w:t>
@@ -6558,6 +7265,7 @@
     <w:p>
       <w:pPr>
         <w:pStyle w:val="SQLCode"/>
+        <w:spacing w:after="0" w:line="240" w:lineRule="auto"/>
       </w:pPr>
       <w:r>
         <w:t xml:space="preserve">    LastName VARCHAR(50) NOT NULL,</w:t>
@@ -6566,6 +7274,7 @@
     <w:p>
       <w:pPr>
         <w:pStyle w:val="SQLCode"/>
+        <w:spacing w:after="0" w:line="240" w:lineRule="auto"/>
       </w:pPr>
       <w:r>
         <w:t xml:space="preserve">    Email VARCHAR(100) UNIQUE,</w:t>
@@ -6574,6 +7283,7 @@
     <w:p>
       <w:pPr>
         <w:pStyle w:val="SQLCode"/>
+        <w:spacing w:after="0" w:line="240" w:lineRule="auto"/>
       </w:pPr>
       <w:r>
         <w:t xml:space="preserve">    Phone VARCHAR(20),</w:t>
@@ -6582,6 +7292,7 @@
     <w:p>
       <w:pPr>
         <w:pStyle w:val="SQLCode"/>
+        <w:spacing w:after="0" w:line="240" w:lineRule="auto"/>
       </w:pPr>
       <w:r>
         <w:t xml:space="preserve">    HireDate DATE NOT NULL,</w:t>
@@ -6590,6 +7301,7 @@
     <w:p>
       <w:pPr>
         <w:pStyle w:val="SQLCode"/>
+        <w:spacing w:after="0" w:line="240" w:lineRule="auto"/>
       </w:pPr>
       <w:r>
         <w:t xml:space="preserve">    Salary DECIMAL(10,2) CHECK (Salary &gt; 0),</w:t>
@@ -6598,6 +7310,7 @@
     <w:p>
       <w:pPr>
         <w:pStyle w:val="SQLCode"/>
+        <w:spacing w:after="0" w:line="240" w:lineRule="auto"/>
       </w:pPr>
       <w:r>
         <w:t xml:space="preserve">    IsActive BIT DEFAULT 1,</w:t>
@@ -6606,6 +7319,7 @@
     <w:p>
       <w:pPr>
         <w:pStyle w:val="SQLCode"/>
+        <w:spacing w:after="0" w:line="240" w:lineRule="auto"/>
       </w:pPr>
       <w:r>
         <w:t xml:space="preserve">    FOREIGN KEY (DepartmentID) REFERENCES Departments(DepartmentID),</w:t>
@@ -6614,6 +7328,7 @@
     <w:p>
       <w:pPr>
         <w:pStyle w:val="SQLCode"/>
+        <w:spacing w:after="0" w:line="240" w:lineRule="auto"/>
       </w:pPr>
       <w:r>
         <w:t xml:space="preserve">    FOREIGN KEY (PositionID) REFERENCES JobPositions(PositionID)</w:t>
@@ -6622,6 +7337,7 @@
     <w:p>
       <w:pPr>
         <w:pStyle w:val="SQLCode"/>
+        <w:spacing w:after="0" w:line="240" w:lineRule="auto"/>
       </w:pPr>
       <w:r>
         <w:t>);</w:t>
@@ -6630,6 +7346,7 @@
     <w:p>
       <w:pPr>
         <w:pStyle w:val="SQLCode"/>
+        <w:spacing w:after="0" w:line="240" w:lineRule="auto"/>
       </w:pPr>
       <w:r>
         <w:t xml:space="preserve"> </w:t>
@@ -6638,6 +7355,7 @@
     <w:p>
       <w:pPr>
         <w:pStyle w:val="SQLCode"/>
+        <w:spacing w:after="0" w:line="240" w:lineRule="auto"/>
       </w:pPr>
       <w:r>
         <w:t>INSERT INTO Employees</w:t>
@@ -6646,6 +7364,7 @@
     <w:p>
       <w:pPr>
         <w:pStyle w:val="SQLCode"/>
+        <w:spacing w:after="0" w:line="240" w:lineRule="auto"/>
       </w:pPr>
       <w:r>
         <w:t>(DepartmentID, PositionID, FirstName, LastName, Email, Phone, HireDate, Salary)</w:t>
@@ -6654,6 +7373,7 @@
     <w:p>
       <w:pPr>
         <w:pStyle w:val="SQLCode"/>
+        <w:spacing w:after="0" w:line="240" w:lineRule="auto"/>
       </w:pPr>
       <w:r>
         <w:t>VALUES</w:t>
@@ -6662,6 +7382,7 @@
     <w:p>
       <w:pPr>
         <w:pStyle w:val="SQLCode"/>
+        <w:spacing w:after="0" w:line="240" w:lineRule="auto"/>
       </w:pPr>
       <w:r>
         <w:t>(1, 2, 'Ahmed', 'Khan', 'ahmed@hotel.com', '03001234567', '2024-01-10', 60000),</w:t>
@@ -6670,6 +7391,7 @@
     <w:p>
       <w:pPr>
         <w:pStyle w:val="SQLCode"/>
+        <w:spacing w:after="0" w:line="240" w:lineRule="auto"/>
       </w:pPr>
       <w:r>
         <w:t>(1, 1, 'Usman', 'Ali', 'usman@hotel.com', '03111234567', '2023-05-15', 120000),</w:t>
@@ -6678,6 +7400,7 @@
     <w:p>
       <w:pPr>
         <w:pStyle w:val="SQLCode"/>
+        <w:spacing w:after="0" w:line="240" w:lineRule="auto"/>
       </w:pPr>
       <w:r>
         <w:t>(2, 3, 'Bilal', 'Ahmed', 'bilal@hotel.com', '03221234567', '2024-03-01', 50000),</w:t>
@@ -6686,6 +7409,7 @@
     <w:p>
       <w:pPr>
         <w:pStyle w:val="SQLCode"/>
+        <w:spacing w:after="0" w:line="240" w:lineRule="auto"/>
       </w:pPr>
       <w:r>
         <w:t>(5, 4, 'Hassan', 'Malik', 'hassan@hotel.com', '03331234567', '2022-08-20', 80000),</w:t>
@@ -6694,6 +7418,7 @@
     <w:p>
       <w:pPr>
         <w:pStyle w:val="SQLCode"/>
+        <w:spacing w:after="0" w:line="240" w:lineRule="auto"/>
       </w:pPr>
       <w:r>
         <w:t>(4, 5, 'Omer', 'Shah', 'omer@hotel.com', '03441234567', '2024-06-12', 55000);</w:t>
@@ -6702,6 +7427,7 @@
     <w:p>
       <w:pPr>
         <w:pStyle w:val="SQLCode"/>
+        <w:spacing w:after="0" w:line="240" w:lineRule="auto"/>
       </w:pPr>
       <w:r>
         <w:t xml:space="preserve"> </w:t>
@@ -6710,6 +7436,7 @@
     <w:p>
       <w:pPr>
         <w:pStyle w:val="SQLCode"/>
+        <w:spacing w:after="0" w:line="240" w:lineRule="auto"/>
       </w:pPr>
       <w:r>
         <w:t>select * from Employees</w:t>
@@ -6718,6 +7445,7 @@
     <w:p>
       <w:pPr>
         <w:pStyle w:val="SQLCode"/>
+        <w:spacing w:after="0" w:line="240" w:lineRule="auto"/>
       </w:pPr>
       <w:r>
         <w:t xml:space="preserve"> </w:t>
@@ -6726,6 +7454,7 @@
     <w:p>
       <w:pPr>
         <w:pStyle w:val="SQLCode"/>
+        <w:spacing w:after="0" w:line="240" w:lineRule="auto"/>
       </w:pPr>
       <w:r>
         <w:t>CREATE TABLE Invoices</w:t>
@@ -6734,6 +7463,7 @@
     <w:p>
       <w:pPr>
         <w:pStyle w:val="SQLCode"/>
+        <w:spacing w:after="0" w:line="240" w:lineRule="auto"/>
       </w:pPr>
       <w:r>
         <w:t>(</w:t>
@@ -6742,6 +7472,7 @@
     <w:p>
       <w:pPr>
         <w:pStyle w:val="SQLCode"/>
+        <w:spacing w:after="0" w:line="240" w:lineRule="auto"/>
       </w:pPr>
       <w:r>
         <w:t xml:space="preserve">    InvoiceID INT IDENTITY(1,1) PRIMARY KEY,</w:t>
@@ -6750,6 +7481,7 @@
     <w:p>
       <w:pPr>
         <w:pStyle w:val="SQLCode"/>
+        <w:spacing w:after="0" w:line="240" w:lineRule="auto"/>
       </w:pPr>
       <w:r>
         <w:t xml:space="preserve">    ReservationID INT NOT NULL,</w:t>
@@ -6758,6 +7490,7 @@
     <w:p>
       <w:pPr>
         <w:pStyle w:val="SQLCode"/>
+        <w:spacing w:after="0" w:line="240" w:lineRule="auto"/>
       </w:pPr>
       <w:r>
         <w:t xml:space="preserve">    InvoiceDate DATE NOT NULL DEFAULT GETDATE(),</w:t>
@@ -6766,6 +7499,7 @@
     <w:p>
       <w:pPr>
         <w:pStyle w:val="SQLCode"/>
+        <w:spacing w:after="0" w:line="240" w:lineRule="auto"/>
       </w:pPr>
       <w:r>
         <w:t xml:space="preserve">    SubTotal DECIMAL(10,2) NOT NULL CHECK (SubTotal &gt;= 0),</w:t>
@@ -6774,6 +7508,7 @@
     <w:p>
       <w:pPr>
         <w:pStyle w:val="SQLCode"/>
+        <w:spacing w:after="0" w:line="240" w:lineRule="auto"/>
       </w:pPr>
       <w:r>
         <w:t xml:space="preserve">    TaxAmount DECIMAL(10,2) NOT NULL DEFAULT 0 CHECK (TaxAmount &gt;= 0),</w:t>
@@ -6782,6 +7517,7 @@
     <w:p>
       <w:pPr>
         <w:pStyle w:val="SQLCode"/>
+        <w:spacing w:after="0" w:line="240" w:lineRule="auto"/>
       </w:pPr>
       <w:r>
         <w:t xml:space="preserve">    TotalAmount DECIMAL(10,2) NOT NULL CHECK (TotalAmount &gt;= 0),</w:t>
@@ -6790,6 +7526,7 @@
     <w:p>
       <w:pPr>
         <w:pStyle w:val="SQLCode"/>
+        <w:spacing w:after="0" w:line="240" w:lineRule="auto"/>
       </w:pPr>
       <w:r>
         <w:t xml:space="preserve">    InvoiceStatus VARCHAR(30) NOT NULL DEFAULT 'Unpaid',</w:t>
@@ -6798,6 +7535,7 @@
     <w:p>
       <w:pPr>
         <w:pStyle w:val="SQLCode"/>
+        <w:spacing w:after="0" w:line="240" w:lineRule="auto"/>
       </w:pPr>
       <w:r>
         <w:t xml:space="preserve">    FOREIGN KEY (ReservationID) REFERENCES Reservations(ReservationID)</w:t>
@@ -6806,6 +7544,7 @@
     <w:p>
       <w:pPr>
         <w:pStyle w:val="SQLCode"/>
+        <w:spacing w:after="0" w:line="240" w:lineRule="auto"/>
       </w:pPr>
       <w:r>
         <w:t>);</w:t>
@@ -6814,6 +7553,7 @@
     <w:p>
       <w:pPr>
         <w:pStyle w:val="SQLCode"/>
+        <w:spacing w:after="0" w:line="240" w:lineRule="auto"/>
       </w:pPr>
       <w:r>
         <w:t xml:space="preserve"> </w:t>
@@ -6822,6 +7562,7 @@
     <w:p>
       <w:pPr>
         <w:pStyle w:val="SQLCode"/>
+        <w:spacing w:after="0" w:line="240" w:lineRule="auto"/>
       </w:pPr>
       <w:r>
         <w:t>INSERT INTO Invoices</w:t>
@@ -6830,6 +7571,7 @@
     <w:p>
       <w:pPr>
         <w:pStyle w:val="SQLCode"/>
+        <w:spacing w:after="0" w:line="240" w:lineRule="auto"/>
       </w:pPr>
       <w:r>
         <w:t>(ReservationID, SubTotal, TaxAmount, TotalAmount, InvoiceStatus)</w:t>
@@ -6838,6 +7580,7 @@
     <w:p>
       <w:pPr>
         <w:pStyle w:val="SQLCode"/>
+        <w:spacing w:after="0" w:line="240" w:lineRule="auto"/>
       </w:pPr>
       <w:r>
         <w:t>VALUES</w:t>
@@ -6846,6 +7589,7 @@
     <w:p>
       <w:pPr>
         <w:pStyle w:val="SQLCode"/>
+        <w:spacing w:after="0" w:line="240" w:lineRule="auto"/>
       </w:pPr>
       <w:r>
         <w:t>(1, 30000, 5400, 35400, 'Paid'),</w:t>
@@ -6854,6 +7598,7 @@
     <w:p>
       <w:pPr>
         <w:pStyle w:val="SQLCode"/>
+        <w:spacing w:after="0" w:line="240" w:lineRule="auto"/>
       </w:pPr>
       <w:r>
         <w:t>(2, 60000, 10800, 70800, 'Unpaid'),</w:t>
@@ -6862,6 +7607,7 @@
     <w:p>
       <w:pPr>
         <w:pStyle w:val="SQLCode"/>
+        <w:spacing w:after="0" w:line="240" w:lineRule="auto"/>
       </w:pPr>
       <w:r>
         <w:t>(3, 45000, 8100, 53100, 'Paid'),</w:t>
@@ -6870,6 +7616,7 @@
     <w:p>
       <w:pPr>
         <w:pStyle w:val="SQLCode"/>
+        <w:spacing w:after="0" w:line="240" w:lineRule="auto"/>
       </w:pPr>
       <w:r>
         <w:t>(4, 90000, 16200, 106200, 'Unpaid'),</w:t>
@@ -6878,6 +7625,7 @@
     <w:p>
       <w:pPr>
         <w:pStyle w:val="SQLCode"/>
+        <w:spacing w:after="0" w:line="240" w:lineRule="auto"/>
       </w:pPr>
       <w:r>
         <w:t>(5, 60000, 10800, 70800, 'Paid');</w:t>
@@ -6886,6 +7634,7 @@
     <w:p>
       <w:pPr>
         <w:pStyle w:val="SQLCode"/>
+        <w:spacing w:after="0" w:line="240" w:lineRule="auto"/>
       </w:pPr>
       <w:r>
         <w:t xml:space="preserve"> </w:t>
@@ -6894,6 +7643,7 @@
     <w:p>
       <w:pPr>
         <w:pStyle w:val="SQLCode"/>
+        <w:spacing w:after="0" w:line="240" w:lineRule="auto"/>
       </w:pPr>
       <w:r>
         <w:t>select * from Invoices</w:t>
@@ -6902,6 +7652,7 @@
     <w:p>
       <w:pPr>
         <w:pStyle w:val="SQLCode"/>
+        <w:spacing w:after="0" w:line="240" w:lineRule="auto"/>
       </w:pPr>
       <w:r>
         <w:t xml:space="preserve"> </w:t>
@@ -6910,6 +7661,7 @@
     <w:p>
       <w:pPr>
         <w:pStyle w:val="SQLCode"/>
+        <w:spacing w:after="0" w:line="240" w:lineRule="auto"/>
       </w:pPr>
       <w:r>
         <w:t>CREATE TABLE Payments</w:t>
@@ -6918,6 +7670,7 @@
     <w:p>
       <w:pPr>
         <w:pStyle w:val="SQLCode"/>
+        <w:spacing w:after="0" w:line="240" w:lineRule="auto"/>
       </w:pPr>
       <w:r>
         <w:t>(</w:t>
@@ -6926,6 +7679,7 @@
     <w:p>
       <w:pPr>
         <w:pStyle w:val="SQLCode"/>
+        <w:spacing w:after="0" w:line="240" w:lineRule="auto"/>
       </w:pPr>
       <w:r>
         <w:t xml:space="preserve">    PaymentID INT IDENTITY(1,1) PRIMARY KEY,</w:t>
@@ -6934,6 +7688,7 @@
     <w:p>
       <w:pPr>
         <w:pStyle w:val="SQLCode"/>
+        <w:spacing w:after="0" w:line="240" w:lineRule="auto"/>
       </w:pPr>
       <w:r>
         <w:t xml:space="preserve">    InvoiceID INT NOT NULL,</w:t>
@@ -6942,6 +7697,7 @@
     <w:p>
       <w:pPr>
         <w:pStyle w:val="SQLCode"/>
+        <w:spacing w:after="0" w:line="240" w:lineRule="auto"/>
       </w:pPr>
       <w:r>
         <w:t xml:space="preserve">    PaymentMethod VARCHAR(50) NOT NULL,</w:t>
@@ -6950,6 +7706,7 @@
     <w:p>
       <w:pPr>
         <w:pStyle w:val="SQLCode"/>
+        <w:spacing w:after="0" w:line="240" w:lineRule="auto"/>
       </w:pPr>
       <w:r>
         <w:t xml:space="preserve">    PaymentDate DATETIME NOT NULL DEFAULT GETDATE(),</w:t>
@@ -6958,6 +7715,7 @@
     <w:p>
       <w:pPr>
         <w:pStyle w:val="SQLCode"/>
+        <w:spacing w:after="0" w:line="240" w:lineRule="auto"/>
       </w:pPr>
       <w:r>
         <w:t xml:space="preserve">    Amount DECIMAL(10,2) NOT NULL CHECK (Amount &gt; 0),</w:t>
@@ -6966,6 +7724,7 @@
     <w:p>
       <w:pPr>
         <w:pStyle w:val="SQLCode"/>
+        <w:spacing w:after="0" w:line="240" w:lineRule="auto"/>
       </w:pPr>
       <w:r>
         <w:t xml:space="preserve">    PaymentStatus VARCHAR(30) NOT NULL DEFAULT 'Completed',</w:t>
@@ -6974,6 +7733,7 @@
     <w:p>
       <w:pPr>
         <w:pStyle w:val="SQLCode"/>
+        <w:spacing w:after="0" w:line="240" w:lineRule="auto"/>
       </w:pPr>
       <w:r>
         <w:t xml:space="preserve">    FOREIGN KEY (InvoiceID) REFERENCES Invoices(InvoiceID)</w:t>
@@ -6982,6 +7742,7 @@
     <w:p>
       <w:pPr>
         <w:pStyle w:val="SQLCode"/>
+        <w:spacing w:after="0" w:line="240" w:lineRule="auto"/>
       </w:pPr>
       <w:r>
         <w:t>);</w:t>
@@ -6990,6 +7751,7 @@
     <w:p>
       <w:pPr>
         <w:pStyle w:val="SQLCode"/>
+        <w:spacing w:after="0" w:line="240" w:lineRule="auto"/>
       </w:pPr>
       <w:r>
         <w:t xml:space="preserve"> </w:t>
@@ -6998,6 +7760,7 @@
     <w:p>
       <w:pPr>
         <w:pStyle w:val="SQLCode"/>
+        <w:spacing w:after="0" w:line="240" w:lineRule="auto"/>
       </w:pPr>
       <w:r>
         <w:t>INSERT INTO Payments</w:t>
@@ -7006,6 +7769,7 @@
     <w:p>
       <w:pPr>
         <w:pStyle w:val="SQLCode"/>
+        <w:spacing w:after="0" w:line="240" w:lineRule="auto"/>
       </w:pPr>
       <w:r>
         <w:t>(InvoiceID, PaymentMethod, PaymentDate, Amount, PaymentStatus)</w:t>
@@ -7014,6 +7778,7 @@
     <w:p>
       <w:pPr>
         <w:pStyle w:val="SQLCode"/>
+        <w:spacing w:after="0" w:line="240" w:lineRule="auto"/>
       </w:pPr>
       <w:r>
         <w:t>VALUES</w:t>
@@ -7022,6 +7787,7 @@
     <w:p>
       <w:pPr>
         <w:pStyle w:val="SQLCode"/>
+        <w:spacing w:after="0" w:line="240" w:lineRule="auto"/>
       </w:pPr>
       <w:r>
         <w:t>(1, 'Credit Card', '2026-09-10 13:30:00', 35400, 'Completed'),</w:t>
@@ -7030,6 +7796,7 @@
     <w:p>
       <w:pPr>
         <w:pStyle w:val="SQLCode"/>
+        <w:spacing w:after="0" w:line="240" w:lineRule="auto"/>
       </w:pPr>
       <w:r>
         <w:t>(2, 'Cash', '2026-09-11 13:45:00', 30000, 'Partial'),</w:t>
@@ -7038,6 +7805,7 @@
     <w:p>
       <w:pPr>
         <w:pStyle w:val="SQLCode"/>
+        <w:spacing w:after="0" w:line="240" w:lineRule="auto"/>
       </w:pPr>
       <w:r>
         <w:t>(3, 'Bank Transfer', '2026-09-12 14:00:00', 53100, 'Completed'),</w:t>
@@ -7046,6 +7814,7 @@
     <w:p>
       <w:pPr>
         <w:pStyle w:val="SQLCode"/>
+        <w:spacing w:after="0" w:line="240" w:lineRule="auto"/>
       </w:pPr>
       <w:r>
         <w:t>(4, 'Credit Card', '2026-09-15 13:15:00', 50000, 'Partial'),</w:t>
@@ -7054,6 +7823,7 @@
     <w:p>
       <w:pPr>
         <w:pStyle w:val="SQLCode"/>
+        <w:spacing w:after="0" w:line="240" w:lineRule="auto"/>
       </w:pPr>
       <w:r>
         <w:t>(5, 'Cash', '2026-09-20 14:00:00', 70800, 'Completed');</w:t>
@@ -7062,6 +7832,7 @@
     <w:p>
       <w:pPr>
         <w:pStyle w:val="SQLCode"/>
+        <w:spacing w:after="0" w:line="240" w:lineRule="auto"/>
       </w:pPr>
       <w:r>
         <w:t xml:space="preserve"> </w:t>
@@ -7070,6 +7841,7 @@
     <w:p>
       <w:pPr>
         <w:pStyle w:val="SQLCode"/>
+        <w:spacing w:after="0" w:line="240" w:lineRule="auto"/>
       </w:pPr>
       <w:r>
         <w:t>select * from Payments</w:t>
@@ -7078,6 +7850,7 @@
     <w:p>
       <w:pPr>
         <w:pStyle w:val="SQLCode"/>
+        <w:spacing w:after="0" w:line="240" w:lineRule="auto"/>
       </w:pPr>
       <w:r>
         <w:t xml:space="preserve"> </w:t>
@@ -7086,6 +7859,7 @@
     <w:p>
       <w:pPr>
         <w:pStyle w:val="SQLCode"/>
+        <w:spacing w:after="0" w:line="240" w:lineRule="auto"/>
       </w:pPr>
       <w:r>
         <w:t>CREATE VIEW vw_AvailableRooms</w:t>
@@ -7094,6 +7868,7 @@
     <w:p>
       <w:pPr>
         <w:pStyle w:val="SQLCode"/>
+        <w:spacing w:after="0" w:line="240" w:lineRule="auto"/>
       </w:pPr>
       <w:r>
         <w:t>AS</w:t>
@@ -7102,6 +7877,7 @@
     <w:p>
       <w:pPr>
         <w:pStyle w:val="SQLCode"/>
+        <w:spacing w:after="0" w:line="240" w:lineRule="auto"/>
       </w:pPr>
       <w:r>
         <w:t>SELECT</w:t>
@@ -7110,6 +7886,7 @@
     <w:p>
       <w:pPr>
         <w:pStyle w:val="SQLCode"/>
+        <w:spacing w:after="0" w:line="240" w:lineRule="auto"/>
       </w:pPr>
       <w:r>
         <w:t xml:space="preserve">    r.RoomID,</w:t>
@@ -7118,6 +7895,7 @@
     <w:p>
       <w:pPr>
         <w:pStyle w:val="SQLCode"/>
+        <w:spacing w:after="0" w:line="240" w:lineRule="auto"/>
       </w:pPr>
       <w:r>
         <w:t xml:space="preserve">    r.RoomNumber,</w:t>
@@ -7126,6 +7904,7 @@
     <w:p>
       <w:pPr>
         <w:pStyle w:val="SQLCode"/>
+        <w:spacing w:after="0" w:line="240" w:lineRule="auto"/>
       </w:pPr>
       <w:r>
         <w:t xml:space="preserve">    rt.TypeName,</w:t>
@@ -7134,6 +7913,7 @@
     <w:p>
       <w:pPr>
         <w:pStyle w:val="SQLCode"/>
+        <w:spacing w:after="0" w:line="240" w:lineRule="auto"/>
       </w:pPr>
       <w:r>
         <w:t xml:space="preserve">    rt.PricePerNight,</w:t>
@@ -7142,6 +7922,7 @@
     <w:p>
       <w:pPr>
         <w:pStyle w:val="SQLCode"/>
+        <w:spacing w:after="0" w:line="240" w:lineRule="auto"/>
       </w:pPr>
       <w:r>
         <w:t xml:space="preserve">    rs.StatusName</w:t>
@@ -7150,6 +7931,7 @@
     <w:p>
       <w:pPr>
         <w:pStyle w:val="SQLCode"/>
+        <w:spacing w:after="0" w:line="240" w:lineRule="auto"/>
       </w:pPr>
       <w:r>
         <w:t>FROM Rooms r</w:t>
@@ -7158,6 +7940,7 @@
     <w:p>
       <w:pPr>
         <w:pStyle w:val="SQLCode"/>
+        <w:spacing w:after="0" w:line="240" w:lineRule="auto"/>
       </w:pPr>
       <w:r>
         <w:t>INNER JOIN RoomTypes rt ON r.RoomTypeID = rt.RoomTypeID</w:t>
@@ -7166,6 +7949,7 @@
     <w:p>
       <w:pPr>
         <w:pStyle w:val="SQLCode"/>
+        <w:spacing w:after="0" w:line="240" w:lineRule="auto"/>
       </w:pPr>
       <w:r>
         <w:t>INNER JOIN RoomStatuses rs ON r.StatusID = rs.StatusID</w:t>
@@ -7174,6 +7958,7 @@
     <w:p>
       <w:pPr>
         <w:pStyle w:val="SQLCode"/>
+        <w:spacing w:after="0" w:line="240" w:lineRule="auto"/>
       </w:pPr>
       <w:r>
         <w:t>WHERE rs.StatusName = 'Available';</w:t>
@@ -7182,6 +7967,7 @@
     <w:p>
       <w:pPr>
         <w:pStyle w:val="SQLCode"/>
+        <w:spacing w:after="0" w:line="240" w:lineRule="auto"/>
       </w:pPr>
       <w:r>
         <w:t xml:space="preserve"> </w:t>
@@ -7190,6 +7976,7 @@
     <w:p>
       <w:pPr>
         <w:pStyle w:val="SQLCode"/>
+        <w:spacing w:after="0" w:line="240" w:lineRule="auto"/>
       </w:pPr>
       <w:r>
         <w:t>SELECT * FROM vw_AvailableRooms;</w:t>
@@ -7198,6 +7985,7 @@
     <w:p>
       <w:pPr>
         <w:pStyle w:val="SQLCode"/>
+        <w:spacing w:after="0" w:line="240" w:lineRule="auto"/>
       </w:pPr>
       <w:r>
         <w:t xml:space="preserve"> </w:t>
@@ -7206,6 +7994,7 @@
     <w:p>
       <w:pPr>
         <w:pStyle w:val="SQLCode"/>
+        <w:spacing w:after="0" w:line="240" w:lineRule="auto"/>
       </w:pPr>
       <w:r>
         <w:t>CREATE VIEW vw_GuestReservations</w:t>
@@ -7214,6 +8003,7 @@
     <w:p>
       <w:pPr>
         <w:pStyle w:val="SQLCode"/>
+        <w:spacing w:after="0" w:line="240" w:lineRule="auto"/>
       </w:pPr>
       <w:r>
         <w:t>AS</w:t>
@@ -7222,6 +8012,7 @@
     <w:p>
       <w:pPr>
         <w:pStyle w:val="SQLCode"/>
+        <w:spacing w:after="0" w:line="240" w:lineRule="auto"/>
       </w:pPr>
       <w:r>
         <w:t>SELECT</w:t>
@@ -7230,6 +8021,7 @@
     <w:p>
       <w:pPr>
         <w:pStyle w:val="SQLCode"/>
+        <w:spacing w:after="0" w:line="240" w:lineRule="auto"/>
       </w:pPr>
       <w:r>
         <w:t xml:space="preserve">    g.GuestID,</w:t>
@@ -7238,6 +8030,7 @@
     <w:p>
       <w:pPr>
         <w:pStyle w:val="SQLCode"/>
+        <w:spacing w:after="0" w:line="240" w:lineRule="auto"/>
       </w:pPr>
       <w:r>
         <w:t xml:space="preserve">    g.FirstName,</w:t>
@@ -7246,6 +8039,7 @@
     <w:p>
       <w:pPr>
         <w:pStyle w:val="SQLCode"/>
+        <w:spacing w:after="0" w:line="240" w:lineRule="auto"/>
       </w:pPr>
       <w:r>
         <w:t xml:space="preserve">    g.LastName,</w:t>
@@ -7254,6 +8048,7 @@
     <w:p>
       <w:pPr>
         <w:pStyle w:val="SQLCode"/>
+        <w:spacing w:after="0" w:line="240" w:lineRule="auto"/>
       </w:pPr>
       <w:r>
         <w:t xml:space="preserve">    g.Email,</w:t>
@@ -7262,6 +8057,7 @@
     <w:p>
       <w:pPr>
         <w:pStyle w:val="SQLCode"/>
+        <w:spacing w:after="0" w:line="240" w:lineRule="auto"/>
       </w:pPr>
       <w:r>
         <w:t xml:space="preserve">    r.ReservationID,</w:t>
@@ -7270,6 +8066,7 @@
     <w:p>
       <w:pPr>
         <w:pStyle w:val="SQLCode"/>
+        <w:spacing w:after="0" w:line="240" w:lineRule="auto"/>
       </w:pPr>
       <w:r>
         <w:t xml:space="preserve">    r.CheckInDate,</w:t>
@@ -7278,6 +8075,7 @@
     <w:p>
       <w:pPr>
         <w:pStyle w:val="SQLCode"/>
+        <w:spacing w:after="0" w:line="240" w:lineRule="auto"/>
       </w:pPr>
       <w:r>
         <w:t xml:space="preserve">    r.CheckOutDate,</w:t>
@@ -7286,6 +8084,7 @@
     <w:p>
       <w:pPr>
         <w:pStyle w:val="SQLCode"/>
+        <w:spacing w:after="0" w:line="240" w:lineRule="auto"/>
       </w:pPr>
       <w:r>
         <w:t xml:space="preserve">    r.NumberOfGuests,</w:t>
@@ -7294,6 +8093,7 @@
     <w:p>
       <w:pPr>
         <w:pStyle w:val="SQLCode"/>
+        <w:spacing w:after="0" w:line="240" w:lineRule="auto"/>
       </w:pPr>
       <w:r>
         <w:t xml:space="preserve">    hb.BranchName,</w:t>
@@ -7302,6 +8102,7 @@
     <w:p>
       <w:pPr>
         <w:pStyle w:val="SQLCode"/>
+        <w:spacing w:after="0" w:line="240" w:lineRule="auto"/>
       </w:pPr>
       <w:r>
         <w:t xml:space="preserve">    rs.StatusName</w:t>
@@ -7310,6 +8111,7 @@
     <w:p>
       <w:pPr>
         <w:pStyle w:val="SQLCode"/>
+        <w:spacing w:after="0" w:line="240" w:lineRule="auto"/>
       </w:pPr>
       <w:r>
         <w:t>FROM Guests g</w:t>
@@ -7318,6 +8120,7 @@
     <w:p>
       <w:pPr>
         <w:pStyle w:val="SQLCode"/>
+        <w:spacing w:after="0" w:line="240" w:lineRule="auto"/>
       </w:pPr>
       <w:r>
         <w:t>INNER JOIN Reservations r ON g.GuestID = r.GuestID</w:t>
@@ -7326,6 +8129,7 @@
     <w:p>
       <w:pPr>
         <w:pStyle w:val="SQLCode"/>
+        <w:spacing w:after="0" w:line="240" w:lineRule="auto"/>
       </w:pPr>
       <w:r>
         <w:t>INNER JOIN HotelBranches hb ON r.BranchID = hb.BranchID</w:t>
@@ -7334,6 +8138,7 @@
     <w:p>
       <w:pPr>
         <w:pStyle w:val="SQLCode"/>
+        <w:spacing w:after="0" w:line="240" w:lineRule="auto"/>
       </w:pPr>
       <w:r>
         <w:t>INNER JOIN ReservationStatuses rs ON r.StatusID = rs.StatusID;</w:t>
@@ -7342,6 +8147,7 @@
     <w:p>
       <w:pPr>
         <w:pStyle w:val="SQLCode"/>
+        <w:spacing w:after="0" w:line="240" w:lineRule="auto"/>
       </w:pPr>
       <w:r>
         <w:t xml:space="preserve"> </w:t>
@@ -7350,6 +8156,7 @@
     <w:p>
       <w:pPr>
         <w:pStyle w:val="SQLCode"/>
+        <w:spacing w:after="0" w:line="240" w:lineRule="auto"/>
       </w:pPr>
       <w:r>
         <w:t>SELECT * FROM vw_GuestReservations;</w:t>
@@ -7358,6 +8165,7 @@
     <w:p>
       <w:pPr>
         <w:pStyle w:val="SQLCode"/>
+        <w:spacing w:after="0" w:line="240" w:lineRule="auto"/>
       </w:pPr>
       <w:r>
         <w:t xml:space="preserve"> </w:t>
@@ -7366,6 +8174,7 @@
     <w:p>
       <w:pPr>
         <w:pStyle w:val="SQLCode"/>
+        <w:spacing w:after="0" w:line="240" w:lineRule="auto"/>
       </w:pPr>
       <w:r>
         <w:t>CREATE PROCEDURE sp_GetAvailableRooms</w:t>
@@ -7374,6 +8183,7 @@
     <w:p>
       <w:pPr>
         <w:pStyle w:val="SQLCode"/>
+        <w:spacing w:after="0" w:line="240" w:lineRule="auto"/>
       </w:pPr>
       <w:r>
         <w:t>AS</w:t>
@@ -7382,6 +8192,7 @@
     <w:p>
       <w:pPr>
         <w:pStyle w:val="SQLCode"/>
+        <w:spacing w:after="0" w:line="240" w:lineRule="auto"/>
       </w:pPr>
       <w:r>
         <w:t>BEGIN</w:t>
@@ -7390,6 +8201,7 @@
     <w:p>
       <w:pPr>
         <w:pStyle w:val="SQLCode"/>
+        <w:spacing w:after="0" w:line="240" w:lineRule="auto"/>
       </w:pPr>
       <w:r>
         <w:t xml:space="preserve">    SELECT</w:t>
@@ -7398,6 +8210,7 @@
     <w:p>
       <w:pPr>
         <w:pStyle w:val="SQLCode"/>
+        <w:spacing w:after="0" w:line="240" w:lineRule="auto"/>
       </w:pPr>
       <w:r>
         <w:t xml:space="preserve">        r.RoomID,</w:t>
@@ -7406,6 +8219,7 @@
     <w:p>
       <w:pPr>
         <w:pStyle w:val="SQLCode"/>
+        <w:spacing w:after="0" w:line="240" w:lineRule="auto"/>
       </w:pPr>
       <w:r>
         <w:t xml:space="preserve">        r.RoomNumber,</w:t>
@@ -7414,6 +8228,7 @@
     <w:p>
       <w:pPr>
         <w:pStyle w:val="SQLCode"/>
+        <w:spacing w:after="0" w:line="240" w:lineRule="auto"/>
       </w:pPr>
       <w:r>
         <w:t xml:space="preserve">        rt.TypeName,</w:t>
@@ -7422,6 +8237,7 @@
     <w:p>
       <w:pPr>
         <w:pStyle w:val="SQLCode"/>
+        <w:spacing w:after="0" w:line="240" w:lineRule="auto"/>
       </w:pPr>
       <w:r>
         <w:t xml:space="preserve">        rt.PricePerNight,</w:t>
@@ -7430,6 +8246,7 @@
     <w:p>
       <w:pPr>
         <w:pStyle w:val="SQLCode"/>
+        <w:spacing w:after="0" w:line="240" w:lineRule="auto"/>
       </w:pPr>
       <w:r>
         <w:t xml:space="preserve">        rs.StatusName</w:t>
@@ -7438,6 +8255,7 @@
     <w:p>
       <w:pPr>
         <w:pStyle w:val="SQLCode"/>
+        <w:spacing w:after="0" w:line="240" w:lineRule="auto"/>
       </w:pPr>
       <w:r>
         <w:t xml:space="preserve">    FROM Rooms r</w:t>
@@ -7446,6 +8264,7 @@
     <w:p>
       <w:pPr>
         <w:pStyle w:val="SQLCode"/>
+        <w:spacing w:after="0" w:line="240" w:lineRule="auto"/>
       </w:pPr>
       <w:r>
         <w:t xml:space="preserve">    INNER JOIN RoomTypes rt ON r.RoomTypeID = rt.RoomTypeID</w:t>
@@ -7454,6 +8273,7 @@
     <w:p>
       <w:pPr>
         <w:pStyle w:val="SQLCode"/>
+        <w:spacing w:after="0" w:line="240" w:lineRule="auto"/>
       </w:pPr>
       <w:r>
         <w:t xml:space="preserve">    INNER JOIN RoomStatuses rs ON r.StatusID = rs.StatusID</w:t>
@@ -7462,6 +8282,7 @@
     <w:p>
       <w:pPr>
         <w:pStyle w:val="SQLCode"/>
+        <w:spacing w:after="0" w:line="240" w:lineRule="auto"/>
       </w:pPr>
       <w:r>
         <w:t xml:space="preserve">    WHERE rs.StatusName = 'Available';</w:t>
@@ -7470,6 +8291,7 @@
     <w:p>
       <w:pPr>
         <w:pStyle w:val="SQLCode"/>
+        <w:spacing w:after="0" w:line="240" w:lineRule="auto"/>
       </w:pPr>
       <w:r>
         <w:t>END;</w:t>
@@ -7478,6 +8300,7 @@
     <w:p>
       <w:pPr>
         <w:pStyle w:val="SQLCode"/>
+        <w:spacing w:after="0" w:line="240" w:lineRule="auto"/>
       </w:pPr>
       <w:r>
         <w:t xml:space="preserve"> </w:t>
@@ -7486,6 +8309,7 @@
     <w:p>
       <w:pPr>
         <w:pStyle w:val="SQLCode"/>
+        <w:spacing w:after="0" w:line="240" w:lineRule="auto"/>
       </w:pPr>
       <w:r>
         <w:t>CREATE PROCEDURE sp_GetGuestReservations</w:t>
@@ -7494,6 +8318,7 @@
     <w:p>
       <w:pPr>
         <w:pStyle w:val="SQLCode"/>
+        <w:spacing w:after="0" w:line="240" w:lineRule="auto"/>
       </w:pPr>
       <w:r>
         <w:t xml:space="preserve">    @GuestID INT</w:t>
@@ -7502,6 +8327,7 @@
     <w:p>
       <w:pPr>
         <w:pStyle w:val="SQLCode"/>
+        <w:spacing w:after="0" w:line="240" w:lineRule="auto"/>
       </w:pPr>
       <w:r>
         <w:t>AS</w:t>
@@ -7510,6 +8336,7 @@
     <w:p>
       <w:pPr>
         <w:pStyle w:val="SQLCode"/>
+        <w:spacing w:after="0" w:line="240" w:lineRule="auto"/>
       </w:pPr>
       <w:r>
         <w:t>BEGIN</w:t>
@@ -7518,6 +8345,7 @@
     <w:p>
       <w:pPr>
         <w:pStyle w:val="SQLCode"/>
+        <w:spacing w:after="0" w:line="240" w:lineRule="auto"/>
       </w:pPr>
       <w:r>
         <w:t xml:space="preserve">    SELECT</w:t>
@@ -7526,6 +8354,7 @@
     <w:p>
       <w:pPr>
         <w:pStyle w:val="SQLCode"/>
+        <w:spacing w:after="0" w:line="240" w:lineRule="auto"/>
       </w:pPr>
       <w:r>
         <w:t xml:space="preserve">        r.ReservationID,</w:t>
@@ -7534,6 +8363,7 @@
     <w:p>
       <w:pPr>
         <w:pStyle w:val="SQLCode"/>
+        <w:spacing w:after="0" w:line="240" w:lineRule="auto"/>
       </w:pPr>
       <w:r>
         <w:t xml:space="preserve">        g.FirstName,</w:t>
@@ -7542,6 +8372,7 @@
     <w:p>
       <w:pPr>
         <w:pStyle w:val="SQLCode"/>
+        <w:spacing w:after="0" w:line="240" w:lineRule="auto"/>
       </w:pPr>
       <w:r>
         <w:t xml:space="preserve">        g.LastName,</w:t>
@@ -7550,6 +8381,7 @@
     <w:p>
       <w:pPr>
         <w:pStyle w:val="SQLCode"/>
+        <w:spacing w:after="0" w:line="240" w:lineRule="auto"/>
       </w:pPr>
       <w:r>
         <w:t xml:space="preserve">        r.CheckInDate,</w:t>
@@ -7558,6 +8390,7 @@
     <w:p>
       <w:pPr>
         <w:pStyle w:val="SQLCode"/>
+        <w:spacing w:after="0" w:line="240" w:lineRule="auto"/>
       </w:pPr>
       <w:r>
         <w:t xml:space="preserve">        r.CheckOutDate,</w:t>
@@ -7566,6 +8399,7 @@
     <w:p>
       <w:pPr>
         <w:pStyle w:val="SQLCode"/>
+        <w:spacing w:after="0" w:line="240" w:lineRule="auto"/>
       </w:pPr>
       <w:r>
         <w:t xml:space="preserve">        r.NumberOfGuests,</w:t>
@@ -7574,6 +8408,7 @@
     <w:p>
       <w:pPr>
         <w:pStyle w:val="SQLCode"/>
+        <w:spacing w:after="0" w:line="240" w:lineRule="auto"/>
       </w:pPr>
       <w:r>
         <w:t xml:space="preserve">        hb.BranchName,</w:t>
@@ -7582,6 +8417,7 @@
     <w:p>
       <w:pPr>
         <w:pStyle w:val="SQLCode"/>
+        <w:spacing w:after="0" w:line="240" w:lineRule="auto"/>
       </w:pPr>
       <w:r>
         <w:t xml:space="preserve">        rs.StatusName</w:t>
@@ -7590,6 +8426,7 @@
     <w:p>
       <w:pPr>
         <w:pStyle w:val="SQLCode"/>
+        <w:spacing w:after="0" w:line="240" w:lineRule="auto"/>
       </w:pPr>
       <w:r>
         <w:t xml:space="preserve">    FROM Reservations r</w:t>
@@ -7598,6 +8435,7 @@
     <w:p>
       <w:pPr>
         <w:pStyle w:val="SQLCode"/>
+        <w:spacing w:after="0" w:line="240" w:lineRule="auto"/>
       </w:pPr>
       <w:r>
         <w:t xml:space="preserve">    INNER JOIN Guests g ON r.GuestID = g.GuestID</w:t>
@@ -7606,6 +8444,7 @@
     <w:p>
       <w:pPr>
         <w:pStyle w:val="SQLCode"/>
+        <w:spacing w:after="0" w:line="240" w:lineRule="auto"/>
       </w:pPr>
       <w:r>
         <w:t xml:space="preserve">    INNER JOIN HotelBranches hb ON r.BranchID = hb.BranchID</w:t>
@@ -7614,6 +8453,7 @@
     <w:p>
       <w:pPr>
         <w:pStyle w:val="SQLCode"/>
+        <w:spacing w:after="0" w:line="240" w:lineRule="auto"/>
       </w:pPr>
       <w:r>
         <w:t xml:space="preserve">    INNER JOIN ReservationStatuses rs ON r.StatusID = rs.StatusID</w:t>
@@ -7622,6 +8462,7 @@
     <w:p>
       <w:pPr>
         <w:pStyle w:val="SQLCode"/>
+        <w:spacing w:after="0" w:line="240" w:lineRule="auto"/>
       </w:pPr>
       <w:r>
         <w:t xml:space="preserve">    WHERE r.GuestID = @GuestID;</w:t>
@@ -7630,6 +8471,7 @@
     <w:p>
       <w:pPr>
         <w:pStyle w:val="SQLCode"/>
+        <w:spacing w:after="0" w:line="240" w:lineRule="auto"/>
       </w:pPr>
       <w:r>
         <w:t>END;</w:t>
@@ -7638,6 +8480,7 @@
     <w:p>
       <w:pPr>
         <w:pStyle w:val="SQLCode"/>
+        <w:spacing w:after="0" w:line="240" w:lineRule="auto"/>
       </w:pPr>
       <w:r>
         <w:t xml:space="preserve"> </w:t>
@@ -7646,6 +8489,7 @@
     <w:p>
       <w:pPr>
         <w:pStyle w:val="SQLCode"/>
+        <w:spacing w:after="0" w:line="240" w:lineRule="auto"/>
       </w:pPr>
       <w:r>
         <w:t>EXEC sp_GetGuestReservations</w:t>
@@ -7654,6 +8498,7 @@
     <w:p>
       <w:pPr>
         <w:pStyle w:val="SQLCode"/>
+        <w:spacing w:after="0" w:line="240" w:lineRule="auto"/>
       </w:pPr>
       <w:r>
         <w:t xml:space="preserve"> </w:t>
@@ -7662,6 +8507,7 @@
     <w:p>
       <w:pPr>
         <w:pStyle w:val="SQLCode"/>
+        <w:spacing w:after="0" w:line="240" w:lineRule="auto"/>
       </w:pPr>
       <w:r>
         <w:t>CREATE FUNCTION fn_CalculateNights</w:t>
@@ -7670,6 +8516,7 @@
     <w:p>
       <w:pPr>
         <w:pStyle w:val="SQLCode"/>
+        <w:spacing w:after="0" w:line="240" w:lineRule="auto"/>
       </w:pPr>
       <w:r>
         <w:t>(</w:t>
@@ -7678,6 +8525,7 @@
     <w:p>
       <w:pPr>
         <w:pStyle w:val="SQLCode"/>
+        <w:spacing w:after="0" w:line="240" w:lineRule="auto"/>
       </w:pPr>
       <w:r>
         <w:t xml:space="preserve">    @CheckInDate DATE,</w:t>
@@ -7686,6 +8534,7 @@
     <w:p>
       <w:pPr>
         <w:pStyle w:val="SQLCode"/>
+        <w:spacing w:after="0" w:line="240" w:lineRule="auto"/>
       </w:pPr>
       <w:r>
         <w:t xml:space="preserve">    @CheckOutDate DATE</w:t>
@@ -7694,6 +8543,7 @@
     <w:p>
       <w:pPr>
         <w:pStyle w:val="SQLCode"/>
+        <w:spacing w:after="0" w:line="240" w:lineRule="auto"/>
       </w:pPr>
       <w:r>
         <w:t>)</w:t>
@@ -7702,6 +8552,7 @@
     <w:p>
       <w:pPr>
         <w:pStyle w:val="SQLCode"/>
+        <w:spacing w:after="0" w:line="240" w:lineRule="auto"/>
       </w:pPr>
       <w:r>
         <w:t>RETURNS INT</w:t>
@@ -7710,6 +8561,7 @@
     <w:p>
       <w:pPr>
         <w:pStyle w:val="SQLCode"/>
+        <w:spacing w:after="0" w:line="240" w:lineRule="auto"/>
       </w:pPr>
       <w:r>
         <w:t>AS</w:t>
@@ -7718,6 +8570,7 @@
     <w:p>
       <w:pPr>
         <w:pStyle w:val="SQLCode"/>
+        <w:spacing w:after="0" w:line="240" w:lineRule="auto"/>
       </w:pPr>
       <w:r>
         <w:t>BEGIN</w:t>
@@ -7726,6 +8579,7 @@
     <w:p>
       <w:pPr>
         <w:pStyle w:val="SQLCode"/>
+        <w:spacing w:after="0" w:line="240" w:lineRule="auto"/>
       </w:pPr>
       <w:r>
         <w:t xml:space="preserve">    RETURN DATEDIFF(DAY, @CheckInDate, @CheckOutDate);</w:t>
@@ -7734,6 +8588,7 @@
     <w:p>
       <w:pPr>
         <w:pStyle w:val="SQLCode"/>
+        <w:spacing w:after="0" w:line="240" w:lineRule="auto"/>
       </w:pPr>
       <w:r>
         <w:t>END;</w:t>
@@ -7742,6 +8597,7 @@
     <w:p>
       <w:pPr>
         <w:pStyle w:val="SQLCode"/>
+        <w:spacing w:after="0" w:line="240" w:lineRule="auto"/>
       </w:pPr>
       <w:r>
         <w:t xml:space="preserve"> </w:t>
@@ -7750,6 +8606,7 @@
     <w:p>
       <w:pPr>
         <w:pStyle w:val="SQLCode"/>
+        <w:spacing w:after="0" w:line="240" w:lineRule="auto"/>
       </w:pPr>
       <w:r>
         <w:t>SELECT dbo.fn_CalculateNights('2026-09-10', '2026-09-13') AS NumberOfNights;</w:t>
@@ -7758,6 +8615,7 @@
     <w:p>
       <w:pPr>
         <w:pStyle w:val="SQLCode"/>
+        <w:spacing w:after="0" w:line="240" w:lineRule="auto"/>
       </w:pPr>
       <w:r>
         <w:t xml:space="preserve"> </w:t>
@@ -7766,6 +8624,7 @@
     <w:p>
       <w:pPr>
         <w:pStyle w:val="SQLCode"/>
+        <w:spacing w:after="0" w:line="240" w:lineRule="auto"/>
       </w:pPr>
       <w:r>
         <w:t>CREATE TRIGGER trg_UpdateInvoiceStatus</w:t>
@@ -7774,6 +8633,7 @@
     <w:p>
       <w:pPr>
         <w:pStyle w:val="SQLCode"/>
+        <w:spacing w:after="0" w:line="240" w:lineRule="auto"/>
       </w:pPr>
       <w:r>
         <w:t>ON Payments</w:t>
@@ -7782,6 +8642,7 @@
     <w:p>
       <w:pPr>
         <w:pStyle w:val="SQLCode"/>
+        <w:spacing w:after="0" w:line="240" w:lineRule="auto"/>
       </w:pPr>
       <w:r>
         <w:t>AFTER INSERT</w:t>
@@ -7790,6 +8651,7 @@
     <w:p>
       <w:pPr>
         <w:pStyle w:val="SQLCode"/>
+        <w:spacing w:after="0" w:line="240" w:lineRule="auto"/>
       </w:pPr>
       <w:r>
         <w:t>AS</w:t>
@@ -7798,6 +8660,7 @@
     <w:p>
       <w:pPr>
         <w:pStyle w:val="SQLCode"/>
+        <w:spacing w:after="0" w:line="240" w:lineRule="auto"/>
       </w:pPr>
       <w:r>
         <w:t>BEGIN</w:t>
@@ -7806,6 +8669,7 @@
     <w:p>
       <w:pPr>
         <w:pStyle w:val="SQLCode"/>
+        <w:spacing w:after="0" w:line="240" w:lineRule="auto"/>
       </w:pPr>
       <w:r>
         <w:t xml:space="preserve">    UPDATE i</w:t>
@@ -7814,6 +8678,7 @@
     <w:p>
       <w:pPr>
         <w:pStyle w:val="SQLCode"/>
+        <w:spacing w:after="0" w:line="240" w:lineRule="auto"/>
       </w:pPr>
       <w:r>
         <w:t xml:space="preserve">    SET i.InvoiceStatus = 'Paid'</w:t>
@@ -7822,6 +8687,7 @@
     <w:p>
       <w:pPr>
         <w:pStyle w:val="SQLCode"/>
+        <w:spacing w:after="0" w:line="240" w:lineRule="auto"/>
       </w:pPr>
       <w:r>
         <w:t xml:space="preserve">    FROM Invoices i</w:t>
@@ -7830,6 +8696,7 @@
     <w:p>
       <w:pPr>
         <w:pStyle w:val="SQLCode"/>
+        <w:spacing w:after="0" w:line="240" w:lineRule="auto"/>
       </w:pPr>
       <w:r>
         <w:t xml:space="preserve">    INNER JOIN inserted p ON i.InvoiceID = p.InvoiceID</w:t>
@@ -7838,6 +8705,7 @@
     <w:p>
       <w:pPr>
         <w:pStyle w:val="SQLCode"/>
+        <w:spacing w:after="0" w:line="240" w:lineRule="auto"/>
       </w:pPr>
       <w:r>
         <w:t xml:space="preserve">    WHERE p.Amount &gt;= i.TotalAmount;</w:t>
@@ -7846,6 +8714,7 @@
     <w:p>
       <w:pPr>
         <w:pStyle w:val="SQLCode"/>
+        <w:spacing w:after="0" w:line="240" w:lineRule="auto"/>
       </w:pPr>
       <w:r>
         <w:t>END;</w:t>
@@ -7854,6 +8723,7 @@
     <w:p>
       <w:pPr>
         <w:pStyle w:val="SQLCode"/>
+        <w:spacing w:after="0" w:line="240" w:lineRule="auto"/>
       </w:pPr>
       <w:r>
         <w:t xml:space="preserve"> </w:t>
@@ -7862,6 +8732,7 @@
     <w:p>
       <w:pPr>
         <w:pStyle w:val="SQLCode"/>
+        <w:spacing w:after="0" w:line="240" w:lineRule="auto"/>
       </w:pPr>
       <w:r>
         <w:t>INSERT INTO Payments</w:t>
@@ -7870,6 +8741,7 @@
     <w:p>
       <w:pPr>
         <w:pStyle w:val="SQLCode"/>
+        <w:spacing w:after="0" w:line="240" w:lineRule="auto"/>
       </w:pPr>
       <w:r>
         <w:t>(InvoiceID, PaymentMethod, Amount)</w:t>
@@ -7878,6 +8750,7 @@
     <w:p>
       <w:pPr>
         <w:pStyle w:val="SQLCode"/>
+        <w:spacing w:after="0" w:line="240" w:lineRule="auto"/>
       </w:pPr>
       <w:r>
         <w:t>VALUES</w:t>
@@ -7886,6 +8759,7 @@
     <w:p>
       <w:pPr>
         <w:pStyle w:val="SQLCode"/>
+        <w:spacing w:after="0" w:line="240" w:lineRule="auto"/>
       </w:pPr>
       <w:r>
         <w:t>(1, 'Cash', 35400);</w:t>
@@ -7894,6 +8768,7 @@
     <w:p>
       <w:pPr>
         <w:pStyle w:val="SQLCode"/>
+        <w:spacing w:after="0" w:line="240" w:lineRule="auto"/>
       </w:pPr>
       <w:r>
         <w:t xml:space="preserve"> </w:t>
@@ -7902,6 +8777,7 @@
     <w:p>
       <w:pPr>
         <w:pStyle w:val="SQLCode"/>
+        <w:spacing w:after="0" w:line="240" w:lineRule="auto"/>
       </w:pPr>
       <w:r>
         <w:t>SELECT</w:t>
@@ -7910,6 +8786,7 @@
     <w:p>
       <w:pPr>
         <w:pStyle w:val="SQLCode"/>
+        <w:spacing w:after="0" w:line="240" w:lineRule="auto"/>
       </w:pPr>
       <w:r>
         <w:t xml:space="preserve">    StatusID,</w:t>
@@ -7918,6 +8795,7 @@
     <w:p>
       <w:pPr>
         <w:pStyle w:val="SQLCode"/>
+        <w:spacing w:after="0" w:line="240" w:lineRule="auto"/>
       </w:pPr>
       <w:r>
         <w:t xml:space="preserve">    COUNT(*) AS TotalReservations</w:t>
@@ -7926,6 +8804,7 @@
     <w:p>
       <w:pPr>
         <w:pStyle w:val="SQLCode"/>
+        <w:spacing w:after="0" w:line="240" w:lineRule="auto"/>
       </w:pPr>
       <w:r>
         <w:t>FROM Reservations</w:t>
@@ -7934,6 +8813,7 @@
     <w:p>
       <w:pPr>
         <w:pStyle w:val="SQLCode"/>
+        <w:spacing w:after="0" w:line="240" w:lineRule="auto"/>
       </w:pPr>
       <w:r>
         <w:t>GROUP BY StatusID;</w:t>
@@ -7942,6 +8822,7 @@
     <w:p>
       <w:pPr>
         <w:pStyle w:val="SQLCode"/>
+        <w:spacing w:after="0" w:line="240" w:lineRule="auto"/>
       </w:pPr>
       <w:r>
         <w:t xml:space="preserve"> </w:t>
@@ -7950,6 +8831,7 @@
     <w:p>
       <w:pPr>
         <w:pStyle w:val="SQLCode"/>
+        <w:spacing w:after="0" w:line="240" w:lineRule="auto"/>
       </w:pPr>
       <w:r>
         <w:t>WITH GuestBookings AS</w:t>
@@ -7958,6 +8840,7 @@
     <w:p>
       <w:pPr>
         <w:pStyle w:val="SQLCode"/>
+        <w:spacing w:after="0" w:line="240" w:lineRule="auto"/>
       </w:pPr>
       <w:r>
         <w:t>(</w:t>
@@ -7966,6 +8849,7 @@
     <w:p>
       <w:pPr>
         <w:pStyle w:val="SQLCode"/>
+        <w:spacing w:after="0" w:line="240" w:lineRule="auto"/>
       </w:pPr>
       <w:r>
         <w:t xml:space="preserve">    SELECT</w:t>
@@ -7974,6 +8858,7 @@
     <w:p>
       <w:pPr>
         <w:pStyle w:val="SQLCode"/>
+        <w:spacing w:after="0" w:line="240" w:lineRule="auto"/>
       </w:pPr>
       <w:r>
         <w:t xml:space="preserve">        GuestID,</w:t>
@@ -7982,6 +8867,7 @@
     <w:p>
       <w:pPr>
         <w:pStyle w:val="SQLCode"/>
+        <w:spacing w:after="0" w:line="240" w:lineRule="auto"/>
       </w:pPr>
       <w:r>
         <w:t xml:space="preserve">        COUNT(*) AS TotalBookings</w:t>
@@ -7990,6 +8876,7 @@
     <w:p>
       <w:pPr>
         <w:pStyle w:val="SQLCode"/>
+        <w:spacing w:after="0" w:line="240" w:lineRule="auto"/>
       </w:pPr>
       <w:r>
         <w:t xml:space="preserve">    FROM Reservations</w:t>
@@ -7998,6 +8885,7 @@
     <w:p>
       <w:pPr>
         <w:pStyle w:val="SQLCode"/>
+        <w:spacing w:after="0" w:line="240" w:lineRule="auto"/>
       </w:pPr>
       <w:r>
         <w:t xml:space="preserve">    GROUP BY GuestID</w:t>
@@ -8006,6 +8894,7 @@
     <w:p>
       <w:pPr>
         <w:pStyle w:val="SQLCode"/>
+        <w:spacing w:after="0" w:line="240" w:lineRule="auto"/>
       </w:pPr>
       <w:r>
         <w:t>)</w:t>
@@ -8014,6 +8903,7 @@
     <w:p>
       <w:pPr>
         <w:pStyle w:val="SQLCode"/>
+        <w:spacing w:after="0" w:line="240" w:lineRule="auto"/>
       </w:pPr>
       <w:r>
         <w:t>SELECT *</w:t>
@@ -8022,6 +8912,7 @@
     <w:p>
       <w:pPr>
         <w:pStyle w:val="SQLCode"/>
+        <w:spacing w:after="0" w:line="240" w:lineRule="auto"/>
       </w:pPr>
       <w:r>
         <w:t>FROM GuestBookings;</w:t>
@@ -8030,6 +8921,7 @@
     <w:p>
       <w:pPr>
         <w:pStyle w:val="SQLCode"/>
+        <w:spacing w:after="0" w:line="240" w:lineRule="auto"/>
       </w:pPr>
       <w:r>
         <w:t xml:space="preserve"> </w:t>
@@ -8038,6 +8930,7 @@
     <w:p>
       <w:pPr>
         <w:pStyle w:val="SQLCode"/>
+        <w:spacing w:after="0" w:line="240" w:lineRule="auto"/>
       </w:pPr>
       <w:r>
         <w:t>CREATE INDEX IX_Guests_Email</w:t>
@@ -8046,6 +8939,7 @@
     <w:p>
       <w:pPr>
         <w:pStyle w:val="SQLCode"/>
+        <w:spacing w:after="0" w:line="240" w:lineRule="auto"/>
       </w:pPr>
       <w:r>
         <w:t>ON Guests(Email);</w:t>
@@ -8054,6 +8948,7 @@
     <w:p>
       <w:pPr>
         <w:pStyle w:val="SQLCode"/>
+        <w:spacing w:after="0" w:line="240" w:lineRule="auto"/>
       </w:pPr>
       <w:r>
         <w:t xml:space="preserve"> </w:t>
@@ -8062,6 +8957,7 @@
     <w:p>
       <w:pPr>
         <w:pStyle w:val="SQLCode"/>
+        <w:spacing w:after="0" w:line="240" w:lineRule="auto"/>
       </w:pPr>
       <w:r>
         <w:t>SELECT *</w:t>
@@ -8070,6 +8966,7 @@
     <w:p>
       <w:pPr>
         <w:pStyle w:val="SQLCode"/>
+        <w:spacing w:after="0" w:line="240" w:lineRule="auto"/>
       </w:pPr>
       <w:r>
         <w:t>FROM Guests</w:t>
@@ -8078,6 +8975,7 @@
     <w:p>
       <w:pPr>
         <w:pStyle w:val="SQLCode"/>
+        <w:spacing w:after="0" w:line="240" w:lineRule="auto"/>
       </w:pPr>
       <w:r>
         <w:t>WHERE Email = 'ali.khan@email.com';</w:t>
@@ -8087,7 +8985,7 @@
       <w:headerReference w:type="default" r:id="rId9"/>
       <w:footerReference w:type="default" r:id="rId10"/>
       <w:pgSz w:w="12240" w:h="15840"/>
-      <w:pgMar w:top="1181" w:right="1267" w:bottom="1123" w:left="1267" w:header="432" w:footer="432" w:gutter="0"/>
+      <w:pgMar w:top="1224" w:right="1267" w:bottom="1152" w:left="1267" w:header="432" w:footer="432" w:gutter="0"/>
       <w:cols w:space="720"/>
       <w:docGrid w:linePitch="360"/>
     </w:sectPr>

--- a/Hotel_Management_System_Report.docx
+++ b/Hotel_Management_System_Report.docx
@@ -4,6 +4,7 @@
   <w:body>
     <w:p>
       <w:pPr>
+        <w:widowControl/>
         <w:spacing w:after="220" w:line="293" w:lineRule="auto"/>
         <w:jc w:val="center"/>
       </w:pPr>
@@ -21,6 +22,7 @@
     </w:p>
     <w:p>
       <w:pPr>
+        <w:widowControl/>
         <w:spacing w:after="220" w:line="293" w:lineRule="auto"/>
         <w:jc w:val="center"/>
       </w:pPr>
@@ -34,6 +36,7 @@
     </w:p>
     <w:p>
       <w:pPr>
+        <w:widowControl/>
         <w:spacing w:after="220" w:line="293" w:lineRule="auto"/>
         <w:jc w:val="center"/>
       </w:pPr>
@@ -51,6 +54,12 @@
         <w:jc w:val="center"/>
         <w:tblLayout w:type="fixed"/>
         <w:tblLook w:firstColumn="1" w:firstRow="1" w:lastColumn="0" w:lastRow="0" w:noHBand="0" w:noVBand="1" w:val="04A0"/>
+        <w:tblCellMar>
+          <w:top w:w="100" w:type="dxa"/>
+          <w:start w:w="100" w:type="dxa"/>
+          <w:bottom w:w="100" w:type="dxa"/>
+          <w:end w:w="100" w:type="dxa"/>
+        </w:tblCellMar>
       </w:tblPr>
       <w:tblGrid>
         <w:gridCol w:w="2880"/>
@@ -69,6 +78,9 @@
             <w:shd w:fill="E8F0F0"/>
           </w:tcPr>
           <w:p>
+            <w:pPr>
+              <w:spacing w:after="80" w:line="259" w:lineRule="auto"/>
+            </w:pPr>
             <w:r>
               <w:rPr>
                 <w:b/>
@@ -89,6 +101,9 @@
             </w:tcMar>
           </w:tcPr>
           <w:p>
+            <w:pPr>
+              <w:spacing w:after="80" w:line="259" w:lineRule="auto"/>
+            </w:pPr>
             <w:r>
               <w:rPr>
                 <w:sz w:val="22"/>
@@ -111,6 +126,9 @@
             <w:shd w:fill="E8F0F0"/>
           </w:tcPr>
           <w:p>
+            <w:pPr>
+              <w:spacing w:after="80" w:line="259" w:lineRule="auto"/>
+            </w:pPr>
             <w:r>
               <w:rPr>
                 <w:b/>
@@ -131,6 +149,9 @@
             </w:tcMar>
           </w:tcPr>
           <w:p>
+            <w:pPr>
+              <w:spacing w:after="80" w:line="259" w:lineRule="auto"/>
+            </w:pPr>
             <w:r>
               <w:rPr>
                 <w:sz w:val="22"/>
@@ -153,6 +174,9 @@
             <w:shd w:fill="E8F0F0"/>
           </w:tcPr>
           <w:p>
+            <w:pPr>
+              <w:spacing w:after="80" w:line="259" w:lineRule="auto"/>
+            </w:pPr>
             <w:r>
               <w:rPr>
                 <w:b/>
@@ -173,6 +197,9 @@
             </w:tcMar>
           </w:tcPr>
           <w:p>
+            <w:pPr>
+              <w:spacing w:after="80" w:line="259" w:lineRule="auto"/>
+            </w:pPr>
             <w:r>
               <w:rPr>
                 <w:sz w:val="22"/>
@@ -195,6 +222,9 @@
             <w:shd w:fill="E8F0F0"/>
           </w:tcPr>
           <w:p>
+            <w:pPr>
+              <w:spacing w:after="80" w:line="259" w:lineRule="auto"/>
+            </w:pPr>
             <w:r>
               <w:rPr>
                 <w:b/>
@@ -215,6 +245,9 @@
             </w:tcMar>
           </w:tcPr>
           <w:p>
+            <w:pPr>
+              <w:spacing w:after="80" w:line="259" w:lineRule="auto"/>
+            </w:pPr>
             <w:r>
               <w:rPr>
                 <w:sz w:val="22"/>
@@ -227,6 +260,7 @@
     </w:tbl>
     <w:p>
       <w:pPr>
+        <w:widowControl/>
         <w:spacing w:after="220" w:line="293" w:lineRule="auto"/>
       </w:pPr>
       <w:r>
@@ -237,6 +271,7 @@
       <w:pPr>
         <w:pStyle w:val="Heading1"/>
         <w:keepNext/>
+        <w:widowControl/>
         <w:spacing w:before="360" w:after="180"/>
       </w:pPr>
       <w:r>
@@ -245,6 +280,7 @@
     </w:p>
     <w:p>
       <w:pPr>
+        <w:widowControl/>
         <w:spacing w:after="220" w:line="293" w:lineRule="auto"/>
       </w:pPr>
       <w:r>
@@ -254,6 +290,8 @@
     <w:p>
       <w:pPr>
         <w:pStyle w:val="Heading1"/>
+        <w:keepNext/>
+        <w:widowControl/>
         <w:spacing w:before="360" w:after="180"/>
       </w:pPr>
       <w:r>
@@ -263,7 +301,8 @@
     <w:p>
       <w:pPr>
         <w:pStyle w:val="ListBullet"/>
-        <w:spacing w:after="120" w:line="274" w:lineRule="auto"/>
+        <w:widowControl/>
+        <w:spacing w:after="160" w:line="274" w:lineRule="auto"/>
       </w:pPr>
       <w:r>
         <w:t>Manage hotel, branch, floor and room information.</w:t>
@@ -272,7 +311,8 @@
     <w:p>
       <w:pPr>
         <w:pStyle w:val="ListBullet"/>
-        <w:spacing w:after="120" w:line="274" w:lineRule="auto"/>
+        <w:widowControl/>
+        <w:spacing w:after="160" w:line="274" w:lineRule="auto"/>
       </w:pPr>
       <w:r>
         <w:t>Manage room types, amenities, room statuses and maintenance.</w:t>
@@ -281,7 +321,8 @@
     <w:p>
       <w:pPr>
         <w:pStyle w:val="ListBullet"/>
-        <w:spacing w:after="120" w:line="274" w:lineRule="auto"/>
+        <w:widowControl/>
+        <w:spacing w:after="160" w:line="274" w:lineRule="auto"/>
       </w:pPr>
       <w:r>
         <w:t>Store guest and address information.</w:t>
@@ -290,7 +331,8 @@
     <w:p>
       <w:pPr>
         <w:pStyle w:val="ListBullet"/>
-        <w:spacing w:after="120" w:line="274" w:lineRule="auto"/>
+        <w:widowControl/>
+        <w:spacing w:after="160" w:line="274" w:lineRule="auto"/>
       </w:pPr>
       <w:r>
         <w:t>Manage reservations, guests, rooms and special requests.</w:t>
@@ -299,7 +341,8 @@
     <w:p>
       <w:pPr>
         <w:pStyle w:val="ListBullet"/>
-        <w:spacing w:after="120" w:line="274" w:lineRule="auto"/>
+        <w:widowControl/>
+        <w:spacing w:after="160" w:line="274" w:lineRule="auto"/>
       </w:pPr>
       <w:r>
         <w:t>Record check-in and check-out activities.</w:t>
@@ -308,7 +351,8 @@
     <w:p>
       <w:pPr>
         <w:pStyle w:val="ListBullet"/>
-        <w:spacing w:after="120" w:line="274" w:lineRule="auto"/>
+        <w:widowControl/>
+        <w:spacing w:after="160" w:line="274" w:lineRule="auto"/>
       </w:pPr>
       <w:r>
         <w:t>Maintain employee information.</w:t>
@@ -317,7 +361,8 @@
     <w:p>
       <w:pPr>
         <w:pStyle w:val="ListBullet"/>
-        <w:spacing w:after="120" w:line="274" w:lineRule="auto"/>
+        <w:widowControl/>
+        <w:spacing w:after="160" w:line="274" w:lineRule="auto"/>
       </w:pPr>
       <w:r>
         <w:t>Manage invoices and payments.</w:t>
@@ -326,7 +371,8 @@
     <w:p>
       <w:pPr>
         <w:pStyle w:val="ListBullet"/>
-        <w:spacing w:after="120" w:line="274" w:lineRule="auto"/>
+        <w:widowControl/>
+        <w:spacing w:after="160" w:line="274" w:lineRule="auto"/>
       </w:pPr>
       <w:r>
         <w:t>Demonstrate selected advanced database features including views, stored procedures, functions, triggers, CTEs and indexes.</w:t>
@@ -335,6 +381,8 @@
     <w:p>
       <w:pPr>
         <w:pStyle w:val="Heading1"/>
+        <w:keepNext/>
+        <w:widowControl/>
         <w:spacing w:before="360" w:after="180"/>
       </w:pPr>
       <w:r>
@@ -343,6 +391,7 @@
     </w:p>
     <w:p>
       <w:pPr>
+        <w:widowControl/>
         <w:spacing w:after="220" w:line="293" w:lineRule="auto"/>
       </w:pPr>
       <w:r>
@@ -352,6 +401,8 @@
     <w:p>
       <w:pPr>
         <w:pStyle w:val="Heading1"/>
+        <w:keepNext/>
+        <w:widowControl/>
         <w:spacing w:before="360" w:after="180"/>
       </w:pPr>
       <w:r>
@@ -360,6 +411,7 @@
     </w:p>
     <w:p>
       <w:pPr>
+        <w:widowControl/>
         <w:spacing w:after="220" w:line="293" w:lineRule="auto"/>
       </w:pPr>
       <w:r>
@@ -369,6 +421,8 @@
     <w:p>
       <w:pPr>
         <w:pStyle w:val="Heading1"/>
+        <w:keepNext/>
+        <w:widowControl/>
         <w:spacing w:before="360" w:after="180"/>
       </w:pPr>
       <w:r>
@@ -381,6 +435,12 @@
         <w:tblW w:type="auto" w:w="0"/>
         <w:jc w:val="center"/>
         <w:tblLook w:firstColumn="1" w:firstRow="1" w:lastColumn="0" w:lastRow="0" w:noHBand="0" w:noVBand="1" w:val="04A0"/>
+        <w:tblCellMar>
+          <w:top w:w="100" w:type="dxa"/>
+          <w:start w:w="100" w:type="dxa"/>
+          <w:bottom w:w="100" w:type="dxa"/>
+          <w:end w:w="100" w:type="dxa"/>
+        </w:tblCellMar>
       </w:tblPr>
       <w:tblGrid>
         <w:gridCol w:w="3235"/>
@@ -403,6 +463,9 @@
             </w:tcMar>
           </w:tcPr>
           <w:p>
+            <w:pPr>
+              <w:spacing w:after="80" w:line="259" w:lineRule="auto"/>
+            </w:pPr>
             <w:r>
               <w:rPr>
                 <w:b/>
@@ -424,6 +487,9 @@
             </w:tcMar>
           </w:tcPr>
           <w:p>
+            <w:pPr>
+              <w:spacing w:after="80" w:line="259" w:lineRule="auto"/>
+            </w:pPr>
             <w:r>
               <w:rPr>
                 <w:b/>
@@ -445,6 +511,9 @@
             </w:tcMar>
           </w:tcPr>
           <w:p>
+            <w:pPr>
+              <w:spacing w:after="80" w:line="259" w:lineRule="auto"/>
+            </w:pPr>
             <w:r>
               <w:rPr>
                 <w:b/>
@@ -469,6 +538,9 @@
             <w:shd w:fill="F1F5F5"/>
           </w:tcPr>
           <w:p>
+            <w:pPr>
+              <w:spacing w:after="80" w:line="259" w:lineRule="auto"/>
+            </w:pPr>
             <w:r>
               <w:t>1</w:t>
             </w:r>
@@ -486,6 +558,9 @@
             <w:vAlign w:val="center"/>
           </w:tcPr>
           <w:p>
+            <w:pPr>
+              <w:spacing w:after="80" w:line="259" w:lineRule="auto"/>
+            </w:pPr>
             <w:r>
               <w:t>Hotels</w:t>
             </w:r>
@@ -503,6 +578,9 @@
             <w:vAlign w:val="center"/>
           </w:tcPr>
           <w:p>
+            <w:pPr>
+              <w:spacing w:after="80" w:line="259" w:lineRule="auto"/>
+            </w:pPr>
             <w:r>
               <w:t>Basic hotel information and star rating.</w:t>
             </w:r>
@@ -523,6 +601,9 @@
             <w:shd w:fill="F1F5F5"/>
           </w:tcPr>
           <w:p>
+            <w:pPr>
+              <w:spacing w:after="80" w:line="259" w:lineRule="auto"/>
+            </w:pPr>
             <w:r>
               <w:t>2</w:t>
             </w:r>
@@ -540,6 +621,9 @@
             <w:vAlign w:val="center"/>
           </w:tcPr>
           <w:p>
+            <w:pPr>
+              <w:spacing w:after="80" w:line="259" w:lineRule="auto"/>
+            </w:pPr>
             <w:r>
               <w:t>HotelBranches</w:t>
             </w:r>
@@ -557,6 +641,9 @@
             <w:vAlign w:val="center"/>
           </w:tcPr>
           <w:p>
+            <w:pPr>
+              <w:spacing w:after="80" w:line="259" w:lineRule="auto"/>
+            </w:pPr>
             <w:r>
               <w:t>Branches belonging to each hotel.</w:t>
             </w:r>
@@ -577,6 +664,9 @@
             <w:shd w:fill="F1F5F5"/>
           </w:tcPr>
           <w:p>
+            <w:pPr>
+              <w:spacing w:after="80" w:line="259" w:lineRule="auto"/>
+            </w:pPr>
             <w:r>
               <w:t>3</w:t>
             </w:r>
@@ -594,6 +684,9 @@
             <w:vAlign w:val="center"/>
           </w:tcPr>
           <w:p>
+            <w:pPr>
+              <w:spacing w:after="80" w:line="259" w:lineRule="auto"/>
+            </w:pPr>
             <w:r>
               <w:t>HotelFloors</w:t>
             </w:r>
@@ -611,6 +704,9 @@
             <w:vAlign w:val="center"/>
           </w:tcPr>
           <w:p>
+            <w:pPr>
+              <w:spacing w:after="80" w:line="259" w:lineRule="auto"/>
+            </w:pPr>
             <w:r>
               <w:t>Floors belonging to hotel branches.</w:t>
             </w:r>
@@ -631,6 +727,9 @@
             <w:shd w:fill="F1F5F5"/>
           </w:tcPr>
           <w:p>
+            <w:pPr>
+              <w:spacing w:after="80" w:line="259" w:lineRule="auto"/>
+            </w:pPr>
             <w:r>
               <w:t>4</w:t>
             </w:r>
@@ -648,6 +747,9 @@
             <w:vAlign w:val="center"/>
           </w:tcPr>
           <w:p>
+            <w:pPr>
+              <w:spacing w:after="80" w:line="259" w:lineRule="auto"/>
+            </w:pPr>
             <w:r>
               <w:t>RoomTypes</w:t>
             </w:r>
@@ -665,6 +767,9 @@
             <w:vAlign w:val="center"/>
           </w:tcPr>
           <w:p>
+            <w:pPr>
+              <w:spacing w:after="80" w:line="259" w:lineRule="auto"/>
+            </w:pPr>
             <w:r>
               <w:t>Room categories, prices and occupancy limits.</w:t>
             </w:r>
@@ -685,6 +790,9 @@
             <w:shd w:fill="F1F5F5"/>
           </w:tcPr>
           <w:p>
+            <w:pPr>
+              <w:spacing w:after="80" w:line="259" w:lineRule="auto"/>
+            </w:pPr>
             <w:r>
               <w:t>5</w:t>
             </w:r>
@@ -702,6 +810,9 @@
             <w:vAlign w:val="center"/>
           </w:tcPr>
           <w:p>
+            <w:pPr>
+              <w:spacing w:after="80" w:line="259" w:lineRule="auto"/>
+            </w:pPr>
             <w:r>
               <w:t>Rooms</w:t>
             </w:r>
@@ -719,6 +830,9 @@
             <w:vAlign w:val="center"/>
           </w:tcPr>
           <w:p>
+            <w:pPr>
+              <w:spacing w:after="80" w:line="259" w:lineRule="auto"/>
+            </w:pPr>
             <w:r>
               <w:t>Individual hotel rooms and their types/status.</w:t>
             </w:r>
@@ -739,6 +853,9 @@
             <w:shd w:fill="F1F5F5"/>
           </w:tcPr>
           <w:p>
+            <w:pPr>
+              <w:spacing w:after="80" w:line="259" w:lineRule="auto"/>
+            </w:pPr>
             <w:r>
               <w:t>6</w:t>
             </w:r>
@@ -756,6 +873,9 @@
             <w:vAlign w:val="center"/>
           </w:tcPr>
           <w:p>
+            <w:pPr>
+              <w:spacing w:after="80" w:line="259" w:lineRule="auto"/>
+            </w:pPr>
             <w:r>
               <w:t>Amenities</w:t>
             </w:r>
@@ -773,6 +893,9 @@
             <w:vAlign w:val="center"/>
           </w:tcPr>
           <w:p>
+            <w:pPr>
+              <w:spacing w:after="80" w:line="259" w:lineRule="auto"/>
+            </w:pPr>
             <w:r>
               <w:t>Available hotel/room amenities.</w:t>
             </w:r>
@@ -793,6 +916,9 @@
             <w:shd w:fill="F1F5F5"/>
           </w:tcPr>
           <w:p>
+            <w:pPr>
+              <w:spacing w:after="80" w:line="259" w:lineRule="auto"/>
+            </w:pPr>
             <w:r>
               <w:t>7</w:t>
             </w:r>
@@ -810,6 +936,9 @@
             <w:vAlign w:val="center"/>
           </w:tcPr>
           <w:p>
+            <w:pPr>
+              <w:spacing w:after="80" w:line="259" w:lineRule="auto"/>
+            </w:pPr>
             <w:r>
               <w:t>RoomAmenities</w:t>
             </w:r>
@@ -827,6 +956,9 @@
             <w:vAlign w:val="center"/>
           </w:tcPr>
           <w:p>
+            <w:pPr>
+              <w:spacing w:after="80" w:line="259" w:lineRule="auto"/>
+            </w:pPr>
             <w:r>
               <w:t>Junction table connecting rooms and amenities.</w:t>
             </w:r>
@@ -847,6 +979,9 @@
             <w:shd w:fill="F1F5F5"/>
           </w:tcPr>
           <w:p>
+            <w:pPr>
+              <w:spacing w:after="80" w:line="259" w:lineRule="auto"/>
+            </w:pPr>
             <w:r>
               <w:t>8</w:t>
             </w:r>
@@ -864,6 +999,9 @@
             <w:vAlign w:val="center"/>
           </w:tcPr>
           <w:p>
+            <w:pPr>
+              <w:spacing w:after="80" w:line="259" w:lineRule="auto"/>
+            </w:pPr>
             <w:r>
               <w:t>RoomStatuses</w:t>
             </w:r>
@@ -881,6 +1019,9 @@
             <w:vAlign w:val="center"/>
           </w:tcPr>
           <w:p>
+            <w:pPr>
+              <w:spacing w:after="80" w:line="259" w:lineRule="auto"/>
+            </w:pPr>
             <w:r>
               <w:t>Available, occupied, reserved, maintenance and cleaning statuses.</w:t>
             </w:r>
@@ -901,6 +1042,9 @@
             <w:shd w:fill="F1F5F5"/>
           </w:tcPr>
           <w:p>
+            <w:pPr>
+              <w:spacing w:after="80" w:line="259" w:lineRule="auto"/>
+            </w:pPr>
             <w:r>
               <w:t>9</w:t>
             </w:r>
@@ -918,6 +1062,9 @@
             <w:vAlign w:val="center"/>
           </w:tcPr>
           <w:p>
+            <w:pPr>
+              <w:spacing w:after="80" w:line="259" w:lineRule="auto"/>
+            </w:pPr>
             <w:r>
               <w:t>RoomMaintenance</w:t>
             </w:r>
@@ -935,6 +1082,9 @@
             <w:vAlign w:val="center"/>
           </w:tcPr>
           <w:p>
+            <w:pPr>
+              <w:spacing w:after="80" w:line="259" w:lineRule="auto"/>
+            </w:pPr>
             <w:r>
               <w:t>Maintenance issues, costs and completion information.</w:t>
             </w:r>
@@ -955,6 +1105,9 @@
             <w:shd w:fill="F1F5F5"/>
           </w:tcPr>
           <w:p>
+            <w:pPr>
+              <w:spacing w:after="80" w:line="259" w:lineRule="auto"/>
+            </w:pPr>
             <w:r>
               <w:t>10</w:t>
             </w:r>
@@ -972,6 +1125,9 @@
             <w:vAlign w:val="center"/>
           </w:tcPr>
           <w:p>
+            <w:pPr>
+              <w:spacing w:after="80" w:line="259" w:lineRule="auto"/>
+            </w:pPr>
             <w:r>
               <w:t>HotelPolicies</w:t>
             </w:r>
@@ -989,6 +1145,9 @@
             <w:vAlign w:val="center"/>
           </w:tcPr>
           <w:p>
+            <w:pPr>
+              <w:spacing w:after="80" w:line="259" w:lineRule="auto"/>
+            </w:pPr>
             <w:r>
               <w:t>Hotel policy information.</w:t>
             </w:r>
@@ -1009,6 +1168,9 @@
             <w:shd w:fill="F1F5F5"/>
           </w:tcPr>
           <w:p>
+            <w:pPr>
+              <w:spacing w:after="80" w:line="259" w:lineRule="auto"/>
+            </w:pPr>
             <w:r>
               <w:t>11</w:t>
             </w:r>
@@ -1026,6 +1188,9 @@
             <w:vAlign w:val="center"/>
           </w:tcPr>
           <w:p>
+            <w:pPr>
+              <w:spacing w:after="80" w:line="259" w:lineRule="auto"/>
+            </w:pPr>
             <w:r>
               <w:t>Guests</w:t>
             </w:r>
@@ -1043,6 +1208,9 @@
             <w:vAlign w:val="center"/>
           </w:tcPr>
           <w:p>
+            <w:pPr>
+              <w:spacing w:after="80" w:line="259" w:lineRule="auto"/>
+            </w:pPr>
             <w:r>
               <w:t>Guest personal information.</w:t>
             </w:r>
@@ -1063,6 +1231,9 @@
             <w:shd w:fill="F1F5F5"/>
           </w:tcPr>
           <w:p>
+            <w:pPr>
+              <w:spacing w:after="80" w:line="259" w:lineRule="auto"/>
+            </w:pPr>
             <w:r>
               <w:t>12</w:t>
             </w:r>
@@ -1080,6 +1251,9 @@
             <w:vAlign w:val="center"/>
           </w:tcPr>
           <w:p>
+            <w:pPr>
+              <w:spacing w:after="80" w:line="259" w:lineRule="auto"/>
+            </w:pPr>
             <w:r>
               <w:t>GuestAddresses</w:t>
             </w:r>
@@ -1097,6 +1271,9 @@
             <w:vAlign w:val="center"/>
           </w:tcPr>
           <w:p>
+            <w:pPr>
+              <w:spacing w:after="80" w:line="259" w:lineRule="auto"/>
+            </w:pPr>
             <w:r>
               <w:t>Guest address information.</w:t>
             </w:r>
@@ -1117,6 +1294,9 @@
             <w:shd w:fill="F1F5F5"/>
           </w:tcPr>
           <w:p>
+            <w:pPr>
+              <w:spacing w:after="80" w:line="259" w:lineRule="auto"/>
+            </w:pPr>
             <w:r>
               <w:t>13</w:t>
             </w:r>
@@ -1134,6 +1314,9 @@
             <w:vAlign w:val="center"/>
           </w:tcPr>
           <w:p>
+            <w:pPr>
+              <w:spacing w:after="80" w:line="259" w:lineRule="auto"/>
+            </w:pPr>
             <w:r>
               <w:t>ReservationStatuses</w:t>
             </w:r>
@@ -1151,6 +1334,9 @@
             <w:vAlign w:val="center"/>
           </w:tcPr>
           <w:p>
+            <w:pPr>
+              <w:spacing w:after="80" w:line="259" w:lineRule="auto"/>
+            </w:pPr>
             <w:r>
               <w:t>Reservation status values.</w:t>
             </w:r>
@@ -1171,6 +1357,9 @@
             <w:shd w:fill="F1F5F5"/>
           </w:tcPr>
           <w:p>
+            <w:pPr>
+              <w:spacing w:after="80" w:line="259" w:lineRule="auto"/>
+            </w:pPr>
             <w:r>
               <w:t>14</w:t>
             </w:r>
@@ -1188,6 +1377,9 @@
             <w:vAlign w:val="center"/>
           </w:tcPr>
           <w:p>
+            <w:pPr>
+              <w:spacing w:after="80" w:line="259" w:lineRule="auto"/>
+            </w:pPr>
             <w:r>
               <w:t>Reservations</w:t>
             </w:r>
@@ -1205,6 +1397,9 @@
             <w:vAlign w:val="center"/>
           </w:tcPr>
           <w:p>
+            <w:pPr>
+              <w:spacing w:after="80" w:line="259" w:lineRule="auto"/>
+            </w:pPr>
             <w:r>
               <w:t>Booking dates, branch, guest count and status.</w:t>
             </w:r>
@@ -1225,6 +1420,9 @@
             <w:shd w:fill="F1F5F5"/>
           </w:tcPr>
           <w:p>
+            <w:pPr>
+              <w:spacing w:after="80" w:line="259" w:lineRule="auto"/>
+            </w:pPr>
             <w:r>
               <w:t>15</w:t>
             </w:r>
@@ -1242,6 +1440,9 @@
             <w:vAlign w:val="center"/>
           </w:tcPr>
           <w:p>
+            <w:pPr>
+              <w:spacing w:after="80" w:line="259" w:lineRule="auto"/>
+            </w:pPr>
             <w:r>
               <w:t>ReservationGuests</w:t>
             </w:r>
@@ -1259,6 +1460,9 @@
             <w:vAlign w:val="center"/>
           </w:tcPr>
           <w:p>
+            <w:pPr>
+              <w:spacing w:after="80" w:line="259" w:lineRule="auto"/>
+            </w:pPr>
             <w:r>
               <w:t>Junction table connecting reservations and guests.</w:t>
             </w:r>
@@ -1279,6 +1483,9 @@
             <w:shd w:fill="F1F5F5"/>
           </w:tcPr>
           <w:p>
+            <w:pPr>
+              <w:spacing w:after="80" w:line="259" w:lineRule="auto"/>
+            </w:pPr>
             <w:r>
               <w:t>16</w:t>
             </w:r>
@@ -1296,6 +1503,9 @@
             <w:vAlign w:val="center"/>
           </w:tcPr>
           <w:p>
+            <w:pPr>
+              <w:spacing w:after="80" w:line="259" w:lineRule="auto"/>
+            </w:pPr>
             <w:r>
               <w:t>ReservationRooms</w:t>
             </w:r>
@@ -1313,6 +1523,9 @@
             <w:vAlign w:val="center"/>
           </w:tcPr>
           <w:p>
+            <w:pPr>
+              <w:spacing w:after="80" w:line="259" w:lineRule="auto"/>
+            </w:pPr>
             <w:r>
               <w:t>Rooms assigned to reservations, nights and room rates.</w:t>
             </w:r>
@@ -1333,6 +1546,9 @@
             <w:shd w:fill="F1F5F5"/>
           </w:tcPr>
           <w:p>
+            <w:pPr>
+              <w:spacing w:after="80" w:line="259" w:lineRule="auto"/>
+            </w:pPr>
             <w:r>
               <w:t>17</w:t>
             </w:r>
@@ -1350,6 +1566,9 @@
             <w:vAlign w:val="center"/>
           </w:tcPr>
           <w:p>
+            <w:pPr>
+              <w:spacing w:after="80" w:line="259" w:lineRule="auto"/>
+            </w:pPr>
             <w:r>
               <w:t>BookingSources</w:t>
             </w:r>
@@ -1367,6 +1586,9 @@
             <w:vAlign w:val="center"/>
           </w:tcPr>
           <w:p>
+            <w:pPr>
+              <w:spacing w:after="80" w:line="259" w:lineRule="auto"/>
+            </w:pPr>
             <w:r>
               <w:t>Sources such as website, mobile app, walk-in and phone.</w:t>
             </w:r>
@@ -1387,6 +1609,9 @@
             <w:shd w:fill="F1F5F5"/>
           </w:tcPr>
           <w:p>
+            <w:pPr>
+              <w:spacing w:after="80" w:line="259" w:lineRule="auto"/>
+            </w:pPr>
             <w:r>
               <w:t>18</w:t>
             </w:r>
@@ -1404,6 +1629,9 @@
             <w:vAlign w:val="center"/>
           </w:tcPr>
           <w:p>
+            <w:pPr>
+              <w:spacing w:after="80" w:line="259" w:lineRule="auto"/>
+            </w:pPr>
             <w:r>
               <w:t>SpecialRequests</w:t>
             </w:r>
@@ -1421,6 +1649,9 @@
             <w:vAlign w:val="center"/>
           </w:tcPr>
           <w:p>
+            <w:pPr>
+              <w:spacing w:after="80" w:line="259" w:lineRule="auto"/>
+            </w:pPr>
             <w:r>
               <w:t>Guest special request types.</w:t>
             </w:r>
@@ -1441,6 +1672,9 @@
             <w:shd w:fill="F1F5F5"/>
           </w:tcPr>
           <w:p>
+            <w:pPr>
+              <w:spacing w:after="80" w:line="259" w:lineRule="auto"/>
+            </w:pPr>
             <w:r>
               <w:t>19</w:t>
             </w:r>
@@ -1458,6 +1692,9 @@
             <w:vAlign w:val="center"/>
           </w:tcPr>
           <w:p>
+            <w:pPr>
+              <w:spacing w:after="80" w:line="259" w:lineRule="auto"/>
+            </w:pPr>
             <w:r>
               <w:t>ReservationSpecialRequests</w:t>
             </w:r>
@@ -1475,6 +1712,9 @@
             <w:vAlign w:val="center"/>
           </w:tcPr>
           <w:p>
+            <w:pPr>
+              <w:spacing w:after="80" w:line="259" w:lineRule="auto"/>
+            </w:pPr>
             <w:r>
               <w:t>Junction table connecting reservations and special requests.</w:t>
             </w:r>
@@ -1495,6 +1735,9 @@
             <w:shd w:fill="F1F5F5"/>
           </w:tcPr>
           <w:p>
+            <w:pPr>
+              <w:spacing w:after="80" w:line="259" w:lineRule="auto"/>
+            </w:pPr>
             <w:r>
               <w:t>20</w:t>
             </w:r>
@@ -1512,6 +1755,9 @@
             <w:vAlign w:val="center"/>
           </w:tcPr>
           <w:p>
+            <w:pPr>
+              <w:spacing w:after="80" w:line="259" w:lineRule="auto"/>
+            </w:pPr>
             <w:r>
               <w:t>CheckIns</w:t>
             </w:r>
@@ -1529,6 +1775,9 @@
             <w:vAlign w:val="center"/>
           </w:tcPr>
           <w:p>
+            <w:pPr>
+              <w:spacing w:after="80" w:line="259" w:lineRule="auto"/>
+            </w:pPr>
             <w:r>
               <w:t>Actual guest check-in records.</w:t>
             </w:r>
@@ -1549,6 +1798,9 @@
             <w:shd w:fill="F1F5F5"/>
           </w:tcPr>
           <w:p>
+            <w:pPr>
+              <w:spacing w:after="80" w:line="259" w:lineRule="auto"/>
+            </w:pPr>
             <w:r>
               <w:t>21</w:t>
             </w:r>
@@ -1566,6 +1818,9 @@
             <w:vAlign w:val="center"/>
           </w:tcPr>
           <w:p>
+            <w:pPr>
+              <w:spacing w:after="80" w:line="259" w:lineRule="auto"/>
+            </w:pPr>
             <w:r>
               <w:t>CheckOuts</w:t>
             </w:r>
@@ -1583,6 +1838,9 @@
             <w:vAlign w:val="center"/>
           </w:tcPr>
           <w:p>
+            <w:pPr>
+              <w:spacing w:after="80" w:line="259" w:lineRule="auto"/>
+            </w:pPr>
             <w:r>
               <w:t>Actual guest check-out records.</w:t>
             </w:r>
@@ -1603,6 +1861,9 @@
             <w:shd w:fill="F1F5F5"/>
           </w:tcPr>
           <w:p>
+            <w:pPr>
+              <w:spacing w:after="80" w:line="259" w:lineRule="auto"/>
+            </w:pPr>
             <w:r>
               <w:t>22</w:t>
             </w:r>
@@ -1620,6 +1881,9 @@
             <w:vAlign w:val="center"/>
           </w:tcPr>
           <w:p>
+            <w:pPr>
+              <w:spacing w:after="80" w:line="259" w:lineRule="auto"/>
+            </w:pPr>
             <w:r>
               <w:t>KeyCards</w:t>
             </w:r>
@@ -1637,6 +1901,9 @@
             <w:vAlign w:val="center"/>
           </w:tcPr>
           <w:p>
+            <w:pPr>
+              <w:spacing w:after="80" w:line="259" w:lineRule="auto"/>
+            </w:pPr>
             <w:r>
               <w:t>Hotel key card records.</w:t>
             </w:r>
@@ -1657,6 +1924,9 @@
             <w:shd w:fill="F1F5F5"/>
           </w:tcPr>
           <w:p>
+            <w:pPr>
+              <w:spacing w:after="80" w:line="259" w:lineRule="auto"/>
+            </w:pPr>
             <w:r>
               <w:t>23</w:t>
             </w:r>
@@ -1674,6 +1944,9 @@
             <w:vAlign w:val="center"/>
           </w:tcPr>
           <w:p>
+            <w:pPr>
+              <w:spacing w:after="80" w:line="259" w:lineRule="auto"/>
+            </w:pPr>
             <w:r>
               <w:t>Departments</w:t>
             </w:r>
@@ -1691,6 +1964,9 @@
             <w:vAlign w:val="center"/>
           </w:tcPr>
           <w:p>
+            <w:pPr>
+              <w:spacing w:after="80" w:line="259" w:lineRule="auto"/>
+            </w:pPr>
             <w:r>
               <w:t>Hotel departments.</w:t>
             </w:r>
@@ -1711,6 +1987,9 @@
             <w:shd w:fill="F1F5F5"/>
           </w:tcPr>
           <w:p>
+            <w:pPr>
+              <w:spacing w:after="80" w:line="259" w:lineRule="auto"/>
+            </w:pPr>
             <w:r>
               <w:t>24</w:t>
             </w:r>
@@ -1728,6 +2007,9 @@
             <w:vAlign w:val="center"/>
           </w:tcPr>
           <w:p>
+            <w:pPr>
+              <w:spacing w:after="80" w:line="259" w:lineRule="auto"/>
+            </w:pPr>
             <w:r>
               <w:t>JobPositions</w:t>
             </w:r>
@@ -1745,6 +2027,9 @@
             <w:vAlign w:val="center"/>
           </w:tcPr>
           <w:p>
+            <w:pPr>
+              <w:spacing w:after="80" w:line="259" w:lineRule="auto"/>
+            </w:pPr>
             <w:r>
               <w:t>Employee job positions.</w:t>
             </w:r>
@@ -1765,6 +2050,9 @@
             <w:shd w:fill="F1F5F5"/>
           </w:tcPr>
           <w:p>
+            <w:pPr>
+              <w:spacing w:after="80" w:line="259" w:lineRule="auto"/>
+            </w:pPr>
             <w:r>
               <w:t>25</w:t>
             </w:r>
@@ -1782,6 +2070,9 @@
             <w:vAlign w:val="center"/>
           </w:tcPr>
           <w:p>
+            <w:pPr>
+              <w:spacing w:after="80" w:line="259" w:lineRule="auto"/>
+            </w:pPr>
             <w:r>
               <w:t>Employees</w:t>
             </w:r>
@@ -1799,6 +2090,9 @@
             <w:vAlign w:val="center"/>
           </w:tcPr>
           <w:p>
+            <w:pPr>
+              <w:spacing w:after="80" w:line="259" w:lineRule="auto"/>
+            </w:pPr>
             <w:r>
               <w:t>Employee details, department, position and salary.</w:t>
             </w:r>
@@ -1819,6 +2113,9 @@
             <w:shd w:fill="F1F5F5"/>
           </w:tcPr>
           <w:p>
+            <w:pPr>
+              <w:spacing w:after="80" w:line="259" w:lineRule="auto"/>
+            </w:pPr>
             <w:r>
               <w:t>26</w:t>
             </w:r>
@@ -1836,6 +2133,9 @@
             <w:vAlign w:val="center"/>
           </w:tcPr>
           <w:p>
+            <w:pPr>
+              <w:spacing w:after="80" w:line="259" w:lineRule="auto"/>
+            </w:pPr>
             <w:r>
               <w:t>Invoices</w:t>
             </w:r>
@@ -1853,6 +2153,9 @@
             <w:vAlign w:val="center"/>
           </w:tcPr>
           <w:p>
+            <w:pPr>
+              <w:spacing w:after="80" w:line="259" w:lineRule="auto"/>
+            </w:pPr>
             <w:r>
               <w:t>Reservation billing information.</w:t>
             </w:r>
@@ -1873,6 +2176,9 @@
             <w:shd w:fill="F1F5F5"/>
           </w:tcPr>
           <w:p>
+            <w:pPr>
+              <w:spacing w:after="80" w:line="259" w:lineRule="auto"/>
+            </w:pPr>
             <w:r>
               <w:t>27</w:t>
             </w:r>
@@ -1890,6 +2196,9 @@
             <w:vAlign w:val="center"/>
           </w:tcPr>
           <w:p>
+            <w:pPr>
+              <w:spacing w:after="80" w:line="259" w:lineRule="auto"/>
+            </w:pPr>
             <w:r>
               <w:t>Payments</w:t>
             </w:r>
@@ -1907,6 +2216,9 @@
             <w:vAlign w:val="center"/>
           </w:tcPr>
           <w:p>
+            <w:pPr>
+              <w:spacing w:after="80" w:line="259" w:lineRule="auto"/>
+            </w:pPr>
             <w:r>
               <w:t>Payments made against invoices.</w:t>
             </w:r>
@@ -1916,6 +2228,7 @@
     </w:tbl>
     <w:p>
       <w:pPr>
+        <w:widowControl/>
         <w:spacing w:after="220" w:line="293" w:lineRule="auto"/>
       </w:pPr>
       <w:r>
@@ -1925,7 +2238,9 @@
     <w:p>
       <w:pPr>
         <w:pStyle w:val="Heading1"/>
-        <w:spacing w:before="360" w:after="180"/>
+        <w:keepNext/>
+        <w:widowControl/>
+        <w:spacing w:before="400" w:after="200"/>
       </w:pPr>
       <w:r>
         <w:t>6. Main Relationships</w:t>
@@ -1934,7 +2249,8 @@
     <w:p>
       <w:pPr>
         <w:pStyle w:val="ListBullet"/>
-        <w:spacing w:after="120" w:line="274" w:lineRule="auto"/>
+        <w:widowControl/>
+        <w:spacing w:after="160" w:line="274" w:lineRule="auto"/>
       </w:pPr>
       <w:r>
         <w:t>Hotels → HotelBranches → HotelFloors → Rooms</w:t>
@@ -1943,7 +2259,8 @@
     <w:p>
       <w:pPr>
         <w:pStyle w:val="ListBullet"/>
-        <w:spacing w:after="120" w:line="274" w:lineRule="auto"/>
+        <w:widowControl/>
+        <w:spacing w:after="160" w:line="274" w:lineRule="auto"/>
       </w:pPr>
       <w:r>
         <w:t>RoomTypes → Rooms</w:t>
@@ -1952,7 +2269,8 @@
     <w:p>
       <w:pPr>
         <w:pStyle w:val="ListBullet"/>
-        <w:spacing w:after="120" w:line="274" w:lineRule="auto"/>
+        <w:widowControl/>
+        <w:spacing w:after="160" w:line="274" w:lineRule="auto"/>
       </w:pPr>
       <w:r>
         <w:t>Rooms ↔ Amenities through RoomAmenities</w:t>
@@ -1961,7 +2279,8 @@
     <w:p>
       <w:pPr>
         <w:pStyle w:val="ListBullet"/>
-        <w:spacing w:after="120" w:line="274" w:lineRule="auto"/>
+        <w:widowControl/>
+        <w:spacing w:after="160" w:line="274" w:lineRule="auto"/>
       </w:pPr>
       <w:r>
         <w:t>RoomStatuses → Rooms</w:t>
@@ -1970,7 +2289,8 @@
     <w:p>
       <w:pPr>
         <w:pStyle w:val="ListBullet"/>
-        <w:spacing w:after="120" w:line="274" w:lineRule="auto"/>
+        <w:widowControl/>
+        <w:spacing w:after="160" w:line="274" w:lineRule="auto"/>
       </w:pPr>
       <w:r>
         <w:t>Rooms → RoomMaintenance</w:t>
@@ -1979,7 +2299,8 @@
     <w:p>
       <w:pPr>
         <w:pStyle w:val="ListBullet"/>
-        <w:spacing w:after="120" w:line="274" w:lineRule="auto"/>
+        <w:widowControl/>
+        <w:spacing w:after="160" w:line="274" w:lineRule="auto"/>
       </w:pPr>
       <w:r>
         <w:t>Guests → GuestAddresses</w:t>
@@ -1988,7 +2309,8 @@
     <w:p>
       <w:pPr>
         <w:pStyle w:val="ListBullet"/>
-        <w:spacing w:after="120" w:line="274" w:lineRule="auto"/>
+        <w:widowControl/>
+        <w:spacing w:after="160" w:line="274" w:lineRule="auto"/>
       </w:pPr>
       <w:r>
         <w:t>Guests → Reservations</w:t>
@@ -1997,7 +2319,8 @@
     <w:p>
       <w:pPr>
         <w:pStyle w:val="ListBullet"/>
-        <w:spacing w:after="120" w:line="274" w:lineRule="auto"/>
+        <w:widowControl/>
+        <w:spacing w:after="160" w:line="274" w:lineRule="auto"/>
       </w:pPr>
       <w:r>
         <w:t>ReservationStatuses → Reservations</w:t>
@@ -2006,7 +2329,8 @@
     <w:p>
       <w:pPr>
         <w:pStyle w:val="ListBullet"/>
-        <w:spacing w:after="120" w:line="274" w:lineRule="auto"/>
+        <w:widowControl/>
+        <w:spacing w:after="160" w:line="274" w:lineRule="auto"/>
       </w:pPr>
       <w:r>
         <w:t>Reservations ↔ Guests through ReservationGuests</w:t>
@@ -2015,7 +2339,8 @@
     <w:p>
       <w:pPr>
         <w:pStyle w:val="ListBullet"/>
-        <w:spacing w:after="120" w:line="274" w:lineRule="auto"/>
+        <w:widowControl/>
+        <w:spacing w:after="160" w:line="274" w:lineRule="auto"/>
       </w:pPr>
       <w:r>
         <w:t>Reservations ↔ Rooms through ReservationRooms</w:t>
@@ -2024,7 +2349,8 @@
     <w:p>
       <w:pPr>
         <w:pStyle w:val="ListBullet"/>
-        <w:spacing w:after="120" w:line="274" w:lineRule="auto"/>
+        <w:widowControl/>
+        <w:spacing w:after="160" w:line="274" w:lineRule="auto"/>
       </w:pPr>
       <w:r>
         <w:t>Reservations ↔ SpecialRequests through ReservationSpecialRequests</w:t>
@@ -2033,7 +2359,8 @@
     <w:p>
       <w:pPr>
         <w:pStyle w:val="ListBullet"/>
-        <w:spacing w:after="120" w:line="274" w:lineRule="auto"/>
+        <w:widowControl/>
+        <w:spacing w:after="160" w:line="274" w:lineRule="auto"/>
       </w:pPr>
       <w:r>
         <w:t>Reservations → CheckIns and CheckOuts</w:t>
@@ -2042,7 +2369,8 @@
     <w:p>
       <w:pPr>
         <w:pStyle w:val="ListBullet"/>
-        <w:spacing w:after="120" w:line="274" w:lineRule="auto"/>
+        <w:widowControl/>
+        <w:spacing w:after="160" w:line="274" w:lineRule="auto"/>
       </w:pPr>
       <w:r>
         <w:t>Departments → Employees and JobPositions → Employees</w:t>
@@ -2051,7 +2379,8 @@
     <w:p>
       <w:pPr>
         <w:pStyle w:val="ListBullet"/>
-        <w:spacing w:after="120" w:line="274" w:lineRule="auto"/>
+        <w:widowControl/>
+        <w:spacing w:after="160" w:line="274" w:lineRule="auto"/>
       </w:pPr>
       <w:r>
         <w:t>Reservations → Invoices → Payments</w:t>
@@ -2059,6 +2388,61 @@
     </w:p>
     <w:p>
       <w:pPr>
+        <w:spacing w:before="200" w:after="120"/>
+        <w:jc w:val="center"/>
+      </w:pPr>
+      <w:r>
+        <w:drawing>
+          <wp:inline xmlns:a="http://schemas.openxmlformats.org/drawingml/2006/main" xmlns:pic="http://schemas.openxmlformats.org/drawingml/2006/picture">
+            <wp:extent cx="6446520" cy="4226052"/>
+            <wp:docPr id="2" name="Picture 2"/>
+            <wp:cNvGraphicFramePr>
+              <a:graphicFrameLocks noChangeAspect="1"/>
+            </wp:cNvGraphicFramePr>
+            <a:graphic>
+              <a:graphicData uri="http://schemas.openxmlformats.org/drawingml/2006/picture">
+                <pic:pic>
+                  <pic:nvPicPr>
+                    <pic:cNvPr id="0" name="image.png"/>
+                    <pic:cNvPicPr/>
+                  </pic:nvPicPr>
+                  <pic:blipFill>
+                    <a:blip r:embed="rId11"/>
+                    <a:stretch>
+                      <a:fillRect/>
+                    </a:stretch>
+                  </pic:blipFill>
+                  <pic:spPr>
+                    <a:xfrm>
+                      <a:off x="0" y="0"/>
+                      <a:ext cx="6446520" cy="4226052"/>
+                    </a:xfrm>
+                    <a:prstGeom prst="rect"/>
+                  </pic:spPr>
+                </pic:pic>
+              </a:graphicData>
+            </a:graphic>
+          </wp:inline>
+        </w:drawing>
+      </w:r>
+    </w:p>
+    <w:p>
+      <w:pPr>
+        <w:keepNext w:val="0"/>
+        <w:spacing w:after="240"/>
+        <w:jc w:val="center"/>
+      </w:pPr>
+      <w:r>
+        <w:rPr>
+          <w:i/>
+          <w:sz w:val="18"/>
+        </w:rPr>
+        <w:t>Figure 1. Entity-Relationship Diagram</w:t>
+      </w:r>
+    </w:p>
+    <w:p>
+      <w:pPr>
+        <w:widowControl/>
         <w:spacing w:after="220" w:line="293" w:lineRule="auto"/>
       </w:pPr>
       <w:r>
@@ -2067,6 +2451,8 @@
     </w:p>
     <w:p>
       <w:pPr>
+        <w:widowControl/>
+        <w:spacing w:after="160"/>
         <w:jc w:val="center"/>
       </w:pPr>
       <w:r>
@@ -2079,6 +2465,7 @@
     </w:p>
     <w:p>
       <w:pPr>
+        <w:widowControl/>
         <w:spacing w:after="240"/>
         <w:jc w:val="center"/>
       </w:pPr>
@@ -2119,254 +2506,282 @@
     </w:p>
     <w:p>
       <w:pPr>
-        <w:spacing w:after="240"/>
-        <w:jc w:val="center"/>
-      </w:pPr>
-      <w:r>
-        <w:rPr>
-          <w:b/>
-          <w:sz w:val="20"/>
-        </w:rPr>
-        <w:t>Figure 1. Entity-Relationship Diagram of the Hotel Management System</w:t>
-      </w:r>
-    </w:p>
-    <w:p>
-      <w:pPr>
         <w:pStyle w:val="Heading1"/>
+        <w:keepNext/>
+        <w:widowControl/>
+        <w:spacing w:before="400" w:after="200"/>
+      </w:pPr>
+      <w:r>
+        <w:t>7. Data Integrity and Constraints</w:t>
+      </w:r>
+    </w:p>
+    <w:p>
+      <w:pPr>
+        <w:widowControl/>
+        <w:spacing w:after="220" w:line="293" w:lineRule="auto"/>
+      </w:pPr>
+      <w:r>
+        <w:t>PRIMARY KEY constraints uniquely identify records. FOREIGN KEY constraints maintain referential integrity between related tables. UNIQUE constraints prevent duplicate values where required. CHECK constraints restrict invalid values such as negative prices, invalid star ratings and checkout dates that are not after check-in. NOT NULL ensures required information is provided, while DEFAULT supplies automatic values such as creation dates and active status.</w:t>
+      </w:r>
+    </w:p>
+    <w:p>
+      <w:pPr>
+        <w:pStyle w:val="Heading1"/>
+        <w:keepNext/>
+        <w:widowControl/>
         <w:spacing w:before="360" w:after="180"/>
       </w:pPr>
       <w:r>
-        <w:t>7. Data Integrity and Constraints</w:t>
-      </w:r>
-    </w:p>
-    <w:p>
-      <w:pPr>
+        <w:t>8. Advanced Features Implemented</w:t>
+      </w:r>
+    </w:p>
+    <w:p>
+      <w:pPr>
+        <w:pStyle w:val="Heading2"/>
+        <w:keepNext/>
+        <w:widowControl/>
+        <w:spacing w:before="220" w:after="180"/>
+      </w:pPr>
+      <w:r>
+        <w:t>8.1 Views</w:t>
+      </w:r>
+    </w:p>
+    <w:p>
+      <w:pPr>
+        <w:widowControl/>
         <w:spacing w:after="220" w:line="293" w:lineRule="auto"/>
       </w:pPr>
       <w:r>
-        <w:t>PRIMARY KEY constraints uniquely identify records. FOREIGN KEY constraints maintain referential integrity between related tables. UNIQUE constraints prevent duplicate values where required. CHECK constraints restrict invalid values such as negative prices, invalid star ratings and checkout dates that are not after check-in. NOT NULL ensures required information is provided, while DEFAULT supplies automatic values such as creation dates and active status.</w:t>
+        <w:t>vw_AvailableRooms displays available rooms with room type, price and status. vw_GuestReservations combines guest, reservation, branch and reservation-status information.</w:t>
+      </w:r>
+    </w:p>
+    <w:p>
+      <w:pPr>
+        <w:pStyle w:val="Heading2"/>
+        <w:keepNext/>
+        <w:widowControl/>
+        <w:spacing w:before="220" w:after="180"/>
+      </w:pPr>
+      <w:r>
+        <w:t>8.2 Stored Procedures</w:t>
+      </w:r>
+    </w:p>
+    <w:p>
+      <w:pPr>
+        <w:widowControl/>
+        <w:spacing w:after="220" w:line="293" w:lineRule="auto"/>
+      </w:pPr>
+      <w:r>
+        <w:t>sp_GetGuestReservations accepts a GuestID parameter and returns that guest's reservation information. A reusable available-room procedure is also present in the current SQL implementation.</w:t>
+      </w:r>
+    </w:p>
+    <w:p>
+      <w:pPr>
+        <w:pStyle w:val="Heading2"/>
+        <w:keepNext/>
+        <w:widowControl/>
+        <w:spacing w:before="220" w:after="180"/>
+      </w:pPr>
+      <w:r>
+        <w:t>8.3 Function</w:t>
+      </w:r>
+    </w:p>
+    <w:p>
+      <w:pPr>
+        <w:widowControl/>
+        <w:spacing w:after="220" w:line="293" w:lineRule="auto"/>
+      </w:pPr>
+      <w:r>
+        <w:t>fn_CalculateNights accepts check-in and check-out dates and returns the number of nights using DATEDIFF.</w:t>
+      </w:r>
+    </w:p>
+    <w:p>
+      <w:pPr>
+        <w:pStyle w:val="Heading2"/>
+        <w:keepNext/>
+        <w:widowControl/>
+        <w:spacing w:before="220" w:after="180"/>
+      </w:pPr>
+      <w:r>
+        <w:t>8.4 Trigger</w:t>
+      </w:r>
+    </w:p>
+    <w:p>
+      <w:pPr>
+        <w:widowControl/>
+        <w:spacing w:after="220" w:line="293" w:lineRule="auto"/>
+      </w:pPr>
+      <w:r>
+        <w:t>trg_UpdateInvoiceStatus is attached to Payments. After a payment is inserted, it checks the payment amount against the related invoice total and can update the invoice status to Paid when the full amount is received.</w:t>
+      </w:r>
+    </w:p>
+    <w:p>
+      <w:pPr>
+        <w:pStyle w:val="Heading2"/>
+        <w:keepNext/>
+        <w:widowControl/>
+        <w:spacing w:before="220" w:after="180"/>
+      </w:pPr>
+      <w:r>
+        <w:t>8.5 Aggregate Query and CTE</w:t>
+      </w:r>
+    </w:p>
+    <w:p>
+      <w:pPr>
+        <w:widowControl/>
+        <w:spacing w:after="220" w:line="293" w:lineRule="auto"/>
+      </w:pPr>
+      <w:r>
+        <w:t>A GROUP BY query counts reservations by status. The GuestBookings CTE calculates the total number of reservations for each guest.</w:t>
+      </w:r>
+    </w:p>
+    <w:p>
+      <w:pPr>
+        <w:pStyle w:val="Heading2"/>
+        <w:keepNext/>
+        <w:widowControl/>
+        <w:spacing w:before="220" w:after="180"/>
+      </w:pPr>
+      <w:r>
+        <w:t>8.6 Index</w:t>
+      </w:r>
+    </w:p>
+    <w:p>
+      <w:pPr>
+        <w:widowControl/>
+        <w:spacing w:after="220" w:line="293" w:lineRule="auto"/>
+      </w:pPr>
+      <w:r>
+        <w:t>IX_Guests_Email is created on Guests.Email to support efficient email-based searches.</w:t>
       </w:r>
     </w:p>
     <w:p>
       <w:pPr>
         <w:pStyle w:val="Heading1"/>
+        <w:keepNext/>
+        <w:widowControl/>
         <w:spacing w:before="360" w:after="180"/>
       </w:pPr>
       <w:r>
-        <w:t>8. Advanced Features Implemented</w:t>
-      </w:r>
-    </w:p>
-    <w:p>
-      <w:pPr>
-        <w:pStyle w:val="Heading2"/>
-        <w:spacing w:before="220" w:after="180"/>
-      </w:pPr>
-      <w:r>
-        <w:t>8.1 Views</w:t>
-      </w:r>
-    </w:p>
-    <w:p>
-      <w:pPr>
+        <w:t>9. Example SQL Operations</w:t>
+      </w:r>
+    </w:p>
+    <w:p>
+      <w:pPr>
+        <w:pStyle w:val="SQLCode"/>
+        <w:widowControl/>
+        <w:spacing w:after="0" w:line="240" w:lineRule="auto"/>
+      </w:pPr>
+      <w:r>
+        <w:t>SELECT * FROM vw_AvailableRooms;</w:t>
+      </w:r>
+    </w:p>
+    <w:p>
+      <w:pPr>
+        <w:pStyle w:val="SQLCode"/>
+        <w:widowControl/>
+        <w:spacing w:after="0" w:line="240" w:lineRule="auto"/>
+      </w:pPr>
+      <w:r>
+        <w:t>EXEC sp_GetGuestReservations @GuestID = 1;</w:t>
+      </w:r>
+    </w:p>
+    <w:p>
+      <w:pPr>
+        <w:pStyle w:val="SQLCode"/>
+        <w:widowControl/>
+        <w:spacing w:after="0" w:line="240" w:lineRule="auto"/>
+      </w:pPr>
+      <w:r>
+        <w:t>SELECT dbo.fn_CalculateNights('2026-09-10', '2026-09-13') AS NumberOfNights;</w:t>
+      </w:r>
+    </w:p>
+    <w:p>
+      <w:pPr>
+        <w:pStyle w:val="SQLCode"/>
+        <w:widowControl/>
+        <w:spacing w:after="0" w:line="240" w:lineRule="auto"/>
+      </w:pPr>
+      <w:r>
+        <w:t>SELECT StatusID, COUNT(*) AS TotalReservations FROM Reservations GROUP BY StatusID;</w:t>
+      </w:r>
+    </w:p>
+    <w:p>
+      <w:pPr>
+        <w:pStyle w:val="Heading1"/>
+        <w:keepNext/>
+        <w:widowControl/>
+        <w:spacing w:before="360" w:after="180"/>
+      </w:pPr>
+      <w:r>
+        <w:t>10. Security and Future Enhancements</w:t>
+      </w:r>
+    </w:p>
+    <w:p>
+      <w:pPr>
+        <w:widowControl/>
         <w:spacing w:after="220" w:line="293" w:lineRule="auto"/>
       </w:pPr>
       <w:r>
-        <w:t>vw_AvailableRooms displays available rooms with room type, price and status. vw_GuestReservations combines guest, reservation, branch and reservation-status information.</w:t>
-      </w:r>
-    </w:p>
-    <w:p>
-      <w:pPr>
-        <w:pStyle w:val="Heading2"/>
-        <w:spacing w:before="220" w:after="180"/>
-      </w:pPr>
-      <w:r>
-        <w:t>8.2 Stored Procedures</w:t>
-      </w:r>
-    </w:p>
-    <w:p>
-      <w:pPr>
+        <w:t>The current database provides the relational foundation for additional ADBMS security and optimization work. In a production deployment, role-based access control can be implemented using SQL Server roles with GRANT, REVOKE and DENY permissions. Sensitive data can be protected using suitable encryption mechanisms. Execution plans and additional indexes can be used for query optimization. Distributed deployment may use replication, fragmentation, distributed transactions and concurrency control.</w:t>
+      </w:r>
+    </w:p>
+    <w:p>
+      <w:pPr>
+        <w:pStyle w:val="Heading1"/>
+        <w:keepNext/>
+        <w:widowControl/>
+        <w:spacing w:before="360" w:after="180"/>
+      </w:pPr>
+      <w:r>
+        <w:t>11. SQL and NoSQL Consideration</w:t>
+      </w:r>
+    </w:p>
+    <w:p>
+      <w:pPr>
+        <w:widowControl/>
         <w:spacing w:after="220" w:line="293" w:lineRule="auto"/>
       </w:pPr>
       <w:r>
-        <w:t>sp_GetGuestReservations accepts a GuestID parameter and returns that guest's reservation information. A reusable available-room procedure is also present in the current SQL implementation.</w:t>
-      </w:r>
-    </w:p>
-    <w:p>
-      <w:pPr>
-        <w:pStyle w:val="Heading2"/>
-        <w:spacing w:before="220" w:after="180"/>
-      </w:pPr>
-      <w:r>
-        <w:t>8.3 Function</w:t>
-      </w:r>
-    </w:p>
-    <w:p>
-      <w:pPr>
+        <w:t>The current system uses SQL because hotel entities have clear relationships and require strong referential integrity. NoSQL databases can be considered for flexible or semi-structured data, such as changing guest preferences or application logs. SQL and NoSQL can therefore complement each other for different requirements.</w:t>
+      </w:r>
+    </w:p>
+    <w:p>
+      <w:pPr>
+        <w:pStyle w:val="Heading1"/>
+        <w:keepNext/>
+        <w:widowControl/>
+        <w:spacing w:before="360" w:after="180"/>
+      </w:pPr>
+      <w:r>
+        <w:t>12. Conclusion</w:t>
+      </w:r>
+    </w:p>
+    <w:p>
+      <w:pPr>
+        <w:widowControl/>
         <w:spacing w:after="220" w:line="293" w:lineRule="auto"/>
       </w:pPr>
       <w:r>
-        <w:t>fn_CalculateNights accepts check-in and check-out dates and returns the number of nights using DATEDIFF.</w:t>
-      </w:r>
-    </w:p>
-    <w:p>
-      <w:pPr>
-        <w:pStyle w:val="Heading2"/>
-        <w:spacing w:before="220" w:after="180"/>
-      </w:pPr>
-      <w:r>
-        <w:t>8.4 Trigger</w:t>
-      </w:r>
-    </w:p>
-    <w:p>
-      <w:pPr>
-        <w:spacing w:after="220" w:line="293" w:lineRule="auto"/>
-      </w:pPr>
-      <w:r>
-        <w:t>trg_UpdateInvoiceStatus is attached to Payments. After a payment is inserted, it checks the payment amount against the related invoice total and can update the invoice status to Paid when the full amount is received.</w:t>
-      </w:r>
-    </w:p>
-    <w:p>
-      <w:pPr>
-        <w:pStyle w:val="Heading2"/>
-        <w:spacing w:before="220" w:after="180"/>
-      </w:pPr>
-      <w:r>
-        <w:t>8.5 Aggregate Query and CTE</w:t>
-      </w:r>
-    </w:p>
-    <w:p>
-      <w:pPr>
-        <w:spacing w:after="220" w:line="293" w:lineRule="auto"/>
-      </w:pPr>
-      <w:r>
-        <w:t>A GROUP BY query counts reservations by status. The GuestBookings CTE calculates the total number of reservations for each guest.</w:t>
-      </w:r>
-    </w:p>
-    <w:p>
-      <w:pPr>
-        <w:pStyle w:val="Heading2"/>
-        <w:spacing w:before="220" w:after="180"/>
-      </w:pPr>
-      <w:r>
-        <w:t>8.6 Index</w:t>
-      </w:r>
-    </w:p>
-    <w:p>
-      <w:pPr>
-        <w:spacing w:after="220" w:line="293" w:lineRule="auto"/>
-      </w:pPr>
-      <w:r>
-        <w:t>IX_Guests_Email is created on Guests.Email to support efficient email-based searches.</w:t>
+        <w:t>The Hotel Management System provides a structured database for core hotel operations. Its 27-table design separates major entities and establishes relationships using primary and foreign keys. The project also demonstrates views, stored procedures, a function, a trigger, aggregate queries, a CTE and indexing. The system can be extended with stronger security, optimization and distributed database capabilities.</w:t>
       </w:r>
     </w:p>
     <w:p>
       <w:pPr>
         <w:pStyle w:val="Heading1"/>
+        <w:keepNext/>
+        <w:widowControl/>
         <w:spacing w:before="360" w:after="180"/>
       </w:pPr>
       <w:r>
-        <w:t>9. Example SQL Operations</w:t>
-      </w:r>
-    </w:p>
-    <w:p>
-      <w:pPr>
-        <w:pStyle w:val="SQLCode"/>
-        <w:spacing w:after="0" w:line="240" w:lineRule="auto"/>
-      </w:pPr>
-      <w:r>
-        <w:t>SELECT * FROM vw_AvailableRooms;</w:t>
-      </w:r>
-    </w:p>
-    <w:p>
-      <w:pPr>
-        <w:pStyle w:val="SQLCode"/>
-        <w:spacing w:after="0" w:line="240" w:lineRule="auto"/>
-      </w:pPr>
-      <w:r>
-        <w:t>EXEC sp_GetGuestReservations @GuestID = 1;</w:t>
-      </w:r>
-    </w:p>
-    <w:p>
-      <w:pPr>
-        <w:pStyle w:val="SQLCode"/>
-        <w:spacing w:after="0" w:line="240" w:lineRule="auto"/>
-      </w:pPr>
-      <w:r>
-        <w:t>SELECT dbo.fn_CalculateNights('2026-09-10', '2026-09-13') AS NumberOfNights;</w:t>
-      </w:r>
-    </w:p>
-    <w:p>
-      <w:pPr>
-        <w:pStyle w:val="SQLCode"/>
-        <w:spacing w:after="0" w:line="240" w:lineRule="auto"/>
-      </w:pPr>
-      <w:r>
-        <w:t>SELECT StatusID, COUNT(*) AS TotalReservations FROM Reservations GROUP BY StatusID;</w:t>
-      </w:r>
-    </w:p>
-    <w:p>
-      <w:pPr>
-        <w:pStyle w:val="Heading1"/>
-        <w:spacing w:before="360" w:after="180"/>
-      </w:pPr>
-      <w:r>
-        <w:t>10. Security and Future Enhancements</w:t>
-      </w:r>
-    </w:p>
-    <w:p>
-      <w:pPr>
-        <w:spacing w:after="220" w:line="293" w:lineRule="auto"/>
-      </w:pPr>
-      <w:r>
-        <w:t>The current database provides the relational foundation for additional ADBMS security and optimization work. In a production deployment, role-based access control can be implemented using SQL Server roles with GRANT, REVOKE and DENY permissions. Sensitive data can be protected using suitable encryption mechanisms. Execution plans and additional indexes can be used for query optimization. Distributed deployment may use replication, fragmentation, distributed transactions and concurrency control.</w:t>
-      </w:r>
-    </w:p>
-    <w:p>
-      <w:pPr>
-        <w:pStyle w:val="Heading1"/>
-        <w:spacing w:before="360" w:after="180"/>
-      </w:pPr>
-      <w:r>
-        <w:t>11. SQL and NoSQL Consideration</w:t>
-      </w:r>
-    </w:p>
-    <w:p>
-      <w:pPr>
-        <w:spacing w:after="220" w:line="293" w:lineRule="auto"/>
-      </w:pPr>
-      <w:r>
-        <w:t>The current system uses SQL because hotel entities have clear relationships and require strong referential integrity. NoSQL databases can be considered for flexible or semi-structured data, such as changing guest preferences or application logs. SQL and NoSQL can therefore complement each other for different requirements.</w:t>
-      </w:r>
-    </w:p>
-    <w:p>
-      <w:pPr>
-        <w:pStyle w:val="Heading1"/>
-        <w:spacing w:before="360" w:after="180"/>
-      </w:pPr>
-      <w:r>
-        <w:t>12. Conclusion</w:t>
-      </w:r>
-    </w:p>
-    <w:p>
-      <w:pPr>
-        <w:spacing w:after="220" w:line="293" w:lineRule="auto"/>
-      </w:pPr>
-      <w:r>
-        <w:t>The Hotel Management System provides a structured database for core hotel operations. Its 27-table design separates major entities and establishes relationships using primary and foreign keys. The project also demonstrates views, stored procedures, a function, a trigger, aggregate queries, a CTE and indexing. The system can be extended with stronger security, optimization and distributed database capabilities.</w:t>
-      </w:r>
-    </w:p>
-    <w:p>
-      <w:pPr>
-        <w:pStyle w:val="Heading1"/>
-        <w:spacing w:before="360" w:after="180"/>
-      </w:pPr>
-      <w:r>
         <w:t>13. Appendix: Evidence and Screenshots</w:t>
       </w:r>
     </w:p>
     <w:p>
       <w:pPr>
         <w:pStyle w:val="ListBullet"/>
-        <w:spacing w:after="120" w:line="274" w:lineRule="auto"/>
+        <w:widowControl/>
+        <w:spacing w:after="160" w:line="274" w:lineRule="auto"/>
       </w:pPr>
       <w:r>
         <w:t>SQL Server database/tables list</w:t>
@@ -2375,7 +2790,8 @@
     <w:p>
       <w:pPr>
         <w:pStyle w:val="ListBullet"/>
-        <w:spacing w:after="120" w:line="274" w:lineRule="auto"/>
+        <w:widowControl/>
+        <w:spacing w:after="160" w:line="274" w:lineRule="auto"/>
       </w:pPr>
       <w:r>
         <w:t>Hotels and HotelBranches data</w:t>
@@ -2384,7 +2800,8 @@
     <w:p>
       <w:pPr>
         <w:pStyle w:val="ListBullet"/>
-        <w:spacing w:after="120" w:line="274" w:lineRule="auto"/>
+        <w:widowControl/>
+        <w:spacing w:after="160" w:line="274" w:lineRule="auto"/>
       </w:pPr>
       <w:r>
         <w:t>Rooms and RoomTypes data</w:t>
@@ -2393,7 +2810,8 @@
     <w:p>
       <w:pPr>
         <w:pStyle w:val="ListBullet"/>
-        <w:spacing w:after="120" w:line="274" w:lineRule="auto"/>
+        <w:widowControl/>
+        <w:spacing w:after="160" w:line="274" w:lineRule="auto"/>
       </w:pPr>
       <w:r>
         <w:t>Guests and Reservations data</w:t>
@@ -2402,7 +2820,8 @@
     <w:p>
       <w:pPr>
         <w:pStyle w:val="ListBullet"/>
-        <w:spacing w:after="120" w:line="274" w:lineRule="auto"/>
+        <w:widowControl/>
+        <w:spacing w:after="160" w:line="274" w:lineRule="auto"/>
       </w:pPr>
       <w:r>
         <w:t>ReservationRooms / ReservationGuests results</w:t>
@@ -2411,7 +2830,8 @@
     <w:p>
       <w:pPr>
         <w:pStyle w:val="ListBullet"/>
-        <w:spacing w:after="120" w:line="274" w:lineRule="auto"/>
+        <w:widowControl/>
+        <w:spacing w:after="160" w:line="274" w:lineRule="auto"/>
       </w:pPr>
       <w:r>
         <w:t>CheckIns / CheckOuts</w:t>
@@ -2420,7 +2840,8 @@
     <w:p>
       <w:pPr>
         <w:pStyle w:val="ListBullet"/>
-        <w:spacing w:after="120" w:line="274" w:lineRule="auto"/>
+        <w:widowControl/>
+        <w:spacing w:after="160" w:line="274" w:lineRule="auto"/>
       </w:pPr>
       <w:r>
         <w:t>Employees</w:t>
@@ -2429,7 +2850,8 @@
     <w:p>
       <w:pPr>
         <w:pStyle w:val="ListBullet"/>
-        <w:spacing w:after="120" w:line="274" w:lineRule="auto"/>
+        <w:widowControl/>
+        <w:spacing w:after="160" w:line="274" w:lineRule="auto"/>
       </w:pPr>
       <w:r>
         <w:t>Invoices / Payments</w:t>
@@ -2438,7 +2860,8 @@
     <w:p>
       <w:pPr>
         <w:pStyle w:val="ListBullet"/>
-        <w:spacing w:after="120" w:line="274" w:lineRule="auto"/>
+        <w:widowControl/>
+        <w:spacing w:after="160" w:line="274" w:lineRule="auto"/>
       </w:pPr>
       <w:r>
         <w:t>vw_AvailableRooms result</w:t>
@@ -2447,7 +2870,8 @@
     <w:p>
       <w:pPr>
         <w:pStyle w:val="ListBullet"/>
-        <w:spacing w:after="120" w:line="274" w:lineRule="auto"/>
+        <w:widowControl/>
+        <w:spacing w:after="160" w:line="274" w:lineRule="auto"/>
       </w:pPr>
       <w:r>
         <w:t>vw_GuestReservations result</w:t>
@@ -2456,7 +2880,8 @@
     <w:p>
       <w:pPr>
         <w:pStyle w:val="ListBullet"/>
-        <w:spacing w:after="120" w:line="274" w:lineRule="auto"/>
+        <w:widowControl/>
+        <w:spacing w:after="160" w:line="274" w:lineRule="auto"/>
       </w:pPr>
       <w:r>
         <w:t>Stored Procedure execution result</w:t>
@@ -2465,7 +2890,8 @@
     <w:p>
       <w:pPr>
         <w:pStyle w:val="ListBullet"/>
-        <w:spacing w:after="120" w:line="274" w:lineRule="auto"/>
+        <w:widowControl/>
+        <w:spacing w:after="160" w:line="274" w:lineRule="auto"/>
       </w:pPr>
       <w:r>
         <w:t>Function result</w:t>
@@ -2474,7 +2900,8 @@
     <w:p>
       <w:pPr>
         <w:pStyle w:val="ListBullet"/>
-        <w:spacing w:after="120" w:line="274" w:lineRule="auto"/>
+        <w:widowControl/>
+        <w:spacing w:after="160" w:line="274" w:lineRule="auto"/>
       </w:pPr>
       <w:r>
         <w:t>Trigger test result</w:t>
@@ -2483,7 +2910,8 @@
     <w:p>
       <w:pPr>
         <w:pStyle w:val="ListBullet"/>
-        <w:spacing w:after="120" w:line="274" w:lineRule="auto"/>
+        <w:widowControl/>
+        <w:spacing w:after="160" w:line="274" w:lineRule="auto"/>
       </w:pPr>
       <w:r>
         <w:t>GROUP BY result</w:t>
@@ -2492,7 +2920,8 @@
     <w:p>
       <w:pPr>
         <w:pStyle w:val="ListBullet"/>
-        <w:spacing w:after="120" w:line="274" w:lineRule="auto"/>
+        <w:widowControl/>
+        <w:spacing w:after="160" w:line="274" w:lineRule="auto"/>
       </w:pPr>
       <w:r>
         <w:t>CTE result</w:t>
@@ -2501,7 +2930,8 @@
     <w:p>
       <w:pPr>
         <w:pStyle w:val="ListBullet"/>
-        <w:spacing w:after="120" w:line="274" w:lineRule="auto"/>
+        <w:widowControl/>
+        <w:spacing w:after="160" w:line="274" w:lineRule="auto"/>
       </w:pPr>
       <w:r>
         <w:t>Index creation/search result</w:t>
@@ -2510,7 +2940,8 @@
     <w:p>
       <w:pPr>
         <w:pStyle w:val="ListBullet"/>
-        <w:spacing w:after="120" w:line="274" w:lineRule="auto"/>
+        <w:widowControl/>
+        <w:spacing w:after="160" w:line="274" w:lineRule="auto"/>
       </w:pPr>
       <w:r>
         <w:t>ER Diagram</w:t>
@@ -2520,6 +2951,8 @@
       <w:pPr>
         <w:br w:type="page"/>
         <w:pStyle w:val="Heading1"/>
+        <w:keepNext/>
+        <w:widowControl/>
         <w:spacing w:before="360" w:after="180"/>
       </w:pPr>
       <w:r>
@@ -2528,6 +2961,7 @@
     </w:p>
     <w:p>
       <w:pPr>
+        <w:widowControl/>
         <w:spacing w:after="220" w:line="293" w:lineRule="auto"/>
       </w:pPr>
       <w:r>
@@ -2540,6 +2974,7 @@
     <w:p>
       <w:pPr>
         <w:pStyle w:val="SQLCode"/>
+        <w:widowControl/>
         <w:spacing w:after="0" w:line="240" w:lineRule="auto"/>
       </w:pPr>
       <w:r>
@@ -2549,6 +2984,7 @@
     <w:p>
       <w:pPr>
         <w:pStyle w:val="SQLCode"/>
+        <w:widowControl/>
         <w:spacing w:after="0" w:line="240" w:lineRule="auto"/>
       </w:pPr>
       <w:r>
@@ -2558,6 +2994,7 @@
     <w:p>
       <w:pPr>
         <w:pStyle w:val="SQLCode"/>
+        <w:widowControl/>
         <w:spacing w:after="0" w:line="240" w:lineRule="auto"/>
       </w:pPr>
       <w:r>
@@ -2567,6 +3004,7 @@
     <w:p>
       <w:pPr>
         <w:pStyle w:val="SQLCode"/>
+        <w:widowControl/>
         <w:spacing w:after="0" w:line="240" w:lineRule="auto"/>
       </w:pPr>
       <w:r>
@@ -2576,6 +3014,7 @@
     <w:p>
       <w:pPr>
         <w:pStyle w:val="SQLCode"/>
+        <w:widowControl/>
         <w:spacing w:after="0" w:line="240" w:lineRule="auto"/>
       </w:pPr>
       <w:r>
@@ -2585,6 +3024,7 @@
     <w:p>
       <w:pPr>
         <w:pStyle w:val="SQLCode"/>
+        <w:widowControl/>
         <w:spacing w:after="0" w:line="240" w:lineRule="auto"/>
       </w:pPr>
       <w:r>
@@ -2594,6 +3034,7 @@
     <w:p>
       <w:pPr>
         <w:pStyle w:val="SQLCode"/>
+        <w:widowControl/>
         <w:spacing w:after="0" w:line="240" w:lineRule="auto"/>
       </w:pPr>
       <w:r>
@@ -2603,6 +3044,7 @@
     <w:p>
       <w:pPr>
         <w:pStyle w:val="SQLCode"/>
+        <w:widowControl/>
         <w:spacing w:after="0" w:line="240" w:lineRule="auto"/>
       </w:pPr>
       <w:r>
@@ -2612,6 +3054,7 @@
     <w:p>
       <w:pPr>
         <w:pStyle w:val="SQLCode"/>
+        <w:widowControl/>
         <w:spacing w:after="0" w:line="240" w:lineRule="auto"/>
       </w:pPr>
       <w:r>
@@ -2621,6 +3064,7 @@
     <w:p>
       <w:pPr>
         <w:pStyle w:val="SQLCode"/>
+        <w:widowControl/>
         <w:spacing w:after="0" w:line="240" w:lineRule="auto"/>
       </w:pPr>
       <w:r>
@@ -2630,6 +3074,7 @@
     <w:p>
       <w:pPr>
         <w:pStyle w:val="SQLCode"/>
+        <w:widowControl/>
         <w:spacing w:after="0" w:line="240" w:lineRule="auto"/>
       </w:pPr>
       <w:r>
@@ -2639,6 +3084,7 @@
     <w:p>
       <w:pPr>
         <w:pStyle w:val="SQLCode"/>
+        <w:widowControl/>
         <w:spacing w:after="0" w:line="240" w:lineRule="auto"/>
       </w:pPr>
       <w:r>
@@ -2648,6 +3094,7 @@
     <w:p>
       <w:pPr>
         <w:pStyle w:val="SQLCode"/>
+        <w:widowControl/>
         <w:spacing w:after="0" w:line="240" w:lineRule="auto"/>
       </w:pPr>
       <w:r>
@@ -2657,6 +3104,7 @@
     <w:p>
       <w:pPr>
         <w:pStyle w:val="SQLCode"/>
+        <w:widowControl/>
         <w:spacing w:after="0" w:line="240" w:lineRule="auto"/>
       </w:pPr>
       <w:r>
@@ -2666,6 +3114,7 @@
     <w:p>
       <w:pPr>
         <w:pStyle w:val="SQLCode"/>
+        <w:widowControl/>
         <w:spacing w:after="0" w:line="240" w:lineRule="auto"/>
       </w:pPr>
       <w:r>
@@ -2675,6 +3124,7 @@
     <w:p>
       <w:pPr>
         <w:pStyle w:val="SQLCode"/>
+        <w:widowControl/>
         <w:spacing w:after="0" w:line="240" w:lineRule="auto"/>
       </w:pPr>
       <w:r>
@@ -2684,6 +3134,7 @@
     <w:p>
       <w:pPr>
         <w:pStyle w:val="SQLCode"/>
+        <w:widowControl/>
         <w:spacing w:after="0" w:line="240" w:lineRule="auto"/>
       </w:pPr>
       <w:r>
@@ -2693,6 +3144,7 @@
     <w:p>
       <w:pPr>
         <w:pStyle w:val="SQLCode"/>
+        <w:widowControl/>
         <w:spacing w:after="0" w:line="240" w:lineRule="auto"/>
       </w:pPr>
       <w:r>
@@ -2702,6 +3154,7 @@
     <w:p>
       <w:pPr>
         <w:pStyle w:val="SQLCode"/>
+        <w:widowControl/>
         <w:spacing w:after="0" w:line="240" w:lineRule="auto"/>
       </w:pPr>
       <w:r>
@@ -2711,6 +3164,7 @@
     <w:p>
       <w:pPr>
         <w:pStyle w:val="SQLCode"/>
+        <w:widowControl/>
         <w:spacing w:after="0" w:line="240" w:lineRule="auto"/>
       </w:pPr>
       <w:r>
@@ -2720,6 +3174,7 @@
     <w:p>
       <w:pPr>
         <w:pStyle w:val="SQLCode"/>
+        <w:widowControl/>
         <w:spacing w:after="0" w:line="240" w:lineRule="auto"/>
       </w:pPr>
       <w:r>
@@ -2729,6 +3184,7 @@
     <w:p>
       <w:pPr>
         <w:pStyle w:val="SQLCode"/>
+        <w:widowControl/>
         <w:spacing w:after="0" w:line="240" w:lineRule="auto"/>
       </w:pPr>
       <w:r>
@@ -2738,6 +3194,7 @@
     <w:p>
       <w:pPr>
         <w:pStyle w:val="SQLCode"/>
+        <w:widowControl/>
         <w:spacing w:after="0" w:line="240" w:lineRule="auto"/>
       </w:pPr>
       <w:r>
@@ -2747,6 +3204,7 @@
     <w:p>
       <w:pPr>
         <w:pStyle w:val="SQLCode"/>
+        <w:widowControl/>
         <w:spacing w:after="0" w:line="240" w:lineRule="auto"/>
       </w:pPr>
       <w:r>
@@ -2756,6 +3214,7 @@
     <w:p>
       <w:pPr>
         <w:pStyle w:val="SQLCode"/>
+        <w:widowControl/>
         <w:spacing w:after="0" w:line="240" w:lineRule="auto"/>
       </w:pPr>
       <w:r>
@@ -2765,6 +3224,7 @@
     <w:p>
       <w:pPr>
         <w:pStyle w:val="SQLCode"/>
+        <w:widowControl/>
         <w:spacing w:after="0" w:line="240" w:lineRule="auto"/>
       </w:pPr>
       <w:r>
@@ -2774,6 +3234,7 @@
     <w:p>
       <w:pPr>
         <w:pStyle w:val="SQLCode"/>
+        <w:widowControl/>
         <w:spacing w:after="0" w:line="240" w:lineRule="auto"/>
       </w:pPr>
       <w:r>
@@ -2783,6 +3244,7 @@
     <w:p>
       <w:pPr>
         <w:pStyle w:val="SQLCode"/>
+        <w:widowControl/>
         <w:spacing w:after="0" w:line="240" w:lineRule="auto"/>
       </w:pPr>
       <w:r>
@@ -2792,6 +3254,7 @@
     <w:p>
       <w:pPr>
         <w:pStyle w:val="SQLCode"/>
+        <w:widowControl/>
         <w:spacing w:after="0" w:line="240" w:lineRule="auto"/>
       </w:pPr>
       <w:r>
@@ -2801,6 +3264,7 @@
     <w:p>
       <w:pPr>
         <w:pStyle w:val="SQLCode"/>
+        <w:widowControl/>
         <w:spacing w:after="0" w:line="240" w:lineRule="auto"/>
       </w:pPr>
       <w:r>
@@ -2810,6 +3274,7 @@
     <w:p>
       <w:pPr>
         <w:pStyle w:val="SQLCode"/>
+        <w:widowControl/>
         <w:spacing w:after="0" w:line="240" w:lineRule="auto"/>
       </w:pPr>
       <w:r>
@@ -2819,6 +3284,7 @@
     <w:p>
       <w:pPr>
         <w:pStyle w:val="SQLCode"/>
+        <w:widowControl/>
         <w:spacing w:after="0" w:line="240" w:lineRule="auto"/>
       </w:pPr>
       <w:r>
@@ -2828,6 +3294,7 @@
     <w:p>
       <w:pPr>
         <w:pStyle w:val="SQLCode"/>
+        <w:widowControl/>
         <w:spacing w:after="0" w:line="240" w:lineRule="auto"/>
       </w:pPr>
       <w:r>
@@ -2837,6 +3304,7 @@
     <w:p>
       <w:pPr>
         <w:pStyle w:val="SQLCode"/>
+        <w:widowControl/>
         <w:spacing w:after="0" w:line="240" w:lineRule="auto"/>
       </w:pPr>
       <w:r>
@@ -2846,6 +3314,7 @@
     <w:p>
       <w:pPr>
         <w:pStyle w:val="SQLCode"/>
+        <w:widowControl/>
         <w:spacing w:after="0" w:line="240" w:lineRule="auto"/>
       </w:pPr>
       <w:r>
@@ -2855,6 +3324,7 @@
     <w:p>
       <w:pPr>
         <w:pStyle w:val="SQLCode"/>
+        <w:widowControl/>
         <w:spacing w:after="0" w:line="240" w:lineRule="auto"/>
       </w:pPr>
       <w:r>
@@ -2864,6 +3334,7 @@
     <w:p>
       <w:pPr>
         <w:pStyle w:val="SQLCode"/>
+        <w:widowControl/>
         <w:spacing w:after="0" w:line="240" w:lineRule="auto"/>
       </w:pPr>
       <w:r>
@@ -2873,6 +3344,7 @@
     <w:p>
       <w:pPr>
         <w:pStyle w:val="SQLCode"/>
+        <w:widowControl/>
         <w:spacing w:after="0" w:line="240" w:lineRule="auto"/>
       </w:pPr>
       <w:r>
@@ -2882,6 +3354,7 @@
     <w:p>
       <w:pPr>
         <w:pStyle w:val="SQLCode"/>
+        <w:widowControl/>
         <w:spacing w:after="0" w:line="240" w:lineRule="auto"/>
       </w:pPr>
       <w:r>
@@ -2891,6 +3364,7 @@
     <w:p>
       <w:pPr>
         <w:pStyle w:val="SQLCode"/>
+        <w:widowControl/>
         <w:spacing w:after="0" w:line="240" w:lineRule="auto"/>
       </w:pPr>
       <w:r>
@@ -2900,6 +3374,7 @@
     <w:p>
       <w:pPr>
         <w:pStyle w:val="SQLCode"/>
+        <w:widowControl/>
         <w:spacing w:after="0" w:line="240" w:lineRule="auto"/>
       </w:pPr>
       <w:r>
@@ -2909,6 +3384,7 @@
     <w:p>
       <w:pPr>
         <w:pStyle w:val="SQLCode"/>
+        <w:widowControl/>
         <w:spacing w:after="0" w:line="240" w:lineRule="auto"/>
       </w:pPr>
       <w:r>
@@ -2918,6 +3394,7 @@
     <w:p>
       <w:pPr>
         <w:pStyle w:val="SQLCode"/>
+        <w:widowControl/>
         <w:spacing w:after="0" w:line="240" w:lineRule="auto"/>
       </w:pPr>
       <w:r>
@@ -2927,6 +3404,7 @@
     <w:p>
       <w:pPr>
         <w:pStyle w:val="SQLCode"/>
+        <w:widowControl/>
         <w:spacing w:after="0" w:line="240" w:lineRule="auto"/>
       </w:pPr>
       <w:r>
@@ -2936,6 +3414,7 @@
     <w:p>
       <w:pPr>
         <w:pStyle w:val="SQLCode"/>
+        <w:widowControl/>
         <w:spacing w:after="0" w:line="240" w:lineRule="auto"/>
       </w:pPr>
       <w:r>
@@ -2945,6 +3424,7 @@
     <w:p>
       <w:pPr>
         <w:pStyle w:val="SQLCode"/>
+        <w:widowControl/>
         <w:spacing w:after="0" w:line="240" w:lineRule="auto"/>
       </w:pPr>
       <w:r>
@@ -2954,6 +3434,7 @@
     <w:p>
       <w:pPr>
         <w:pStyle w:val="SQLCode"/>
+        <w:widowControl/>
         <w:spacing w:after="0" w:line="240" w:lineRule="auto"/>
       </w:pPr>
       <w:r>
@@ -2963,6 +3444,7 @@
     <w:p>
       <w:pPr>
         <w:pStyle w:val="SQLCode"/>
+        <w:widowControl/>
         <w:spacing w:after="0" w:line="240" w:lineRule="auto"/>
       </w:pPr>
       <w:r>
@@ -2972,6 +3454,7 @@
     <w:p>
       <w:pPr>
         <w:pStyle w:val="SQLCode"/>
+        <w:widowControl/>
         <w:spacing w:after="0" w:line="240" w:lineRule="auto"/>
       </w:pPr>
       <w:r>
@@ -2981,6 +3464,7 @@
     <w:p>
       <w:pPr>
         <w:pStyle w:val="SQLCode"/>
+        <w:widowControl/>
         <w:spacing w:after="0" w:line="240" w:lineRule="auto"/>
       </w:pPr>
       <w:r>
@@ -2990,6 +3474,7 @@
     <w:p>
       <w:pPr>
         <w:pStyle w:val="SQLCode"/>
+        <w:widowControl/>
         <w:spacing w:after="0" w:line="240" w:lineRule="auto"/>
       </w:pPr>
       <w:r>
@@ -2999,6 +3484,7 @@
     <w:p>
       <w:pPr>
         <w:pStyle w:val="SQLCode"/>
+        <w:widowControl/>
         <w:spacing w:after="0" w:line="240" w:lineRule="auto"/>
       </w:pPr>
       <w:r>
@@ -3008,6 +3494,7 @@
     <w:p>
       <w:pPr>
         <w:pStyle w:val="SQLCode"/>
+        <w:widowControl/>
         <w:spacing w:after="0" w:line="240" w:lineRule="auto"/>
       </w:pPr>
       <w:r>
@@ -3017,6 +3504,7 @@
     <w:p>
       <w:pPr>
         <w:pStyle w:val="SQLCode"/>
+        <w:widowControl/>
         <w:spacing w:after="0" w:line="240" w:lineRule="auto"/>
       </w:pPr>
       <w:r>
@@ -3026,6 +3514,7 @@
     <w:p>
       <w:pPr>
         <w:pStyle w:val="SQLCode"/>
+        <w:widowControl/>
         <w:spacing w:after="0" w:line="240" w:lineRule="auto"/>
       </w:pPr>
       <w:r>
@@ -3035,6 +3524,7 @@
     <w:p>
       <w:pPr>
         <w:pStyle w:val="SQLCode"/>
+        <w:widowControl/>
         <w:spacing w:after="0" w:line="240" w:lineRule="auto"/>
       </w:pPr>
       <w:r>
@@ -3044,6 +3534,7 @@
     <w:p>
       <w:pPr>
         <w:pStyle w:val="SQLCode"/>
+        <w:widowControl/>
         <w:spacing w:after="0" w:line="240" w:lineRule="auto"/>
       </w:pPr>
       <w:r>
@@ -3053,6 +3544,7 @@
     <w:p>
       <w:pPr>
         <w:pStyle w:val="SQLCode"/>
+        <w:widowControl/>
         <w:spacing w:after="0" w:line="240" w:lineRule="auto"/>
       </w:pPr>
       <w:r>
@@ -3062,6 +3554,7 @@
     <w:p>
       <w:pPr>
         <w:pStyle w:val="SQLCode"/>
+        <w:widowControl/>
         <w:spacing w:after="0" w:line="240" w:lineRule="auto"/>
       </w:pPr>
       <w:r>
@@ -3071,6 +3564,7 @@
     <w:p>
       <w:pPr>
         <w:pStyle w:val="SQLCode"/>
+        <w:widowControl/>
         <w:spacing w:after="0" w:line="240" w:lineRule="auto"/>
       </w:pPr>
       <w:r>
@@ -3080,6 +3574,7 @@
     <w:p>
       <w:pPr>
         <w:pStyle w:val="SQLCode"/>
+        <w:widowControl/>
         <w:spacing w:after="0" w:line="240" w:lineRule="auto"/>
       </w:pPr>
       <w:r>
@@ -3089,6 +3584,7 @@
     <w:p>
       <w:pPr>
         <w:pStyle w:val="SQLCode"/>
+        <w:widowControl/>
         <w:spacing w:after="0" w:line="240" w:lineRule="auto"/>
       </w:pPr>
       <w:r>
@@ -3098,6 +3594,7 @@
     <w:p>
       <w:pPr>
         <w:pStyle w:val="SQLCode"/>
+        <w:widowControl/>
         <w:spacing w:after="0" w:line="240" w:lineRule="auto"/>
       </w:pPr>
       <w:r>
@@ -3107,6 +3604,7 @@
     <w:p>
       <w:pPr>
         <w:pStyle w:val="SQLCode"/>
+        <w:widowControl/>
         <w:spacing w:after="0" w:line="240" w:lineRule="auto"/>
       </w:pPr>
       <w:r>
@@ -3116,6 +3614,7 @@
     <w:p>
       <w:pPr>
         <w:pStyle w:val="SQLCode"/>
+        <w:widowControl/>
         <w:spacing w:after="0" w:line="240" w:lineRule="auto"/>
       </w:pPr>
       <w:r>
@@ -3125,6 +3624,7 @@
     <w:p>
       <w:pPr>
         <w:pStyle w:val="SQLCode"/>
+        <w:widowControl/>
         <w:spacing w:after="0" w:line="240" w:lineRule="auto"/>
       </w:pPr>
       <w:r>
@@ -3134,6 +3634,7 @@
     <w:p>
       <w:pPr>
         <w:pStyle w:val="SQLCode"/>
+        <w:widowControl/>
         <w:spacing w:after="0" w:line="240" w:lineRule="auto"/>
       </w:pPr>
       <w:r>
@@ -3143,6 +3644,7 @@
     <w:p>
       <w:pPr>
         <w:pStyle w:val="SQLCode"/>
+        <w:widowControl/>
         <w:spacing w:after="0" w:line="240" w:lineRule="auto"/>
       </w:pPr>
       <w:r>
@@ -3152,6 +3654,7 @@
     <w:p>
       <w:pPr>
         <w:pStyle w:val="SQLCode"/>
+        <w:widowControl/>
         <w:spacing w:after="0" w:line="240" w:lineRule="auto"/>
       </w:pPr>
       <w:r>
@@ -3161,6 +3664,7 @@
     <w:p>
       <w:pPr>
         <w:pStyle w:val="SQLCode"/>
+        <w:widowControl/>
         <w:spacing w:after="0" w:line="240" w:lineRule="auto"/>
       </w:pPr>
       <w:r>
@@ -3170,6 +3674,7 @@
     <w:p>
       <w:pPr>
         <w:pStyle w:val="SQLCode"/>
+        <w:widowControl/>
         <w:spacing w:after="0" w:line="240" w:lineRule="auto"/>
       </w:pPr>
       <w:r>
@@ -3179,6 +3684,7 @@
     <w:p>
       <w:pPr>
         <w:pStyle w:val="SQLCode"/>
+        <w:widowControl/>
         <w:spacing w:after="0" w:line="240" w:lineRule="auto"/>
       </w:pPr>
       <w:r>
@@ -3188,6 +3694,7 @@
     <w:p>
       <w:pPr>
         <w:pStyle w:val="SQLCode"/>
+        <w:widowControl/>
         <w:spacing w:after="0" w:line="240" w:lineRule="auto"/>
       </w:pPr>
       <w:r>
@@ -3197,6 +3704,7 @@
     <w:p>
       <w:pPr>
         <w:pStyle w:val="SQLCode"/>
+        <w:widowControl/>
         <w:spacing w:after="0" w:line="240" w:lineRule="auto"/>
       </w:pPr>
       <w:r>
@@ -3206,6 +3714,7 @@
     <w:p>
       <w:pPr>
         <w:pStyle w:val="SQLCode"/>
+        <w:widowControl/>
         <w:spacing w:after="0" w:line="240" w:lineRule="auto"/>
       </w:pPr>
       <w:r>
@@ -3215,6 +3724,7 @@
     <w:p>
       <w:pPr>
         <w:pStyle w:val="SQLCode"/>
+        <w:widowControl/>
         <w:spacing w:after="0" w:line="240" w:lineRule="auto"/>
       </w:pPr>
       <w:r>
@@ -3224,6 +3734,7 @@
     <w:p>
       <w:pPr>
         <w:pStyle w:val="SQLCode"/>
+        <w:widowControl/>
         <w:spacing w:after="0" w:line="240" w:lineRule="auto"/>
       </w:pPr>
       <w:r>
@@ -3233,6 +3744,7 @@
     <w:p>
       <w:pPr>
         <w:pStyle w:val="SQLCode"/>
+        <w:widowControl/>
         <w:spacing w:after="0" w:line="240" w:lineRule="auto"/>
       </w:pPr>
       <w:r>
@@ -3242,6 +3754,7 @@
     <w:p>
       <w:pPr>
         <w:pStyle w:val="SQLCode"/>
+        <w:widowControl/>
         <w:spacing w:after="0" w:line="240" w:lineRule="auto"/>
       </w:pPr>
       <w:r>
@@ -3251,6 +3764,7 @@
     <w:p>
       <w:pPr>
         <w:pStyle w:val="SQLCode"/>
+        <w:widowControl/>
         <w:spacing w:after="0" w:line="240" w:lineRule="auto"/>
       </w:pPr>
       <w:r>
@@ -3260,6 +3774,7 @@
     <w:p>
       <w:pPr>
         <w:pStyle w:val="SQLCode"/>
+        <w:widowControl/>
         <w:spacing w:after="0" w:line="240" w:lineRule="auto"/>
       </w:pPr>
       <w:r>
@@ -3269,6 +3784,7 @@
     <w:p>
       <w:pPr>
         <w:pStyle w:val="SQLCode"/>
+        <w:widowControl/>
         <w:spacing w:after="0" w:line="240" w:lineRule="auto"/>
       </w:pPr>
       <w:r>
@@ -3278,6 +3794,7 @@
     <w:p>
       <w:pPr>
         <w:pStyle w:val="SQLCode"/>
+        <w:widowControl/>
         <w:spacing w:after="0" w:line="240" w:lineRule="auto"/>
       </w:pPr>
       <w:r>
@@ -3287,6 +3804,7 @@
     <w:p>
       <w:pPr>
         <w:pStyle w:val="SQLCode"/>
+        <w:widowControl/>
         <w:spacing w:after="0" w:line="240" w:lineRule="auto"/>
       </w:pPr>
       <w:r>
@@ -3296,6 +3814,7 @@
     <w:p>
       <w:pPr>
         <w:pStyle w:val="SQLCode"/>
+        <w:widowControl/>
         <w:spacing w:after="0" w:line="240" w:lineRule="auto"/>
       </w:pPr>
       <w:r>
@@ -3305,6 +3824,7 @@
     <w:p>
       <w:pPr>
         <w:pStyle w:val="SQLCode"/>
+        <w:widowControl/>
         <w:spacing w:after="0" w:line="240" w:lineRule="auto"/>
       </w:pPr>
       <w:r>
@@ -3314,6 +3834,7 @@
     <w:p>
       <w:pPr>
         <w:pStyle w:val="SQLCode"/>
+        <w:widowControl/>
         <w:spacing w:after="0" w:line="240" w:lineRule="auto"/>
       </w:pPr>
       <w:r>
@@ -3323,6 +3844,7 @@
     <w:p>
       <w:pPr>
         <w:pStyle w:val="SQLCode"/>
+        <w:widowControl/>
         <w:spacing w:after="0" w:line="240" w:lineRule="auto"/>
       </w:pPr>
       <w:r>
@@ -3332,6 +3854,7 @@
     <w:p>
       <w:pPr>
         <w:pStyle w:val="SQLCode"/>
+        <w:widowControl/>
         <w:spacing w:after="0" w:line="240" w:lineRule="auto"/>
       </w:pPr>
       <w:r>
@@ -3341,6 +3864,7 @@
     <w:p>
       <w:pPr>
         <w:pStyle w:val="SQLCode"/>
+        <w:widowControl/>
         <w:spacing w:after="0" w:line="240" w:lineRule="auto"/>
       </w:pPr>
       <w:r>
@@ -3350,6 +3874,7 @@
     <w:p>
       <w:pPr>
         <w:pStyle w:val="SQLCode"/>
+        <w:widowControl/>
         <w:spacing w:after="0" w:line="240" w:lineRule="auto"/>
       </w:pPr>
       <w:r>
@@ -3359,6 +3884,7 @@
     <w:p>
       <w:pPr>
         <w:pStyle w:val="SQLCode"/>
+        <w:widowControl/>
         <w:spacing w:after="0" w:line="240" w:lineRule="auto"/>
       </w:pPr>
       <w:r>
@@ -3368,6 +3894,7 @@
     <w:p>
       <w:pPr>
         <w:pStyle w:val="SQLCode"/>
+        <w:widowControl/>
         <w:spacing w:after="0" w:line="240" w:lineRule="auto"/>
       </w:pPr>
       <w:r>
@@ -3377,6 +3904,7 @@
     <w:p>
       <w:pPr>
         <w:pStyle w:val="SQLCode"/>
+        <w:widowControl/>
         <w:spacing w:after="0" w:line="240" w:lineRule="auto"/>
       </w:pPr>
       <w:r>
@@ -3386,6 +3914,7 @@
     <w:p>
       <w:pPr>
         <w:pStyle w:val="SQLCode"/>
+        <w:widowControl/>
         <w:spacing w:after="0" w:line="240" w:lineRule="auto"/>
       </w:pPr>
       <w:r>
@@ -3395,6 +3924,7 @@
     <w:p>
       <w:pPr>
         <w:pStyle w:val="SQLCode"/>
+        <w:widowControl/>
         <w:spacing w:after="0" w:line="240" w:lineRule="auto"/>
       </w:pPr>
       <w:r>
@@ -3404,6 +3934,7 @@
     <w:p>
       <w:pPr>
         <w:pStyle w:val="SQLCode"/>
+        <w:widowControl/>
         <w:spacing w:after="0" w:line="240" w:lineRule="auto"/>
       </w:pPr>
       <w:r>
@@ -3413,6 +3944,7 @@
     <w:p>
       <w:pPr>
         <w:pStyle w:val="SQLCode"/>
+        <w:widowControl/>
         <w:spacing w:after="0" w:line="240" w:lineRule="auto"/>
       </w:pPr>
       <w:r>
@@ -3422,6 +3954,7 @@
     <w:p>
       <w:pPr>
         <w:pStyle w:val="SQLCode"/>
+        <w:widowControl/>
         <w:spacing w:after="0" w:line="240" w:lineRule="auto"/>
       </w:pPr>
       <w:r>
@@ -3431,6 +3964,7 @@
     <w:p>
       <w:pPr>
         <w:pStyle w:val="SQLCode"/>
+        <w:widowControl/>
         <w:spacing w:after="0" w:line="240" w:lineRule="auto"/>
       </w:pPr>
       <w:r>
@@ -3440,6 +3974,7 @@
     <w:p>
       <w:pPr>
         <w:pStyle w:val="SQLCode"/>
+        <w:widowControl/>
         <w:spacing w:after="0" w:line="240" w:lineRule="auto"/>
       </w:pPr>
       <w:r>
@@ -3449,6 +3984,7 @@
     <w:p>
       <w:pPr>
         <w:pStyle w:val="SQLCode"/>
+        <w:widowControl/>
         <w:spacing w:after="0" w:line="240" w:lineRule="auto"/>
       </w:pPr>
       <w:r>
@@ -3458,6 +3994,7 @@
     <w:p>
       <w:pPr>
         <w:pStyle w:val="SQLCode"/>
+        <w:widowControl/>
         <w:spacing w:after="0" w:line="240" w:lineRule="auto"/>
       </w:pPr>
       <w:r>
@@ -3467,6 +4004,7 @@
     <w:p>
       <w:pPr>
         <w:pStyle w:val="SQLCode"/>
+        <w:widowControl/>
         <w:spacing w:after="0" w:line="240" w:lineRule="auto"/>
       </w:pPr>
       <w:r>
@@ -3476,6 +4014,7 @@
     <w:p>
       <w:pPr>
         <w:pStyle w:val="SQLCode"/>
+        <w:widowControl/>
         <w:spacing w:after="0" w:line="240" w:lineRule="auto"/>
       </w:pPr>
       <w:r>
@@ -3485,6 +4024,7 @@
     <w:p>
       <w:pPr>
         <w:pStyle w:val="SQLCode"/>
+        <w:widowControl/>
         <w:spacing w:after="0" w:line="240" w:lineRule="auto"/>
       </w:pPr>
       <w:r>
@@ -3494,6 +4034,7 @@
     <w:p>
       <w:pPr>
         <w:pStyle w:val="SQLCode"/>
+        <w:widowControl/>
         <w:spacing w:after="0" w:line="240" w:lineRule="auto"/>
       </w:pPr>
       <w:r>
@@ -3503,6 +4044,7 @@
     <w:p>
       <w:pPr>
         <w:pStyle w:val="SQLCode"/>
+        <w:widowControl/>
         <w:spacing w:after="0" w:line="240" w:lineRule="auto"/>
       </w:pPr>
       <w:r>
@@ -3512,6 +4054,7 @@
     <w:p>
       <w:pPr>
         <w:pStyle w:val="SQLCode"/>
+        <w:widowControl/>
         <w:spacing w:after="0" w:line="240" w:lineRule="auto"/>
       </w:pPr>
       <w:r>
@@ -3521,6 +4064,7 @@
     <w:p>
       <w:pPr>
         <w:pStyle w:val="SQLCode"/>
+        <w:widowControl/>
         <w:spacing w:after="0" w:line="240" w:lineRule="auto"/>
       </w:pPr>
       <w:r>
@@ -3530,6 +4074,7 @@
     <w:p>
       <w:pPr>
         <w:pStyle w:val="SQLCode"/>
+        <w:widowControl/>
         <w:spacing w:after="0" w:line="240" w:lineRule="auto"/>
       </w:pPr>
       <w:r>
@@ -3539,6 +4084,7 @@
     <w:p>
       <w:pPr>
         <w:pStyle w:val="SQLCode"/>
+        <w:widowControl/>
         <w:spacing w:after="0" w:line="240" w:lineRule="auto"/>
       </w:pPr>
       <w:r>
@@ -3548,6 +4094,7 @@
     <w:p>
       <w:pPr>
         <w:pStyle w:val="SQLCode"/>
+        <w:widowControl/>
         <w:spacing w:after="0" w:line="240" w:lineRule="auto"/>
       </w:pPr>
       <w:r>
@@ -3557,6 +4104,7 @@
     <w:p>
       <w:pPr>
         <w:pStyle w:val="SQLCode"/>
+        <w:widowControl/>
         <w:spacing w:after="0" w:line="240" w:lineRule="auto"/>
       </w:pPr>
       <w:r>
@@ -3566,6 +4114,7 @@
     <w:p>
       <w:pPr>
         <w:pStyle w:val="SQLCode"/>
+        <w:widowControl/>
         <w:spacing w:after="0" w:line="240" w:lineRule="auto"/>
       </w:pPr>
       <w:r>
@@ -3575,6 +4124,7 @@
     <w:p>
       <w:pPr>
         <w:pStyle w:val="SQLCode"/>
+        <w:widowControl/>
         <w:spacing w:after="0" w:line="240" w:lineRule="auto"/>
       </w:pPr>
       <w:r>
@@ -3584,6 +4134,7 @@
     <w:p>
       <w:pPr>
         <w:pStyle w:val="SQLCode"/>
+        <w:widowControl/>
         <w:spacing w:after="0" w:line="240" w:lineRule="auto"/>
       </w:pPr>
       <w:r>
@@ -3593,6 +4144,7 @@
     <w:p>
       <w:pPr>
         <w:pStyle w:val="SQLCode"/>
+        <w:widowControl/>
         <w:spacing w:after="0" w:line="240" w:lineRule="auto"/>
       </w:pPr>
       <w:r>
@@ -3602,6 +4154,7 @@
     <w:p>
       <w:pPr>
         <w:pStyle w:val="SQLCode"/>
+        <w:widowControl/>
         <w:spacing w:after="0" w:line="240" w:lineRule="auto"/>
       </w:pPr>
       <w:r>
@@ -3611,6 +4164,7 @@
     <w:p>
       <w:pPr>
         <w:pStyle w:val="SQLCode"/>
+        <w:widowControl/>
         <w:spacing w:after="0" w:line="240" w:lineRule="auto"/>
       </w:pPr>
       <w:r>
@@ -3620,6 +4174,7 @@
     <w:p>
       <w:pPr>
         <w:pStyle w:val="SQLCode"/>
+        <w:widowControl/>
         <w:spacing w:after="0" w:line="240" w:lineRule="auto"/>
       </w:pPr>
       <w:r>
@@ -3629,6 +4184,7 @@
     <w:p>
       <w:pPr>
         <w:pStyle w:val="SQLCode"/>
+        <w:widowControl/>
         <w:spacing w:after="0" w:line="240" w:lineRule="auto"/>
       </w:pPr>
       <w:r>
@@ -3638,6 +4194,7 @@
     <w:p>
       <w:pPr>
         <w:pStyle w:val="SQLCode"/>
+        <w:widowControl/>
         <w:spacing w:after="0" w:line="240" w:lineRule="auto"/>
       </w:pPr>
       <w:r>
@@ -3647,6 +4204,7 @@
     <w:p>
       <w:pPr>
         <w:pStyle w:val="SQLCode"/>
+        <w:widowControl/>
         <w:spacing w:after="0" w:line="240" w:lineRule="auto"/>
       </w:pPr>
       <w:r>
@@ -3656,6 +4214,7 @@
     <w:p>
       <w:pPr>
         <w:pStyle w:val="SQLCode"/>
+        <w:widowControl/>
         <w:spacing w:after="0" w:line="240" w:lineRule="auto"/>
       </w:pPr>
       <w:r>
@@ -3665,6 +4224,7 @@
     <w:p>
       <w:pPr>
         <w:pStyle w:val="SQLCode"/>
+        <w:widowControl/>
         <w:spacing w:after="0" w:line="240" w:lineRule="auto"/>
       </w:pPr>
       <w:r>
@@ -3674,6 +4234,7 @@
     <w:p>
       <w:pPr>
         <w:pStyle w:val="SQLCode"/>
+        <w:widowControl/>
         <w:spacing w:after="0" w:line="240" w:lineRule="auto"/>
       </w:pPr>
       <w:r>
@@ -3683,6 +4244,7 @@
     <w:p>
       <w:pPr>
         <w:pStyle w:val="SQLCode"/>
+        <w:widowControl/>
         <w:spacing w:after="0" w:line="240" w:lineRule="auto"/>
       </w:pPr>
       <w:r>
@@ -3692,6 +4254,7 @@
     <w:p>
       <w:pPr>
         <w:pStyle w:val="SQLCode"/>
+        <w:widowControl/>
         <w:spacing w:after="0" w:line="240" w:lineRule="auto"/>
       </w:pPr>
       <w:r>
@@ -3701,6 +4264,7 @@
     <w:p>
       <w:pPr>
         <w:pStyle w:val="SQLCode"/>
+        <w:widowControl/>
         <w:spacing w:after="0" w:line="240" w:lineRule="auto"/>
       </w:pPr>
       <w:r>
@@ -3710,6 +4274,7 @@
     <w:p>
       <w:pPr>
         <w:pStyle w:val="SQLCode"/>
+        <w:widowControl/>
         <w:spacing w:after="0" w:line="240" w:lineRule="auto"/>
       </w:pPr>
       <w:r>
@@ -3719,6 +4284,7 @@
     <w:p>
       <w:pPr>
         <w:pStyle w:val="SQLCode"/>
+        <w:widowControl/>
         <w:spacing w:after="0" w:line="240" w:lineRule="auto"/>
       </w:pPr>
       <w:r>
@@ -3728,6 +4294,7 @@
     <w:p>
       <w:pPr>
         <w:pStyle w:val="SQLCode"/>
+        <w:widowControl/>
         <w:spacing w:after="0" w:line="240" w:lineRule="auto"/>
       </w:pPr>
       <w:r>
@@ -3737,6 +4304,7 @@
     <w:p>
       <w:pPr>
         <w:pStyle w:val="SQLCode"/>
+        <w:widowControl/>
         <w:spacing w:after="0" w:line="240" w:lineRule="auto"/>
       </w:pPr>
       <w:r>
@@ -3746,6 +4314,7 @@
     <w:p>
       <w:pPr>
         <w:pStyle w:val="SQLCode"/>
+        <w:widowControl/>
         <w:spacing w:after="0" w:line="240" w:lineRule="auto"/>
       </w:pPr>
       <w:r>
@@ -3755,6 +4324,7 @@
     <w:p>
       <w:pPr>
         <w:pStyle w:val="SQLCode"/>
+        <w:widowControl/>
         <w:spacing w:after="0" w:line="240" w:lineRule="auto"/>
       </w:pPr>
       <w:r>
@@ -3764,6 +4334,7 @@
     <w:p>
       <w:pPr>
         <w:pStyle w:val="SQLCode"/>
+        <w:widowControl/>
         <w:spacing w:after="0" w:line="240" w:lineRule="auto"/>
       </w:pPr>
       <w:r>
@@ -3773,6 +4344,7 @@
     <w:p>
       <w:pPr>
         <w:pStyle w:val="SQLCode"/>
+        <w:widowControl/>
         <w:spacing w:after="0" w:line="240" w:lineRule="auto"/>
       </w:pPr>
       <w:r>
@@ -3782,6 +4354,7 @@
     <w:p>
       <w:pPr>
         <w:pStyle w:val="SQLCode"/>
+        <w:widowControl/>
         <w:spacing w:after="0" w:line="240" w:lineRule="auto"/>
       </w:pPr>
       <w:r>
@@ -3791,6 +4364,7 @@
     <w:p>
       <w:pPr>
         <w:pStyle w:val="SQLCode"/>
+        <w:widowControl/>
         <w:spacing w:after="0" w:line="240" w:lineRule="auto"/>
       </w:pPr>
       <w:r>
@@ -3800,6 +4374,7 @@
     <w:p>
       <w:pPr>
         <w:pStyle w:val="SQLCode"/>
+        <w:widowControl/>
         <w:spacing w:after="0" w:line="240" w:lineRule="auto"/>
       </w:pPr>
       <w:r>
@@ -3809,6 +4384,7 @@
     <w:p>
       <w:pPr>
         <w:pStyle w:val="SQLCode"/>
+        <w:widowControl/>
         <w:spacing w:after="0" w:line="240" w:lineRule="auto"/>
       </w:pPr>
       <w:r>
@@ -3818,6 +4394,7 @@
     <w:p>
       <w:pPr>
         <w:pStyle w:val="SQLCode"/>
+        <w:widowControl/>
         <w:spacing w:after="0" w:line="240" w:lineRule="auto"/>
       </w:pPr>
       <w:r>
@@ -3827,6 +4404,7 @@
     <w:p>
       <w:pPr>
         <w:pStyle w:val="SQLCode"/>
+        <w:widowControl/>
         <w:spacing w:after="0" w:line="240" w:lineRule="auto"/>
       </w:pPr>
       <w:r>
@@ -3836,6 +4414,7 @@
     <w:p>
       <w:pPr>
         <w:pStyle w:val="SQLCode"/>
+        <w:widowControl/>
         <w:spacing w:after="0" w:line="240" w:lineRule="auto"/>
       </w:pPr>
       <w:r>
@@ -3845,6 +4424,7 @@
     <w:p>
       <w:pPr>
         <w:pStyle w:val="SQLCode"/>
+        <w:widowControl/>
         <w:spacing w:after="0" w:line="240" w:lineRule="auto"/>
       </w:pPr>
       <w:r>
@@ -3854,6 +4434,7 @@
     <w:p>
       <w:pPr>
         <w:pStyle w:val="SQLCode"/>
+        <w:widowControl/>
         <w:spacing w:after="0" w:line="240" w:lineRule="auto"/>
       </w:pPr>
       <w:r>
@@ -3863,6 +4444,7 @@
     <w:p>
       <w:pPr>
         <w:pStyle w:val="SQLCode"/>
+        <w:widowControl/>
         <w:spacing w:after="0" w:line="240" w:lineRule="auto"/>
       </w:pPr>
       <w:r>
@@ -3872,6 +4454,7 @@
     <w:p>
       <w:pPr>
         <w:pStyle w:val="SQLCode"/>
+        <w:widowControl/>
         <w:spacing w:after="0" w:line="240" w:lineRule="auto"/>
       </w:pPr>
       <w:r>
@@ -3881,6 +4464,7 @@
     <w:p>
       <w:pPr>
         <w:pStyle w:val="SQLCode"/>
+        <w:widowControl/>
         <w:spacing w:after="0" w:line="240" w:lineRule="auto"/>
       </w:pPr>
       <w:r>
@@ -3890,6 +4474,7 @@
     <w:p>
       <w:pPr>
         <w:pStyle w:val="SQLCode"/>
+        <w:widowControl/>
         <w:spacing w:after="0" w:line="240" w:lineRule="auto"/>
       </w:pPr>
       <w:r>
@@ -3899,6 +4484,7 @@
     <w:p>
       <w:pPr>
         <w:pStyle w:val="SQLCode"/>
+        <w:widowControl/>
         <w:spacing w:after="0" w:line="240" w:lineRule="auto"/>
       </w:pPr>
       <w:r>
@@ -3908,6 +4494,7 @@
     <w:p>
       <w:pPr>
         <w:pStyle w:val="SQLCode"/>
+        <w:widowControl/>
         <w:spacing w:after="0" w:line="240" w:lineRule="auto"/>
       </w:pPr>
       <w:r>
@@ -3917,6 +4504,7 @@
     <w:p>
       <w:pPr>
         <w:pStyle w:val="SQLCode"/>
+        <w:widowControl/>
         <w:spacing w:after="0" w:line="240" w:lineRule="auto"/>
       </w:pPr>
       <w:r>
@@ -3926,6 +4514,7 @@
     <w:p>
       <w:pPr>
         <w:pStyle w:val="SQLCode"/>
+        <w:widowControl/>
         <w:spacing w:after="0" w:line="240" w:lineRule="auto"/>
       </w:pPr>
       <w:r>
@@ -3935,6 +4524,7 @@
     <w:p>
       <w:pPr>
         <w:pStyle w:val="SQLCode"/>
+        <w:widowControl/>
         <w:spacing w:after="0" w:line="240" w:lineRule="auto"/>
       </w:pPr>
       <w:r>
@@ -3944,6 +4534,7 @@
     <w:p>
       <w:pPr>
         <w:pStyle w:val="SQLCode"/>
+        <w:widowControl/>
         <w:spacing w:after="0" w:line="240" w:lineRule="auto"/>
       </w:pPr>
       <w:r>
@@ -3953,6 +4544,7 @@
     <w:p>
       <w:pPr>
         <w:pStyle w:val="SQLCode"/>
+        <w:widowControl/>
         <w:spacing w:after="0" w:line="240" w:lineRule="auto"/>
       </w:pPr>
       <w:r>
@@ -3962,6 +4554,7 @@
     <w:p>
       <w:pPr>
         <w:pStyle w:val="SQLCode"/>
+        <w:widowControl/>
         <w:spacing w:after="0" w:line="240" w:lineRule="auto"/>
       </w:pPr>
       <w:r>
@@ -3971,6 +4564,7 @@
     <w:p>
       <w:pPr>
         <w:pStyle w:val="SQLCode"/>
+        <w:widowControl/>
         <w:spacing w:after="0" w:line="240" w:lineRule="auto"/>
       </w:pPr>
       <w:r>
@@ -3980,6 +4574,7 @@
     <w:p>
       <w:pPr>
         <w:pStyle w:val="SQLCode"/>
+        <w:widowControl/>
         <w:spacing w:after="0" w:line="240" w:lineRule="auto"/>
       </w:pPr>
       <w:r>
@@ -3989,6 +4584,7 @@
     <w:p>
       <w:pPr>
         <w:pStyle w:val="SQLCode"/>
+        <w:widowControl/>
         <w:spacing w:after="0" w:line="240" w:lineRule="auto"/>
       </w:pPr>
       <w:r>
@@ -3998,6 +4594,7 @@
     <w:p>
       <w:pPr>
         <w:pStyle w:val="SQLCode"/>
+        <w:widowControl/>
         <w:spacing w:after="0" w:line="240" w:lineRule="auto"/>
       </w:pPr>
       <w:r>
@@ -4007,6 +4604,7 @@
     <w:p>
       <w:pPr>
         <w:pStyle w:val="SQLCode"/>
+        <w:widowControl/>
         <w:spacing w:after="0" w:line="240" w:lineRule="auto"/>
       </w:pPr>
       <w:r>
@@ -4016,6 +4614,7 @@
     <w:p>
       <w:pPr>
         <w:pStyle w:val="SQLCode"/>
+        <w:widowControl/>
         <w:spacing w:after="0" w:line="240" w:lineRule="auto"/>
       </w:pPr>
       <w:r>
@@ -4025,6 +4624,7 @@
     <w:p>
       <w:pPr>
         <w:pStyle w:val="SQLCode"/>
+        <w:widowControl/>
         <w:spacing w:after="0" w:line="240" w:lineRule="auto"/>
       </w:pPr>
       <w:r>
@@ -4034,6 +4634,7 @@
     <w:p>
       <w:pPr>
         <w:pStyle w:val="SQLCode"/>
+        <w:widowControl/>
         <w:spacing w:after="0" w:line="240" w:lineRule="auto"/>
       </w:pPr>
       <w:r>
@@ -4043,6 +4644,7 @@
     <w:p>
       <w:pPr>
         <w:pStyle w:val="SQLCode"/>
+        <w:widowControl/>
         <w:spacing w:after="0" w:line="240" w:lineRule="auto"/>
       </w:pPr>
       <w:r>
@@ -4052,6 +4654,7 @@
     <w:p>
       <w:pPr>
         <w:pStyle w:val="SQLCode"/>
+        <w:widowControl/>
         <w:spacing w:after="0" w:line="240" w:lineRule="auto"/>
       </w:pPr>
       <w:r>
@@ -4061,6 +4664,7 @@
     <w:p>
       <w:pPr>
         <w:pStyle w:val="SQLCode"/>
+        <w:widowControl/>
         <w:spacing w:after="0" w:line="240" w:lineRule="auto"/>
       </w:pPr>
       <w:r>
@@ -4070,6 +4674,7 @@
     <w:p>
       <w:pPr>
         <w:pStyle w:val="SQLCode"/>
+        <w:widowControl/>
         <w:spacing w:after="0" w:line="240" w:lineRule="auto"/>
       </w:pPr>
       <w:r>
@@ -4079,6 +4684,7 @@
     <w:p>
       <w:pPr>
         <w:pStyle w:val="SQLCode"/>
+        <w:widowControl/>
         <w:spacing w:after="0" w:line="240" w:lineRule="auto"/>
       </w:pPr>
       <w:r>
@@ -4088,6 +4694,7 @@
     <w:p>
       <w:pPr>
         <w:pStyle w:val="SQLCode"/>
+        <w:widowControl/>
         <w:spacing w:after="0" w:line="240" w:lineRule="auto"/>
       </w:pPr>
       <w:r>
@@ -4097,6 +4704,7 @@
     <w:p>
       <w:pPr>
         <w:pStyle w:val="SQLCode"/>
+        <w:widowControl/>
         <w:spacing w:after="0" w:line="240" w:lineRule="auto"/>
       </w:pPr>
       <w:r>
@@ -4106,6 +4714,7 @@
     <w:p>
       <w:pPr>
         <w:pStyle w:val="SQLCode"/>
+        <w:widowControl/>
         <w:spacing w:after="0" w:line="240" w:lineRule="auto"/>
       </w:pPr>
       <w:r>
@@ -4115,6 +4724,7 @@
     <w:p>
       <w:pPr>
         <w:pStyle w:val="SQLCode"/>
+        <w:widowControl/>
         <w:spacing w:after="0" w:line="240" w:lineRule="auto"/>
       </w:pPr>
       <w:r>
@@ -4124,6 +4734,7 @@
     <w:p>
       <w:pPr>
         <w:pStyle w:val="SQLCode"/>
+        <w:widowControl/>
         <w:spacing w:after="0" w:line="240" w:lineRule="auto"/>
       </w:pPr>
       <w:r>
@@ -4133,6 +4744,7 @@
     <w:p>
       <w:pPr>
         <w:pStyle w:val="SQLCode"/>
+        <w:widowControl/>
         <w:spacing w:after="0" w:line="240" w:lineRule="auto"/>
       </w:pPr>
       <w:r>
@@ -4142,6 +4754,7 @@
     <w:p>
       <w:pPr>
         <w:pStyle w:val="SQLCode"/>
+        <w:widowControl/>
         <w:spacing w:after="0" w:line="240" w:lineRule="auto"/>
       </w:pPr>
       <w:r>
@@ -4151,6 +4764,7 @@
     <w:p>
       <w:pPr>
         <w:pStyle w:val="SQLCode"/>
+        <w:widowControl/>
         <w:spacing w:after="0" w:line="240" w:lineRule="auto"/>
       </w:pPr>
       <w:r>
@@ -4160,6 +4774,7 @@
     <w:p>
       <w:pPr>
         <w:pStyle w:val="SQLCode"/>
+        <w:widowControl/>
         <w:spacing w:after="0" w:line="240" w:lineRule="auto"/>
       </w:pPr>
       <w:r>
@@ -4169,6 +4784,7 @@
     <w:p>
       <w:pPr>
         <w:pStyle w:val="SQLCode"/>
+        <w:widowControl/>
         <w:spacing w:after="0" w:line="240" w:lineRule="auto"/>
       </w:pPr>
       <w:r>
@@ -4178,6 +4794,7 @@
     <w:p>
       <w:pPr>
         <w:pStyle w:val="SQLCode"/>
+        <w:widowControl/>
         <w:spacing w:after="0" w:line="240" w:lineRule="auto"/>
       </w:pPr>
       <w:r>
@@ -4187,6 +4804,7 @@
     <w:p>
       <w:pPr>
         <w:pStyle w:val="SQLCode"/>
+        <w:widowControl/>
         <w:spacing w:after="0" w:line="240" w:lineRule="auto"/>
       </w:pPr>
       <w:r>
@@ -4196,6 +4814,7 @@
     <w:p>
       <w:pPr>
         <w:pStyle w:val="SQLCode"/>
+        <w:widowControl/>
         <w:spacing w:after="0" w:line="240" w:lineRule="auto"/>
       </w:pPr>
       <w:r>
@@ -4205,6 +4824,7 @@
     <w:p>
       <w:pPr>
         <w:pStyle w:val="SQLCode"/>
+        <w:widowControl/>
         <w:spacing w:after="0" w:line="240" w:lineRule="auto"/>
       </w:pPr>
       <w:r>
@@ -4214,6 +4834,7 @@
     <w:p>
       <w:pPr>
         <w:pStyle w:val="SQLCode"/>
+        <w:widowControl/>
         <w:spacing w:after="0" w:line="240" w:lineRule="auto"/>
       </w:pPr>
       <w:r>
@@ -4223,6 +4844,7 @@
     <w:p>
       <w:pPr>
         <w:pStyle w:val="SQLCode"/>
+        <w:widowControl/>
         <w:spacing w:after="0" w:line="240" w:lineRule="auto"/>
       </w:pPr>
       <w:r>
@@ -4232,6 +4854,7 @@
     <w:p>
       <w:pPr>
         <w:pStyle w:val="SQLCode"/>
+        <w:widowControl/>
         <w:spacing w:after="0" w:line="240" w:lineRule="auto"/>
       </w:pPr>
       <w:r>
@@ -4241,6 +4864,7 @@
     <w:p>
       <w:pPr>
         <w:pStyle w:val="SQLCode"/>
+        <w:widowControl/>
         <w:spacing w:after="0" w:line="240" w:lineRule="auto"/>
       </w:pPr>
       <w:r>
@@ -4250,6 +4874,7 @@
     <w:p>
       <w:pPr>
         <w:pStyle w:val="SQLCode"/>
+        <w:widowControl/>
         <w:spacing w:after="0" w:line="240" w:lineRule="auto"/>
       </w:pPr>
       <w:r>
@@ -4259,6 +4884,7 @@
     <w:p>
       <w:pPr>
         <w:pStyle w:val="SQLCode"/>
+        <w:widowControl/>
         <w:spacing w:after="0" w:line="240" w:lineRule="auto"/>
       </w:pPr>
       <w:r>
@@ -4268,6 +4894,7 @@
     <w:p>
       <w:pPr>
         <w:pStyle w:val="SQLCode"/>
+        <w:widowControl/>
         <w:spacing w:after="0" w:line="240" w:lineRule="auto"/>
       </w:pPr>
       <w:r>
@@ -4277,6 +4904,7 @@
     <w:p>
       <w:pPr>
         <w:pStyle w:val="SQLCode"/>
+        <w:widowControl/>
         <w:spacing w:after="0" w:line="240" w:lineRule="auto"/>
       </w:pPr>
       <w:r>
@@ -4286,6 +4914,7 @@
     <w:p>
       <w:pPr>
         <w:pStyle w:val="SQLCode"/>
+        <w:widowControl/>
         <w:spacing w:after="0" w:line="240" w:lineRule="auto"/>
       </w:pPr>
       <w:r>
@@ -4295,6 +4924,7 @@
     <w:p>
       <w:pPr>
         <w:pStyle w:val="SQLCode"/>
+        <w:widowControl/>
         <w:spacing w:after="0" w:line="240" w:lineRule="auto"/>
       </w:pPr>
       <w:r>
@@ -4304,6 +4934,7 @@
     <w:p>
       <w:pPr>
         <w:pStyle w:val="SQLCode"/>
+        <w:widowControl/>
         <w:spacing w:after="0" w:line="240" w:lineRule="auto"/>
       </w:pPr>
       <w:r>
@@ -4313,6 +4944,7 @@
     <w:p>
       <w:pPr>
         <w:pStyle w:val="SQLCode"/>
+        <w:widowControl/>
         <w:spacing w:after="0" w:line="240" w:lineRule="auto"/>
       </w:pPr>
       <w:r>
@@ -4322,6 +4954,7 @@
     <w:p>
       <w:pPr>
         <w:pStyle w:val="SQLCode"/>
+        <w:widowControl/>
         <w:spacing w:after="0" w:line="240" w:lineRule="auto"/>
       </w:pPr>
       <w:r>
@@ -4331,6 +4964,7 @@
     <w:p>
       <w:pPr>
         <w:pStyle w:val="SQLCode"/>
+        <w:widowControl/>
         <w:spacing w:after="0" w:line="240" w:lineRule="auto"/>
       </w:pPr>
       <w:r>
@@ -4340,6 +4974,7 @@
     <w:p>
       <w:pPr>
         <w:pStyle w:val="SQLCode"/>
+        <w:widowControl/>
         <w:spacing w:after="0" w:line="240" w:lineRule="auto"/>
       </w:pPr>
       <w:r>
@@ -4349,6 +4984,7 @@
     <w:p>
       <w:pPr>
         <w:pStyle w:val="SQLCode"/>
+        <w:widowControl/>
         <w:spacing w:after="0" w:line="240" w:lineRule="auto"/>
       </w:pPr>
       <w:r>
@@ -4358,6 +4994,7 @@
     <w:p>
       <w:pPr>
         <w:pStyle w:val="SQLCode"/>
+        <w:widowControl/>
         <w:spacing w:after="0" w:line="240" w:lineRule="auto"/>
       </w:pPr>
       <w:r>
@@ -4367,6 +5004,7 @@
     <w:p>
       <w:pPr>
         <w:pStyle w:val="SQLCode"/>
+        <w:widowControl/>
         <w:spacing w:after="0" w:line="240" w:lineRule="auto"/>
       </w:pPr>
       <w:r>
@@ -4376,6 +5014,7 @@
     <w:p>
       <w:pPr>
         <w:pStyle w:val="SQLCode"/>
+        <w:widowControl/>
         <w:spacing w:after="0" w:line="240" w:lineRule="auto"/>
       </w:pPr>
       <w:r>
@@ -4385,6 +5024,7 @@
     <w:p>
       <w:pPr>
         <w:pStyle w:val="SQLCode"/>
+        <w:widowControl/>
         <w:spacing w:after="0" w:line="240" w:lineRule="auto"/>
       </w:pPr>
       <w:r>
@@ -4394,6 +5034,7 @@
     <w:p>
       <w:pPr>
         <w:pStyle w:val="SQLCode"/>
+        <w:widowControl/>
         <w:spacing w:after="0" w:line="240" w:lineRule="auto"/>
       </w:pPr>
       <w:r>
@@ -4403,6 +5044,7 @@
     <w:p>
       <w:pPr>
         <w:pStyle w:val="SQLCode"/>
+        <w:widowControl/>
         <w:spacing w:after="0" w:line="240" w:lineRule="auto"/>
       </w:pPr>
       <w:r>
@@ -4412,6 +5054,7 @@
     <w:p>
       <w:pPr>
         <w:pStyle w:val="SQLCode"/>
+        <w:widowControl/>
         <w:spacing w:after="0" w:line="240" w:lineRule="auto"/>
       </w:pPr>
       <w:r>
@@ -4421,6 +5064,7 @@
     <w:p>
       <w:pPr>
         <w:pStyle w:val="SQLCode"/>
+        <w:widowControl/>
         <w:spacing w:after="0" w:line="240" w:lineRule="auto"/>
       </w:pPr>
       <w:r>
@@ -4430,6 +5074,7 @@
     <w:p>
       <w:pPr>
         <w:pStyle w:val="SQLCode"/>
+        <w:widowControl/>
         <w:spacing w:after="0" w:line="240" w:lineRule="auto"/>
       </w:pPr>
       <w:r>
@@ -4439,6 +5084,7 @@
     <w:p>
       <w:pPr>
         <w:pStyle w:val="SQLCode"/>
+        <w:widowControl/>
         <w:spacing w:after="0" w:line="240" w:lineRule="auto"/>
       </w:pPr>
       <w:r>
@@ -4448,6 +5094,7 @@
     <w:p>
       <w:pPr>
         <w:pStyle w:val="SQLCode"/>
+        <w:widowControl/>
         <w:spacing w:after="0" w:line="240" w:lineRule="auto"/>
       </w:pPr>
       <w:r>
@@ -4457,6 +5104,7 @@
     <w:p>
       <w:pPr>
         <w:pStyle w:val="SQLCode"/>
+        <w:widowControl/>
         <w:spacing w:after="0" w:line="240" w:lineRule="auto"/>
       </w:pPr>
       <w:r>
@@ -4466,6 +5114,7 @@
     <w:p>
       <w:pPr>
         <w:pStyle w:val="SQLCode"/>
+        <w:widowControl/>
         <w:spacing w:after="0" w:line="240" w:lineRule="auto"/>
       </w:pPr>
       <w:r>
@@ -4475,6 +5124,7 @@
     <w:p>
       <w:pPr>
         <w:pStyle w:val="SQLCode"/>
+        <w:widowControl/>
         <w:spacing w:after="0" w:line="240" w:lineRule="auto"/>
       </w:pPr>
       <w:r>
@@ -4484,6 +5134,7 @@
     <w:p>
       <w:pPr>
         <w:pStyle w:val="SQLCode"/>
+        <w:widowControl/>
         <w:spacing w:after="0" w:line="240" w:lineRule="auto"/>
       </w:pPr>
       <w:r>
@@ -4493,6 +5144,7 @@
     <w:p>
       <w:pPr>
         <w:pStyle w:val="SQLCode"/>
+        <w:widowControl/>
         <w:spacing w:after="0" w:line="240" w:lineRule="auto"/>
       </w:pPr>
       <w:r>
@@ -4502,6 +5154,7 @@
     <w:p>
       <w:pPr>
         <w:pStyle w:val="SQLCode"/>
+        <w:widowControl/>
         <w:spacing w:after="0" w:line="240" w:lineRule="auto"/>
       </w:pPr>
       <w:r>
@@ -4511,6 +5164,7 @@
     <w:p>
       <w:pPr>
         <w:pStyle w:val="SQLCode"/>
+        <w:widowControl/>
         <w:spacing w:after="0" w:line="240" w:lineRule="auto"/>
       </w:pPr>
       <w:r>
@@ -4520,6 +5174,7 @@
     <w:p>
       <w:pPr>
         <w:pStyle w:val="SQLCode"/>
+        <w:widowControl/>
         <w:spacing w:after="0" w:line="240" w:lineRule="auto"/>
       </w:pPr>
       <w:r>
@@ -4529,6 +5184,7 @@
     <w:p>
       <w:pPr>
         <w:pStyle w:val="SQLCode"/>
+        <w:widowControl/>
         <w:spacing w:after="0" w:line="240" w:lineRule="auto"/>
       </w:pPr>
       <w:r>
@@ -4538,6 +5194,7 @@
     <w:p>
       <w:pPr>
         <w:pStyle w:val="SQLCode"/>
+        <w:widowControl/>
         <w:spacing w:after="0" w:line="240" w:lineRule="auto"/>
       </w:pPr>
       <w:r>
@@ -4547,6 +5204,7 @@
     <w:p>
       <w:pPr>
         <w:pStyle w:val="SQLCode"/>
+        <w:widowControl/>
         <w:spacing w:after="0" w:line="240" w:lineRule="auto"/>
       </w:pPr>
       <w:r>
@@ -4556,6 +5214,7 @@
     <w:p>
       <w:pPr>
         <w:pStyle w:val="SQLCode"/>
+        <w:widowControl/>
         <w:spacing w:after="0" w:line="240" w:lineRule="auto"/>
       </w:pPr>
       <w:r>
@@ -4565,6 +5224,7 @@
     <w:p>
       <w:pPr>
         <w:pStyle w:val="SQLCode"/>
+        <w:widowControl/>
         <w:spacing w:after="0" w:line="240" w:lineRule="auto"/>
       </w:pPr>
       <w:r>
@@ -4574,6 +5234,7 @@
     <w:p>
       <w:pPr>
         <w:pStyle w:val="SQLCode"/>
+        <w:widowControl/>
         <w:spacing w:after="0" w:line="240" w:lineRule="auto"/>
       </w:pPr>
       <w:r>
@@ -4583,6 +5244,7 @@
     <w:p>
       <w:pPr>
         <w:pStyle w:val="SQLCode"/>
+        <w:widowControl/>
         <w:spacing w:after="0" w:line="240" w:lineRule="auto"/>
       </w:pPr>
       <w:r>
@@ -4592,6 +5254,7 @@
     <w:p>
       <w:pPr>
         <w:pStyle w:val="SQLCode"/>
+        <w:widowControl/>
         <w:spacing w:after="0" w:line="240" w:lineRule="auto"/>
       </w:pPr>
       <w:r>
@@ -4601,6 +5264,7 @@
     <w:p>
       <w:pPr>
         <w:pStyle w:val="SQLCode"/>
+        <w:widowControl/>
         <w:spacing w:after="0" w:line="240" w:lineRule="auto"/>
       </w:pPr>
       <w:r>
@@ -4610,6 +5274,7 @@
     <w:p>
       <w:pPr>
         <w:pStyle w:val="SQLCode"/>
+        <w:widowControl/>
         <w:spacing w:after="0" w:line="240" w:lineRule="auto"/>
       </w:pPr>
       <w:r>
@@ -4619,6 +5284,7 @@
     <w:p>
       <w:pPr>
         <w:pStyle w:val="SQLCode"/>
+        <w:widowControl/>
         <w:spacing w:after="0" w:line="240" w:lineRule="auto"/>
       </w:pPr>
       <w:r>
@@ -4628,6 +5294,7 @@
     <w:p>
       <w:pPr>
         <w:pStyle w:val="SQLCode"/>
+        <w:widowControl/>
         <w:spacing w:after="0" w:line="240" w:lineRule="auto"/>
       </w:pPr>
       <w:r>
@@ -4637,6 +5304,7 @@
     <w:p>
       <w:pPr>
         <w:pStyle w:val="SQLCode"/>
+        <w:widowControl/>
         <w:spacing w:after="0" w:line="240" w:lineRule="auto"/>
       </w:pPr>
       <w:r>
@@ -4646,6 +5314,7 @@
     <w:p>
       <w:pPr>
         <w:pStyle w:val="SQLCode"/>
+        <w:widowControl/>
         <w:spacing w:after="0" w:line="240" w:lineRule="auto"/>
       </w:pPr>
       <w:r>
@@ -4655,6 +5324,7 @@
     <w:p>
       <w:pPr>
         <w:pStyle w:val="SQLCode"/>
+        <w:widowControl/>
         <w:spacing w:after="0" w:line="240" w:lineRule="auto"/>
       </w:pPr>
       <w:r>
@@ -4664,6 +5334,7 @@
     <w:p>
       <w:pPr>
         <w:pStyle w:val="SQLCode"/>
+        <w:widowControl/>
         <w:spacing w:after="0" w:line="240" w:lineRule="auto"/>
       </w:pPr>
       <w:r>
@@ -4673,6 +5344,7 @@
     <w:p>
       <w:pPr>
         <w:pStyle w:val="SQLCode"/>
+        <w:widowControl/>
         <w:spacing w:after="0" w:line="240" w:lineRule="auto"/>
       </w:pPr>
       <w:r>
@@ -4682,6 +5354,7 @@
     <w:p>
       <w:pPr>
         <w:pStyle w:val="SQLCode"/>
+        <w:widowControl/>
         <w:spacing w:after="0" w:line="240" w:lineRule="auto"/>
       </w:pPr>
       <w:r>
@@ -4691,6 +5364,7 @@
     <w:p>
       <w:pPr>
         <w:pStyle w:val="SQLCode"/>
+        <w:widowControl/>
         <w:spacing w:after="0" w:line="240" w:lineRule="auto"/>
       </w:pPr>
       <w:r>
@@ -4700,6 +5374,7 @@
     <w:p>
       <w:pPr>
         <w:pStyle w:val="SQLCode"/>
+        <w:widowControl/>
         <w:spacing w:after="0" w:line="240" w:lineRule="auto"/>
       </w:pPr>
       <w:r>
@@ -4709,6 +5384,7 @@
     <w:p>
       <w:pPr>
         <w:pStyle w:val="SQLCode"/>
+        <w:widowControl/>
         <w:spacing w:after="0" w:line="240" w:lineRule="auto"/>
       </w:pPr>
       <w:r>
@@ -4718,6 +5394,7 @@
     <w:p>
       <w:pPr>
         <w:pStyle w:val="SQLCode"/>
+        <w:widowControl/>
         <w:spacing w:after="0" w:line="240" w:lineRule="auto"/>
       </w:pPr>
       <w:r>
@@ -4727,6 +5404,7 @@
     <w:p>
       <w:pPr>
         <w:pStyle w:val="SQLCode"/>
+        <w:widowControl/>
         <w:spacing w:after="0" w:line="240" w:lineRule="auto"/>
       </w:pPr>
       <w:r>
@@ -4736,6 +5414,7 @@
     <w:p>
       <w:pPr>
         <w:pStyle w:val="SQLCode"/>
+        <w:widowControl/>
         <w:spacing w:after="0" w:line="240" w:lineRule="auto"/>
       </w:pPr>
       <w:r>
@@ -4745,6 +5424,7 @@
     <w:p>
       <w:pPr>
         <w:pStyle w:val="SQLCode"/>
+        <w:widowControl/>
         <w:spacing w:after="0" w:line="240" w:lineRule="auto"/>
       </w:pPr>
       <w:r>
@@ -4754,6 +5434,7 @@
     <w:p>
       <w:pPr>
         <w:pStyle w:val="SQLCode"/>
+        <w:widowControl/>
         <w:spacing w:after="0" w:line="240" w:lineRule="auto"/>
       </w:pPr>
       <w:r>
@@ -4763,6 +5444,7 @@
     <w:p>
       <w:pPr>
         <w:pStyle w:val="SQLCode"/>
+        <w:widowControl/>
         <w:spacing w:after="0" w:line="240" w:lineRule="auto"/>
       </w:pPr>
       <w:r>
@@ -4772,6 +5454,7 @@
     <w:p>
       <w:pPr>
         <w:pStyle w:val="SQLCode"/>
+        <w:widowControl/>
         <w:spacing w:after="0" w:line="240" w:lineRule="auto"/>
       </w:pPr>
       <w:r>
@@ -4781,6 +5464,7 @@
     <w:p>
       <w:pPr>
         <w:pStyle w:val="SQLCode"/>
+        <w:widowControl/>
         <w:spacing w:after="0" w:line="240" w:lineRule="auto"/>
       </w:pPr>
       <w:r>
@@ -4790,6 +5474,7 @@
     <w:p>
       <w:pPr>
         <w:pStyle w:val="SQLCode"/>
+        <w:widowControl/>
         <w:spacing w:after="0" w:line="240" w:lineRule="auto"/>
       </w:pPr>
       <w:r>
@@ -4799,6 +5484,7 @@
     <w:p>
       <w:pPr>
         <w:pStyle w:val="SQLCode"/>
+        <w:widowControl/>
         <w:spacing w:after="0" w:line="240" w:lineRule="auto"/>
       </w:pPr>
       <w:r>
@@ -4808,6 +5494,7 @@
     <w:p>
       <w:pPr>
         <w:pStyle w:val="SQLCode"/>
+        <w:widowControl/>
         <w:spacing w:after="0" w:line="240" w:lineRule="auto"/>
       </w:pPr>
       <w:r>
@@ -4817,6 +5504,7 @@
     <w:p>
       <w:pPr>
         <w:pStyle w:val="SQLCode"/>
+        <w:widowControl/>
         <w:spacing w:after="0" w:line="240" w:lineRule="auto"/>
       </w:pPr>
       <w:r>
@@ -4826,6 +5514,7 @@
     <w:p>
       <w:pPr>
         <w:pStyle w:val="SQLCode"/>
+        <w:widowControl/>
         <w:spacing w:after="0" w:line="240" w:lineRule="auto"/>
       </w:pPr>
       <w:r>
@@ -4835,6 +5524,7 @@
     <w:p>
       <w:pPr>
         <w:pStyle w:val="SQLCode"/>
+        <w:widowControl/>
         <w:spacing w:after="0" w:line="240" w:lineRule="auto"/>
       </w:pPr>
       <w:r>
@@ -4844,6 +5534,7 @@
     <w:p>
       <w:pPr>
         <w:pStyle w:val="SQLCode"/>
+        <w:widowControl/>
         <w:spacing w:after="0" w:line="240" w:lineRule="auto"/>
       </w:pPr>
       <w:r>
@@ -4853,6 +5544,7 @@
     <w:p>
       <w:pPr>
         <w:pStyle w:val="SQLCode"/>
+        <w:widowControl/>
         <w:spacing w:after="0" w:line="240" w:lineRule="auto"/>
       </w:pPr>
       <w:r>
@@ -4862,6 +5554,7 @@
     <w:p>
       <w:pPr>
         <w:pStyle w:val="SQLCode"/>
+        <w:widowControl/>
         <w:spacing w:after="0" w:line="240" w:lineRule="auto"/>
       </w:pPr>
       <w:r>
@@ -4871,6 +5564,7 @@
     <w:p>
       <w:pPr>
         <w:pStyle w:val="SQLCode"/>
+        <w:widowControl/>
         <w:spacing w:after="0" w:line="240" w:lineRule="auto"/>
       </w:pPr>
       <w:r>
@@ -4880,6 +5574,7 @@
     <w:p>
       <w:pPr>
         <w:pStyle w:val="SQLCode"/>
+        <w:widowControl/>
         <w:spacing w:after="0" w:line="240" w:lineRule="auto"/>
       </w:pPr>
       <w:r>
@@ -4889,6 +5584,7 @@
     <w:p>
       <w:pPr>
         <w:pStyle w:val="SQLCode"/>
+        <w:widowControl/>
         <w:spacing w:after="0" w:line="240" w:lineRule="auto"/>
       </w:pPr>
       <w:r>
@@ -4898,6 +5594,7 @@
     <w:p>
       <w:pPr>
         <w:pStyle w:val="SQLCode"/>
+        <w:widowControl/>
         <w:spacing w:after="0" w:line="240" w:lineRule="auto"/>
       </w:pPr>
       <w:r>
@@ -4907,6 +5604,7 @@
     <w:p>
       <w:pPr>
         <w:pStyle w:val="SQLCode"/>
+        <w:widowControl/>
         <w:spacing w:after="0" w:line="240" w:lineRule="auto"/>
       </w:pPr>
       <w:r>
@@ -4916,6 +5614,7 @@
     <w:p>
       <w:pPr>
         <w:pStyle w:val="SQLCode"/>
+        <w:widowControl/>
         <w:spacing w:after="0" w:line="240" w:lineRule="auto"/>
       </w:pPr>
       <w:r>
@@ -4925,6 +5624,7 @@
     <w:p>
       <w:pPr>
         <w:pStyle w:val="SQLCode"/>
+        <w:widowControl/>
         <w:spacing w:after="0" w:line="240" w:lineRule="auto"/>
       </w:pPr>
       <w:r>
@@ -4934,6 +5634,7 @@
     <w:p>
       <w:pPr>
         <w:pStyle w:val="SQLCode"/>
+        <w:widowControl/>
         <w:spacing w:after="0" w:line="240" w:lineRule="auto"/>
       </w:pPr>
       <w:r>
@@ -4943,6 +5644,7 @@
     <w:p>
       <w:pPr>
         <w:pStyle w:val="SQLCode"/>
+        <w:widowControl/>
         <w:spacing w:after="0" w:line="240" w:lineRule="auto"/>
       </w:pPr>
       <w:r>
@@ -4952,6 +5654,7 @@
     <w:p>
       <w:pPr>
         <w:pStyle w:val="SQLCode"/>
+        <w:widowControl/>
         <w:spacing w:after="0" w:line="240" w:lineRule="auto"/>
       </w:pPr>
       <w:r>
@@ -4961,6 +5664,7 @@
     <w:p>
       <w:pPr>
         <w:pStyle w:val="SQLCode"/>
+        <w:widowControl/>
         <w:spacing w:after="0" w:line="240" w:lineRule="auto"/>
       </w:pPr>
       <w:r>
@@ -4970,6 +5674,7 @@
     <w:p>
       <w:pPr>
         <w:pStyle w:val="SQLCode"/>
+        <w:widowControl/>
         <w:spacing w:after="0" w:line="240" w:lineRule="auto"/>
       </w:pPr>
       <w:r>
@@ -4979,6 +5684,7 @@
     <w:p>
       <w:pPr>
         <w:pStyle w:val="SQLCode"/>
+        <w:widowControl/>
         <w:spacing w:after="0" w:line="240" w:lineRule="auto"/>
       </w:pPr>
       <w:r>
@@ -4988,6 +5694,7 @@
     <w:p>
       <w:pPr>
         <w:pStyle w:val="SQLCode"/>
+        <w:widowControl/>
         <w:spacing w:after="0" w:line="240" w:lineRule="auto"/>
       </w:pPr>
       <w:r>
@@ -4997,6 +5704,7 @@
     <w:p>
       <w:pPr>
         <w:pStyle w:val="SQLCode"/>
+        <w:widowControl/>
         <w:spacing w:after="0" w:line="240" w:lineRule="auto"/>
       </w:pPr>
       <w:r>
@@ -5006,6 +5714,7 @@
     <w:p>
       <w:pPr>
         <w:pStyle w:val="SQLCode"/>
+        <w:widowControl/>
         <w:spacing w:after="0" w:line="240" w:lineRule="auto"/>
       </w:pPr>
       <w:r>
@@ -5015,6 +5724,7 @@
     <w:p>
       <w:pPr>
         <w:pStyle w:val="SQLCode"/>
+        <w:widowControl/>
         <w:spacing w:after="0" w:line="240" w:lineRule="auto"/>
       </w:pPr>
       <w:r>
@@ -5024,6 +5734,7 @@
     <w:p>
       <w:pPr>
         <w:pStyle w:val="SQLCode"/>
+        <w:widowControl/>
         <w:spacing w:after="0" w:line="240" w:lineRule="auto"/>
       </w:pPr>
       <w:r>
@@ -5033,6 +5744,7 @@
     <w:p>
       <w:pPr>
         <w:pStyle w:val="SQLCode"/>
+        <w:widowControl/>
         <w:spacing w:after="0" w:line="240" w:lineRule="auto"/>
       </w:pPr>
       <w:r>
@@ -5042,6 +5754,7 @@
     <w:p>
       <w:pPr>
         <w:pStyle w:val="SQLCode"/>
+        <w:widowControl/>
         <w:spacing w:after="0" w:line="240" w:lineRule="auto"/>
       </w:pPr>
       <w:r>
@@ -5051,6 +5764,7 @@
     <w:p>
       <w:pPr>
         <w:pStyle w:val="SQLCode"/>
+        <w:widowControl/>
         <w:spacing w:after="0" w:line="240" w:lineRule="auto"/>
       </w:pPr>
       <w:r>
@@ -5060,6 +5774,7 @@
     <w:p>
       <w:pPr>
         <w:pStyle w:val="SQLCode"/>
+        <w:widowControl/>
         <w:spacing w:after="0" w:line="240" w:lineRule="auto"/>
       </w:pPr>
       <w:r>
@@ -5069,6 +5784,7 @@
     <w:p>
       <w:pPr>
         <w:pStyle w:val="SQLCode"/>
+        <w:widowControl/>
         <w:spacing w:after="0" w:line="240" w:lineRule="auto"/>
       </w:pPr>
       <w:r>
@@ -5078,6 +5794,7 @@
     <w:p>
       <w:pPr>
         <w:pStyle w:val="SQLCode"/>
+        <w:widowControl/>
         <w:spacing w:after="0" w:line="240" w:lineRule="auto"/>
       </w:pPr>
       <w:r>
@@ -5087,6 +5804,7 @@
     <w:p>
       <w:pPr>
         <w:pStyle w:val="SQLCode"/>
+        <w:widowControl/>
         <w:spacing w:after="0" w:line="240" w:lineRule="auto"/>
       </w:pPr>
       <w:r>
@@ -5096,6 +5814,7 @@
     <w:p>
       <w:pPr>
         <w:pStyle w:val="SQLCode"/>
+        <w:widowControl/>
         <w:spacing w:after="0" w:line="240" w:lineRule="auto"/>
       </w:pPr>
       <w:r>
@@ -5105,6 +5824,7 @@
     <w:p>
       <w:pPr>
         <w:pStyle w:val="SQLCode"/>
+        <w:widowControl/>
         <w:spacing w:after="0" w:line="240" w:lineRule="auto"/>
       </w:pPr>
       <w:r>
@@ -5114,6 +5834,7 @@
     <w:p>
       <w:pPr>
         <w:pStyle w:val="SQLCode"/>
+        <w:widowControl/>
         <w:spacing w:after="0" w:line="240" w:lineRule="auto"/>
       </w:pPr>
       <w:r>
@@ -5123,6 +5844,7 @@
     <w:p>
       <w:pPr>
         <w:pStyle w:val="SQLCode"/>
+        <w:widowControl/>
         <w:spacing w:after="0" w:line="240" w:lineRule="auto"/>
       </w:pPr>
       <w:r>
@@ -5132,6 +5854,7 @@
     <w:p>
       <w:pPr>
         <w:pStyle w:val="SQLCode"/>
+        <w:widowControl/>
         <w:spacing w:after="0" w:line="240" w:lineRule="auto"/>
       </w:pPr>
       <w:r>
@@ -5141,6 +5864,7 @@
     <w:p>
       <w:pPr>
         <w:pStyle w:val="SQLCode"/>
+        <w:widowControl/>
         <w:spacing w:after="0" w:line="240" w:lineRule="auto"/>
       </w:pPr>
       <w:r>
@@ -5150,6 +5874,7 @@
     <w:p>
       <w:pPr>
         <w:pStyle w:val="SQLCode"/>
+        <w:widowControl/>
         <w:spacing w:after="0" w:line="240" w:lineRule="auto"/>
       </w:pPr>
       <w:r>
@@ -5159,6 +5884,7 @@
     <w:p>
       <w:pPr>
         <w:pStyle w:val="SQLCode"/>
+        <w:widowControl/>
         <w:spacing w:after="0" w:line="240" w:lineRule="auto"/>
       </w:pPr>
       <w:r>
@@ -5168,6 +5894,7 @@
     <w:p>
       <w:pPr>
         <w:pStyle w:val="SQLCode"/>
+        <w:widowControl/>
         <w:spacing w:after="0" w:line="240" w:lineRule="auto"/>
       </w:pPr>
       <w:r>
@@ -5177,6 +5904,7 @@
     <w:p>
       <w:pPr>
         <w:pStyle w:val="SQLCode"/>
+        <w:widowControl/>
         <w:spacing w:after="0" w:line="240" w:lineRule="auto"/>
       </w:pPr>
       <w:r>
@@ -5186,6 +5914,7 @@
     <w:p>
       <w:pPr>
         <w:pStyle w:val="SQLCode"/>
+        <w:widowControl/>
         <w:spacing w:after="0" w:line="240" w:lineRule="auto"/>
       </w:pPr>
       <w:r>
@@ -5195,6 +5924,7 @@
     <w:p>
       <w:pPr>
         <w:pStyle w:val="SQLCode"/>
+        <w:widowControl/>
         <w:spacing w:after="0" w:line="240" w:lineRule="auto"/>
       </w:pPr>
       <w:r>
@@ -5204,6 +5934,7 @@
     <w:p>
       <w:pPr>
         <w:pStyle w:val="SQLCode"/>
+        <w:widowControl/>
         <w:spacing w:after="0" w:line="240" w:lineRule="auto"/>
       </w:pPr>
       <w:r>
@@ -5213,6 +5944,7 @@
     <w:p>
       <w:pPr>
         <w:pStyle w:val="SQLCode"/>
+        <w:widowControl/>
         <w:spacing w:after="0" w:line="240" w:lineRule="auto"/>
       </w:pPr>
       <w:r>
@@ -5222,6 +5954,7 @@
     <w:p>
       <w:pPr>
         <w:pStyle w:val="SQLCode"/>
+        <w:widowControl/>
         <w:spacing w:after="0" w:line="240" w:lineRule="auto"/>
       </w:pPr>
       <w:r>
@@ -5231,6 +5964,7 @@
     <w:p>
       <w:pPr>
         <w:pStyle w:val="SQLCode"/>
+        <w:widowControl/>
         <w:spacing w:after="0" w:line="240" w:lineRule="auto"/>
       </w:pPr>
       <w:r>
@@ -5240,6 +5974,7 @@
     <w:p>
       <w:pPr>
         <w:pStyle w:val="SQLCode"/>
+        <w:widowControl/>
         <w:spacing w:after="0" w:line="240" w:lineRule="auto"/>
       </w:pPr>
       <w:r>
@@ -5249,6 +5984,7 @@
     <w:p>
       <w:pPr>
         <w:pStyle w:val="SQLCode"/>
+        <w:widowControl/>
         <w:spacing w:after="0" w:line="240" w:lineRule="auto"/>
       </w:pPr>
       <w:r>
@@ -5258,6 +5994,7 @@
     <w:p>
       <w:pPr>
         <w:pStyle w:val="SQLCode"/>
+        <w:widowControl/>
         <w:spacing w:after="0" w:line="240" w:lineRule="auto"/>
       </w:pPr>
       <w:r>
@@ -5267,6 +6004,7 @@
     <w:p>
       <w:pPr>
         <w:pStyle w:val="SQLCode"/>
+        <w:widowControl/>
         <w:spacing w:after="0" w:line="240" w:lineRule="auto"/>
       </w:pPr>
       <w:r>
@@ -5276,6 +6014,7 @@
     <w:p>
       <w:pPr>
         <w:pStyle w:val="SQLCode"/>
+        <w:widowControl/>
         <w:spacing w:after="0" w:line="240" w:lineRule="auto"/>
       </w:pPr>
       <w:r>
@@ -5285,6 +6024,7 @@
     <w:p>
       <w:pPr>
         <w:pStyle w:val="SQLCode"/>
+        <w:widowControl/>
         <w:spacing w:after="0" w:line="240" w:lineRule="auto"/>
       </w:pPr>
       <w:r>
@@ -5294,6 +6034,7 @@
     <w:p>
       <w:pPr>
         <w:pStyle w:val="SQLCode"/>
+        <w:widowControl/>
         <w:spacing w:after="0" w:line="240" w:lineRule="auto"/>
       </w:pPr>
       <w:r>
@@ -5303,6 +6044,7 @@
     <w:p>
       <w:pPr>
         <w:pStyle w:val="SQLCode"/>
+        <w:widowControl/>
         <w:spacing w:after="0" w:line="240" w:lineRule="auto"/>
       </w:pPr>
       <w:r>
@@ -5312,6 +6054,7 @@
     <w:p>
       <w:pPr>
         <w:pStyle w:val="SQLCode"/>
+        <w:widowControl/>
         <w:spacing w:after="0" w:line="240" w:lineRule="auto"/>
       </w:pPr>
       <w:r>
@@ -5321,6 +6064,7 @@
     <w:p>
       <w:pPr>
         <w:pStyle w:val="SQLCode"/>
+        <w:widowControl/>
         <w:spacing w:after="0" w:line="240" w:lineRule="auto"/>
       </w:pPr>
       <w:r>
@@ -5330,6 +6074,7 @@
     <w:p>
       <w:pPr>
         <w:pStyle w:val="SQLCode"/>
+        <w:widowControl/>
         <w:spacing w:after="0" w:line="240" w:lineRule="auto"/>
       </w:pPr>
       <w:r>
@@ -5339,6 +6084,7 @@
     <w:p>
       <w:pPr>
         <w:pStyle w:val="SQLCode"/>
+        <w:widowControl/>
         <w:spacing w:after="0" w:line="240" w:lineRule="auto"/>
       </w:pPr>
       <w:r>
@@ -5348,6 +6094,7 @@
     <w:p>
       <w:pPr>
         <w:pStyle w:val="SQLCode"/>
+        <w:widowControl/>
         <w:spacing w:after="0" w:line="240" w:lineRule="auto"/>
       </w:pPr>
       <w:r>
@@ -5357,6 +6104,7 @@
     <w:p>
       <w:pPr>
         <w:pStyle w:val="SQLCode"/>
+        <w:widowControl/>
         <w:spacing w:after="0" w:line="240" w:lineRule="auto"/>
       </w:pPr>
       <w:r>
@@ -5366,6 +6114,7 @@
     <w:p>
       <w:pPr>
         <w:pStyle w:val="SQLCode"/>
+        <w:widowControl/>
         <w:spacing w:after="0" w:line="240" w:lineRule="auto"/>
       </w:pPr>
       <w:r>
@@ -5375,6 +6124,7 @@
     <w:p>
       <w:pPr>
         <w:pStyle w:val="SQLCode"/>
+        <w:widowControl/>
         <w:spacing w:after="0" w:line="240" w:lineRule="auto"/>
       </w:pPr>
       <w:r>
@@ -5384,6 +6134,7 @@
     <w:p>
       <w:pPr>
         <w:pStyle w:val="SQLCode"/>
+        <w:widowControl/>
         <w:spacing w:after="0" w:line="240" w:lineRule="auto"/>
       </w:pPr>
       <w:r>
@@ -5393,6 +6144,7 @@
     <w:p>
       <w:pPr>
         <w:pStyle w:val="SQLCode"/>
+        <w:widowControl/>
         <w:spacing w:after="0" w:line="240" w:lineRule="auto"/>
       </w:pPr>
       <w:r>
@@ -5402,6 +6154,7 @@
     <w:p>
       <w:pPr>
         <w:pStyle w:val="SQLCode"/>
+        <w:widowControl/>
         <w:spacing w:after="0" w:line="240" w:lineRule="auto"/>
       </w:pPr>
       <w:r>
@@ -5411,6 +6164,7 @@
     <w:p>
       <w:pPr>
         <w:pStyle w:val="SQLCode"/>
+        <w:widowControl/>
         <w:spacing w:after="0" w:line="240" w:lineRule="auto"/>
       </w:pPr>
       <w:r>
@@ -5420,6 +6174,7 @@
     <w:p>
       <w:pPr>
         <w:pStyle w:val="SQLCode"/>
+        <w:widowControl/>
         <w:spacing w:after="0" w:line="240" w:lineRule="auto"/>
       </w:pPr>
       <w:r>
@@ -5429,6 +6184,7 @@
     <w:p>
       <w:pPr>
         <w:pStyle w:val="SQLCode"/>
+        <w:widowControl/>
         <w:spacing w:after="0" w:line="240" w:lineRule="auto"/>
       </w:pPr>
       <w:r>
@@ -5438,6 +6194,7 @@
     <w:p>
       <w:pPr>
         <w:pStyle w:val="SQLCode"/>
+        <w:widowControl/>
         <w:spacing w:after="0" w:line="240" w:lineRule="auto"/>
       </w:pPr>
       <w:r>
@@ -5447,6 +6204,7 @@
     <w:p>
       <w:pPr>
         <w:pStyle w:val="SQLCode"/>
+        <w:widowControl/>
         <w:spacing w:after="0" w:line="240" w:lineRule="auto"/>
       </w:pPr>
       <w:r>
@@ -5456,6 +6214,7 @@
     <w:p>
       <w:pPr>
         <w:pStyle w:val="SQLCode"/>
+        <w:widowControl/>
         <w:spacing w:after="0" w:line="240" w:lineRule="auto"/>
       </w:pPr>
       <w:r>
@@ -5465,6 +6224,7 @@
     <w:p>
       <w:pPr>
         <w:pStyle w:val="SQLCode"/>
+        <w:widowControl/>
         <w:spacing w:after="0" w:line="240" w:lineRule="auto"/>
       </w:pPr>
       <w:r>
@@ -5474,6 +6234,7 @@
     <w:p>
       <w:pPr>
         <w:pStyle w:val="SQLCode"/>
+        <w:widowControl/>
         <w:spacing w:after="0" w:line="240" w:lineRule="auto"/>
       </w:pPr>
       <w:r>
@@ -5483,6 +6244,7 @@
     <w:p>
       <w:pPr>
         <w:pStyle w:val="SQLCode"/>
+        <w:widowControl/>
         <w:spacing w:after="0" w:line="240" w:lineRule="auto"/>
       </w:pPr>
       <w:r>
@@ -5492,6 +6254,7 @@
     <w:p>
       <w:pPr>
         <w:pStyle w:val="SQLCode"/>
+        <w:widowControl/>
         <w:spacing w:after="0" w:line="240" w:lineRule="auto"/>
       </w:pPr>
       <w:r>
@@ -5501,6 +6264,7 @@
     <w:p>
       <w:pPr>
         <w:pStyle w:val="SQLCode"/>
+        <w:widowControl/>
         <w:spacing w:after="0" w:line="240" w:lineRule="auto"/>
       </w:pPr>
       <w:r>
@@ -5510,6 +6274,7 @@
     <w:p>
       <w:pPr>
         <w:pStyle w:val="SQLCode"/>
+        <w:widowControl/>
         <w:spacing w:after="0" w:line="240" w:lineRule="auto"/>
       </w:pPr>
       <w:r>
@@ -5519,6 +6284,7 @@
     <w:p>
       <w:pPr>
         <w:pStyle w:val="SQLCode"/>
+        <w:widowControl/>
         <w:spacing w:after="0" w:line="240" w:lineRule="auto"/>
       </w:pPr>
       <w:r>
@@ -5528,6 +6294,7 @@
     <w:p>
       <w:pPr>
         <w:pStyle w:val="SQLCode"/>
+        <w:widowControl/>
         <w:spacing w:after="0" w:line="240" w:lineRule="auto"/>
       </w:pPr>
       <w:r>
@@ -5537,6 +6304,7 @@
     <w:p>
       <w:pPr>
         <w:pStyle w:val="SQLCode"/>
+        <w:widowControl/>
         <w:spacing w:after="0" w:line="240" w:lineRule="auto"/>
       </w:pPr>
       <w:r>
@@ -5546,6 +6314,7 @@
     <w:p>
       <w:pPr>
         <w:pStyle w:val="SQLCode"/>
+        <w:widowControl/>
         <w:spacing w:after="0" w:line="240" w:lineRule="auto"/>
       </w:pPr>
       <w:r>
@@ -5555,6 +6324,7 @@
     <w:p>
       <w:pPr>
         <w:pStyle w:val="SQLCode"/>
+        <w:widowControl/>
         <w:spacing w:after="0" w:line="240" w:lineRule="auto"/>
       </w:pPr>
       <w:r>
@@ -5564,6 +6334,7 @@
     <w:p>
       <w:pPr>
         <w:pStyle w:val="SQLCode"/>
+        <w:widowControl/>
         <w:spacing w:after="0" w:line="240" w:lineRule="auto"/>
       </w:pPr>
       <w:r>
@@ -5573,6 +6344,7 @@
     <w:p>
       <w:pPr>
         <w:pStyle w:val="SQLCode"/>
+        <w:widowControl/>
         <w:spacing w:after="0" w:line="240" w:lineRule="auto"/>
       </w:pPr>
       <w:r>
@@ -5582,6 +6354,7 @@
     <w:p>
       <w:pPr>
         <w:pStyle w:val="SQLCode"/>
+        <w:widowControl/>
         <w:spacing w:after="0" w:line="240" w:lineRule="auto"/>
       </w:pPr>
       <w:r>
@@ -5591,6 +6364,7 @@
     <w:p>
       <w:pPr>
         <w:pStyle w:val="SQLCode"/>
+        <w:widowControl/>
         <w:spacing w:after="0" w:line="240" w:lineRule="auto"/>
       </w:pPr>
       <w:r>
@@ -5600,6 +6374,7 @@
     <w:p>
       <w:pPr>
         <w:pStyle w:val="SQLCode"/>
+        <w:widowControl/>
         <w:spacing w:after="0" w:line="240" w:lineRule="auto"/>
       </w:pPr>
       <w:r>
@@ -5609,6 +6384,7 @@
     <w:p>
       <w:pPr>
         <w:pStyle w:val="SQLCode"/>
+        <w:widowControl/>
         <w:spacing w:after="0" w:line="240" w:lineRule="auto"/>
       </w:pPr>
       <w:r>
@@ -5618,6 +6394,7 @@
     <w:p>
       <w:pPr>
         <w:pStyle w:val="SQLCode"/>
+        <w:widowControl/>
         <w:spacing w:after="0" w:line="240" w:lineRule="auto"/>
       </w:pPr>
       <w:r>
@@ -5627,6 +6404,7 @@
     <w:p>
       <w:pPr>
         <w:pStyle w:val="SQLCode"/>
+        <w:widowControl/>
         <w:spacing w:after="0" w:line="240" w:lineRule="auto"/>
       </w:pPr>
       <w:r>
@@ -5636,6 +6414,7 @@
     <w:p>
       <w:pPr>
         <w:pStyle w:val="SQLCode"/>
+        <w:widowControl/>
         <w:spacing w:after="0" w:line="240" w:lineRule="auto"/>
       </w:pPr>
       <w:r>
@@ -5645,6 +6424,7 @@
     <w:p>
       <w:pPr>
         <w:pStyle w:val="SQLCode"/>
+        <w:widowControl/>
         <w:spacing w:after="0" w:line="240" w:lineRule="auto"/>
       </w:pPr>
       <w:r>
@@ -5654,6 +6434,7 @@
     <w:p>
       <w:pPr>
         <w:pStyle w:val="SQLCode"/>
+        <w:widowControl/>
         <w:spacing w:after="0" w:line="240" w:lineRule="auto"/>
       </w:pPr>
       <w:r>
@@ -5663,6 +6444,7 @@
     <w:p>
       <w:pPr>
         <w:pStyle w:val="SQLCode"/>
+        <w:widowControl/>
         <w:spacing w:after="0" w:line="240" w:lineRule="auto"/>
       </w:pPr>
       <w:r>
@@ -5672,6 +6454,7 @@
     <w:p>
       <w:pPr>
         <w:pStyle w:val="SQLCode"/>
+        <w:widowControl/>
         <w:spacing w:after="0" w:line="240" w:lineRule="auto"/>
       </w:pPr>
       <w:r>
@@ -5681,6 +6464,7 @@
     <w:p>
       <w:pPr>
         <w:pStyle w:val="SQLCode"/>
+        <w:widowControl/>
         <w:spacing w:after="0" w:line="240" w:lineRule="auto"/>
       </w:pPr>
       <w:r>
@@ -5690,6 +6474,7 @@
     <w:p>
       <w:pPr>
         <w:pStyle w:val="SQLCode"/>
+        <w:widowControl/>
         <w:spacing w:after="0" w:line="240" w:lineRule="auto"/>
       </w:pPr>
       <w:r>
@@ -5699,6 +6484,7 @@
     <w:p>
       <w:pPr>
         <w:pStyle w:val="SQLCode"/>
+        <w:widowControl/>
         <w:spacing w:after="0" w:line="240" w:lineRule="auto"/>
       </w:pPr>
       <w:r>
@@ -5708,6 +6494,7 @@
     <w:p>
       <w:pPr>
         <w:pStyle w:val="SQLCode"/>
+        <w:widowControl/>
         <w:spacing w:after="0" w:line="240" w:lineRule="auto"/>
       </w:pPr>
       <w:r>
@@ -5717,6 +6504,7 @@
     <w:p>
       <w:pPr>
         <w:pStyle w:val="SQLCode"/>
+        <w:widowControl/>
         <w:spacing w:after="0" w:line="240" w:lineRule="auto"/>
       </w:pPr>
       <w:r>
@@ -5726,6 +6514,7 @@
     <w:p>
       <w:pPr>
         <w:pStyle w:val="SQLCode"/>
+        <w:widowControl/>
         <w:spacing w:after="0" w:line="240" w:lineRule="auto"/>
       </w:pPr>
       <w:r>
@@ -5735,6 +6524,7 @@
     <w:p>
       <w:pPr>
         <w:pStyle w:val="SQLCode"/>
+        <w:widowControl/>
         <w:spacing w:after="0" w:line="240" w:lineRule="auto"/>
       </w:pPr>
       <w:r>
@@ -5744,6 +6534,7 @@
     <w:p>
       <w:pPr>
         <w:pStyle w:val="SQLCode"/>
+        <w:widowControl/>
         <w:spacing w:after="0" w:line="240" w:lineRule="auto"/>
       </w:pPr>
       <w:r>
@@ -5753,6 +6544,7 @@
     <w:p>
       <w:pPr>
         <w:pStyle w:val="SQLCode"/>
+        <w:widowControl/>
         <w:spacing w:after="0" w:line="240" w:lineRule="auto"/>
       </w:pPr>
       <w:r>
@@ -5762,6 +6554,7 @@
     <w:p>
       <w:pPr>
         <w:pStyle w:val="SQLCode"/>
+        <w:widowControl/>
         <w:spacing w:after="0" w:line="240" w:lineRule="auto"/>
       </w:pPr>
       <w:r>
@@ -5771,6 +6564,7 @@
     <w:p>
       <w:pPr>
         <w:pStyle w:val="SQLCode"/>
+        <w:widowControl/>
         <w:spacing w:after="0" w:line="240" w:lineRule="auto"/>
       </w:pPr>
       <w:r>
@@ -5780,6 +6574,7 @@
     <w:p>
       <w:pPr>
         <w:pStyle w:val="SQLCode"/>
+        <w:widowControl/>
         <w:spacing w:after="0" w:line="240" w:lineRule="auto"/>
       </w:pPr>
       <w:r>
@@ -5789,6 +6584,7 @@
     <w:p>
       <w:pPr>
         <w:pStyle w:val="SQLCode"/>
+        <w:widowControl/>
         <w:spacing w:after="0" w:line="240" w:lineRule="auto"/>
       </w:pPr>
       <w:r>
@@ -5798,6 +6594,7 @@
     <w:p>
       <w:pPr>
         <w:pStyle w:val="SQLCode"/>
+        <w:widowControl/>
         <w:spacing w:after="0" w:line="240" w:lineRule="auto"/>
       </w:pPr>
       <w:r>
@@ -5807,6 +6604,7 @@
     <w:p>
       <w:pPr>
         <w:pStyle w:val="SQLCode"/>
+        <w:widowControl/>
         <w:spacing w:after="0" w:line="240" w:lineRule="auto"/>
       </w:pPr>
       <w:r>
@@ -5816,6 +6614,7 @@
     <w:p>
       <w:pPr>
         <w:pStyle w:val="SQLCode"/>
+        <w:widowControl/>
         <w:spacing w:after="0" w:line="240" w:lineRule="auto"/>
       </w:pPr>
       <w:r>
@@ -5825,6 +6624,7 @@
     <w:p>
       <w:pPr>
         <w:pStyle w:val="SQLCode"/>
+        <w:widowControl/>
         <w:spacing w:after="0" w:line="240" w:lineRule="auto"/>
       </w:pPr>
       <w:r>
@@ -5834,6 +6634,7 @@
     <w:p>
       <w:pPr>
         <w:pStyle w:val="SQLCode"/>
+        <w:widowControl/>
         <w:spacing w:after="0" w:line="240" w:lineRule="auto"/>
       </w:pPr>
       <w:r>
@@ -5843,6 +6644,7 @@
     <w:p>
       <w:pPr>
         <w:pStyle w:val="SQLCode"/>
+        <w:widowControl/>
         <w:spacing w:after="0" w:line="240" w:lineRule="auto"/>
       </w:pPr>
       <w:r>
@@ -5852,6 +6654,7 @@
     <w:p>
       <w:pPr>
         <w:pStyle w:val="SQLCode"/>
+        <w:widowControl/>
         <w:spacing w:after="0" w:line="240" w:lineRule="auto"/>
       </w:pPr>
       <w:r>
@@ -5861,6 +6664,7 @@
     <w:p>
       <w:pPr>
         <w:pStyle w:val="SQLCode"/>
+        <w:widowControl/>
         <w:spacing w:after="0" w:line="240" w:lineRule="auto"/>
       </w:pPr>
       <w:r>
@@ -5870,6 +6674,7 @@
     <w:p>
       <w:pPr>
         <w:pStyle w:val="SQLCode"/>
+        <w:widowControl/>
         <w:spacing w:after="0" w:line="240" w:lineRule="auto"/>
       </w:pPr>
       <w:r>
@@ -5879,6 +6684,7 @@
     <w:p>
       <w:pPr>
         <w:pStyle w:val="SQLCode"/>
+        <w:widowControl/>
         <w:spacing w:after="0" w:line="240" w:lineRule="auto"/>
       </w:pPr>
       <w:r>
@@ -5888,6 +6694,7 @@
     <w:p>
       <w:pPr>
         <w:pStyle w:val="SQLCode"/>
+        <w:widowControl/>
         <w:spacing w:after="0" w:line="240" w:lineRule="auto"/>
       </w:pPr>
       <w:r>
@@ -5897,6 +6704,7 @@
     <w:p>
       <w:pPr>
         <w:pStyle w:val="SQLCode"/>
+        <w:widowControl/>
         <w:spacing w:after="0" w:line="240" w:lineRule="auto"/>
       </w:pPr>
       <w:r>
@@ -5906,6 +6714,7 @@
     <w:p>
       <w:pPr>
         <w:pStyle w:val="SQLCode"/>
+        <w:widowControl/>
         <w:spacing w:after="0" w:line="240" w:lineRule="auto"/>
       </w:pPr>
       <w:r>
@@ -5915,6 +6724,7 @@
     <w:p>
       <w:pPr>
         <w:pStyle w:val="SQLCode"/>
+        <w:widowControl/>
         <w:spacing w:after="0" w:line="240" w:lineRule="auto"/>
       </w:pPr>
       <w:r>
@@ -5924,6 +6734,7 @@
     <w:p>
       <w:pPr>
         <w:pStyle w:val="SQLCode"/>
+        <w:widowControl/>
         <w:spacing w:after="0" w:line="240" w:lineRule="auto"/>
       </w:pPr>
       <w:r>
@@ -5933,6 +6744,7 @@
     <w:p>
       <w:pPr>
         <w:pStyle w:val="SQLCode"/>
+        <w:widowControl/>
         <w:spacing w:after="0" w:line="240" w:lineRule="auto"/>
       </w:pPr>
       <w:r>
@@ -5942,6 +6754,7 @@
     <w:p>
       <w:pPr>
         <w:pStyle w:val="SQLCode"/>
+        <w:widowControl/>
         <w:spacing w:after="0" w:line="240" w:lineRule="auto"/>
       </w:pPr>
       <w:r>
@@ -5951,6 +6764,7 @@
     <w:p>
       <w:pPr>
         <w:pStyle w:val="SQLCode"/>
+        <w:widowControl/>
         <w:spacing w:after="0" w:line="240" w:lineRule="auto"/>
       </w:pPr>
       <w:r>
@@ -5960,6 +6774,7 @@
     <w:p>
       <w:pPr>
         <w:pStyle w:val="SQLCode"/>
+        <w:widowControl/>
         <w:spacing w:after="0" w:line="240" w:lineRule="auto"/>
       </w:pPr>
       <w:r>
@@ -5969,6 +6784,7 @@
     <w:p>
       <w:pPr>
         <w:pStyle w:val="SQLCode"/>
+        <w:widowControl/>
         <w:spacing w:after="0" w:line="240" w:lineRule="auto"/>
       </w:pPr>
       <w:r>
@@ -5978,6 +6794,7 @@
     <w:p>
       <w:pPr>
         <w:pStyle w:val="SQLCode"/>
+        <w:widowControl/>
         <w:spacing w:after="0" w:line="240" w:lineRule="auto"/>
       </w:pPr>
       <w:r>
@@ -5987,6 +6804,7 @@
     <w:p>
       <w:pPr>
         <w:pStyle w:val="SQLCode"/>
+        <w:widowControl/>
         <w:spacing w:after="0" w:line="240" w:lineRule="auto"/>
       </w:pPr>
       <w:r>
@@ -5996,6 +6814,7 @@
     <w:p>
       <w:pPr>
         <w:pStyle w:val="SQLCode"/>
+        <w:widowControl/>
         <w:spacing w:after="0" w:line="240" w:lineRule="auto"/>
       </w:pPr>
       <w:r>
@@ -6005,6 +6824,7 @@
     <w:p>
       <w:pPr>
         <w:pStyle w:val="SQLCode"/>
+        <w:widowControl/>
         <w:spacing w:after="0" w:line="240" w:lineRule="auto"/>
       </w:pPr>
       <w:r>
@@ -6014,6 +6834,7 @@
     <w:p>
       <w:pPr>
         <w:pStyle w:val="SQLCode"/>
+        <w:widowControl/>
         <w:spacing w:after="0" w:line="240" w:lineRule="auto"/>
       </w:pPr>
       <w:r>
@@ -6023,6 +6844,7 @@
     <w:p>
       <w:pPr>
         <w:pStyle w:val="SQLCode"/>
+        <w:widowControl/>
         <w:spacing w:after="0" w:line="240" w:lineRule="auto"/>
       </w:pPr>
       <w:r>
@@ -6032,6 +6854,7 @@
     <w:p>
       <w:pPr>
         <w:pStyle w:val="SQLCode"/>
+        <w:widowControl/>
         <w:spacing w:after="0" w:line="240" w:lineRule="auto"/>
       </w:pPr>
       <w:r>
@@ -6041,6 +6864,7 @@
     <w:p>
       <w:pPr>
         <w:pStyle w:val="SQLCode"/>
+        <w:widowControl/>
         <w:spacing w:after="0" w:line="240" w:lineRule="auto"/>
       </w:pPr>
       <w:r>
@@ -6050,6 +6874,7 @@
     <w:p>
       <w:pPr>
         <w:pStyle w:val="SQLCode"/>
+        <w:widowControl/>
         <w:spacing w:after="0" w:line="240" w:lineRule="auto"/>
       </w:pPr>
       <w:r>
@@ -6059,6 +6884,7 @@
     <w:p>
       <w:pPr>
         <w:pStyle w:val="SQLCode"/>
+        <w:widowControl/>
         <w:spacing w:after="0" w:line="240" w:lineRule="auto"/>
       </w:pPr>
       <w:r>
@@ -6068,6 +6894,7 @@
     <w:p>
       <w:pPr>
         <w:pStyle w:val="SQLCode"/>
+        <w:widowControl/>
         <w:spacing w:after="0" w:line="240" w:lineRule="auto"/>
       </w:pPr>
       <w:r>
@@ -6077,6 +6904,7 @@
     <w:p>
       <w:pPr>
         <w:pStyle w:val="SQLCode"/>
+        <w:widowControl/>
         <w:spacing w:after="0" w:line="240" w:lineRule="auto"/>
       </w:pPr>
       <w:r>
@@ -6086,6 +6914,7 @@
     <w:p>
       <w:pPr>
         <w:pStyle w:val="SQLCode"/>
+        <w:widowControl/>
         <w:spacing w:after="0" w:line="240" w:lineRule="auto"/>
       </w:pPr>
       <w:r>
@@ -6095,6 +6924,7 @@
     <w:p>
       <w:pPr>
         <w:pStyle w:val="SQLCode"/>
+        <w:widowControl/>
         <w:spacing w:after="0" w:line="240" w:lineRule="auto"/>
       </w:pPr>
       <w:r>
@@ -6104,6 +6934,7 @@
     <w:p>
       <w:pPr>
         <w:pStyle w:val="SQLCode"/>
+        <w:widowControl/>
         <w:spacing w:after="0" w:line="240" w:lineRule="auto"/>
       </w:pPr>
       <w:r>
@@ -6113,6 +6944,7 @@
     <w:p>
       <w:pPr>
         <w:pStyle w:val="SQLCode"/>
+        <w:widowControl/>
         <w:spacing w:after="0" w:line="240" w:lineRule="auto"/>
       </w:pPr>
       <w:r>
@@ -6122,6 +6954,7 @@
     <w:p>
       <w:pPr>
         <w:pStyle w:val="SQLCode"/>
+        <w:widowControl/>
         <w:spacing w:after="0" w:line="240" w:lineRule="auto"/>
       </w:pPr>
       <w:r>
@@ -6131,6 +6964,7 @@
     <w:p>
       <w:pPr>
         <w:pStyle w:val="SQLCode"/>
+        <w:widowControl/>
         <w:spacing w:after="0" w:line="240" w:lineRule="auto"/>
       </w:pPr>
       <w:r>
@@ -6140,6 +6974,7 @@
     <w:p>
       <w:pPr>
         <w:pStyle w:val="SQLCode"/>
+        <w:widowControl/>
         <w:spacing w:after="0" w:line="240" w:lineRule="auto"/>
       </w:pPr>
       <w:r>
@@ -6149,6 +6984,7 @@
     <w:p>
       <w:pPr>
         <w:pStyle w:val="SQLCode"/>
+        <w:widowControl/>
         <w:spacing w:after="0" w:line="240" w:lineRule="auto"/>
       </w:pPr>
       <w:r>
@@ -6158,6 +6994,7 @@
     <w:p>
       <w:pPr>
         <w:pStyle w:val="SQLCode"/>
+        <w:widowControl/>
         <w:spacing w:after="0" w:line="240" w:lineRule="auto"/>
       </w:pPr>
       <w:r>
@@ -6167,6 +7004,7 @@
     <w:p>
       <w:pPr>
         <w:pStyle w:val="SQLCode"/>
+        <w:widowControl/>
         <w:spacing w:after="0" w:line="240" w:lineRule="auto"/>
       </w:pPr>
       <w:r>
@@ -6176,6 +7014,7 @@
     <w:p>
       <w:pPr>
         <w:pStyle w:val="SQLCode"/>
+        <w:widowControl/>
         <w:spacing w:after="0" w:line="240" w:lineRule="auto"/>
       </w:pPr>
       <w:r>
@@ -6185,6 +7024,7 @@
     <w:p>
       <w:pPr>
         <w:pStyle w:val="SQLCode"/>
+        <w:widowControl/>
         <w:spacing w:after="0" w:line="240" w:lineRule="auto"/>
       </w:pPr>
       <w:r>
@@ -6194,6 +7034,7 @@
     <w:p>
       <w:pPr>
         <w:pStyle w:val="SQLCode"/>
+        <w:widowControl/>
         <w:spacing w:after="0" w:line="240" w:lineRule="auto"/>
       </w:pPr>
       <w:r>
@@ -6203,6 +7044,7 @@
     <w:p>
       <w:pPr>
         <w:pStyle w:val="SQLCode"/>
+        <w:widowControl/>
         <w:spacing w:after="0" w:line="240" w:lineRule="auto"/>
       </w:pPr>
       <w:r>
@@ -6212,6 +7054,7 @@
     <w:p>
       <w:pPr>
         <w:pStyle w:val="SQLCode"/>
+        <w:widowControl/>
         <w:spacing w:after="0" w:line="240" w:lineRule="auto"/>
       </w:pPr>
       <w:r>
@@ -6221,6 +7064,7 @@
     <w:p>
       <w:pPr>
         <w:pStyle w:val="SQLCode"/>
+        <w:widowControl/>
         <w:spacing w:after="0" w:line="240" w:lineRule="auto"/>
       </w:pPr>
       <w:r>
@@ -6230,6 +7074,7 @@
     <w:p>
       <w:pPr>
         <w:pStyle w:val="SQLCode"/>
+        <w:widowControl/>
         <w:spacing w:after="0" w:line="240" w:lineRule="auto"/>
       </w:pPr>
       <w:r>
@@ -6239,6 +7084,7 @@
     <w:p>
       <w:pPr>
         <w:pStyle w:val="SQLCode"/>
+        <w:widowControl/>
         <w:spacing w:after="0" w:line="240" w:lineRule="auto"/>
       </w:pPr>
       <w:r>
@@ -6248,6 +7094,7 @@
     <w:p>
       <w:pPr>
         <w:pStyle w:val="SQLCode"/>
+        <w:widowControl/>
         <w:spacing w:after="0" w:line="240" w:lineRule="auto"/>
       </w:pPr>
       <w:r>
@@ -6257,6 +7104,7 @@
     <w:p>
       <w:pPr>
         <w:pStyle w:val="SQLCode"/>
+        <w:widowControl/>
         <w:spacing w:after="0" w:line="240" w:lineRule="auto"/>
       </w:pPr>
       <w:r>
@@ -6266,6 +7114,7 @@
     <w:p>
       <w:pPr>
         <w:pStyle w:val="SQLCode"/>
+        <w:widowControl/>
         <w:spacing w:after="0" w:line="240" w:lineRule="auto"/>
       </w:pPr>
       <w:r>
@@ -6275,6 +7124,7 @@
     <w:p>
       <w:pPr>
         <w:pStyle w:val="SQLCode"/>
+        <w:widowControl/>
         <w:spacing w:after="0" w:line="240" w:lineRule="auto"/>
       </w:pPr>
       <w:r>
@@ -6284,6 +7134,7 @@
     <w:p>
       <w:pPr>
         <w:pStyle w:val="SQLCode"/>
+        <w:widowControl/>
         <w:spacing w:after="0" w:line="240" w:lineRule="auto"/>
       </w:pPr>
       <w:r>
@@ -6293,6 +7144,7 @@
     <w:p>
       <w:pPr>
         <w:pStyle w:val="SQLCode"/>
+        <w:widowControl/>
         <w:spacing w:after="0" w:line="240" w:lineRule="auto"/>
       </w:pPr>
       <w:r>
@@ -6302,6 +7154,7 @@
     <w:p>
       <w:pPr>
         <w:pStyle w:val="SQLCode"/>
+        <w:widowControl/>
         <w:spacing w:after="0" w:line="240" w:lineRule="auto"/>
       </w:pPr>
       <w:r>
@@ -6311,6 +7164,7 @@
     <w:p>
       <w:pPr>
         <w:pStyle w:val="SQLCode"/>
+        <w:widowControl/>
         <w:spacing w:after="0" w:line="240" w:lineRule="auto"/>
       </w:pPr>
       <w:r>
@@ -6320,6 +7174,7 @@
     <w:p>
       <w:pPr>
         <w:pStyle w:val="SQLCode"/>
+        <w:widowControl/>
         <w:spacing w:after="0" w:line="240" w:lineRule="auto"/>
       </w:pPr>
       <w:r>
@@ -6329,6 +7184,7 @@
     <w:p>
       <w:pPr>
         <w:pStyle w:val="SQLCode"/>
+        <w:widowControl/>
         <w:spacing w:after="0" w:line="240" w:lineRule="auto"/>
       </w:pPr>
       <w:r>
@@ -6338,6 +7194,7 @@
     <w:p>
       <w:pPr>
         <w:pStyle w:val="SQLCode"/>
+        <w:widowControl/>
         <w:spacing w:after="0" w:line="240" w:lineRule="auto"/>
       </w:pPr>
       <w:r>
@@ -6347,6 +7204,7 @@
     <w:p>
       <w:pPr>
         <w:pStyle w:val="SQLCode"/>
+        <w:widowControl/>
         <w:spacing w:after="0" w:line="240" w:lineRule="auto"/>
       </w:pPr>
       <w:r>
@@ -6356,6 +7214,7 @@
     <w:p>
       <w:pPr>
         <w:pStyle w:val="SQLCode"/>
+        <w:widowControl/>
         <w:spacing w:after="0" w:line="240" w:lineRule="auto"/>
       </w:pPr>
       <w:r>
@@ -6365,6 +7224,7 @@
     <w:p>
       <w:pPr>
         <w:pStyle w:val="SQLCode"/>
+        <w:widowControl/>
         <w:spacing w:after="0" w:line="240" w:lineRule="auto"/>
       </w:pPr>
       <w:r>
@@ -6374,6 +7234,7 @@
     <w:p>
       <w:pPr>
         <w:pStyle w:val="SQLCode"/>
+        <w:widowControl/>
         <w:spacing w:after="0" w:line="240" w:lineRule="auto"/>
       </w:pPr>
       <w:r>
@@ -6383,6 +7244,7 @@
     <w:p>
       <w:pPr>
         <w:pStyle w:val="SQLCode"/>
+        <w:widowControl/>
         <w:spacing w:after="0" w:line="240" w:lineRule="auto"/>
       </w:pPr>
       <w:r>
@@ -6392,6 +7254,7 @@
     <w:p>
       <w:pPr>
         <w:pStyle w:val="SQLCode"/>
+        <w:widowControl/>
         <w:spacing w:after="0" w:line="240" w:lineRule="auto"/>
       </w:pPr>
       <w:r>
@@ -6401,6 +7264,7 @@
     <w:p>
       <w:pPr>
         <w:pStyle w:val="SQLCode"/>
+        <w:widowControl/>
         <w:spacing w:after="0" w:line="240" w:lineRule="auto"/>
       </w:pPr>
       <w:r>
@@ -6410,6 +7274,7 @@
     <w:p>
       <w:pPr>
         <w:pStyle w:val="SQLCode"/>
+        <w:widowControl/>
         <w:spacing w:after="0" w:line="240" w:lineRule="auto"/>
       </w:pPr>
       <w:r>
@@ -6419,6 +7284,7 @@
     <w:p>
       <w:pPr>
         <w:pStyle w:val="SQLCode"/>
+        <w:widowControl/>
         <w:spacing w:after="0" w:line="240" w:lineRule="auto"/>
       </w:pPr>
       <w:r>
@@ -6428,6 +7294,7 @@
     <w:p>
       <w:pPr>
         <w:pStyle w:val="SQLCode"/>
+        <w:widowControl/>
         <w:spacing w:after="0" w:line="240" w:lineRule="auto"/>
       </w:pPr>
       <w:r>
@@ -6437,6 +7304,7 @@
     <w:p>
       <w:pPr>
         <w:pStyle w:val="SQLCode"/>
+        <w:widowControl/>
         <w:spacing w:after="0" w:line="240" w:lineRule="auto"/>
       </w:pPr>
       <w:r>
@@ -6446,6 +7314,7 @@
     <w:p>
       <w:pPr>
         <w:pStyle w:val="SQLCode"/>
+        <w:widowControl/>
         <w:spacing w:after="0" w:line="240" w:lineRule="auto"/>
       </w:pPr>
       <w:r>
@@ -6455,6 +7324,7 @@
     <w:p>
       <w:pPr>
         <w:pStyle w:val="SQLCode"/>
+        <w:widowControl/>
         <w:spacing w:after="0" w:line="240" w:lineRule="auto"/>
       </w:pPr>
       <w:r>
@@ -6464,6 +7334,7 @@
     <w:p>
       <w:pPr>
         <w:pStyle w:val="SQLCode"/>
+        <w:widowControl/>
         <w:spacing w:after="0" w:line="240" w:lineRule="auto"/>
       </w:pPr>
       <w:r>
@@ -6473,6 +7344,7 @@
     <w:p>
       <w:pPr>
         <w:pStyle w:val="SQLCode"/>
+        <w:widowControl/>
         <w:spacing w:after="0" w:line="240" w:lineRule="auto"/>
       </w:pPr>
       <w:r>
@@ -6482,6 +7354,7 @@
     <w:p>
       <w:pPr>
         <w:pStyle w:val="SQLCode"/>
+        <w:widowControl/>
         <w:spacing w:after="0" w:line="240" w:lineRule="auto"/>
       </w:pPr>
       <w:r>
@@ -6491,6 +7364,7 @@
     <w:p>
       <w:pPr>
         <w:pStyle w:val="SQLCode"/>
+        <w:widowControl/>
         <w:spacing w:after="0" w:line="240" w:lineRule="auto"/>
       </w:pPr>
       <w:r>
@@ -6500,6 +7374,7 @@
     <w:p>
       <w:pPr>
         <w:pStyle w:val="SQLCode"/>
+        <w:widowControl/>
         <w:spacing w:after="0" w:line="240" w:lineRule="auto"/>
       </w:pPr>
       <w:r>
@@ -6509,6 +7384,7 @@
     <w:p>
       <w:pPr>
         <w:pStyle w:val="SQLCode"/>
+        <w:widowControl/>
         <w:spacing w:after="0" w:line="240" w:lineRule="auto"/>
       </w:pPr>
       <w:r>
@@ -6518,6 +7394,7 @@
     <w:p>
       <w:pPr>
         <w:pStyle w:val="SQLCode"/>
+        <w:widowControl/>
         <w:spacing w:after="0" w:line="240" w:lineRule="auto"/>
       </w:pPr>
       <w:r>
@@ -6527,6 +7404,7 @@
     <w:p>
       <w:pPr>
         <w:pStyle w:val="SQLCode"/>
+        <w:widowControl/>
         <w:spacing w:after="0" w:line="240" w:lineRule="auto"/>
       </w:pPr>
       <w:r>
@@ -6536,6 +7414,7 @@
     <w:p>
       <w:pPr>
         <w:pStyle w:val="SQLCode"/>
+        <w:widowControl/>
         <w:spacing w:after="0" w:line="240" w:lineRule="auto"/>
       </w:pPr>
       <w:r>
@@ -6545,6 +7424,7 @@
     <w:p>
       <w:pPr>
         <w:pStyle w:val="SQLCode"/>
+        <w:widowControl/>
         <w:spacing w:after="0" w:line="240" w:lineRule="auto"/>
       </w:pPr>
       <w:r>
@@ -6554,6 +7434,7 @@
     <w:p>
       <w:pPr>
         <w:pStyle w:val="SQLCode"/>
+        <w:widowControl/>
         <w:spacing w:after="0" w:line="240" w:lineRule="auto"/>
       </w:pPr>
       <w:r>
@@ -6563,6 +7444,7 @@
     <w:p>
       <w:pPr>
         <w:pStyle w:val="SQLCode"/>
+        <w:widowControl/>
         <w:spacing w:after="0" w:line="240" w:lineRule="auto"/>
       </w:pPr>
       <w:r>
@@ -6572,6 +7454,7 @@
     <w:p>
       <w:pPr>
         <w:pStyle w:val="SQLCode"/>
+        <w:widowControl/>
         <w:spacing w:after="0" w:line="240" w:lineRule="auto"/>
       </w:pPr>
       <w:r>
@@ -6581,6 +7464,7 @@
     <w:p>
       <w:pPr>
         <w:pStyle w:val="SQLCode"/>
+        <w:widowControl/>
         <w:spacing w:after="0" w:line="240" w:lineRule="auto"/>
       </w:pPr>
       <w:r>
@@ -6590,6 +7474,7 @@
     <w:p>
       <w:pPr>
         <w:pStyle w:val="SQLCode"/>
+        <w:widowControl/>
         <w:spacing w:after="0" w:line="240" w:lineRule="auto"/>
       </w:pPr>
       <w:r>
@@ -6599,6 +7484,7 @@
     <w:p>
       <w:pPr>
         <w:pStyle w:val="SQLCode"/>
+        <w:widowControl/>
         <w:spacing w:after="0" w:line="240" w:lineRule="auto"/>
       </w:pPr>
       <w:r>
@@ -6608,6 +7494,7 @@
     <w:p>
       <w:pPr>
         <w:pStyle w:val="SQLCode"/>
+        <w:widowControl/>
         <w:spacing w:after="0" w:line="240" w:lineRule="auto"/>
       </w:pPr>
       <w:r>
@@ -6617,6 +7504,7 @@
     <w:p>
       <w:pPr>
         <w:pStyle w:val="SQLCode"/>
+        <w:widowControl/>
         <w:spacing w:after="0" w:line="240" w:lineRule="auto"/>
       </w:pPr>
       <w:r>
@@ -6626,6 +7514,7 @@
     <w:p>
       <w:pPr>
         <w:pStyle w:val="SQLCode"/>
+        <w:widowControl/>
         <w:spacing w:after="0" w:line="240" w:lineRule="auto"/>
       </w:pPr>
       <w:r>
@@ -6635,6 +7524,7 @@
     <w:p>
       <w:pPr>
         <w:pStyle w:val="SQLCode"/>
+        <w:widowControl/>
         <w:spacing w:after="0" w:line="240" w:lineRule="auto"/>
       </w:pPr>
       <w:r>
@@ -6644,6 +7534,7 @@
     <w:p>
       <w:pPr>
         <w:pStyle w:val="SQLCode"/>
+        <w:widowControl/>
         <w:spacing w:after="0" w:line="240" w:lineRule="auto"/>
       </w:pPr>
       <w:r>
@@ -6653,6 +7544,7 @@
     <w:p>
       <w:pPr>
         <w:pStyle w:val="SQLCode"/>
+        <w:widowControl/>
         <w:spacing w:after="0" w:line="240" w:lineRule="auto"/>
       </w:pPr>
       <w:r>
@@ -6662,6 +7554,7 @@
     <w:p>
       <w:pPr>
         <w:pStyle w:val="SQLCode"/>
+        <w:widowControl/>
         <w:spacing w:after="0" w:line="240" w:lineRule="auto"/>
       </w:pPr>
       <w:r>
@@ -6671,6 +7564,7 @@
     <w:p>
       <w:pPr>
         <w:pStyle w:val="SQLCode"/>
+        <w:widowControl/>
         <w:spacing w:after="0" w:line="240" w:lineRule="auto"/>
       </w:pPr>
       <w:r>
@@ -6680,6 +7574,7 @@
     <w:p>
       <w:pPr>
         <w:pStyle w:val="SQLCode"/>
+        <w:widowControl/>
         <w:spacing w:after="0" w:line="240" w:lineRule="auto"/>
       </w:pPr>
       <w:r>
@@ -6689,6 +7584,7 @@
     <w:p>
       <w:pPr>
         <w:pStyle w:val="SQLCode"/>
+        <w:widowControl/>
         <w:spacing w:after="0" w:line="240" w:lineRule="auto"/>
       </w:pPr>
       <w:r>
@@ -6698,6 +7594,7 @@
     <w:p>
       <w:pPr>
         <w:pStyle w:val="SQLCode"/>
+        <w:widowControl/>
         <w:spacing w:after="0" w:line="240" w:lineRule="auto"/>
       </w:pPr>
       <w:r>
@@ -6707,6 +7604,7 @@
     <w:p>
       <w:pPr>
         <w:pStyle w:val="SQLCode"/>
+        <w:widowControl/>
         <w:spacing w:after="0" w:line="240" w:lineRule="auto"/>
       </w:pPr>
       <w:r>
@@ -6716,6 +7614,7 @@
     <w:p>
       <w:pPr>
         <w:pStyle w:val="SQLCode"/>
+        <w:widowControl/>
         <w:spacing w:after="0" w:line="240" w:lineRule="auto"/>
       </w:pPr>
       <w:r>
@@ -6725,6 +7624,7 @@
     <w:p>
       <w:pPr>
         <w:pStyle w:val="SQLCode"/>
+        <w:widowControl/>
         <w:spacing w:after="0" w:line="240" w:lineRule="auto"/>
       </w:pPr>
       <w:r>
@@ -6734,6 +7634,7 @@
     <w:p>
       <w:pPr>
         <w:pStyle w:val="SQLCode"/>
+        <w:widowControl/>
         <w:spacing w:after="0" w:line="240" w:lineRule="auto"/>
       </w:pPr>
       <w:r>
@@ -6743,6 +7644,7 @@
     <w:p>
       <w:pPr>
         <w:pStyle w:val="SQLCode"/>
+        <w:widowControl/>
         <w:spacing w:after="0" w:line="240" w:lineRule="auto"/>
       </w:pPr>
       <w:r>
@@ -6752,6 +7654,7 @@
     <w:p>
       <w:pPr>
         <w:pStyle w:val="SQLCode"/>
+        <w:widowControl/>
         <w:spacing w:after="0" w:line="240" w:lineRule="auto"/>
       </w:pPr>
       <w:r>
@@ -6761,6 +7664,7 @@
     <w:p>
       <w:pPr>
         <w:pStyle w:val="SQLCode"/>
+        <w:widowControl/>
         <w:spacing w:after="0" w:line="240" w:lineRule="auto"/>
       </w:pPr>
       <w:r>
@@ -6770,6 +7674,7 @@
     <w:p>
       <w:pPr>
         <w:pStyle w:val="SQLCode"/>
+        <w:widowControl/>
         <w:spacing w:after="0" w:line="240" w:lineRule="auto"/>
       </w:pPr>
       <w:r>
@@ -6779,6 +7684,7 @@
     <w:p>
       <w:pPr>
         <w:pStyle w:val="SQLCode"/>
+        <w:widowControl/>
         <w:spacing w:after="0" w:line="240" w:lineRule="auto"/>
       </w:pPr>
       <w:r>
@@ -6788,6 +7694,7 @@
     <w:p>
       <w:pPr>
         <w:pStyle w:val="SQLCode"/>
+        <w:widowControl/>
         <w:spacing w:after="0" w:line="240" w:lineRule="auto"/>
       </w:pPr>
       <w:r>
@@ -6797,6 +7704,7 @@
     <w:p>
       <w:pPr>
         <w:pStyle w:val="SQLCode"/>
+        <w:widowControl/>
         <w:spacing w:after="0" w:line="240" w:lineRule="auto"/>
       </w:pPr>
       <w:r>
@@ -6806,6 +7714,7 @@
     <w:p>
       <w:pPr>
         <w:pStyle w:val="SQLCode"/>
+        <w:widowControl/>
         <w:spacing w:after="0" w:line="240" w:lineRule="auto"/>
       </w:pPr>
       <w:r>
@@ -6815,6 +7724,7 @@
     <w:p>
       <w:pPr>
         <w:pStyle w:val="SQLCode"/>
+        <w:widowControl/>
         <w:spacing w:after="0" w:line="240" w:lineRule="auto"/>
       </w:pPr>
       <w:r>
@@ -6824,6 +7734,7 @@
     <w:p>
       <w:pPr>
         <w:pStyle w:val="SQLCode"/>
+        <w:widowControl/>
         <w:spacing w:after="0" w:line="240" w:lineRule="auto"/>
       </w:pPr>
       <w:r>
@@ -6833,6 +7744,7 @@
     <w:p>
       <w:pPr>
         <w:pStyle w:val="SQLCode"/>
+        <w:widowControl/>
         <w:spacing w:after="0" w:line="240" w:lineRule="auto"/>
       </w:pPr>
       <w:r>
@@ -6842,6 +7754,7 @@
     <w:p>
       <w:pPr>
         <w:pStyle w:val="SQLCode"/>
+        <w:widowControl/>
         <w:spacing w:after="0" w:line="240" w:lineRule="auto"/>
       </w:pPr>
       <w:r>
@@ -6851,6 +7764,7 @@
     <w:p>
       <w:pPr>
         <w:pStyle w:val="SQLCode"/>
+        <w:widowControl/>
         <w:spacing w:after="0" w:line="240" w:lineRule="auto"/>
       </w:pPr>
       <w:r>
@@ -6860,6 +7774,7 @@
     <w:p>
       <w:pPr>
         <w:pStyle w:val="SQLCode"/>
+        <w:widowControl/>
         <w:spacing w:after="0" w:line="240" w:lineRule="auto"/>
       </w:pPr>
       <w:r>
@@ -6869,6 +7784,7 @@
     <w:p>
       <w:pPr>
         <w:pStyle w:val="SQLCode"/>
+        <w:widowControl/>
         <w:spacing w:after="0" w:line="240" w:lineRule="auto"/>
       </w:pPr>
       <w:r>
@@ -6878,6 +7794,7 @@
     <w:p>
       <w:pPr>
         <w:pStyle w:val="SQLCode"/>
+        <w:widowControl/>
         <w:spacing w:after="0" w:line="240" w:lineRule="auto"/>
       </w:pPr>
       <w:r>
@@ -6887,6 +7804,7 @@
     <w:p>
       <w:pPr>
         <w:pStyle w:val="SQLCode"/>
+        <w:widowControl/>
         <w:spacing w:after="0" w:line="240" w:lineRule="auto"/>
       </w:pPr>
       <w:r>
@@ -6896,6 +7814,7 @@
     <w:p>
       <w:pPr>
         <w:pStyle w:val="SQLCode"/>
+        <w:widowControl/>
         <w:spacing w:after="0" w:line="240" w:lineRule="auto"/>
       </w:pPr>
       <w:r>
@@ -6905,6 +7824,7 @@
     <w:p>
       <w:pPr>
         <w:pStyle w:val="SQLCode"/>
+        <w:widowControl/>
         <w:spacing w:after="0" w:line="240" w:lineRule="auto"/>
       </w:pPr>
       <w:r>
@@ -6914,6 +7834,7 @@
     <w:p>
       <w:pPr>
         <w:pStyle w:val="SQLCode"/>
+        <w:widowControl/>
         <w:spacing w:after="0" w:line="240" w:lineRule="auto"/>
       </w:pPr>
       <w:r>
@@ -6923,6 +7844,7 @@
     <w:p>
       <w:pPr>
         <w:pStyle w:val="SQLCode"/>
+        <w:widowControl/>
         <w:spacing w:after="0" w:line="240" w:lineRule="auto"/>
       </w:pPr>
       <w:r>
@@ -6932,6 +7854,7 @@
     <w:p>
       <w:pPr>
         <w:pStyle w:val="SQLCode"/>
+        <w:widowControl/>
         <w:spacing w:after="0" w:line="240" w:lineRule="auto"/>
       </w:pPr>
       <w:r>
@@ -6941,6 +7864,7 @@
     <w:p>
       <w:pPr>
         <w:pStyle w:val="SQLCode"/>
+        <w:widowControl/>
         <w:spacing w:after="0" w:line="240" w:lineRule="auto"/>
       </w:pPr>
       <w:r>
@@ -6950,6 +7874,7 @@
     <w:p>
       <w:pPr>
         <w:pStyle w:val="SQLCode"/>
+        <w:widowControl/>
         <w:spacing w:after="0" w:line="240" w:lineRule="auto"/>
       </w:pPr>
       <w:r>
@@ -6959,6 +7884,7 @@
     <w:p>
       <w:pPr>
         <w:pStyle w:val="SQLCode"/>
+        <w:widowControl/>
         <w:spacing w:after="0" w:line="240" w:lineRule="auto"/>
       </w:pPr>
       <w:r>
@@ -6968,6 +7894,7 @@
     <w:p>
       <w:pPr>
         <w:pStyle w:val="SQLCode"/>
+        <w:widowControl/>
         <w:spacing w:after="0" w:line="240" w:lineRule="auto"/>
       </w:pPr>
       <w:r>
@@ -6977,6 +7904,7 @@
     <w:p>
       <w:pPr>
         <w:pStyle w:val="SQLCode"/>
+        <w:widowControl/>
         <w:spacing w:after="0" w:line="240" w:lineRule="auto"/>
       </w:pPr>
       <w:r>
@@ -6986,6 +7914,7 @@
     <w:p>
       <w:pPr>
         <w:pStyle w:val="SQLCode"/>
+        <w:widowControl/>
         <w:spacing w:after="0" w:line="240" w:lineRule="auto"/>
       </w:pPr>
       <w:r>
@@ -6995,6 +7924,7 @@
     <w:p>
       <w:pPr>
         <w:pStyle w:val="SQLCode"/>
+        <w:widowControl/>
         <w:spacing w:after="0" w:line="240" w:lineRule="auto"/>
       </w:pPr>
       <w:r>
@@ -7004,6 +7934,7 @@
     <w:p>
       <w:pPr>
         <w:pStyle w:val="SQLCode"/>
+        <w:widowControl/>
         <w:spacing w:after="0" w:line="240" w:lineRule="auto"/>
       </w:pPr>
       <w:r>
@@ -7013,6 +7944,7 @@
     <w:p>
       <w:pPr>
         <w:pStyle w:val="SQLCode"/>
+        <w:widowControl/>
         <w:spacing w:after="0" w:line="240" w:lineRule="auto"/>
       </w:pPr>
       <w:r>
@@ -7022,6 +7954,7 @@
     <w:p>
       <w:pPr>
         <w:pStyle w:val="SQLCode"/>
+        <w:widowControl/>
         <w:spacing w:after="0" w:line="240" w:lineRule="auto"/>
       </w:pPr>
       <w:r>
@@ -7031,6 +7964,7 @@
     <w:p>
       <w:pPr>
         <w:pStyle w:val="SQLCode"/>
+        <w:widowControl/>
         <w:spacing w:after="0" w:line="240" w:lineRule="auto"/>
       </w:pPr>
       <w:r>
@@ -7040,6 +7974,7 @@
     <w:p>
       <w:pPr>
         <w:pStyle w:val="SQLCode"/>
+        <w:widowControl/>
         <w:spacing w:after="0" w:line="240" w:lineRule="auto"/>
       </w:pPr>
       <w:r>
@@ -7049,6 +7984,7 @@
     <w:p>
       <w:pPr>
         <w:pStyle w:val="SQLCode"/>
+        <w:widowControl/>
         <w:spacing w:after="0" w:line="240" w:lineRule="auto"/>
       </w:pPr>
       <w:r>
@@ -7058,6 +7994,7 @@
     <w:p>
       <w:pPr>
         <w:pStyle w:val="SQLCode"/>
+        <w:widowControl/>
         <w:spacing w:after="0" w:line="240" w:lineRule="auto"/>
       </w:pPr>
       <w:r>
@@ -7067,6 +8004,7 @@
     <w:p>
       <w:pPr>
         <w:pStyle w:val="SQLCode"/>
+        <w:widowControl/>
         <w:spacing w:after="0" w:line="240" w:lineRule="auto"/>
       </w:pPr>
       <w:r>
@@ -7076,6 +8014,7 @@
     <w:p>
       <w:pPr>
         <w:pStyle w:val="SQLCode"/>
+        <w:widowControl/>
         <w:spacing w:after="0" w:line="240" w:lineRule="auto"/>
       </w:pPr>
       <w:r>
@@ -7085,6 +8024,7 @@
     <w:p>
       <w:pPr>
         <w:pStyle w:val="SQLCode"/>
+        <w:widowControl/>
         <w:spacing w:after="0" w:line="240" w:lineRule="auto"/>
       </w:pPr>
       <w:r>
@@ -7094,6 +8034,7 @@
     <w:p>
       <w:pPr>
         <w:pStyle w:val="SQLCode"/>
+        <w:widowControl/>
         <w:spacing w:after="0" w:line="240" w:lineRule="auto"/>
       </w:pPr>
       <w:r>
@@ -7103,6 +8044,7 @@
     <w:p>
       <w:pPr>
         <w:pStyle w:val="SQLCode"/>
+        <w:widowControl/>
         <w:spacing w:after="0" w:line="240" w:lineRule="auto"/>
       </w:pPr>
       <w:r>
@@ -7112,6 +8054,7 @@
     <w:p>
       <w:pPr>
         <w:pStyle w:val="SQLCode"/>
+        <w:widowControl/>
         <w:spacing w:after="0" w:line="240" w:lineRule="auto"/>
       </w:pPr>
       <w:r>
@@ -7121,6 +8064,7 @@
     <w:p>
       <w:pPr>
         <w:pStyle w:val="SQLCode"/>
+        <w:widowControl/>
         <w:spacing w:after="0" w:line="240" w:lineRule="auto"/>
       </w:pPr>
       <w:r>
@@ -7130,6 +8074,7 @@
     <w:p>
       <w:pPr>
         <w:pStyle w:val="SQLCode"/>
+        <w:widowControl/>
         <w:spacing w:after="0" w:line="240" w:lineRule="auto"/>
       </w:pPr>
       <w:r>
@@ -7139,6 +8084,7 @@
     <w:p>
       <w:pPr>
         <w:pStyle w:val="SQLCode"/>
+        <w:widowControl/>
         <w:spacing w:after="0" w:line="240" w:lineRule="auto"/>
       </w:pPr>
       <w:r>
@@ -7148,6 +8094,7 @@
     <w:p>
       <w:pPr>
         <w:pStyle w:val="SQLCode"/>
+        <w:widowControl/>
         <w:spacing w:after="0" w:line="240" w:lineRule="auto"/>
       </w:pPr>
       <w:r>
@@ -7157,6 +8104,7 @@
     <w:p>
       <w:pPr>
         <w:pStyle w:val="SQLCode"/>
+        <w:widowControl/>
         <w:spacing w:after="0" w:line="240" w:lineRule="auto"/>
       </w:pPr>
       <w:r>
@@ -7166,6 +8114,7 @@
     <w:p>
       <w:pPr>
         <w:pStyle w:val="SQLCode"/>
+        <w:widowControl/>
         <w:spacing w:after="0" w:line="240" w:lineRule="auto"/>
       </w:pPr>
       <w:r>
@@ -7175,6 +8124,7 @@
     <w:p>
       <w:pPr>
         <w:pStyle w:val="SQLCode"/>
+        <w:widowControl/>
         <w:spacing w:after="0" w:line="240" w:lineRule="auto"/>
       </w:pPr>
       <w:r>
@@ -7184,6 +8134,7 @@
     <w:p>
       <w:pPr>
         <w:pStyle w:val="SQLCode"/>
+        <w:widowControl/>
         <w:spacing w:after="0" w:line="240" w:lineRule="auto"/>
       </w:pPr>
       <w:r>
@@ -7193,6 +8144,7 @@
     <w:p>
       <w:pPr>
         <w:pStyle w:val="SQLCode"/>
+        <w:widowControl/>
         <w:spacing w:after="0" w:line="240" w:lineRule="auto"/>
       </w:pPr>
       <w:r>
@@ -7202,6 +8154,7 @@
     <w:p>
       <w:pPr>
         <w:pStyle w:val="SQLCode"/>
+        <w:widowControl/>
         <w:spacing w:after="0" w:line="240" w:lineRule="auto"/>
       </w:pPr>
       <w:r>
@@ -7211,6 +8164,7 @@
     <w:p>
       <w:pPr>
         <w:pStyle w:val="SQLCode"/>
+        <w:widowControl/>
         <w:spacing w:after="0" w:line="240" w:lineRule="auto"/>
       </w:pPr>
       <w:r>
@@ -7220,6 +8174,7 @@
     <w:p>
       <w:pPr>
         <w:pStyle w:val="SQLCode"/>
+        <w:widowControl/>
         <w:spacing w:after="0" w:line="240" w:lineRule="auto"/>
       </w:pPr>
       <w:r>
@@ -7229,6 +8184,7 @@
     <w:p>
       <w:pPr>
         <w:pStyle w:val="SQLCode"/>
+        <w:widowControl/>
         <w:spacing w:after="0" w:line="240" w:lineRule="auto"/>
       </w:pPr>
       <w:r>
@@ -7238,6 +8194,7 @@
     <w:p>
       <w:pPr>
         <w:pStyle w:val="SQLCode"/>
+        <w:widowControl/>
         <w:spacing w:after="0" w:line="240" w:lineRule="auto"/>
       </w:pPr>
       <w:r>
@@ -7247,6 +8204,7 @@
     <w:p>
       <w:pPr>
         <w:pStyle w:val="SQLCode"/>
+        <w:widowControl/>
         <w:spacing w:after="0" w:line="240" w:lineRule="auto"/>
       </w:pPr>
       <w:r>
@@ -7256,6 +8214,7 @@
     <w:p>
       <w:pPr>
         <w:pStyle w:val="SQLCode"/>
+        <w:widowControl/>
         <w:spacing w:after="0" w:line="240" w:lineRule="auto"/>
       </w:pPr>
       <w:r>
@@ -7265,6 +8224,7 @@
     <w:p>
       <w:pPr>
         <w:pStyle w:val="SQLCode"/>
+        <w:widowControl/>
         <w:spacing w:after="0" w:line="240" w:lineRule="auto"/>
       </w:pPr>
       <w:r>
@@ -7274,6 +8234,7 @@
     <w:p>
       <w:pPr>
         <w:pStyle w:val="SQLCode"/>
+        <w:widowControl/>
         <w:spacing w:after="0" w:line="240" w:lineRule="auto"/>
       </w:pPr>
       <w:r>
@@ -7283,6 +8244,7 @@
     <w:p>
       <w:pPr>
         <w:pStyle w:val="SQLCode"/>
+        <w:widowControl/>
         <w:spacing w:after="0" w:line="240" w:lineRule="auto"/>
       </w:pPr>
       <w:r>
@@ -7292,6 +8254,7 @@
     <w:p>
       <w:pPr>
         <w:pStyle w:val="SQLCode"/>
+        <w:widowControl/>
         <w:spacing w:after="0" w:line="240" w:lineRule="auto"/>
       </w:pPr>
       <w:r>
@@ -7301,6 +8264,7 @@
     <w:p>
       <w:pPr>
         <w:pStyle w:val="SQLCode"/>
+        <w:widowControl/>
         <w:spacing w:after="0" w:line="240" w:lineRule="auto"/>
       </w:pPr>
       <w:r>
@@ -7310,6 +8274,7 @@
     <w:p>
       <w:pPr>
         <w:pStyle w:val="SQLCode"/>
+        <w:widowControl/>
         <w:spacing w:after="0" w:line="240" w:lineRule="auto"/>
       </w:pPr>
       <w:r>
@@ -7319,6 +8284,7 @@
     <w:p>
       <w:pPr>
         <w:pStyle w:val="SQLCode"/>
+        <w:widowControl/>
         <w:spacing w:after="0" w:line="240" w:lineRule="auto"/>
       </w:pPr>
       <w:r>
@@ -7328,6 +8294,7 @@
     <w:p>
       <w:pPr>
         <w:pStyle w:val="SQLCode"/>
+        <w:widowControl/>
         <w:spacing w:after="0" w:line="240" w:lineRule="auto"/>
       </w:pPr>
       <w:r>
@@ -7337,6 +8304,7 @@
     <w:p>
       <w:pPr>
         <w:pStyle w:val="SQLCode"/>
+        <w:widowControl/>
         <w:spacing w:after="0" w:line="240" w:lineRule="auto"/>
       </w:pPr>
       <w:r>
@@ -7346,6 +8314,7 @@
     <w:p>
       <w:pPr>
         <w:pStyle w:val="SQLCode"/>
+        <w:widowControl/>
         <w:spacing w:after="0" w:line="240" w:lineRule="auto"/>
       </w:pPr>
       <w:r>
@@ -7355,6 +8324,7 @@
     <w:p>
       <w:pPr>
         <w:pStyle w:val="SQLCode"/>
+        <w:widowControl/>
         <w:spacing w:after="0" w:line="240" w:lineRule="auto"/>
       </w:pPr>
       <w:r>
@@ -7364,6 +8334,7 @@
     <w:p>
       <w:pPr>
         <w:pStyle w:val="SQLCode"/>
+        <w:widowControl/>
         <w:spacing w:after="0" w:line="240" w:lineRule="auto"/>
       </w:pPr>
       <w:r>
@@ -7373,6 +8344,7 @@
     <w:p>
       <w:pPr>
         <w:pStyle w:val="SQLCode"/>
+        <w:widowControl/>
         <w:spacing w:after="0" w:line="240" w:lineRule="auto"/>
       </w:pPr>
       <w:r>
@@ -7382,6 +8354,7 @@
     <w:p>
       <w:pPr>
         <w:pStyle w:val="SQLCode"/>
+        <w:widowControl/>
         <w:spacing w:after="0" w:line="240" w:lineRule="auto"/>
       </w:pPr>
       <w:r>
@@ -7391,6 +8364,7 @@
     <w:p>
       <w:pPr>
         <w:pStyle w:val="SQLCode"/>
+        <w:widowControl/>
         <w:spacing w:after="0" w:line="240" w:lineRule="auto"/>
       </w:pPr>
       <w:r>
@@ -7400,6 +8374,7 @@
     <w:p>
       <w:pPr>
         <w:pStyle w:val="SQLCode"/>
+        <w:widowControl/>
         <w:spacing w:after="0" w:line="240" w:lineRule="auto"/>
       </w:pPr>
       <w:r>
@@ -7409,6 +8384,7 @@
     <w:p>
       <w:pPr>
         <w:pStyle w:val="SQLCode"/>
+        <w:widowControl/>
         <w:spacing w:after="0" w:line="240" w:lineRule="auto"/>
       </w:pPr>
       <w:r>
@@ -7418,6 +8394,7 @@
     <w:p>
       <w:pPr>
         <w:pStyle w:val="SQLCode"/>
+        <w:widowControl/>
         <w:spacing w:after="0" w:line="240" w:lineRule="auto"/>
       </w:pPr>
       <w:r>
@@ -7427,6 +8404,7 @@
     <w:p>
       <w:pPr>
         <w:pStyle w:val="SQLCode"/>
+        <w:widowControl/>
         <w:spacing w:after="0" w:line="240" w:lineRule="auto"/>
       </w:pPr>
       <w:r>
@@ -7436,6 +8414,7 @@
     <w:p>
       <w:pPr>
         <w:pStyle w:val="SQLCode"/>
+        <w:widowControl/>
         <w:spacing w:after="0" w:line="240" w:lineRule="auto"/>
       </w:pPr>
       <w:r>
@@ -7445,6 +8424,7 @@
     <w:p>
       <w:pPr>
         <w:pStyle w:val="SQLCode"/>
+        <w:widowControl/>
         <w:spacing w:after="0" w:line="240" w:lineRule="auto"/>
       </w:pPr>
       <w:r>
@@ -7454,6 +8434,7 @@
     <w:p>
       <w:pPr>
         <w:pStyle w:val="SQLCode"/>
+        <w:widowControl/>
         <w:spacing w:after="0" w:line="240" w:lineRule="auto"/>
       </w:pPr>
       <w:r>
@@ -7463,6 +8444,7 @@
     <w:p>
       <w:pPr>
         <w:pStyle w:val="SQLCode"/>
+        <w:widowControl/>
         <w:spacing w:after="0" w:line="240" w:lineRule="auto"/>
       </w:pPr>
       <w:r>
@@ -7472,6 +8454,7 @@
     <w:p>
       <w:pPr>
         <w:pStyle w:val="SQLCode"/>
+        <w:widowControl/>
         <w:spacing w:after="0" w:line="240" w:lineRule="auto"/>
       </w:pPr>
       <w:r>
@@ -7481,6 +8464,7 @@
     <w:p>
       <w:pPr>
         <w:pStyle w:val="SQLCode"/>
+        <w:widowControl/>
         <w:spacing w:after="0" w:line="240" w:lineRule="auto"/>
       </w:pPr>
       <w:r>
@@ -7490,6 +8474,7 @@
     <w:p>
       <w:pPr>
         <w:pStyle w:val="SQLCode"/>
+        <w:widowControl/>
         <w:spacing w:after="0" w:line="240" w:lineRule="auto"/>
       </w:pPr>
       <w:r>
@@ -7499,6 +8484,7 @@
     <w:p>
       <w:pPr>
         <w:pStyle w:val="SQLCode"/>
+        <w:widowControl/>
         <w:spacing w:after="0" w:line="240" w:lineRule="auto"/>
       </w:pPr>
       <w:r>
@@ -7508,6 +8494,7 @@
     <w:p>
       <w:pPr>
         <w:pStyle w:val="SQLCode"/>
+        <w:widowControl/>
         <w:spacing w:after="0" w:line="240" w:lineRule="auto"/>
       </w:pPr>
       <w:r>
@@ -7517,6 +8504,7 @@
     <w:p>
       <w:pPr>
         <w:pStyle w:val="SQLCode"/>
+        <w:widowControl/>
         <w:spacing w:after="0" w:line="240" w:lineRule="auto"/>
       </w:pPr>
       <w:r>
@@ -7526,6 +8514,7 @@
     <w:p>
       <w:pPr>
         <w:pStyle w:val="SQLCode"/>
+        <w:widowControl/>
         <w:spacing w:after="0" w:line="240" w:lineRule="auto"/>
       </w:pPr>
       <w:r>
@@ -7535,6 +8524,7 @@
     <w:p>
       <w:pPr>
         <w:pStyle w:val="SQLCode"/>
+        <w:widowControl/>
         <w:spacing w:after="0" w:line="240" w:lineRule="auto"/>
       </w:pPr>
       <w:r>
@@ -7544,6 +8534,7 @@
     <w:p>
       <w:pPr>
         <w:pStyle w:val="SQLCode"/>
+        <w:widowControl/>
         <w:spacing w:after="0" w:line="240" w:lineRule="auto"/>
       </w:pPr>
       <w:r>
@@ -7553,6 +8544,7 @@
     <w:p>
       <w:pPr>
         <w:pStyle w:val="SQLCode"/>
+        <w:widowControl/>
         <w:spacing w:after="0" w:line="240" w:lineRule="auto"/>
       </w:pPr>
       <w:r>
@@ -7562,6 +8554,7 @@
     <w:p>
       <w:pPr>
         <w:pStyle w:val="SQLCode"/>
+        <w:widowControl/>
         <w:spacing w:after="0" w:line="240" w:lineRule="auto"/>
       </w:pPr>
       <w:r>
@@ -7571,6 +8564,7 @@
     <w:p>
       <w:pPr>
         <w:pStyle w:val="SQLCode"/>
+        <w:widowControl/>
         <w:spacing w:after="0" w:line="240" w:lineRule="auto"/>
       </w:pPr>
       <w:r>
@@ -7580,6 +8574,7 @@
     <w:p>
       <w:pPr>
         <w:pStyle w:val="SQLCode"/>
+        <w:widowControl/>
         <w:spacing w:after="0" w:line="240" w:lineRule="auto"/>
       </w:pPr>
       <w:r>
@@ -7589,6 +8584,7 @@
     <w:p>
       <w:pPr>
         <w:pStyle w:val="SQLCode"/>
+        <w:widowControl/>
         <w:spacing w:after="0" w:line="240" w:lineRule="auto"/>
       </w:pPr>
       <w:r>
@@ -7598,6 +8594,7 @@
     <w:p>
       <w:pPr>
         <w:pStyle w:val="SQLCode"/>
+        <w:widowControl/>
         <w:spacing w:after="0" w:line="240" w:lineRule="auto"/>
       </w:pPr>
       <w:r>
@@ -7607,6 +8604,7 @@
     <w:p>
       <w:pPr>
         <w:pStyle w:val="SQLCode"/>
+        <w:widowControl/>
         <w:spacing w:after="0" w:line="240" w:lineRule="auto"/>
       </w:pPr>
       <w:r>
@@ -7616,6 +8614,7 @@
     <w:p>
       <w:pPr>
         <w:pStyle w:val="SQLCode"/>
+        <w:widowControl/>
         <w:spacing w:after="0" w:line="240" w:lineRule="auto"/>
       </w:pPr>
       <w:r>
@@ -7625,6 +8624,7 @@
     <w:p>
       <w:pPr>
         <w:pStyle w:val="SQLCode"/>
+        <w:widowControl/>
         <w:spacing w:after="0" w:line="240" w:lineRule="auto"/>
       </w:pPr>
       <w:r>
@@ -7634,6 +8634,7 @@
     <w:p>
       <w:pPr>
         <w:pStyle w:val="SQLCode"/>
+        <w:widowControl/>
         <w:spacing w:after="0" w:line="240" w:lineRule="auto"/>
       </w:pPr>
       <w:r>
@@ -7643,6 +8644,7 @@
     <w:p>
       <w:pPr>
         <w:pStyle w:val="SQLCode"/>
+        <w:widowControl/>
         <w:spacing w:after="0" w:line="240" w:lineRule="auto"/>
       </w:pPr>
       <w:r>
@@ -7652,6 +8654,7 @@
     <w:p>
       <w:pPr>
         <w:pStyle w:val="SQLCode"/>
+        <w:widowControl/>
         <w:spacing w:after="0" w:line="240" w:lineRule="auto"/>
       </w:pPr>
       <w:r>
@@ -7661,6 +8664,7 @@
     <w:p>
       <w:pPr>
         <w:pStyle w:val="SQLCode"/>
+        <w:widowControl/>
         <w:spacing w:after="0" w:line="240" w:lineRule="auto"/>
       </w:pPr>
       <w:r>
@@ -7670,6 +8674,7 @@
     <w:p>
       <w:pPr>
         <w:pStyle w:val="SQLCode"/>
+        <w:widowControl/>
         <w:spacing w:after="0" w:line="240" w:lineRule="auto"/>
       </w:pPr>
       <w:r>
@@ -7679,6 +8684,7 @@
     <w:p>
       <w:pPr>
         <w:pStyle w:val="SQLCode"/>
+        <w:widowControl/>
         <w:spacing w:after="0" w:line="240" w:lineRule="auto"/>
       </w:pPr>
       <w:r>
@@ -7688,6 +8694,7 @@
     <w:p>
       <w:pPr>
         <w:pStyle w:val="SQLCode"/>
+        <w:widowControl/>
         <w:spacing w:after="0" w:line="240" w:lineRule="auto"/>
       </w:pPr>
       <w:r>
@@ -7697,6 +8704,7 @@
     <w:p>
       <w:pPr>
         <w:pStyle w:val="SQLCode"/>
+        <w:widowControl/>
         <w:spacing w:after="0" w:line="240" w:lineRule="auto"/>
       </w:pPr>
       <w:r>
@@ -7706,6 +8714,7 @@
     <w:p>
       <w:pPr>
         <w:pStyle w:val="SQLCode"/>
+        <w:widowControl/>
         <w:spacing w:after="0" w:line="240" w:lineRule="auto"/>
       </w:pPr>
       <w:r>
@@ -7715,6 +8724,7 @@
     <w:p>
       <w:pPr>
         <w:pStyle w:val="SQLCode"/>
+        <w:widowControl/>
         <w:spacing w:after="0" w:line="240" w:lineRule="auto"/>
       </w:pPr>
       <w:r>
@@ -7724,6 +8734,7 @@
     <w:p>
       <w:pPr>
         <w:pStyle w:val="SQLCode"/>
+        <w:widowControl/>
         <w:spacing w:after="0" w:line="240" w:lineRule="auto"/>
       </w:pPr>
       <w:r>
@@ -7733,6 +8744,7 @@
     <w:p>
       <w:pPr>
         <w:pStyle w:val="SQLCode"/>
+        <w:widowControl/>
         <w:spacing w:after="0" w:line="240" w:lineRule="auto"/>
       </w:pPr>
       <w:r>
@@ -7742,6 +8754,7 @@
     <w:p>
       <w:pPr>
         <w:pStyle w:val="SQLCode"/>
+        <w:widowControl/>
         <w:spacing w:after="0" w:line="240" w:lineRule="auto"/>
       </w:pPr>
       <w:r>
@@ -7751,6 +8764,7 @@
     <w:p>
       <w:pPr>
         <w:pStyle w:val="SQLCode"/>
+        <w:widowControl/>
         <w:spacing w:after="0" w:line="240" w:lineRule="auto"/>
       </w:pPr>
       <w:r>
@@ -7760,6 +8774,7 @@
     <w:p>
       <w:pPr>
         <w:pStyle w:val="SQLCode"/>
+        <w:widowControl/>
         <w:spacing w:after="0" w:line="240" w:lineRule="auto"/>
       </w:pPr>
       <w:r>
@@ -7769,6 +8784,7 @@
     <w:p>
       <w:pPr>
         <w:pStyle w:val="SQLCode"/>
+        <w:widowControl/>
         <w:spacing w:after="0" w:line="240" w:lineRule="auto"/>
       </w:pPr>
       <w:r>
@@ -7778,6 +8794,7 @@
     <w:p>
       <w:pPr>
         <w:pStyle w:val="SQLCode"/>
+        <w:widowControl/>
         <w:spacing w:after="0" w:line="240" w:lineRule="auto"/>
       </w:pPr>
       <w:r>
@@ -7787,6 +8804,7 @@
     <w:p>
       <w:pPr>
         <w:pStyle w:val="SQLCode"/>
+        <w:widowControl/>
         <w:spacing w:after="0" w:line="240" w:lineRule="auto"/>
       </w:pPr>
       <w:r>
@@ -7796,6 +8814,7 @@
     <w:p>
       <w:pPr>
         <w:pStyle w:val="SQLCode"/>
+        <w:widowControl/>
         <w:spacing w:after="0" w:line="240" w:lineRule="auto"/>
       </w:pPr>
       <w:r>
@@ -7805,6 +8824,7 @@
     <w:p>
       <w:pPr>
         <w:pStyle w:val="SQLCode"/>
+        <w:widowControl/>
         <w:spacing w:after="0" w:line="240" w:lineRule="auto"/>
       </w:pPr>
       <w:r>
@@ -7814,6 +8834,7 @@
     <w:p>
       <w:pPr>
         <w:pStyle w:val="SQLCode"/>
+        <w:widowControl/>
         <w:spacing w:after="0" w:line="240" w:lineRule="auto"/>
       </w:pPr>
       <w:r>
@@ -7823,6 +8844,7 @@
     <w:p>
       <w:pPr>
         <w:pStyle w:val="SQLCode"/>
+        <w:widowControl/>
         <w:spacing w:after="0" w:line="240" w:lineRule="auto"/>
       </w:pPr>
       <w:r>
@@ -7832,6 +8854,7 @@
     <w:p>
       <w:pPr>
         <w:pStyle w:val="SQLCode"/>
+        <w:widowControl/>
         <w:spacing w:after="0" w:line="240" w:lineRule="auto"/>
       </w:pPr>
       <w:r>
@@ -7841,6 +8864,7 @@
     <w:p>
       <w:pPr>
         <w:pStyle w:val="SQLCode"/>
+        <w:widowControl/>
         <w:spacing w:after="0" w:line="240" w:lineRule="auto"/>
       </w:pPr>
       <w:r>
@@ -7850,6 +8874,7 @@
     <w:p>
       <w:pPr>
         <w:pStyle w:val="SQLCode"/>
+        <w:widowControl/>
         <w:spacing w:after="0" w:line="240" w:lineRule="auto"/>
       </w:pPr>
       <w:r>
@@ -7859,6 +8884,7 @@
     <w:p>
       <w:pPr>
         <w:pStyle w:val="SQLCode"/>
+        <w:widowControl/>
         <w:spacing w:after="0" w:line="240" w:lineRule="auto"/>
       </w:pPr>
       <w:r>
@@ -7868,6 +8894,7 @@
     <w:p>
       <w:pPr>
         <w:pStyle w:val="SQLCode"/>
+        <w:widowControl/>
         <w:spacing w:after="0" w:line="240" w:lineRule="auto"/>
       </w:pPr>
       <w:r>
@@ -7877,6 +8904,7 @@
     <w:p>
       <w:pPr>
         <w:pStyle w:val="SQLCode"/>
+        <w:widowControl/>
         <w:spacing w:after="0" w:line="240" w:lineRule="auto"/>
       </w:pPr>
       <w:r>
@@ -7886,6 +8914,7 @@
     <w:p>
       <w:pPr>
         <w:pStyle w:val="SQLCode"/>
+        <w:widowControl/>
         <w:spacing w:after="0" w:line="240" w:lineRule="auto"/>
       </w:pPr>
       <w:r>
@@ -7895,6 +8924,7 @@
     <w:p>
       <w:pPr>
         <w:pStyle w:val="SQLCode"/>
+        <w:widowControl/>
         <w:spacing w:after="0" w:line="240" w:lineRule="auto"/>
       </w:pPr>
       <w:r>
@@ -7904,6 +8934,7 @@
     <w:p>
       <w:pPr>
         <w:pStyle w:val="SQLCode"/>
+        <w:widowControl/>
         <w:spacing w:after="0" w:line="240" w:lineRule="auto"/>
       </w:pPr>
       <w:r>
@@ -7913,6 +8944,7 @@
     <w:p>
       <w:pPr>
         <w:pStyle w:val="SQLCode"/>
+        <w:widowControl/>
         <w:spacing w:after="0" w:line="240" w:lineRule="auto"/>
       </w:pPr>
       <w:r>
@@ -7922,6 +8954,7 @@
     <w:p>
       <w:pPr>
         <w:pStyle w:val="SQLCode"/>
+        <w:widowControl/>
         <w:spacing w:after="0" w:line="240" w:lineRule="auto"/>
       </w:pPr>
       <w:r>
@@ -7931,6 +8964,7 @@
     <w:p>
       <w:pPr>
         <w:pStyle w:val="SQLCode"/>
+        <w:widowControl/>
         <w:spacing w:after="0" w:line="240" w:lineRule="auto"/>
       </w:pPr>
       <w:r>
@@ -7940,6 +8974,7 @@
     <w:p>
       <w:pPr>
         <w:pStyle w:val="SQLCode"/>
+        <w:widowControl/>
         <w:spacing w:after="0" w:line="240" w:lineRule="auto"/>
       </w:pPr>
       <w:r>
@@ -7949,6 +8984,7 @@
     <w:p>
       <w:pPr>
         <w:pStyle w:val="SQLCode"/>
+        <w:widowControl/>
         <w:spacing w:after="0" w:line="240" w:lineRule="auto"/>
       </w:pPr>
       <w:r>
@@ -7958,6 +8994,7 @@
     <w:p>
       <w:pPr>
         <w:pStyle w:val="SQLCode"/>
+        <w:widowControl/>
         <w:spacing w:after="0" w:line="240" w:lineRule="auto"/>
       </w:pPr>
       <w:r>
@@ -7967,6 +9004,7 @@
     <w:p>
       <w:pPr>
         <w:pStyle w:val="SQLCode"/>
+        <w:widowControl/>
         <w:spacing w:after="0" w:line="240" w:lineRule="auto"/>
       </w:pPr>
       <w:r>
@@ -7976,6 +9014,7 @@
     <w:p>
       <w:pPr>
         <w:pStyle w:val="SQLCode"/>
+        <w:widowControl/>
         <w:spacing w:after="0" w:line="240" w:lineRule="auto"/>
       </w:pPr>
       <w:r>
@@ -7985,6 +9024,7 @@
     <w:p>
       <w:pPr>
         <w:pStyle w:val="SQLCode"/>
+        <w:widowControl/>
         <w:spacing w:after="0" w:line="240" w:lineRule="auto"/>
       </w:pPr>
       <w:r>
@@ -7994,6 +9034,7 @@
     <w:p>
       <w:pPr>
         <w:pStyle w:val="SQLCode"/>
+        <w:widowControl/>
         <w:spacing w:after="0" w:line="240" w:lineRule="auto"/>
       </w:pPr>
       <w:r>
@@ -8003,6 +9044,7 @@
     <w:p>
       <w:pPr>
         <w:pStyle w:val="SQLCode"/>
+        <w:widowControl/>
         <w:spacing w:after="0" w:line="240" w:lineRule="auto"/>
       </w:pPr>
       <w:r>
@@ -8012,6 +9054,7 @@
     <w:p>
       <w:pPr>
         <w:pStyle w:val="SQLCode"/>
+        <w:widowControl/>
         <w:spacing w:after="0" w:line="240" w:lineRule="auto"/>
       </w:pPr>
       <w:r>
@@ -8021,6 +9064,7 @@
     <w:p>
       <w:pPr>
         <w:pStyle w:val="SQLCode"/>
+        <w:widowControl/>
         <w:spacing w:after="0" w:line="240" w:lineRule="auto"/>
       </w:pPr>
       <w:r>
@@ -8030,6 +9074,7 @@
     <w:p>
       <w:pPr>
         <w:pStyle w:val="SQLCode"/>
+        <w:widowControl/>
         <w:spacing w:after="0" w:line="240" w:lineRule="auto"/>
       </w:pPr>
       <w:r>
@@ -8039,6 +9084,7 @@
     <w:p>
       <w:pPr>
         <w:pStyle w:val="SQLCode"/>
+        <w:widowControl/>
         <w:spacing w:after="0" w:line="240" w:lineRule="auto"/>
       </w:pPr>
       <w:r>
@@ -8048,6 +9094,7 @@
     <w:p>
       <w:pPr>
         <w:pStyle w:val="SQLCode"/>
+        <w:widowControl/>
         <w:spacing w:after="0" w:line="240" w:lineRule="auto"/>
       </w:pPr>
       <w:r>
@@ -8057,6 +9104,7 @@
     <w:p>
       <w:pPr>
         <w:pStyle w:val="SQLCode"/>
+        <w:widowControl/>
         <w:spacing w:after="0" w:line="240" w:lineRule="auto"/>
       </w:pPr>
       <w:r>
@@ -8066,6 +9114,7 @@
     <w:p>
       <w:pPr>
         <w:pStyle w:val="SQLCode"/>
+        <w:widowControl/>
         <w:spacing w:after="0" w:line="240" w:lineRule="auto"/>
       </w:pPr>
       <w:r>
@@ -8075,6 +9124,7 @@
     <w:p>
       <w:pPr>
         <w:pStyle w:val="SQLCode"/>
+        <w:widowControl/>
         <w:spacing w:after="0" w:line="240" w:lineRule="auto"/>
       </w:pPr>
       <w:r>
@@ -8084,6 +9134,7 @@
     <w:p>
       <w:pPr>
         <w:pStyle w:val="SQLCode"/>
+        <w:widowControl/>
         <w:spacing w:after="0" w:line="240" w:lineRule="auto"/>
       </w:pPr>
       <w:r>
@@ -8093,6 +9144,7 @@
     <w:p>
       <w:pPr>
         <w:pStyle w:val="SQLCode"/>
+        <w:widowControl/>
         <w:spacing w:after="0" w:line="240" w:lineRule="auto"/>
       </w:pPr>
       <w:r>
@@ -8102,6 +9154,7 @@
     <w:p>
       <w:pPr>
         <w:pStyle w:val="SQLCode"/>
+        <w:widowControl/>
         <w:spacing w:after="0" w:line="240" w:lineRule="auto"/>
       </w:pPr>
       <w:r>
@@ -8111,6 +9164,7 @@
     <w:p>
       <w:pPr>
         <w:pStyle w:val="SQLCode"/>
+        <w:widowControl/>
         <w:spacing w:after="0" w:line="240" w:lineRule="auto"/>
       </w:pPr>
       <w:r>
@@ -8120,6 +9174,7 @@
     <w:p>
       <w:pPr>
         <w:pStyle w:val="SQLCode"/>
+        <w:widowControl/>
         <w:spacing w:after="0" w:line="240" w:lineRule="auto"/>
       </w:pPr>
       <w:r>
@@ -8129,6 +9184,7 @@
     <w:p>
       <w:pPr>
         <w:pStyle w:val="SQLCode"/>
+        <w:widowControl/>
         <w:spacing w:after="0" w:line="240" w:lineRule="auto"/>
       </w:pPr>
       <w:r>
@@ -8138,6 +9194,7 @@
     <w:p>
       <w:pPr>
         <w:pStyle w:val="SQLCode"/>
+        <w:widowControl/>
         <w:spacing w:after="0" w:line="240" w:lineRule="auto"/>
       </w:pPr>
       <w:r>
@@ -8147,6 +9204,7 @@
     <w:p>
       <w:pPr>
         <w:pStyle w:val="SQLCode"/>
+        <w:widowControl/>
         <w:spacing w:after="0" w:line="240" w:lineRule="auto"/>
       </w:pPr>
       <w:r>
@@ -8156,6 +9214,7 @@
     <w:p>
       <w:pPr>
         <w:pStyle w:val="SQLCode"/>
+        <w:widowControl/>
         <w:spacing w:after="0" w:line="240" w:lineRule="auto"/>
       </w:pPr>
       <w:r>
@@ -8165,6 +9224,7 @@
     <w:p>
       <w:pPr>
         <w:pStyle w:val="SQLCode"/>
+        <w:widowControl/>
         <w:spacing w:after="0" w:line="240" w:lineRule="auto"/>
       </w:pPr>
       <w:r>
@@ -8174,6 +9234,7 @@
     <w:p>
       <w:pPr>
         <w:pStyle w:val="SQLCode"/>
+        <w:widowControl/>
         <w:spacing w:after="0" w:line="240" w:lineRule="auto"/>
       </w:pPr>
       <w:r>
@@ -8183,6 +9244,7 @@
     <w:p>
       <w:pPr>
         <w:pStyle w:val="SQLCode"/>
+        <w:widowControl/>
         <w:spacing w:after="0" w:line="240" w:lineRule="auto"/>
       </w:pPr>
       <w:r>
@@ -8192,6 +9254,7 @@
     <w:p>
       <w:pPr>
         <w:pStyle w:val="SQLCode"/>
+        <w:widowControl/>
         <w:spacing w:after="0" w:line="240" w:lineRule="auto"/>
       </w:pPr>
       <w:r>
@@ -8201,6 +9264,7 @@
     <w:p>
       <w:pPr>
         <w:pStyle w:val="SQLCode"/>
+        <w:widowControl/>
         <w:spacing w:after="0" w:line="240" w:lineRule="auto"/>
       </w:pPr>
       <w:r>
@@ -8210,6 +9274,7 @@
     <w:p>
       <w:pPr>
         <w:pStyle w:val="SQLCode"/>
+        <w:widowControl/>
         <w:spacing w:after="0" w:line="240" w:lineRule="auto"/>
       </w:pPr>
       <w:r>
@@ -8219,6 +9284,7 @@
     <w:p>
       <w:pPr>
         <w:pStyle w:val="SQLCode"/>
+        <w:widowControl/>
         <w:spacing w:after="0" w:line="240" w:lineRule="auto"/>
       </w:pPr>
       <w:r>
@@ -8228,6 +9294,7 @@
     <w:p>
       <w:pPr>
         <w:pStyle w:val="SQLCode"/>
+        <w:widowControl/>
         <w:spacing w:after="0" w:line="240" w:lineRule="auto"/>
       </w:pPr>
       <w:r>
@@ -8237,6 +9304,7 @@
     <w:p>
       <w:pPr>
         <w:pStyle w:val="SQLCode"/>
+        <w:widowControl/>
         <w:spacing w:after="0" w:line="240" w:lineRule="auto"/>
       </w:pPr>
       <w:r>
@@ -8246,6 +9314,7 @@
     <w:p>
       <w:pPr>
         <w:pStyle w:val="SQLCode"/>
+        <w:widowControl/>
         <w:spacing w:after="0" w:line="240" w:lineRule="auto"/>
       </w:pPr>
       <w:r>
@@ -8255,6 +9324,7 @@
     <w:p>
       <w:pPr>
         <w:pStyle w:val="SQLCode"/>
+        <w:widowControl/>
         <w:spacing w:after="0" w:line="240" w:lineRule="auto"/>
       </w:pPr>
       <w:r>
@@ -8264,6 +9334,7 @@
     <w:p>
       <w:pPr>
         <w:pStyle w:val="SQLCode"/>
+        <w:widowControl/>
         <w:spacing w:after="0" w:line="240" w:lineRule="auto"/>
       </w:pPr>
       <w:r>
@@ -8273,6 +9344,7 @@
     <w:p>
       <w:pPr>
         <w:pStyle w:val="SQLCode"/>
+        <w:widowControl/>
         <w:spacing w:after="0" w:line="240" w:lineRule="auto"/>
       </w:pPr>
       <w:r>
@@ -8282,6 +9354,7 @@
     <w:p>
       <w:pPr>
         <w:pStyle w:val="SQLCode"/>
+        <w:widowControl/>
         <w:spacing w:after="0" w:line="240" w:lineRule="auto"/>
       </w:pPr>
       <w:r>
@@ -8291,6 +9364,7 @@
     <w:p>
       <w:pPr>
         <w:pStyle w:val="SQLCode"/>
+        <w:widowControl/>
         <w:spacing w:after="0" w:line="240" w:lineRule="auto"/>
       </w:pPr>
       <w:r>
@@ -8300,6 +9374,7 @@
     <w:p>
       <w:pPr>
         <w:pStyle w:val="SQLCode"/>
+        <w:widowControl/>
         <w:spacing w:after="0" w:line="240" w:lineRule="auto"/>
       </w:pPr>
       <w:r>
@@ -8309,6 +9384,7 @@
     <w:p>
       <w:pPr>
         <w:pStyle w:val="SQLCode"/>
+        <w:widowControl/>
         <w:spacing w:after="0" w:line="240" w:lineRule="auto"/>
       </w:pPr>
       <w:r>
@@ -8318,6 +9394,7 @@
     <w:p>
       <w:pPr>
         <w:pStyle w:val="SQLCode"/>
+        <w:widowControl/>
         <w:spacing w:after="0" w:line="240" w:lineRule="auto"/>
       </w:pPr>
       <w:r>
@@ -8327,6 +9404,7 @@
     <w:p>
       <w:pPr>
         <w:pStyle w:val="SQLCode"/>
+        <w:widowControl/>
         <w:spacing w:after="0" w:line="240" w:lineRule="auto"/>
       </w:pPr>
       <w:r>
@@ -8336,6 +9414,7 @@
     <w:p>
       <w:pPr>
         <w:pStyle w:val="SQLCode"/>
+        <w:widowControl/>
         <w:spacing w:after="0" w:line="240" w:lineRule="auto"/>
       </w:pPr>
       <w:r>
@@ -8345,6 +9424,7 @@
     <w:p>
       <w:pPr>
         <w:pStyle w:val="SQLCode"/>
+        <w:widowControl/>
         <w:spacing w:after="0" w:line="240" w:lineRule="auto"/>
       </w:pPr>
       <w:r>
@@ -8354,6 +9434,7 @@
     <w:p>
       <w:pPr>
         <w:pStyle w:val="SQLCode"/>
+        <w:widowControl/>
         <w:spacing w:after="0" w:line="240" w:lineRule="auto"/>
       </w:pPr>
       <w:r>
@@ -8363,6 +9444,7 @@
     <w:p>
       <w:pPr>
         <w:pStyle w:val="SQLCode"/>
+        <w:widowControl/>
         <w:spacing w:after="0" w:line="240" w:lineRule="auto"/>
       </w:pPr>
       <w:r>
@@ -8372,6 +9454,7 @@
     <w:p>
       <w:pPr>
         <w:pStyle w:val="SQLCode"/>
+        <w:widowControl/>
         <w:spacing w:after="0" w:line="240" w:lineRule="auto"/>
       </w:pPr>
       <w:r>
@@ -8381,6 +9464,7 @@
     <w:p>
       <w:pPr>
         <w:pStyle w:val="SQLCode"/>
+        <w:widowControl/>
         <w:spacing w:after="0" w:line="240" w:lineRule="auto"/>
       </w:pPr>
       <w:r>
@@ -8390,6 +9474,7 @@
     <w:p>
       <w:pPr>
         <w:pStyle w:val="SQLCode"/>
+        <w:widowControl/>
         <w:spacing w:after="0" w:line="240" w:lineRule="auto"/>
       </w:pPr>
       <w:r>
@@ -8399,6 +9484,7 @@
     <w:p>
       <w:pPr>
         <w:pStyle w:val="SQLCode"/>
+        <w:widowControl/>
         <w:spacing w:after="0" w:line="240" w:lineRule="auto"/>
       </w:pPr>
       <w:r>
@@ -8408,6 +9494,7 @@
     <w:p>
       <w:pPr>
         <w:pStyle w:val="SQLCode"/>
+        <w:widowControl/>
         <w:spacing w:after="0" w:line="240" w:lineRule="auto"/>
       </w:pPr>
       <w:r>
@@ -8417,6 +9504,7 @@
     <w:p>
       <w:pPr>
         <w:pStyle w:val="SQLCode"/>
+        <w:widowControl/>
         <w:spacing w:after="0" w:line="240" w:lineRule="auto"/>
       </w:pPr>
       <w:r>
@@ -8426,6 +9514,7 @@
     <w:p>
       <w:pPr>
         <w:pStyle w:val="SQLCode"/>
+        <w:widowControl/>
         <w:spacing w:after="0" w:line="240" w:lineRule="auto"/>
       </w:pPr>
       <w:r>
@@ -8435,6 +9524,7 @@
     <w:p>
       <w:pPr>
         <w:pStyle w:val="SQLCode"/>
+        <w:widowControl/>
         <w:spacing w:after="0" w:line="240" w:lineRule="auto"/>
       </w:pPr>
       <w:r>
@@ -8444,6 +9534,7 @@
     <w:p>
       <w:pPr>
         <w:pStyle w:val="SQLCode"/>
+        <w:widowControl/>
         <w:spacing w:after="0" w:line="240" w:lineRule="auto"/>
       </w:pPr>
       <w:r>
@@ -8453,6 +9544,7 @@
     <w:p>
       <w:pPr>
         <w:pStyle w:val="SQLCode"/>
+        <w:widowControl/>
         <w:spacing w:after="0" w:line="240" w:lineRule="auto"/>
       </w:pPr>
       <w:r>
@@ -8462,6 +9554,7 @@
     <w:p>
       <w:pPr>
         <w:pStyle w:val="SQLCode"/>
+        <w:widowControl/>
         <w:spacing w:after="0" w:line="240" w:lineRule="auto"/>
       </w:pPr>
       <w:r>
@@ -8471,6 +9564,7 @@
     <w:p>
       <w:pPr>
         <w:pStyle w:val="SQLCode"/>
+        <w:widowControl/>
         <w:spacing w:after="0" w:line="240" w:lineRule="auto"/>
       </w:pPr>
       <w:r>
@@ -8480,6 +9574,7 @@
     <w:p>
       <w:pPr>
         <w:pStyle w:val="SQLCode"/>
+        <w:widowControl/>
         <w:spacing w:after="0" w:line="240" w:lineRule="auto"/>
       </w:pPr>
       <w:r>
@@ -8489,6 +9584,7 @@
     <w:p>
       <w:pPr>
         <w:pStyle w:val="SQLCode"/>
+        <w:widowControl/>
         <w:spacing w:after="0" w:line="240" w:lineRule="auto"/>
       </w:pPr>
       <w:r>
@@ -8498,6 +9594,7 @@
     <w:p>
       <w:pPr>
         <w:pStyle w:val="SQLCode"/>
+        <w:widowControl/>
         <w:spacing w:after="0" w:line="240" w:lineRule="auto"/>
       </w:pPr>
       <w:r>
@@ -8507,6 +9604,7 @@
     <w:p>
       <w:pPr>
         <w:pStyle w:val="SQLCode"/>
+        <w:widowControl/>
         <w:spacing w:after="0" w:line="240" w:lineRule="auto"/>
       </w:pPr>
       <w:r>
@@ -8516,6 +9614,7 @@
     <w:p>
       <w:pPr>
         <w:pStyle w:val="SQLCode"/>
+        <w:widowControl/>
         <w:spacing w:after="0" w:line="240" w:lineRule="auto"/>
       </w:pPr>
       <w:r>
@@ -8525,6 +9624,7 @@
     <w:p>
       <w:pPr>
         <w:pStyle w:val="SQLCode"/>
+        <w:widowControl/>
         <w:spacing w:after="0" w:line="240" w:lineRule="auto"/>
       </w:pPr>
       <w:r>
@@ -8534,6 +9634,7 @@
     <w:p>
       <w:pPr>
         <w:pStyle w:val="SQLCode"/>
+        <w:widowControl/>
         <w:spacing w:after="0" w:line="240" w:lineRule="auto"/>
       </w:pPr>
       <w:r>
@@ -8543,6 +9644,7 @@
     <w:p>
       <w:pPr>
         <w:pStyle w:val="SQLCode"/>
+        <w:widowControl/>
         <w:spacing w:after="0" w:line="240" w:lineRule="auto"/>
       </w:pPr>
       <w:r>
@@ -8552,6 +9654,7 @@
     <w:p>
       <w:pPr>
         <w:pStyle w:val="SQLCode"/>
+        <w:widowControl/>
         <w:spacing w:after="0" w:line="240" w:lineRule="auto"/>
       </w:pPr>
       <w:r>
@@ -8561,6 +9664,7 @@
     <w:p>
       <w:pPr>
         <w:pStyle w:val="SQLCode"/>
+        <w:widowControl/>
         <w:spacing w:after="0" w:line="240" w:lineRule="auto"/>
       </w:pPr>
       <w:r>
@@ -8570,6 +9674,7 @@
     <w:p>
       <w:pPr>
         <w:pStyle w:val="SQLCode"/>
+        <w:widowControl/>
         <w:spacing w:after="0" w:line="240" w:lineRule="auto"/>
       </w:pPr>
       <w:r>
@@ -8579,6 +9684,7 @@
     <w:p>
       <w:pPr>
         <w:pStyle w:val="SQLCode"/>
+        <w:widowControl/>
         <w:spacing w:after="0" w:line="240" w:lineRule="auto"/>
       </w:pPr>
       <w:r>
@@ -8588,6 +9694,7 @@
     <w:p>
       <w:pPr>
         <w:pStyle w:val="SQLCode"/>
+        <w:widowControl/>
         <w:spacing w:after="0" w:line="240" w:lineRule="auto"/>
       </w:pPr>
       <w:r>
@@ -8597,6 +9704,7 @@
     <w:p>
       <w:pPr>
         <w:pStyle w:val="SQLCode"/>
+        <w:widowControl/>
         <w:spacing w:after="0" w:line="240" w:lineRule="auto"/>
       </w:pPr>
       <w:r>
@@ -8606,6 +9714,7 @@
     <w:p>
       <w:pPr>
         <w:pStyle w:val="SQLCode"/>
+        <w:widowControl/>
         <w:spacing w:after="0" w:line="240" w:lineRule="auto"/>
       </w:pPr>
       <w:r>
@@ -8615,6 +9724,7 @@
     <w:p>
       <w:pPr>
         <w:pStyle w:val="SQLCode"/>
+        <w:widowControl/>
         <w:spacing w:after="0" w:line="240" w:lineRule="auto"/>
       </w:pPr>
       <w:r>
@@ -8624,6 +9734,7 @@
     <w:p>
       <w:pPr>
         <w:pStyle w:val="SQLCode"/>
+        <w:widowControl/>
         <w:spacing w:after="0" w:line="240" w:lineRule="auto"/>
       </w:pPr>
       <w:r>
@@ -8633,6 +9744,7 @@
     <w:p>
       <w:pPr>
         <w:pStyle w:val="SQLCode"/>
+        <w:widowControl/>
         <w:spacing w:after="0" w:line="240" w:lineRule="auto"/>
       </w:pPr>
       <w:r>
@@ -8642,6 +9754,7 @@
     <w:p>
       <w:pPr>
         <w:pStyle w:val="SQLCode"/>
+        <w:widowControl/>
         <w:spacing w:after="0" w:line="240" w:lineRule="auto"/>
       </w:pPr>
       <w:r>
@@ -8651,6 +9764,7 @@
     <w:p>
       <w:pPr>
         <w:pStyle w:val="SQLCode"/>
+        <w:widowControl/>
         <w:spacing w:after="0" w:line="240" w:lineRule="auto"/>
       </w:pPr>
       <w:r>
@@ -8660,6 +9774,7 @@
     <w:p>
       <w:pPr>
         <w:pStyle w:val="SQLCode"/>
+        <w:widowControl/>
         <w:spacing w:after="0" w:line="240" w:lineRule="auto"/>
       </w:pPr>
       <w:r>
@@ -8669,6 +9784,7 @@
     <w:p>
       <w:pPr>
         <w:pStyle w:val="SQLCode"/>
+        <w:widowControl/>
         <w:spacing w:after="0" w:line="240" w:lineRule="auto"/>
       </w:pPr>
       <w:r>
@@ -8678,6 +9794,7 @@
     <w:p>
       <w:pPr>
         <w:pStyle w:val="SQLCode"/>
+        <w:widowControl/>
         <w:spacing w:after="0" w:line="240" w:lineRule="auto"/>
       </w:pPr>
       <w:r>
@@ -8687,6 +9804,7 @@
     <w:p>
       <w:pPr>
         <w:pStyle w:val="SQLCode"/>
+        <w:widowControl/>
         <w:spacing w:after="0" w:line="240" w:lineRule="auto"/>
       </w:pPr>
       <w:r>
@@ -8696,6 +9814,7 @@
     <w:p>
       <w:pPr>
         <w:pStyle w:val="SQLCode"/>
+        <w:widowControl/>
         <w:spacing w:after="0" w:line="240" w:lineRule="auto"/>
       </w:pPr>
       <w:r>
@@ -8705,6 +9824,7 @@
     <w:p>
       <w:pPr>
         <w:pStyle w:val="SQLCode"/>
+        <w:widowControl/>
         <w:spacing w:after="0" w:line="240" w:lineRule="auto"/>
       </w:pPr>
       <w:r>
@@ -8714,6 +9834,7 @@
     <w:p>
       <w:pPr>
         <w:pStyle w:val="SQLCode"/>
+        <w:widowControl/>
         <w:spacing w:after="0" w:line="240" w:lineRule="auto"/>
       </w:pPr>
       <w:r>
@@ -8723,6 +9844,7 @@
     <w:p>
       <w:pPr>
         <w:pStyle w:val="SQLCode"/>
+        <w:widowControl/>
         <w:spacing w:after="0" w:line="240" w:lineRule="auto"/>
       </w:pPr>
       <w:r>
@@ -8732,6 +9854,7 @@
     <w:p>
       <w:pPr>
         <w:pStyle w:val="SQLCode"/>
+        <w:widowControl/>
         <w:spacing w:after="0" w:line="240" w:lineRule="auto"/>
       </w:pPr>
       <w:r>
@@ -8741,6 +9864,7 @@
     <w:p>
       <w:pPr>
         <w:pStyle w:val="SQLCode"/>
+        <w:widowControl/>
         <w:spacing w:after="0" w:line="240" w:lineRule="auto"/>
       </w:pPr>
       <w:r>
@@ -8750,6 +9874,7 @@
     <w:p>
       <w:pPr>
         <w:pStyle w:val="SQLCode"/>
+        <w:widowControl/>
         <w:spacing w:after="0" w:line="240" w:lineRule="auto"/>
       </w:pPr>
       <w:r>
@@ -8759,6 +9884,7 @@
     <w:p>
       <w:pPr>
         <w:pStyle w:val="SQLCode"/>
+        <w:widowControl/>
         <w:spacing w:after="0" w:line="240" w:lineRule="auto"/>
       </w:pPr>
       <w:r>
@@ -8768,6 +9894,7 @@
     <w:p>
       <w:pPr>
         <w:pStyle w:val="SQLCode"/>
+        <w:widowControl/>
         <w:spacing w:after="0" w:line="240" w:lineRule="auto"/>
       </w:pPr>
       <w:r>
@@ -8777,6 +9904,7 @@
     <w:p>
       <w:pPr>
         <w:pStyle w:val="SQLCode"/>
+        <w:widowControl/>
         <w:spacing w:after="0" w:line="240" w:lineRule="auto"/>
       </w:pPr>
       <w:r>
@@ -8786,6 +9914,7 @@
     <w:p>
       <w:pPr>
         <w:pStyle w:val="SQLCode"/>
+        <w:widowControl/>
         <w:spacing w:after="0" w:line="240" w:lineRule="auto"/>
       </w:pPr>
       <w:r>
@@ -8795,6 +9924,7 @@
     <w:p>
       <w:pPr>
         <w:pStyle w:val="SQLCode"/>
+        <w:widowControl/>
         <w:spacing w:after="0" w:line="240" w:lineRule="auto"/>
       </w:pPr>
       <w:r>
@@ -8804,6 +9934,7 @@
     <w:p>
       <w:pPr>
         <w:pStyle w:val="SQLCode"/>
+        <w:widowControl/>
         <w:spacing w:after="0" w:line="240" w:lineRule="auto"/>
       </w:pPr>
       <w:r>
@@ -8813,6 +9944,7 @@
     <w:p>
       <w:pPr>
         <w:pStyle w:val="SQLCode"/>
+        <w:widowControl/>
         <w:spacing w:after="0" w:line="240" w:lineRule="auto"/>
       </w:pPr>
       <w:r>
@@ -8822,6 +9954,7 @@
     <w:p>
       <w:pPr>
         <w:pStyle w:val="SQLCode"/>
+        <w:widowControl/>
         <w:spacing w:after="0" w:line="240" w:lineRule="auto"/>
       </w:pPr>
       <w:r>
@@ -8831,6 +9964,7 @@
     <w:p>
       <w:pPr>
         <w:pStyle w:val="SQLCode"/>
+        <w:widowControl/>
         <w:spacing w:after="0" w:line="240" w:lineRule="auto"/>
       </w:pPr>
       <w:r>
@@ -8840,6 +9974,7 @@
     <w:p>
       <w:pPr>
         <w:pStyle w:val="SQLCode"/>
+        <w:widowControl/>
         <w:spacing w:after="0" w:line="240" w:lineRule="auto"/>
       </w:pPr>
       <w:r>
@@ -8849,6 +9984,7 @@
     <w:p>
       <w:pPr>
         <w:pStyle w:val="SQLCode"/>
+        <w:widowControl/>
         <w:spacing w:after="0" w:line="240" w:lineRule="auto"/>
       </w:pPr>
       <w:r>
@@ -8858,6 +9994,7 @@
     <w:p>
       <w:pPr>
         <w:pStyle w:val="SQLCode"/>
+        <w:widowControl/>
         <w:spacing w:after="0" w:line="240" w:lineRule="auto"/>
       </w:pPr>
       <w:r>
@@ -8867,6 +10004,7 @@
     <w:p>
       <w:pPr>
         <w:pStyle w:val="SQLCode"/>
+        <w:widowControl/>
         <w:spacing w:after="0" w:line="240" w:lineRule="auto"/>
       </w:pPr>
       <w:r>
@@ -8876,6 +10014,7 @@
     <w:p>
       <w:pPr>
         <w:pStyle w:val="SQLCode"/>
+        <w:widowControl/>
         <w:spacing w:after="0" w:line="240" w:lineRule="auto"/>
       </w:pPr>
       <w:r>
@@ -8885,6 +10024,7 @@
     <w:p>
       <w:pPr>
         <w:pStyle w:val="SQLCode"/>
+        <w:widowControl/>
         <w:spacing w:after="0" w:line="240" w:lineRule="auto"/>
       </w:pPr>
       <w:r>
@@ -8894,6 +10034,7 @@
     <w:p>
       <w:pPr>
         <w:pStyle w:val="SQLCode"/>
+        <w:widowControl/>
         <w:spacing w:after="0" w:line="240" w:lineRule="auto"/>
       </w:pPr>
       <w:r>
@@ -8903,6 +10044,7 @@
     <w:p>
       <w:pPr>
         <w:pStyle w:val="SQLCode"/>
+        <w:widowControl/>
         <w:spacing w:after="0" w:line="240" w:lineRule="auto"/>
       </w:pPr>
       <w:r>
@@ -8912,6 +10054,7 @@
     <w:p>
       <w:pPr>
         <w:pStyle w:val="SQLCode"/>
+        <w:widowControl/>
         <w:spacing w:after="0" w:line="240" w:lineRule="auto"/>
       </w:pPr>
       <w:r>
@@ -8921,6 +10064,7 @@
     <w:p>
       <w:pPr>
         <w:pStyle w:val="SQLCode"/>
+        <w:widowControl/>
         <w:spacing w:after="0" w:line="240" w:lineRule="auto"/>
       </w:pPr>
       <w:r>
@@ -8930,6 +10074,7 @@
     <w:p>
       <w:pPr>
         <w:pStyle w:val="SQLCode"/>
+        <w:widowControl/>
         <w:spacing w:after="0" w:line="240" w:lineRule="auto"/>
       </w:pPr>
       <w:r>
@@ -8939,6 +10084,7 @@
     <w:p>
       <w:pPr>
         <w:pStyle w:val="SQLCode"/>
+        <w:widowControl/>
         <w:spacing w:after="0" w:line="240" w:lineRule="auto"/>
       </w:pPr>
       <w:r>
@@ -8948,6 +10094,7 @@
     <w:p>
       <w:pPr>
         <w:pStyle w:val="SQLCode"/>
+        <w:widowControl/>
         <w:spacing w:after="0" w:line="240" w:lineRule="auto"/>
       </w:pPr>
       <w:r>
@@ -8957,6 +10104,7 @@
     <w:p>
       <w:pPr>
         <w:pStyle w:val="SQLCode"/>
+        <w:widowControl/>
         <w:spacing w:after="0" w:line="240" w:lineRule="auto"/>
       </w:pPr>
       <w:r>
@@ -8966,6 +10114,7 @@
     <w:p>
       <w:pPr>
         <w:pStyle w:val="SQLCode"/>
+        <w:widowControl/>
         <w:spacing w:after="0" w:line="240" w:lineRule="auto"/>
       </w:pPr>
       <w:r>
@@ -8975,6 +10124,7 @@
     <w:p>
       <w:pPr>
         <w:pStyle w:val="SQLCode"/>
+        <w:widowControl/>
         <w:spacing w:after="0" w:line="240" w:lineRule="auto"/>
       </w:pPr>
       <w:r>
@@ -9399,7 +10549,7 @@
     <w:qFormat/>
     <w:rsid w:val="00FC693F"/>
     <w:pPr>
-      <w:spacing w:after="160" w:line="281" w:lineRule="auto"/>
+      <w:spacing w:after="180" w:line="283" w:lineRule="auto"/>
     </w:pPr>
     <w:rPr>
       <w:rFonts w:ascii="Aptos" w:hAnsi="Aptos"/>
@@ -9462,7 +10612,7 @@
     <w:pPr>
       <w:keepNext/>
       <w:keepLines/>
-      <w:spacing w:before="280" w:after="140"/>
+      <w:spacing w:before="360" w:after="200"/>
       <w:outlineLvl w:val="0"/>
     </w:pPr>
     <w:rPr>
@@ -9486,7 +10636,7 @@
     <w:pPr>
       <w:keepNext/>
       <w:keepLines/>
-      <w:spacing w:before="280" w:after="140"/>
+      <w:spacing w:before="280" w:after="160"/>
       <w:outlineLvl w:val="1"/>
     </w:pPr>
     <w:rPr>
@@ -9510,7 +10660,7 @@
     <w:pPr>
       <w:keepNext/>
       <w:keepLines/>
-      <w:spacing w:before="280" w:after="140"/>
+      <w:spacing w:before="200" w:after="120"/>
       <w:outlineLvl w:val="2"/>
     </w:pPr>
     <w:rPr>
@@ -9839,7 +10989,7 @@
     <w:unhideWhenUsed/>
     <w:rsid w:val="00AA1D8D"/>
     <w:pPr>
-      <w:spacing w:after="120"/>
+      <w:spacing w:after="180" w:line="283" w:lineRule="auto"/>
     </w:pPr>
   </w:style>
   <w:style w:type="character" w:customStyle="1" w:styleId="BodyTextChar">

--- a/Hotel_Management_System_Report.docx
+++ b/Hotel_Management_System_Report.docx
@@ -2388,14 +2388,14 @@
     </w:p>
     <w:p>
       <w:pPr>
-        <w:spacing w:before="200" w:after="120"/>
+        <w:spacing w:before="280" w:after="140"/>
         <w:jc w:val="center"/>
       </w:pPr>
       <w:r>
         <w:drawing>
           <wp:inline xmlns:a="http://schemas.openxmlformats.org/drawingml/2006/main" xmlns:pic="http://schemas.openxmlformats.org/drawingml/2006/picture">
-            <wp:extent cx="6446520" cy="4226052"/>
-            <wp:docPr id="2" name="Picture 2"/>
+            <wp:extent cx="6263640" cy="4541139"/>
+            <wp:docPr id="1" name="Picture 1"/>
             <wp:cNvGraphicFramePr>
               <a:graphicFrameLocks noChangeAspect="1"/>
             </wp:cNvGraphicFramePr>
@@ -2403,11 +2403,11 @@
               <a:graphicData uri="http://schemas.openxmlformats.org/drawingml/2006/picture">
                 <pic:pic>
                   <pic:nvPicPr>
-                    <pic:cNvPr id="0" name="image.png"/>
+                    <pic:cNvPr id="0" name="ER_Diagram_clean.png"/>
                     <pic:cNvPicPr/>
                   </pic:nvPicPr>
                   <pic:blipFill>
-                    <a:blip r:embed="rId11"/>
+                    <a:blip r:embed="rId12"/>
                     <a:stretch>
                       <a:fillRect/>
                     </a:stretch>
@@ -2415,7 +2415,7 @@
                   <pic:spPr>
                     <a:xfrm>
                       <a:off x="0" y="0"/>
-                      <a:ext cx="6446520" cy="4226052"/>
+                      <a:ext cx="6263640" cy="4541139"/>
                     </a:xfrm>
                     <a:prstGeom prst="rect"/>
                   </pic:spPr>
@@ -2428,7 +2428,6 @@
     </w:p>
     <w:p>
       <w:pPr>
-        <w:keepNext w:val="0"/>
         <w:spacing w:after="240"/>
         <w:jc w:val="center"/>
       </w:pPr>
@@ -2442,66 +2441,10 @@
     </w:p>
     <w:p>
       <w:pPr>
-        <w:widowControl/>
-        <w:spacing w:after="220" w:line="293" w:lineRule="auto"/>
-      </w:pPr>
-      <w:r>
-        <w:t>Junction tables handle many-to-many relationships. For example, ReservationGuests connects multiple guests with reservations, while ReservationRooms connects reservations with booked rooms.</w:t>
-      </w:r>
-    </w:p>
-    <w:p>
-      <w:pPr>
-        <w:widowControl/>
-        <w:spacing w:after="160"/>
-        <w:jc w:val="center"/>
-      </w:pPr>
-      <w:r>
-        <w:rPr>
-          <w:i/>
-          <w:sz w:val="18"/>
-        </w:rPr>
-        <w:t>The diagram highlights the primary operational relationships and the junction tables used for many-to-many associations.</w:t>
-      </w:r>
-    </w:p>
-    <w:p>
-      <w:pPr>
-        <w:widowControl/>
-        <w:spacing w:after="240"/>
-        <w:jc w:val="center"/>
-      </w:pPr>
-      <w:r>
-        <w:drawing>
-          <wp:inline xmlns:a="http://schemas.openxmlformats.org/drawingml/2006/main" xmlns:pic="http://schemas.openxmlformats.org/drawingml/2006/picture">
-            <wp:extent cx="6400800" cy="4196080"/>
-            <wp:docPr id="1" name="Picture 1"/>
-            <wp:cNvGraphicFramePr>
-              <a:graphicFrameLocks noChangeAspect="1"/>
-            </wp:cNvGraphicFramePr>
-            <a:graphic>
-              <a:graphicData uri="http://schemas.openxmlformats.org/drawingml/2006/picture">
-                <pic:pic>
-                  <pic:nvPicPr>
-                    <pic:cNvPr id="0" name="ER_Diagram.png"/>
-                    <pic:cNvPicPr/>
-                  </pic:nvPicPr>
-                  <pic:blipFill>
-                    <a:blip r:embed="rId11"/>
-                    <a:stretch>
-                      <a:fillRect/>
-                    </a:stretch>
-                  </pic:blipFill>
-                  <pic:spPr>
-                    <a:xfrm>
-                      <a:off x="0" y="0"/>
-                      <a:ext cx="6400800" cy="4196080"/>
-                    </a:xfrm>
-                    <a:prstGeom prst="rect"/>
-                  </pic:spPr>
-                </pic:pic>
-              </a:graphicData>
-            </a:graphic>
-          </wp:inline>
-        </w:drawing>
+        <w:spacing w:before="40" w:after="200"/>
+      </w:pPr>
+      <w:r>
+        <w:t>Junction tables handle many-to-many relationships. ReservationGuests connects guests with reservations, ReservationRooms connects reservations with booked rooms, RoomAmenities links rooms with amenities, and ReservationSpecialRequests links reservations with special requests.</w:t>
       </w:r>
     </w:p>
     <w:p>
